--- a/6-过程管理/运行记录类文件/060202-过程框架设计需求分析报告.docx
+++ b/6-过程管理/运行记录类文件/060202-过程框架设计需求分析报告.docx
@@ -1,11 +1,10 @@
 
 <file path=word/document.xml><?xml version="1.0" encoding="utf-8"?>
-<w:document xmlns:wpc="http://schemas.microsoft.com/office/word/2010/wordprocessingCanvas" xmlns:mc="http://schemas.openxmlformats.org/markup-compatibility/2006" xmlns:o="urn:schemas-microsoft-com:office:office" xmlns:r="http://schemas.openxmlformats.org/officeDocument/2006/relationships" xmlns:m="http://schemas.openxmlformats.org/officeDocument/2006/math" xmlns:v="urn:schemas-microsoft-com:vml" xmlns:wp14="http://schemas.microsoft.com/office/word/2010/wordprocessingDrawing" xmlns:wp="http://schemas.openxmlformats.org/drawingml/2006/wordprocessingDrawing" xmlns:w10="urn:schemas-microsoft-com:office:word" xmlns:w="http://schemas.openxmlformats.org/wordprocessingml/2006/main" xmlns:w14="http://schemas.microsoft.com/office/word/2010/wordml" xmlns:w15="http://schemas.microsoft.com/office/word/2012/wordml" xmlns:wne="http://schemas.microsoft.com/office/word/2006/wordml" xmlns:wpg="http://schemas.microsoft.com/office/word/2010/wordprocessingGroup" xmlns:wpi="http://schemas.microsoft.com/office/word/2010/wordprocessingInk" xmlns:wps="http://schemas.microsoft.com/office/word/2010/wordprocessingShape" mc:Ignorable="w14 w15 wp14">
-  <!-- Generated by Aspose.Words for .NET 13.3.0.1 -->
+<w:document xmlns:wpc="http://schemas.microsoft.com/office/word/2010/wordprocessingCanvas" xmlns:mc="http://schemas.openxmlformats.org/markup-compatibility/2006" xmlns:o="urn:schemas-microsoft-com:office:office" xmlns:r="http://schemas.openxmlformats.org/officeDocument/2006/relationships" xmlns:m="http://schemas.openxmlformats.org/officeDocument/2006/math" xmlns:v="urn:schemas-microsoft-com:vml" xmlns:wp14="http://schemas.microsoft.com/office/word/2010/wordprocessingDrawing" xmlns:wp="http://schemas.openxmlformats.org/drawingml/2006/wordprocessingDrawing" xmlns:w="http://schemas.openxmlformats.org/wordprocessingml/2006/main" xmlns:w14="http://schemas.microsoft.com/office/word/2010/wordml" xmlns:w10="urn:schemas-microsoft-com:office:word" xmlns:w15="http://schemas.microsoft.com/office/word/2012/wordml" xmlns:wpg="http://schemas.microsoft.com/office/word/2010/wordprocessingGroup" xmlns:wpi="http://schemas.microsoft.com/office/word/2010/wordprocessingInk" xmlns:wne="http://schemas.microsoft.com/office/word/2006/wordml" xmlns:wps="http://schemas.microsoft.com/office/word/2010/wordprocessingShape" xmlns:wpsCustomData="http://www.wps.cn/officeDocument/2013/wpsCustomData" mc:Ignorable="w14 w15 wp14">
   <w:body>
     <w:p>
       <w:pPr>
-        <w:pStyle w:val="a1"/>
+        <w:pStyle w:val="52"/>
         <w:keepNext w:val="0"/>
         <w:keepLines w:val="0"/>
         <w:pageBreakBefore w:val="0"/>
@@ -22,7 +21,7 @@
     </w:p>
     <w:p>
       <w:pPr>
-        <w:pStyle w:val="a1"/>
+        <w:pStyle w:val="52"/>
         <w:keepNext w:val="0"/>
         <w:keepLines w:val="0"/>
         <w:pageBreakBefore w:val="0"/>
@@ -39,7 +38,7 @@
     </w:p>
     <w:p>
       <w:pPr>
-        <w:pStyle w:val="a1"/>
+        <w:pStyle w:val="52"/>
         <w:keepNext w:val="0"/>
         <w:keepLines w:val="0"/>
         <w:pageBreakBefore w:val="0"/>
@@ -65,7 +64,7 @@
     </w:p>
     <w:p>
       <w:pPr>
-        <w:pStyle w:val="a2"/>
+        <w:pStyle w:val="53"/>
         <w:keepNext w:val="0"/>
         <w:keepLines w:val="0"/>
         <w:pageBreakBefore w:val="0"/>
@@ -94,7 +93,7 @@
         <w:spacing w:before="275"/>
         <w:jc w:val="center"/>
         <w:rPr>
-          <w:rFonts w:ascii="宋体" w:eastAsia="宋体" w:hAnsi="宋体" w:cs="宋体" w:hint="default"/>
+          <w:rFonts w:hint="default" w:ascii="宋体" w:hAnsi="宋体" w:eastAsia="宋体" w:cs="宋体"/>
           <w:sz w:val="36"/>
           <w:szCs w:val="36"/>
           <w:lang w:val="en-US" w:eastAsia="zh-CN"/>
@@ -102,7 +101,7 @@
       </w:pPr>
       <w:r>
         <w:rPr>
-          <w:rFonts w:ascii="宋体" w:eastAsia="宋体" w:hAnsi="宋体" w:cs="宋体"/>
+          <w:rFonts w:ascii="宋体" w:hAnsi="宋体" w:eastAsia="宋体" w:cs="宋体"/>
           <w:spacing w:val="-2"/>
           <w:sz w:val="36"/>
           <w:szCs w:val="36"/>
@@ -111,7 +110,7 @@
       </w:r>
       <w:r>
         <w:rPr>
-          <w:rFonts w:ascii="宋体" w:hAnsi="宋体" w:cs="宋体" w:hint="eastAsia"/>
+          <w:rFonts w:hint="eastAsia" w:ascii="宋体" w:hAnsi="宋体" w:cs="宋体"/>
           <w:spacing w:val="-2"/>
           <w:sz w:val="36"/>
           <w:szCs w:val="36"/>
@@ -121,7 +120,7 @@
       </w:r>
       <w:r>
         <w:rPr>
-          <w:rFonts w:ascii="宋体" w:eastAsia="宋体" w:hAnsi="宋体" w:cs="宋体"/>
+          <w:rFonts w:ascii="宋体" w:hAnsi="宋体" w:eastAsia="宋体" w:cs="宋体"/>
           <w:spacing w:val="-2"/>
           <w:sz w:val="36"/>
           <w:szCs w:val="36"/>
@@ -130,7 +129,7 @@
       </w:r>
       <w:r>
         <w:rPr>
-          <w:rFonts w:ascii="宋体" w:hAnsi="宋体" w:cs="宋体" w:hint="eastAsia"/>
+          <w:rFonts w:hint="eastAsia" w:ascii="宋体" w:hAnsi="宋体" w:cs="宋体"/>
           <w:spacing w:val="-2"/>
           <w:sz w:val="36"/>
           <w:szCs w:val="36"/>
@@ -140,7 +139,7 @@
       </w:r>
       <w:r>
         <w:rPr>
-          <w:rFonts w:ascii="宋体" w:eastAsia="宋体" w:hAnsi="宋体" w:cs="宋体"/>
+          <w:rFonts w:ascii="宋体" w:hAnsi="宋体" w:eastAsia="宋体" w:cs="宋体"/>
           <w:spacing w:val="-2"/>
           <w:sz w:val="36"/>
           <w:szCs w:val="36"/>
@@ -149,7 +148,7 @@
       </w:r>
       <w:r>
         <w:rPr>
-          <w:rFonts w:ascii="宋体" w:hAnsi="宋体" w:cs="宋体" w:hint="eastAsia"/>
+          <w:rFonts w:hint="eastAsia" w:ascii="宋体" w:hAnsi="宋体" w:cs="宋体"/>
           <w:spacing w:val="-2"/>
           <w:sz w:val="36"/>
           <w:szCs w:val="36"/>
@@ -169,20 +168,20 @@
         <w:topLinePunct w:val="0"/>
         <w:bidi w:val="0"/>
         <w:rPr>
-          <w:rFonts w:ascii="宋体" w:eastAsia="宋体" w:hAnsi="宋体" w:cs="宋体"/>
+          <w:rFonts w:ascii="宋体" w:hAnsi="宋体" w:eastAsia="宋体" w:cs="宋体"/>
           <w:sz w:val="36"/>
           <w:szCs w:val="36"/>
         </w:rPr>
         <w:sectPr>
           <w:pgSz w:w="11906" w:h="16839"/>
           <w:pgMar w:top="1431" w:right="1785" w:bottom="0" w:left="1785" w:header="0" w:footer="0" w:gutter="0"/>
-          <w:cols w:num="1" w:space="720"/>
+          <w:cols w:space="720" w:num="1"/>
         </w:sectPr>
       </w:pPr>
     </w:p>
     <w:p>
       <w:pPr>
-        <w:pStyle w:val="BodyText"/>
+        <w:pStyle w:val="15"/>
         <w:keepNext w:val="0"/>
         <w:keepLines w:val="0"/>
         <w:pageBreakBefore w:val="0"/>
@@ -208,7 +207,7 @@
         <w:ind w:left="3954"/>
         <w:outlineLvl w:val="0"/>
         <w:rPr>
-          <w:rFonts w:ascii="宋体" w:eastAsia="宋体" w:hAnsi="宋体" w:cs="宋体"/>
+          <w:rFonts w:ascii="宋体" w:hAnsi="宋体" w:eastAsia="宋体" w:cs="宋体"/>
           <w:sz w:val="21"/>
           <w:szCs w:val="21"/>
         </w:rPr>
@@ -216,7 +215,7 @@
       <w:bookmarkStart w:id="2" w:name="_Toc18597"/>
       <w:r>
         <w:rPr>
-          <w:rFonts w:ascii="宋体" w:eastAsia="宋体" w:hAnsi="宋体" w:cs="宋体"/>
+          <w:rFonts w:ascii="宋体" w:hAnsi="宋体" w:eastAsia="宋体" w:cs="宋体"/>
           <w:spacing w:val="-2"/>
           <w:sz w:val="21"/>
           <w:szCs w:val="21"/>
@@ -240,16 +239,16 @@
     </w:p>
     <w:tbl>
       <w:tblPr>
-        <w:tblStyle w:val="TableNormal0"/>
+        <w:tblStyle w:val="45"/>
         <w:tblW w:w="9071" w:type="dxa"/>
         <w:tblInd w:w="5" w:type="dxa"/>
         <w:tblBorders>
-          <w:top w:val="single" w:sz="4" w:space="0" w:color="000000"/>
-          <w:left w:val="single" w:sz="4" w:space="0" w:color="000000"/>
-          <w:bottom w:val="single" w:sz="4" w:space="0" w:color="000000"/>
-          <w:right w:val="single" w:sz="4" w:space="0" w:color="000000"/>
-          <w:insideH w:val="single" w:sz="4" w:space="0" w:color="000000"/>
-          <w:insideV w:val="single" w:sz="4" w:space="0" w:color="000000"/>
+          <w:top w:val="single" w:color="000000" w:sz="4" w:space="0"/>
+          <w:left w:val="single" w:color="000000" w:sz="4" w:space="0"/>
+          <w:bottom w:val="single" w:color="000000" w:sz="4" w:space="0"/>
+          <w:right w:val="single" w:color="000000" w:sz="4" w:space="0"/>
+          <w:insideH w:val="single" w:color="000000" w:sz="4" w:space="0"/>
+          <w:insideV w:val="single" w:color="000000" w:sz="4" w:space="0"/>
         </w:tblBorders>
         <w:tblLayout w:type="fixed"/>
         <w:tblCellMar>
@@ -268,17 +267,14 @@
       </w:tblGrid>
       <w:tr>
         <w:tblPrEx>
-          <w:tblW w:w="9071" w:type="dxa"/>
-          <w:tblInd w:w="5" w:type="dxa"/>
           <w:tblBorders>
-            <w:top w:val="single" w:sz="4" w:space="0" w:color="000000"/>
-            <w:left w:val="single" w:sz="4" w:space="0" w:color="000000"/>
-            <w:bottom w:val="single" w:sz="4" w:space="0" w:color="000000"/>
-            <w:right w:val="single" w:sz="4" w:space="0" w:color="000000"/>
-            <w:insideH w:val="single" w:sz="4" w:space="0" w:color="000000"/>
-            <w:insideV w:val="single" w:sz="4" w:space="0" w:color="000000"/>
+            <w:top w:val="single" w:color="000000" w:sz="4" w:space="0"/>
+            <w:left w:val="single" w:color="000000" w:sz="4" w:space="0"/>
+            <w:bottom w:val="single" w:color="000000" w:sz="4" w:space="0"/>
+            <w:right w:val="single" w:color="000000" w:sz="4" w:space="0"/>
+            <w:insideH w:val="single" w:color="000000" w:sz="4" w:space="0"/>
+            <w:insideV w:val="single" w:color="000000" w:sz="4" w:space="0"/>
           </w:tblBorders>
-          <w:tblLayout w:type="fixed"/>
           <w:tblCellMar>
             <w:top w:w="0" w:type="dxa"/>
             <w:left w:w="0" w:type="dxa"/>
@@ -287,7 +283,7 @@
           </w:tblCellMar>
         </w:tblPrEx>
         <w:trPr>
-          <w:trHeight w:val="611"/>
+          <w:trHeight w:val="611" w:hRule="atLeast"/>
         </w:trPr>
         <w:tc>
           <w:tcPr>
@@ -295,7 +291,7 @@
           </w:tcPr>
           <w:p>
             <w:pPr>
-              <w:pStyle w:val="TableText"/>
+              <w:pStyle w:val="46"/>
               <w:keepNext w:val="0"/>
               <w:keepLines w:val="0"/>
               <w:pageBreakBefore w:val="0"/>
@@ -322,7 +318,7 @@
           </w:tcPr>
           <w:p>
             <w:pPr>
-              <w:pStyle w:val="TableText"/>
+              <w:pStyle w:val="46"/>
               <w:keepNext w:val="0"/>
               <w:keepLines w:val="0"/>
               <w:pageBreakBefore w:val="0"/>
@@ -336,7 +332,7 @@
             </w:pPr>
             <w:r>
               <w:rPr>
-                <w:rFonts w:eastAsia="宋体" w:hint="eastAsia"/>
+                <w:rFonts w:hint="eastAsia" w:eastAsia="宋体"/>
                 <w:spacing w:val="-1"/>
                 <w:lang w:val="en-US" w:eastAsia="zh-CN"/>
               </w:rPr>
@@ -350,7 +346,7 @@
             </w:r>
             <w:r>
               <w:rPr>
-                <w:rFonts w:eastAsia="宋体" w:hint="eastAsia"/>
+                <w:rFonts w:hint="eastAsia" w:eastAsia="宋体"/>
                 <w:spacing w:val="-1"/>
                 <w:lang w:val="en-US" w:eastAsia="zh-CN"/>
               </w:rPr>
@@ -367,9 +363,14 @@
       </w:tr>
       <w:tr>
         <w:tblPrEx>
-          <w:tblW w:w="9071" w:type="dxa"/>
-          <w:tblInd w:w="5" w:type="dxa"/>
-          <w:tblLayout w:type="fixed"/>
+          <w:tblBorders>
+            <w:top w:val="single" w:color="000000" w:sz="4" w:space="0"/>
+            <w:left w:val="single" w:color="000000" w:sz="4" w:space="0"/>
+            <w:bottom w:val="single" w:color="000000" w:sz="4" w:space="0"/>
+            <w:right w:val="single" w:color="000000" w:sz="4" w:space="0"/>
+            <w:insideH w:val="single" w:color="000000" w:sz="4" w:space="0"/>
+            <w:insideV w:val="single" w:color="000000" w:sz="4" w:space="0"/>
+          </w:tblBorders>
           <w:tblCellMar>
             <w:top w:w="0" w:type="dxa"/>
             <w:left w:w="0" w:type="dxa"/>
@@ -378,7 +379,7 @@
           </w:tblCellMar>
         </w:tblPrEx>
         <w:trPr>
-          <w:trHeight w:val="606"/>
+          <w:trHeight w:val="606" w:hRule="atLeast"/>
         </w:trPr>
         <w:tc>
           <w:tcPr>
@@ -386,7 +387,7 @@
           </w:tcPr>
           <w:p>
             <w:pPr>
-              <w:pStyle w:val="TableText"/>
+              <w:pStyle w:val="46"/>
               <w:keepNext w:val="0"/>
               <w:keepLines w:val="0"/>
               <w:pageBreakBefore w:val="0"/>
@@ -413,7 +414,7 @@
           </w:tcPr>
           <w:p>
             <w:pPr>
-              <w:pStyle w:val="TableText"/>
+              <w:pStyle w:val="46"/>
               <w:keepNext w:val="0"/>
               <w:keepLines w:val="0"/>
               <w:pageBreakBefore w:val="0"/>
@@ -436,9 +437,14 @@
       </w:tr>
       <w:tr>
         <w:tblPrEx>
-          <w:tblW w:w="9071" w:type="dxa"/>
-          <w:tblInd w:w="5" w:type="dxa"/>
-          <w:tblLayout w:type="fixed"/>
+          <w:tblBorders>
+            <w:top w:val="single" w:color="000000" w:sz="4" w:space="0"/>
+            <w:left w:val="single" w:color="000000" w:sz="4" w:space="0"/>
+            <w:bottom w:val="single" w:color="000000" w:sz="4" w:space="0"/>
+            <w:right w:val="single" w:color="000000" w:sz="4" w:space="0"/>
+            <w:insideH w:val="single" w:color="000000" w:sz="4" w:space="0"/>
+            <w:insideV w:val="single" w:color="000000" w:sz="4" w:space="0"/>
+          </w:tblBorders>
           <w:tblCellMar>
             <w:top w:w="0" w:type="dxa"/>
             <w:left w:w="0" w:type="dxa"/>
@@ -447,7 +453,7 @@
           </w:tblCellMar>
         </w:tblPrEx>
         <w:trPr>
-          <w:trHeight w:val="607"/>
+          <w:trHeight w:val="607" w:hRule="atLeast"/>
         </w:trPr>
         <w:tc>
           <w:tcPr>
@@ -455,7 +461,7 @@
           </w:tcPr>
           <w:p>
             <w:pPr>
-              <w:pStyle w:val="TableText"/>
+              <w:pStyle w:val="46"/>
               <w:keepNext w:val="0"/>
               <w:keepLines w:val="0"/>
               <w:pageBreakBefore w:val="0"/>
@@ -481,7 +487,7 @@
           </w:tcPr>
           <w:p>
             <w:pPr>
-              <w:pStyle w:val="TableText"/>
+              <w:pStyle w:val="46"/>
               <w:keepNext w:val="0"/>
               <w:keepLines w:val="0"/>
               <w:pageBreakBefore w:val="0"/>
@@ -507,7 +513,7 @@
           </w:tcPr>
           <w:p>
             <w:pPr>
-              <w:pStyle w:val="TableText"/>
+              <w:pStyle w:val="46"/>
               <w:keepNext w:val="0"/>
               <w:keepLines w:val="0"/>
               <w:pageBreakBefore w:val="0"/>
@@ -533,7 +539,7 @@
           </w:tcPr>
           <w:p>
             <w:pPr>
-              <w:pStyle w:val="TableText"/>
+              <w:pStyle w:val="46"/>
               <w:keepNext w:val="0"/>
               <w:keepLines w:val="0"/>
               <w:pageBreakBefore w:val="0"/>
@@ -559,7 +565,7 @@
           </w:tcPr>
           <w:p>
             <w:pPr>
-              <w:pStyle w:val="TableText"/>
+              <w:pStyle w:val="46"/>
               <w:keepNext w:val="0"/>
               <w:keepLines w:val="0"/>
               <w:pageBreakBefore w:val="0"/>
@@ -582,9 +588,14 @@
       </w:tr>
       <w:tr>
         <w:tblPrEx>
-          <w:tblW w:w="9071" w:type="dxa"/>
-          <w:tblInd w:w="5" w:type="dxa"/>
-          <w:tblLayout w:type="fixed"/>
+          <w:tblBorders>
+            <w:top w:val="single" w:color="000000" w:sz="4" w:space="0"/>
+            <w:left w:val="single" w:color="000000" w:sz="4" w:space="0"/>
+            <w:bottom w:val="single" w:color="000000" w:sz="4" w:space="0"/>
+            <w:right w:val="single" w:color="000000" w:sz="4" w:space="0"/>
+            <w:insideH w:val="single" w:color="000000" w:sz="4" w:space="0"/>
+            <w:insideV w:val="single" w:color="000000" w:sz="4" w:space="0"/>
+          </w:tblBorders>
           <w:tblCellMar>
             <w:top w:w="0" w:type="dxa"/>
             <w:left w:w="0" w:type="dxa"/>
@@ -593,7 +604,7 @@
           </w:tblCellMar>
         </w:tblPrEx>
         <w:trPr>
-          <w:trHeight w:val="474"/>
+          <w:trHeight w:val="474" w:hRule="atLeast"/>
         </w:trPr>
         <w:tc>
           <w:tcPr>
@@ -601,7 +612,7 @@
           </w:tcPr>
           <w:p>
             <w:pPr>
-              <w:pStyle w:val="TableText"/>
+              <w:pStyle w:val="46"/>
               <w:keepNext w:val="0"/>
               <w:keepLines w:val="0"/>
               <w:pageBreakBefore w:val="0"/>
@@ -627,7 +638,7 @@
           </w:tcPr>
           <w:p>
             <w:pPr>
-              <w:pStyle w:val="TableText"/>
+              <w:pStyle w:val="46"/>
               <w:keepNext w:val="0"/>
               <w:keepLines w:val="0"/>
               <w:pageBreakBefore w:val="0"/>
@@ -639,7 +650,7 @@
               <w:spacing w:before="163"/>
               <w:ind w:left="361"/>
               <w:rPr>
-                <w:rFonts w:eastAsia="宋体" w:hint="default"/>
+                <w:rFonts w:hint="default" w:eastAsia="宋体"/>
                 <w:lang w:val="en-US" w:eastAsia="zh-CN"/>
               </w:rPr>
             </w:pPr>
@@ -651,7 +662,7 @@
             </w:r>
             <w:r>
               <w:rPr>
-                <w:rFonts w:eastAsia="宋体" w:hint="eastAsia"/>
+                <w:rFonts w:hint="eastAsia" w:eastAsia="宋体"/>
                 <w:spacing w:val="-2"/>
                 <w:lang w:val="en-US" w:eastAsia="zh-CN"/>
               </w:rPr>
@@ -665,7 +676,7 @@
             </w:r>
             <w:r>
               <w:rPr>
-                <w:rFonts w:eastAsia="宋体" w:hint="eastAsia"/>
+                <w:rFonts w:hint="eastAsia" w:eastAsia="宋体"/>
                 <w:spacing w:val="-2"/>
                 <w:lang w:val="en-US" w:eastAsia="zh-CN"/>
               </w:rPr>
@@ -679,7 +690,7 @@
             </w:r>
             <w:r>
               <w:rPr>
-                <w:rFonts w:eastAsia="宋体" w:hint="eastAsia"/>
+                <w:rFonts w:hint="eastAsia" w:eastAsia="宋体"/>
                 <w:spacing w:val="-2"/>
                 <w:lang w:val="en-US" w:eastAsia="zh-CN"/>
               </w:rPr>
@@ -693,7 +704,7 @@
           </w:tcPr>
           <w:p>
             <w:pPr>
-              <w:pStyle w:val="TableText"/>
+              <w:pStyle w:val="46"/>
               <w:keepNext w:val="0"/>
               <w:keepLines w:val="0"/>
               <w:pageBreakBefore w:val="0"/>
@@ -719,7 +730,7 @@
           </w:tcPr>
           <w:p>
             <w:pPr>
-              <w:pStyle w:val="TableText"/>
+              <w:pStyle w:val="46"/>
               <w:keepNext w:val="0"/>
               <w:keepLines w:val="0"/>
               <w:pageBreakBefore w:val="0"/>
@@ -731,13 +742,13 @@
               <w:spacing w:before="134" w:line="220" w:lineRule="auto"/>
               <w:ind w:left="480"/>
               <w:rPr>
-                <w:rFonts w:eastAsia="宋体" w:hint="eastAsia"/>
+                <w:rFonts w:hint="eastAsia" w:eastAsia="宋体"/>
                 <w:lang w:val="en-US" w:eastAsia="zh-CN"/>
               </w:rPr>
             </w:pPr>
             <w:r>
               <w:rPr>
-                <w:rFonts w:ascii="宋体" w:eastAsia="宋体" w:hAnsi="宋体" w:cs="宋体" w:hint="eastAsia"/>
+                <w:rFonts w:hint="eastAsia" w:ascii="宋体" w:hAnsi="宋体" w:eastAsia="宋体" w:cs="宋体"/>
                 <w:sz w:val="21"/>
                 <w:szCs w:val="21"/>
                 <w:lang w:val="en-US" w:eastAsia="zh-CN"/>
@@ -752,7 +763,7 @@
           </w:tcPr>
           <w:p>
             <w:pPr>
-              <w:pStyle w:val="TableText"/>
+              <w:pStyle w:val="46"/>
               <w:keepNext w:val="0"/>
               <w:keepLines w:val="0"/>
               <w:pageBreakBefore w:val="0"/>
@@ -775,9 +786,14 @@
       </w:tr>
       <w:tr>
         <w:tblPrEx>
-          <w:tblW w:w="9071" w:type="dxa"/>
-          <w:tblInd w:w="5" w:type="dxa"/>
-          <w:tblLayout w:type="fixed"/>
+          <w:tblBorders>
+            <w:top w:val="single" w:color="000000" w:sz="4" w:space="0"/>
+            <w:left w:val="single" w:color="000000" w:sz="4" w:space="0"/>
+            <w:bottom w:val="single" w:color="000000" w:sz="4" w:space="0"/>
+            <w:right w:val="single" w:color="000000" w:sz="4" w:space="0"/>
+            <w:insideH w:val="single" w:color="000000" w:sz="4" w:space="0"/>
+            <w:insideV w:val="single" w:color="000000" w:sz="4" w:space="0"/>
+          </w:tblBorders>
           <w:tblCellMar>
             <w:top w:w="0" w:type="dxa"/>
             <w:left w:w="0" w:type="dxa"/>
@@ -786,7 +802,7 @@
           </w:tblCellMar>
         </w:tblPrEx>
         <w:trPr>
-          <w:trHeight w:val="474"/>
+          <w:trHeight w:val="474" w:hRule="atLeast"/>
         </w:trPr>
         <w:tc>
           <w:tcPr>
@@ -794,7 +810,7 @@
           </w:tcPr>
           <w:p>
             <w:pPr>
-              <w:pStyle w:val="TableText"/>
+              <w:pStyle w:val="46"/>
               <w:keepNext w:val="0"/>
               <w:keepLines w:val="0"/>
               <w:pageBreakBefore w:val="0"/>
@@ -814,7 +830,7 @@
           </w:tcPr>
           <w:p>
             <w:pPr>
-              <w:pStyle w:val="TableText"/>
+              <w:pStyle w:val="46"/>
               <w:keepNext w:val="0"/>
               <w:keepLines w:val="0"/>
               <w:pageBreakBefore w:val="0"/>
@@ -834,7 +850,7 @@
           </w:tcPr>
           <w:p>
             <w:pPr>
-              <w:pStyle w:val="TableText"/>
+              <w:pStyle w:val="46"/>
               <w:keepNext w:val="0"/>
               <w:keepLines w:val="0"/>
               <w:pageBreakBefore w:val="0"/>
@@ -854,7 +870,7 @@
           </w:tcPr>
           <w:p>
             <w:pPr>
-              <w:pStyle w:val="TableText"/>
+              <w:pStyle w:val="46"/>
               <w:keepNext w:val="0"/>
               <w:keepLines w:val="0"/>
               <w:pageBreakBefore w:val="0"/>
@@ -874,7 +890,7 @@
           </w:tcPr>
           <w:p>
             <w:pPr>
-              <w:pStyle w:val="TableText"/>
+              <w:pStyle w:val="46"/>
               <w:keepNext w:val="0"/>
               <w:keepLines w:val="0"/>
               <w:pageBreakBefore w:val="0"/>
@@ -891,9 +907,14 @@
       </w:tr>
       <w:tr>
         <w:tblPrEx>
-          <w:tblW w:w="9071" w:type="dxa"/>
-          <w:tblInd w:w="5" w:type="dxa"/>
-          <w:tblLayout w:type="fixed"/>
+          <w:tblBorders>
+            <w:top w:val="single" w:color="000000" w:sz="4" w:space="0"/>
+            <w:left w:val="single" w:color="000000" w:sz="4" w:space="0"/>
+            <w:bottom w:val="single" w:color="000000" w:sz="4" w:space="0"/>
+            <w:right w:val="single" w:color="000000" w:sz="4" w:space="0"/>
+            <w:insideH w:val="single" w:color="000000" w:sz="4" w:space="0"/>
+            <w:insideV w:val="single" w:color="000000" w:sz="4" w:space="0"/>
+          </w:tblBorders>
           <w:tblCellMar>
             <w:top w:w="0" w:type="dxa"/>
             <w:left w:w="0" w:type="dxa"/>
@@ -902,7 +923,7 @@
           </w:tblCellMar>
         </w:tblPrEx>
         <w:trPr>
-          <w:trHeight w:val="474"/>
+          <w:trHeight w:val="474" w:hRule="atLeast"/>
         </w:trPr>
         <w:tc>
           <w:tcPr>
@@ -910,7 +931,7 @@
           </w:tcPr>
           <w:p>
             <w:pPr>
-              <w:pStyle w:val="TableText"/>
+              <w:pStyle w:val="46"/>
               <w:keepNext w:val="0"/>
               <w:keepLines w:val="0"/>
               <w:pageBreakBefore w:val="0"/>
@@ -930,7 +951,7 @@
           </w:tcPr>
           <w:p>
             <w:pPr>
-              <w:pStyle w:val="TableText"/>
+              <w:pStyle w:val="46"/>
               <w:keepNext w:val="0"/>
               <w:keepLines w:val="0"/>
               <w:pageBreakBefore w:val="0"/>
@@ -950,7 +971,7 @@
           </w:tcPr>
           <w:p>
             <w:pPr>
-              <w:pStyle w:val="TableText"/>
+              <w:pStyle w:val="46"/>
               <w:keepNext w:val="0"/>
               <w:keepLines w:val="0"/>
               <w:pageBreakBefore w:val="0"/>
@@ -970,7 +991,7 @@
           </w:tcPr>
           <w:p>
             <w:pPr>
-              <w:pStyle w:val="TableText"/>
+              <w:pStyle w:val="46"/>
               <w:keepNext w:val="0"/>
               <w:keepLines w:val="0"/>
               <w:pageBreakBefore w:val="0"/>
@@ -990,7 +1011,7 @@
           </w:tcPr>
           <w:p>
             <w:pPr>
-              <w:pStyle w:val="TableText"/>
+              <w:pStyle w:val="46"/>
               <w:keepNext w:val="0"/>
               <w:keepLines w:val="0"/>
               <w:pageBreakBefore w:val="0"/>
@@ -1007,9 +1028,14 @@
       </w:tr>
       <w:tr>
         <w:tblPrEx>
-          <w:tblW w:w="9071" w:type="dxa"/>
-          <w:tblInd w:w="5" w:type="dxa"/>
-          <w:tblLayout w:type="fixed"/>
+          <w:tblBorders>
+            <w:top w:val="single" w:color="000000" w:sz="4" w:space="0"/>
+            <w:left w:val="single" w:color="000000" w:sz="4" w:space="0"/>
+            <w:bottom w:val="single" w:color="000000" w:sz="4" w:space="0"/>
+            <w:right w:val="single" w:color="000000" w:sz="4" w:space="0"/>
+            <w:insideH w:val="single" w:color="000000" w:sz="4" w:space="0"/>
+            <w:insideV w:val="single" w:color="000000" w:sz="4" w:space="0"/>
+          </w:tblBorders>
           <w:tblCellMar>
             <w:top w:w="0" w:type="dxa"/>
             <w:left w:w="0" w:type="dxa"/>
@@ -1018,7 +1044,7 @@
           </w:tblCellMar>
         </w:tblPrEx>
         <w:trPr>
-          <w:trHeight w:val="474"/>
+          <w:trHeight w:val="474" w:hRule="atLeast"/>
         </w:trPr>
         <w:tc>
           <w:tcPr>
@@ -1026,7 +1052,7 @@
           </w:tcPr>
           <w:p>
             <w:pPr>
-              <w:pStyle w:val="TableText"/>
+              <w:pStyle w:val="46"/>
               <w:keepNext w:val="0"/>
               <w:keepLines w:val="0"/>
               <w:pageBreakBefore w:val="0"/>
@@ -1046,7 +1072,7 @@
           </w:tcPr>
           <w:p>
             <w:pPr>
-              <w:pStyle w:val="TableText"/>
+              <w:pStyle w:val="46"/>
               <w:keepNext w:val="0"/>
               <w:keepLines w:val="0"/>
               <w:pageBreakBefore w:val="0"/>
@@ -1066,7 +1092,7 @@
           </w:tcPr>
           <w:p>
             <w:pPr>
-              <w:pStyle w:val="TableText"/>
+              <w:pStyle w:val="46"/>
               <w:keepNext w:val="0"/>
               <w:keepLines w:val="0"/>
               <w:pageBreakBefore w:val="0"/>
@@ -1086,7 +1112,7 @@
           </w:tcPr>
           <w:p>
             <w:pPr>
-              <w:pStyle w:val="TableText"/>
+              <w:pStyle w:val="46"/>
               <w:keepNext w:val="0"/>
               <w:keepLines w:val="0"/>
               <w:pageBreakBefore w:val="0"/>
@@ -1106,7 +1132,7 @@
           </w:tcPr>
           <w:p>
             <w:pPr>
-              <w:pStyle w:val="TableText"/>
+              <w:pStyle w:val="46"/>
               <w:keepNext w:val="0"/>
               <w:keepLines w:val="0"/>
               <w:pageBreakBefore w:val="0"/>
@@ -1123,9 +1149,14 @@
       </w:tr>
       <w:tr>
         <w:tblPrEx>
-          <w:tblW w:w="9071" w:type="dxa"/>
-          <w:tblInd w:w="5" w:type="dxa"/>
-          <w:tblLayout w:type="fixed"/>
+          <w:tblBorders>
+            <w:top w:val="single" w:color="000000" w:sz="4" w:space="0"/>
+            <w:left w:val="single" w:color="000000" w:sz="4" w:space="0"/>
+            <w:bottom w:val="single" w:color="000000" w:sz="4" w:space="0"/>
+            <w:right w:val="single" w:color="000000" w:sz="4" w:space="0"/>
+            <w:insideH w:val="single" w:color="000000" w:sz="4" w:space="0"/>
+            <w:insideV w:val="single" w:color="000000" w:sz="4" w:space="0"/>
+          </w:tblBorders>
           <w:tblCellMar>
             <w:top w:w="0" w:type="dxa"/>
             <w:left w:w="0" w:type="dxa"/>
@@ -1134,7 +1165,7 @@
           </w:tblCellMar>
         </w:tblPrEx>
         <w:trPr>
-          <w:trHeight w:val="589"/>
+          <w:trHeight w:val="589" w:hRule="atLeast"/>
         </w:trPr>
         <w:tc>
           <w:tcPr>
@@ -1245,7 +1276,7 @@
     </w:tbl>
     <w:p>
       <w:pPr>
-        <w:pStyle w:val="BodyText"/>
+        <w:pStyle w:val="15"/>
         <w:keepNext w:val="0"/>
         <w:keepLines w:val="0"/>
         <w:pageBreakBefore w:val="0"/>
@@ -1274,7 +1305,7 @@
     <w:sdt>
       <w:sdtPr>
         <w:rPr>
-          <w:rFonts w:ascii="Microsoft JhengHei" w:eastAsia="Microsoft JhengHei" w:hAnsi="Microsoft JhengHei" w:cs="Microsoft JhengHei" w:hint="eastAsia"/>
+          <w:rFonts w:hint="eastAsia" w:ascii="Microsoft JhengHei" w:hAnsi="Microsoft JhengHei" w:eastAsia="Microsoft JhengHei" w:cs="Microsoft JhengHei"/>
           <w:snapToGrid w:val="0"/>
           <w:color w:val="000000"/>
           <w:kern w:val="0"/>
@@ -1290,7 +1321,7 @@
       </w:sdtPr>
       <w:sdtEndPr>
         <w:rPr>
-          <w:rFonts w:ascii="Arial" w:eastAsia="Arial" w:hAnsi="Arial" w:cs="Arial" w:hint="eastAsia"/>
+          <w:rFonts w:hint="eastAsia" w:ascii="Arial" w:hAnsi="Arial" w:eastAsia="Arial" w:cs="Arial"/>
           <w:snapToGrid w:val="0"/>
           <w:color w:val="000000"/>
           <w:kern w:val="0"/>
@@ -1311,17 +1342,17 @@
             <w:topLinePunct w:val="0"/>
             <w:bidi w:val="0"/>
             <w:spacing w:before="0" w:beforeLines="0" w:after="0" w:afterLines="0" w:line="240" w:lineRule="auto"/>
-            <w:ind w:left="0" w:right="0" w:firstLine="0" w:leftChars="0" w:rightChars="0" w:firstLineChars="0"/>
+            <w:ind w:left="0" w:leftChars="0" w:right="0" w:rightChars="0" w:firstLine="0" w:firstLineChars="0"/>
             <w:jc w:val="center"/>
             <w:rPr>
-              <w:rFonts w:ascii="Microsoft JhengHei" w:eastAsia="Microsoft JhengHei" w:hAnsi="Microsoft JhengHei" w:cs="Microsoft JhengHei" w:hint="eastAsia"/>
+              <w:rFonts w:hint="eastAsia" w:ascii="Microsoft JhengHei" w:hAnsi="Microsoft JhengHei" w:eastAsia="Microsoft JhengHei" w:cs="Microsoft JhengHei"/>
               <w:sz w:val="24"/>
               <w:szCs w:val="24"/>
             </w:rPr>
           </w:pPr>
           <w:r>
             <w:rPr>
-              <w:rFonts w:ascii="Microsoft JhengHei" w:eastAsia="Microsoft JhengHei" w:hAnsi="Microsoft JhengHei" w:cs="Microsoft JhengHei" w:hint="eastAsia"/>
+              <w:rFonts w:hint="eastAsia" w:ascii="Microsoft JhengHei" w:hAnsi="Microsoft JhengHei" w:eastAsia="Microsoft JhengHei" w:cs="Microsoft JhengHei"/>
               <w:sz w:val="24"/>
               <w:szCs w:val="24"/>
             </w:rPr>
@@ -1330,16 +1361,14 @@
         </w:p>
         <w:p>
           <w:pPr>
-            <w:pStyle w:val="TOC1"/>
+            <w:pStyle w:val="23"/>
             <w:tabs>
               <w:tab w:val="right" w:leader="dot" w:pos="9082"/>
             </w:tabs>
           </w:pPr>
-          <w:bookmarkStart w:id="3" w:name="_GoBack"/>
-          <w:bookmarkEnd w:id="3"/>
-          <w:r>
-            <w:rPr>
-              <w:rFonts w:ascii="Microsoft JhengHei" w:eastAsia="Microsoft JhengHei" w:hAnsi="Microsoft JhengHei" w:cs="Microsoft JhengHei" w:hint="eastAsia"/>
+          <w:r>
+            <w:rPr>
+              <w:rFonts w:hint="eastAsia" w:ascii="Microsoft JhengHei" w:hAnsi="Microsoft JhengHei" w:eastAsia="Microsoft JhengHei" w:cs="Microsoft JhengHei"/>
               <w:sz w:val="24"/>
               <w:szCs w:val="24"/>
             </w:rPr>
@@ -1347,7 +1376,7 @@
           </w:r>
           <w:r>
             <w:rPr>
-              <w:rFonts w:ascii="Microsoft JhengHei" w:eastAsia="Microsoft JhengHei" w:hAnsi="Microsoft JhengHei" w:cs="Microsoft JhengHei" w:hint="eastAsia"/>
+              <w:rFonts w:hint="eastAsia" w:ascii="Microsoft JhengHei" w:hAnsi="Microsoft JhengHei" w:eastAsia="Microsoft JhengHei" w:cs="Microsoft JhengHei"/>
               <w:sz w:val="24"/>
               <w:szCs w:val="24"/>
             </w:rPr>
@@ -1355,7 +1384,7 @@
           </w:r>
           <w:r>
             <w:rPr>
-              <w:rFonts w:ascii="Microsoft JhengHei" w:eastAsia="Microsoft JhengHei" w:hAnsi="Microsoft JhengHei" w:cs="Microsoft JhengHei" w:hint="eastAsia"/>
+              <w:rFonts w:hint="eastAsia" w:ascii="Microsoft JhengHei" w:hAnsi="Microsoft JhengHei" w:eastAsia="Microsoft JhengHei" w:cs="Microsoft JhengHei"/>
               <w:sz w:val="24"/>
               <w:szCs w:val="24"/>
             </w:rPr>
@@ -1363,21 +1392,21 @@
           </w:r>
           <w:r>
             <w:rPr>
-              <w:rFonts w:ascii="Microsoft JhengHei" w:eastAsia="Microsoft JhengHei" w:hAnsi="Microsoft JhengHei" w:cs="Microsoft JhengHei" w:hint="eastAsia"/>
+              <w:rFonts w:hint="eastAsia" w:ascii="Microsoft JhengHei" w:hAnsi="Microsoft JhengHei" w:eastAsia="Microsoft JhengHei" w:cs="Microsoft JhengHei"/>
               <w:szCs w:val="24"/>
             </w:rPr>
             <w:fldChar w:fldCharType="begin"/>
           </w:r>
           <w:r>
             <w:rPr>
-              <w:rFonts w:ascii="Microsoft JhengHei" w:eastAsia="Microsoft JhengHei" w:hAnsi="Microsoft JhengHei" w:cs="Microsoft JhengHei" w:hint="eastAsia"/>
+              <w:rFonts w:hint="eastAsia" w:ascii="Microsoft JhengHei" w:hAnsi="Microsoft JhengHei" w:eastAsia="Microsoft JhengHei" w:cs="Microsoft JhengHei"/>
               <w:szCs w:val="24"/>
             </w:rPr>
             <w:instrText xml:space="preserve"> HYPERLINK \l _Toc2104 </w:instrText>
           </w:r>
           <w:r>
             <w:rPr>
-              <w:rFonts w:ascii="Microsoft JhengHei" w:eastAsia="Microsoft JhengHei" w:hAnsi="Microsoft JhengHei" w:cs="Microsoft JhengHei" w:hint="eastAsia"/>
+              <w:rFonts w:hint="eastAsia" w:ascii="Microsoft JhengHei" w:hAnsi="Microsoft JhengHei" w:eastAsia="Microsoft JhengHei" w:cs="Microsoft JhengHei"/>
               <w:szCs w:val="24"/>
             </w:rPr>
             <w:fldChar w:fldCharType="separate"/>
@@ -1409,7 +1438,7 @@
           </w:r>
           <w:r>
             <w:rPr>
-              <w:rFonts w:ascii="Microsoft JhengHei" w:eastAsia="Microsoft JhengHei" w:hAnsi="Microsoft JhengHei" w:cs="Microsoft JhengHei" w:hint="eastAsia"/>
+              <w:rFonts w:hint="eastAsia" w:ascii="Microsoft JhengHei" w:hAnsi="Microsoft JhengHei" w:eastAsia="Microsoft JhengHei" w:cs="Microsoft JhengHei"/>
               <w:szCs w:val="24"/>
             </w:rPr>
             <w:fldChar w:fldCharType="end"/>
@@ -1417,28 +1446,28 @@
         </w:p>
         <w:p>
           <w:pPr>
-            <w:pStyle w:val="TOC1"/>
+            <w:pStyle w:val="23"/>
             <w:tabs>
               <w:tab w:val="right" w:leader="dot" w:pos="9082"/>
             </w:tabs>
           </w:pPr>
           <w:r>
             <w:rPr>
-              <w:rFonts w:ascii="Microsoft JhengHei" w:eastAsia="Microsoft JhengHei" w:hAnsi="Microsoft JhengHei" w:cs="Microsoft JhengHei" w:hint="eastAsia"/>
+              <w:rFonts w:hint="eastAsia" w:ascii="Microsoft JhengHei" w:hAnsi="Microsoft JhengHei" w:eastAsia="Microsoft JhengHei" w:cs="Microsoft JhengHei"/>
               <w:szCs w:val="24"/>
             </w:rPr>
             <w:fldChar w:fldCharType="begin"/>
           </w:r>
           <w:r>
             <w:rPr>
-              <w:rFonts w:ascii="Microsoft JhengHei" w:eastAsia="Microsoft JhengHei" w:hAnsi="Microsoft JhengHei" w:cs="Microsoft JhengHei" w:hint="eastAsia"/>
+              <w:rFonts w:hint="eastAsia" w:ascii="Microsoft JhengHei" w:hAnsi="Microsoft JhengHei" w:eastAsia="Microsoft JhengHei" w:cs="Microsoft JhengHei"/>
               <w:szCs w:val="24"/>
             </w:rPr>
             <w:instrText xml:space="preserve"> HYPERLINK \l _Toc7280 </w:instrText>
           </w:r>
           <w:r>
             <w:rPr>
-              <w:rFonts w:ascii="Microsoft JhengHei" w:eastAsia="Microsoft JhengHei" w:hAnsi="Microsoft JhengHei" w:cs="Microsoft JhengHei" w:hint="eastAsia"/>
+              <w:rFonts w:hint="eastAsia" w:ascii="Microsoft JhengHei" w:hAnsi="Microsoft JhengHei" w:eastAsia="Microsoft JhengHei" w:cs="Microsoft JhengHei"/>
               <w:szCs w:val="24"/>
             </w:rPr>
             <w:fldChar w:fldCharType="separate"/>
@@ -1466,7 +1495,7 @@
           </w:r>
           <w:r>
             <w:rPr>
-              <w:rFonts w:ascii="Microsoft JhengHei" w:eastAsia="Microsoft JhengHei" w:hAnsi="Microsoft JhengHei" w:cs="Microsoft JhengHei" w:hint="eastAsia"/>
+              <w:rFonts w:hint="eastAsia" w:ascii="Microsoft JhengHei" w:hAnsi="Microsoft JhengHei" w:eastAsia="Microsoft JhengHei" w:cs="Microsoft JhengHei"/>
               <w:szCs w:val="24"/>
             </w:rPr>
             <w:fldChar w:fldCharType="end"/>
@@ -1474,35 +1503,35 @@
         </w:p>
         <w:p>
           <w:pPr>
-            <w:pStyle w:val="TOC1"/>
+            <w:pStyle w:val="23"/>
             <w:tabs>
               <w:tab w:val="right" w:leader="dot" w:pos="9082"/>
             </w:tabs>
           </w:pPr>
           <w:r>
             <w:rPr>
-              <w:rFonts w:ascii="Microsoft JhengHei" w:eastAsia="Microsoft JhengHei" w:hAnsi="Microsoft JhengHei" w:cs="Microsoft JhengHei" w:hint="eastAsia"/>
+              <w:rFonts w:hint="eastAsia" w:ascii="Microsoft JhengHei" w:hAnsi="Microsoft JhengHei" w:eastAsia="Microsoft JhengHei" w:cs="Microsoft JhengHei"/>
               <w:szCs w:val="24"/>
             </w:rPr>
             <w:fldChar w:fldCharType="begin"/>
           </w:r>
           <w:r>
             <w:rPr>
-              <w:rFonts w:ascii="Microsoft JhengHei" w:eastAsia="Microsoft JhengHei" w:hAnsi="Microsoft JhengHei" w:cs="Microsoft JhengHei" w:hint="eastAsia"/>
+              <w:rFonts w:hint="eastAsia" w:ascii="Microsoft JhengHei" w:hAnsi="Microsoft JhengHei" w:eastAsia="Microsoft JhengHei" w:cs="Microsoft JhengHei"/>
               <w:szCs w:val="24"/>
             </w:rPr>
             <w:instrText xml:space="preserve"> HYPERLINK \l _Toc18597 </w:instrText>
           </w:r>
           <w:r>
             <w:rPr>
-              <w:rFonts w:ascii="Microsoft JhengHei" w:eastAsia="Microsoft JhengHei" w:hAnsi="Microsoft JhengHei" w:cs="Microsoft JhengHei" w:hint="eastAsia"/>
+              <w:rFonts w:hint="eastAsia" w:ascii="Microsoft JhengHei" w:hAnsi="Microsoft JhengHei" w:eastAsia="Microsoft JhengHei" w:cs="Microsoft JhengHei"/>
               <w:szCs w:val="24"/>
             </w:rPr>
             <w:fldChar w:fldCharType="separate"/>
           </w:r>
           <w:r>
             <w:rPr>
-              <w:rFonts w:ascii="宋体" w:eastAsia="宋体" w:hAnsi="宋体" w:cs="宋体"/>
+              <w:rFonts w:ascii="宋体" w:hAnsi="宋体" w:eastAsia="宋体" w:cs="宋体"/>
               <w:spacing w:val="-2"/>
               <w:szCs w:val="21"/>
             </w:rPr>
@@ -1528,7 +1557,7 @@
           </w:r>
           <w:r>
             <w:rPr>
-              <w:rFonts w:ascii="Microsoft JhengHei" w:eastAsia="Microsoft JhengHei" w:hAnsi="Microsoft JhengHei" w:cs="Microsoft JhengHei" w:hint="eastAsia"/>
+              <w:rFonts w:hint="eastAsia" w:ascii="Microsoft JhengHei" w:hAnsi="Microsoft JhengHei" w:eastAsia="Microsoft JhengHei" w:cs="Microsoft JhengHei"/>
               <w:szCs w:val="24"/>
             </w:rPr>
             <w:fldChar w:fldCharType="end"/>
@@ -1536,28 +1565,28 @@
         </w:p>
         <w:p>
           <w:pPr>
-            <w:pStyle w:val="TOC1"/>
+            <w:pStyle w:val="23"/>
             <w:tabs>
               <w:tab w:val="right" w:leader="dot" w:pos="9082"/>
             </w:tabs>
           </w:pPr>
           <w:r>
             <w:rPr>
-              <w:rFonts w:ascii="Microsoft JhengHei" w:eastAsia="Microsoft JhengHei" w:hAnsi="Microsoft JhengHei" w:cs="Microsoft JhengHei" w:hint="eastAsia"/>
+              <w:rFonts w:hint="eastAsia" w:ascii="Microsoft JhengHei" w:hAnsi="Microsoft JhengHei" w:eastAsia="Microsoft JhengHei" w:cs="Microsoft JhengHei"/>
               <w:szCs w:val="24"/>
             </w:rPr>
             <w:fldChar w:fldCharType="begin"/>
           </w:r>
           <w:r>
             <w:rPr>
-              <w:rFonts w:ascii="Microsoft JhengHei" w:eastAsia="Microsoft JhengHei" w:hAnsi="Microsoft JhengHei" w:cs="Microsoft JhengHei" w:hint="eastAsia"/>
+              <w:rFonts w:hint="eastAsia" w:ascii="Microsoft JhengHei" w:hAnsi="Microsoft JhengHei" w:eastAsia="Microsoft JhengHei" w:cs="Microsoft JhengHei"/>
               <w:szCs w:val="24"/>
             </w:rPr>
             <w:instrText xml:space="preserve"> HYPERLINK \l _Toc15068 </w:instrText>
           </w:r>
           <w:r>
             <w:rPr>
-              <w:rFonts w:ascii="Microsoft JhengHei" w:eastAsia="Microsoft JhengHei" w:hAnsi="Microsoft JhengHei" w:cs="Microsoft JhengHei" w:hint="eastAsia"/>
+              <w:rFonts w:hint="eastAsia" w:ascii="Microsoft JhengHei" w:hAnsi="Microsoft JhengHei" w:eastAsia="Microsoft JhengHei" w:cs="Microsoft JhengHei"/>
               <w:szCs w:val="24"/>
             </w:rPr>
             <w:fldChar w:fldCharType="separate"/>
@@ -1591,7 +1620,7 @@
           </w:r>
           <w:r>
             <w:rPr>
-              <w:rFonts w:ascii="Microsoft JhengHei" w:eastAsia="Microsoft JhengHei" w:hAnsi="Microsoft JhengHei" w:cs="Microsoft JhengHei" w:hint="eastAsia"/>
+              <w:rFonts w:hint="eastAsia" w:ascii="Microsoft JhengHei" w:hAnsi="Microsoft JhengHei" w:eastAsia="Microsoft JhengHei" w:cs="Microsoft JhengHei"/>
               <w:szCs w:val="24"/>
             </w:rPr>
             <w:fldChar w:fldCharType="end"/>
@@ -1599,28 +1628,28 @@
         </w:p>
         <w:p>
           <w:pPr>
-            <w:pStyle w:val="TOC1"/>
+            <w:pStyle w:val="23"/>
             <w:tabs>
               <w:tab w:val="right" w:leader="dot" w:pos="9082"/>
             </w:tabs>
           </w:pPr>
           <w:r>
             <w:rPr>
-              <w:rFonts w:ascii="Microsoft JhengHei" w:eastAsia="Microsoft JhengHei" w:hAnsi="Microsoft JhengHei" w:cs="Microsoft JhengHei" w:hint="eastAsia"/>
+              <w:rFonts w:hint="eastAsia" w:ascii="Microsoft JhengHei" w:hAnsi="Microsoft JhengHei" w:eastAsia="Microsoft JhengHei" w:cs="Microsoft JhengHei"/>
               <w:szCs w:val="24"/>
             </w:rPr>
             <w:fldChar w:fldCharType="begin"/>
           </w:r>
           <w:r>
             <w:rPr>
-              <w:rFonts w:ascii="Microsoft JhengHei" w:eastAsia="Microsoft JhengHei" w:hAnsi="Microsoft JhengHei" w:cs="Microsoft JhengHei" w:hint="eastAsia"/>
+              <w:rFonts w:hint="eastAsia" w:ascii="Microsoft JhengHei" w:hAnsi="Microsoft JhengHei" w:eastAsia="Microsoft JhengHei" w:cs="Microsoft JhengHei"/>
               <w:szCs w:val="24"/>
             </w:rPr>
             <w:instrText xml:space="preserve"> HYPERLINK \l _Toc11107 </w:instrText>
           </w:r>
           <w:r>
             <w:rPr>
-              <w:rFonts w:ascii="Microsoft JhengHei" w:eastAsia="Microsoft JhengHei" w:hAnsi="Microsoft JhengHei" w:cs="Microsoft JhengHei" w:hint="eastAsia"/>
+              <w:rFonts w:hint="eastAsia" w:ascii="Microsoft JhengHei" w:hAnsi="Microsoft JhengHei" w:eastAsia="Microsoft JhengHei" w:cs="Microsoft JhengHei"/>
               <w:szCs w:val="24"/>
             </w:rPr>
             <w:fldChar w:fldCharType="separate"/>
@@ -1654,7 +1683,7 @@
           </w:r>
           <w:r>
             <w:rPr>
-              <w:rFonts w:ascii="Microsoft JhengHei" w:eastAsia="Microsoft JhengHei" w:hAnsi="Microsoft JhengHei" w:cs="Microsoft JhengHei" w:hint="eastAsia"/>
+              <w:rFonts w:hint="eastAsia" w:ascii="Microsoft JhengHei" w:hAnsi="Microsoft JhengHei" w:eastAsia="Microsoft JhengHei" w:cs="Microsoft JhengHei"/>
               <w:szCs w:val="24"/>
             </w:rPr>
             <w:fldChar w:fldCharType="end"/>
@@ -1662,28 +1691,28 @@
         </w:p>
         <w:p>
           <w:pPr>
-            <w:pStyle w:val="TOC1"/>
+            <w:pStyle w:val="23"/>
             <w:tabs>
               <w:tab w:val="right" w:leader="dot" w:pos="9082"/>
             </w:tabs>
           </w:pPr>
           <w:r>
             <w:rPr>
-              <w:rFonts w:ascii="Microsoft JhengHei" w:eastAsia="Microsoft JhengHei" w:hAnsi="Microsoft JhengHei" w:cs="Microsoft JhengHei" w:hint="eastAsia"/>
+              <w:rFonts w:hint="eastAsia" w:ascii="Microsoft JhengHei" w:hAnsi="Microsoft JhengHei" w:eastAsia="Microsoft JhengHei" w:cs="Microsoft JhengHei"/>
               <w:szCs w:val="24"/>
             </w:rPr>
             <w:fldChar w:fldCharType="begin"/>
           </w:r>
           <w:r>
             <w:rPr>
-              <w:rFonts w:ascii="Microsoft JhengHei" w:eastAsia="Microsoft JhengHei" w:hAnsi="Microsoft JhengHei" w:cs="Microsoft JhengHei" w:hint="eastAsia"/>
+              <w:rFonts w:hint="eastAsia" w:ascii="Microsoft JhengHei" w:hAnsi="Microsoft JhengHei" w:eastAsia="Microsoft JhengHei" w:cs="Microsoft JhengHei"/>
               <w:szCs w:val="24"/>
             </w:rPr>
             <w:instrText xml:space="preserve"> HYPERLINK \l _Toc16702 </w:instrText>
           </w:r>
           <w:r>
             <w:rPr>
-              <w:rFonts w:ascii="Microsoft JhengHei" w:eastAsia="Microsoft JhengHei" w:hAnsi="Microsoft JhengHei" w:cs="Microsoft JhengHei" w:hint="eastAsia"/>
+              <w:rFonts w:hint="eastAsia" w:ascii="Microsoft JhengHei" w:hAnsi="Microsoft JhengHei" w:eastAsia="Microsoft JhengHei" w:cs="Microsoft JhengHei"/>
               <w:szCs w:val="24"/>
             </w:rPr>
             <w:fldChar w:fldCharType="separate"/>
@@ -1717,7 +1746,7 @@
           </w:r>
           <w:r>
             <w:rPr>
-              <w:rFonts w:ascii="Microsoft JhengHei" w:eastAsia="Microsoft JhengHei" w:hAnsi="Microsoft JhengHei" w:cs="Microsoft JhengHei" w:hint="eastAsia"/>
+              <w:rFonts w:hint="eastAsia" w:ascii="Microsoft JhengHei" w:hAnsi="Microsoft JhengHei" w:eastAsia="Microsoft JhengHei" w:cs="Microsoft JhengHei"/>
               <w:szCs w:val="24"/>
             </w:rPr>
             <w:fldChar w:fldCharType="end"/>
@@ -1725,28 +1754,28 @@
         </w:p>
         <w:p>
           <w:pPr>
-            <w:pStyle w:val="TOC2"/>
+            <w:pStyle w:val="26"/>
             <w:tabs>
               <w:tab w:val="right" w:leader="dot" w:pos="9082"/>
             </w:tabs>
           </w:pPr>
           <w:r>
             <w:rPr>
-              <w:rFonts w:ascii="Microsoft JhengHei" w:eastAsia="Microsoft JhengHei" w:hAnsi="Microsoft JhengHei" w:cs="Microsoft JhengHei" w:hint="eastAsia"/>
+              <w:rFonts w:hint="eastAsia" w:ascii="Microsoft JhengHei" w:hAnsi="Microsoft JhengHei" w:eastAsia="Microsoft JhengHei" w:cs="Microsoft JhengHei"/>
               <w:szCs w:val="24"/>
             </w:rPr>
             <w:fldChar w:fldCharType="begin"/>
           </w:r>
           <w:r>
             <w:rPr>
-              <w:rFonts w:ascii="Microsoft JhengHei" w:eastAsia="Microsoft JhengHei" w:hAnsi="Microsoft JhengHei" w:cs="Microsoft JhengHei" w:hint="eastAsia"/>
+              <w:rFonts w:hint="eastAsia" w:ascii="Microsoft JhengHei" w:hAnsi="Microsoft JhengHei" w:eastAsia="Microsoft JhengHei" w:cs="Microsoft JhengHei"/>
               <w:szCs w:val="24"/>
             </w:rPr>
             <w:instrText xml:space="preserve"> HYPERLINK \l _Toc21131 </w:instrText>
           </w:r>
           <w:r>
             <w:rPr>
-              <w:rFonts w:ascii="Microsoft JhengHei" w:eastAsia="Microsoft JhengHei" w:hAnsi="Microsoft JhengHei" w:cs="Microsoft JhengHei" w:hint="eastAsia"/>
+              <w:rFonts w:hint="eastAsia" w:ascii="Microsoft JhengHei" w:hAnsi="Microsoft JhengHei" w:eastAsia="Microsoft JhengHei" w:cs="Microsoft JhengHei"/>
               <w:szCs w:val="24"/>
             </w:rPr>
             <w:fldChar w:fldCharType="separate"/>
@@ -1780,7 +1809,7 @@
           </w:r>
           <w:r>
             <w:rPr>
-              <w:rFonts w:ascii="Microsoft JhengHei" w:eastAsia="Microsoft JhengHei" w:hAnsi="Microsoft JhengHei" w:cs="Microsoft JhengHei" w:hint="eastAsia"/>
+              <w:rFonts w:hint="eastAsia" w:ascii="Microsoft JhengHei" w:hAnsi="Microsoft JhengHei" w:eastAsia="Microsoft JhengHei" w:cs="Microsoft JhengHei"/>
               <w:szCs w:val="24"/>
             </w:rPr>
             <w:fldChar w:fldCharType="end"/>
@@ -1788,28 +1817,28 @@
         </w:p>
         <w:p>
           <w:pPr>
-            <w:pStyle w:val="TOC3"/>
+            <w:pStyle w:val="16"/>
             <w:tabs>
               <w:tab w:val="right" w:leader="dot" w:pos="9082"/>
             </w:tabs>
           </w:pPr>
           <w:r>
             <w:rPr>
-              <w:rFonts w:ascii="Microsoft JhengHei" w:eastAsia="Microsoft JhengHei" w:hAnsi="Microsoft JhengHei" w:cs="Microsoft JhengHei" w:hint="eastAsia"/>
+              <w:rFonts w:hint="eastAsia" w:ascii="Microsoft JhengHei" w:hAnsi="Microsoft JhengHei" w:eastAsia="Microsoft JhengHei" w:cs="Microsoft JhengHei"/>
               <w:szCs w:val="24"/>
             </w:rPr>
             <w:fldChar w:fldCharType="begin"/>
           </w:r>
           <w:r>
             <w:rPr>
-              <w:rFonts w:ascii="Microsoft JhengHei" w:eastAsia="Microsoft JhengHei" w:hAnsi="Microsoft JhengHei" w:cs="Microsoft JhengHei" w:hint="eastAsia"/>
+              <w:rFonts w:hint="eastAsia" w:ascii="Microsoft JhengHei" w:hAnsi="Microsoft JhengHei" w:eastAsia="Microsoft JhengHei" w:cs="Microsoft JhengHei"/>
               <w:szCs w:val="24"/>
             </w:rPr>
             <w:instrText xml:space="preserve"> HYPERLINK \l _Toc19064 </w:instrText>
           </w:r>
           <w:r>
             <w:rPr>
-              <w:rFonts w:ascii="Microsoft JhengHei" w:eastAsia="Microsoft JhengHei" w:hAnsi="Microsoft JhengHei" w:cs="Microsoft JhengHei" w:hint="eastAsia"/>
+              <w:rFonts w:hint="eastAsia" w:ascii="Microsoft JhengHei" w:hAnsi="Microsoft JhengHei" w:eastAsia="Microsoft JhengHei" w:cs="Microsoft JhengHei"/>
               <w:szCs w:val="24"/>
             </w:rPr>
             <w:fldChar w:fldCharType="separate"/>
@@ -1843,7 +1872,7 @@
           </w:r>
           <w:r>
             <w:rPr>
-              <w:rFonts w:ascii="Microsoft JhengHei" w:eastAsia="Microsoft JhengHei" w:hAnsi="Microsoft JhengHei" w:cs="Microsoft JhengHei" w:hint="eastAsia"/>
+              <w:rFonts w:hint="eastAsia" w:ascii="Microsoft JhengHei" w:hAnsi="Microsoft JhengHei" w:eastAsia="Microsoft JhengHei" w:cs="Microsoft JhengHei"/>
               <w:szCs w:val="24"/>
             </w:rPr>
             <w:fldChar w:fldCharType="end"/>
@@ -1851,28 +1880,28 @@
         </w:p>
         <w:p>
           <w:pPr>
-            <w:pStyle w:val="TOC3"/>
+            <w:pStyle w:val="16"/>
             <w:tabs>
               <w:tab w:val="right" w:leader="dot" w:pos="9082"/>
             </w:tabs>
           </w:pPr>
           <w:r>
             <w:rPr>
-              <w:rFonts w:ascii="Microsoft JhengHei" w:eastAsia="Microsoft JhengHei" w:hAnsi="Microsoft JhengHei" w:cs="Microsoft JhengHei" w:hint="eastAsia"/>
+              <w:rFonts w:hint="eastAsia" w:ascii="Microsoft JhengHei" w:hAnsi="Microsoft JhengHei" w:eastAsia="Microsoft JhengHei" w:cs="Microsoft JhengHei"/>
               <w:szCs w:val="24"/>
             </w:rPr>
             <w:fldChar w:fldCharType="begin"/>
           </w:r>
           <w:r>
             <w:rPr>
-              <w:rFonts w:ascii="Microsoft JhengHei" w:eastAsia="Microsoft JhengHei" w:hAnsi="Microsoft JhengHei" w:cs="Microsoft JhengHei" w:hint="eastAsia"/>
+              <w:rFonts w:hint="eastAsia" w:ascii="Microsoft JhengHei" w:hAnsi="Microsoft JhengHei" w:eastAsia="Microsoft JhengHei" w:cs="Microsoft JhengHei"/>
               <w:szCs w:val="24"/>
             </w:rPr>
             <w:instrText xml:space="preserve"> HYPERLINK \l _Toc12770 </w:instrText>
           </w:r>
           <w:r>
             <w:rPr>
-              <w:rFonts w:ascii="Microsoft JhengHei" w:eastAsia="Microsoft JhengHei" w:hAnsi="Microsoft JhengHei" w:cs="Microsoft JhengHei" w:hint="eastAsia"/>
+              <w:rFonts w:hint="eastAsia" w:ascii="Microsoft JhengHei" w:hAnsi="Microsoft JhengHei" w:eastAsia="Microsoft JhengHei" w:cs="Microsoft JhengHei"/>
               <w:szCs w:val="24"/>
             </w:rPr>
             <w:fldChar w:fldCharType="separate"/>
@@ -1906,7 +1935,7 @@
           </w:r>
           <w:r>
             <w:rPr>
-              <w:rFonts w:ascii="Microsoft JhengHei" w:eastAsia="Microsoft JhengHei" w:hAnsi="Microsoft JhengHei" w:cs="Microsoft JhengHei" w:hint="eastAsia"/>
+              <w:rFonts w:hint="eastAsia" w:ascii="Microsoft JhengHei" w:hAnsi="Microsoft JhengHei" w:eastAsia="Microsoft JhengHei" w:cs="Microsoft JhengHei"/>
               <w:szCs w:val="24"/>
             </w:rPr>
             <w:fldChar w:fldCharType="end"/>
@@ -1914,28 +1943,28 @@
         </w:p>
         <w:p>
           <w:pPr>
-            <w:pStyle w:val="TOC3"/>
+            <w:pStyle w:val="16"/>
             <w:tabs>
               <w:tab w:val="right" w:leader="dot" w:pos="9082"/>
             </w:tabs>
           </w:pPr>
           <w:r>
             <w:rPr>
-              <w:rFonts w:ascii="Microsoft JhengHei" w:eastAsia="Microsoft JhengHei" w:hAnsi="Microsoft JhengHei" w:cs="Microsoft JhengHei" w:hint="eastAsia"/>
+              <w:rFonts w:hint="eastAsia" w:ascii="Microsoft JhengHei" w:hAnsi="Microsoft JhengHei" w:eastAsia="Microsoft JhengHei" w:cs="Microsoft JhengHei"/>
               <w:szCs w:val="24"/>
             </w:rPr>
             <w:fldChar w:fldCharType="begin"/>
           </w:r>
           <w:r>
             <w:rPr>
-              <w:rFonts w:ascii="Microsoft JhengHei" w:eastAsia="Microsoft JhengHei" w:hAnsi="Microsoft JhengHei" w:cs="Microsoft JhengHei" w:hint="eastAsia"/>
+              <w:rFonts w:hint="eastAsia" w:ascii="Microsoft JhengHei" w:hAnsi="Microsoft JhengHei" w:eastAsia="Microsoft JhengHei" w:cs="Microsoft JhengHei"/>
               <w:szCs w:val="24"/>
             </w:rPr>
             <w:instrText xml:space="preserve"> HYPERLINK \l _Toc22018 </w:instrText>
           </w:r>
           <w:r>
             <w:rPr>
-              <w:rFonts w:ascii="Microsoft JhengHei" w:eastAsia="Microsoft JhengHei" w:hAnsi="Microsoft JhengHei" w:cs="Microsoft JhengHei" w:hint="eastAsia"/>
+              <w:rFonts w:hint="eastAsia" w:ascii="Microsoft JhengHei" w:hAnsi="Microsoft JhengHei" w:eastAsia="Microsoft JhengHei" w:cs="Microsoft JhengHei"/>
               <w:szCs w:val="24"/>
             </w:rPr>
             <w:fldChar w:fldCharType="separate"/>
@@ -1969,7 +1998,7 @@
           </w:r>
           <w:r>
             <w:rPr>
-              <w:rFonts w:ascii="Microsoft JhengHei" w:eastAsia="Microsoft JhengHei" w:hAnsi="Microsoft JhengHei" w:cs="Microsoft JhengHei" w:hint="eastAsia"/>
+              <w:rFonts w:hint="eastAsia" w:ascii="Microsoft JhengHei" w:hAnsi="Microsoft JhengHei" w:eastAsia="Microsoft JhengHei" w:cs="Microsoft JhengHei"/>
               <w:szCs w:val="24"/>
             </w:rPr>
             <w:fldChar w:fldCharType="end"/>
@@ -1977,28 +2006,28 @@
         </w:p>
         <w:p>
           <w:pPr>
-            <w:pStyle w:val="TOC3"/>
+            <w:pStyle w:val="16"/>
             <w:tabs>
               <w:tab w:val="right" w:leader="dot" w:pos="9082"/>
             </w:tabs>
           </w:pPr>
           <w:r>
             <w:rPr>
-              <w:rFonts w:ascii="Microsoft JhengHei" w:eastAsia="Microsoft JhengHei" w:hAnsi="Microsoft JhengHei" w:cs="Microsoft JhengHei" w:hint="eastAsia"/>
+              <w:rFonts w:hint="eastAsia" w:ascii="Microsoft JhengHei" w:hAnsi="Microsoft JhengHei" w:eastAsia="Microsoft JhengHei" w:cs="Microsoft JhengHei"/>
               <w:szCs w:val="24"/>
             </w:rPr>
             <w:fldChar w:fldCharType="begin"/>
           </w:r>
           <w:r>
             <w:rPr>
-              <w:rFonts w:ascii="Microsoft JhengHei" w:eastAsia="Microsoft JhengHei" w:hAnsi="Microsoft JhengHei" w:cs="Microsoft JhengHei" w:hint="eastAsia"/>
+              <w:rFonts w:hint="eastAsia" w:ascii="Microsoft JhengHei" w:hAnsi="Microsoft JhengHei" w:eastAsia="Microsoft JhengHei" w:cs="Microsoft JhengHei"/>
               <w:szCs w:val="24"/>
             </w:rPr>
             <w:instrText xml:space="preserve"> HYPERLINK \l _Toc17085 </w:instrText>
           </w:r>
           <w:r>
             <w:rPr>
-              <w:rFonts w:ascii="Microsoft JhengHei" w:eastAsia="Microsoft JhengHei" w:hAnsi="Microsoft JhengHei" w:cs="Microsoft JhengHei" w:hint="eastAsia"/>
+              <w:rFonts w:hint="eastAsia" w:ascii="Microsoft JhengHei" w:hAnsi="Microsoft JhengHei" w:eastAsia="Microsoft JhengHei" w:cs="Microsoft JhengHei"/>
               <w:szCs w:val="24"/>
             </w:rPr>
             <w:fldChar w:fldCharType="separate"/>
@@ -2032,7 +2061,7 @@
           </w:r>
           <w:r>
             <w:rPr>
-              <w:rFonts w:ascii="Microsoft JhengHei" w:eastAsia="Microsoft JhengHei" w:hAnsi="Microsoft JhengHei" w:cs="Microsoft JhengHei" w:hint="eastAsia"/>
+              <w:rFonts w:hint="eastAsia" w:ascii="Microsoft JhengHei" w:hAnsi="Microsoft JhengHei" w:eastAsia="Microsoft JhengHei" w:cs="Microsoft JhengHei"/>
               <w:szCs w:val="24"/>
             </w:rPr>
             <w:fldChar w:fldCharType="end"/>
@@ -2040,28 +2069,28 @@
         </w:p>
         <w:p>
           <w:pPr>
-            <w:pStyle w:val="TOC2"/>
+            <w:pStyle w:val="26"/>
             <w:tabs>
               <w:tab w:val="right" w:leader="dot" w:pos="9082"/>
             </w:tabs>
           </w:pPr>
           <w:r>
             <w:rPr>
-              <w:rFonts w:ascii="Microsoft JhengHei" w:eastAsia="Microsoft JhengHei" w:hAnsi="Microsoft JhengHei" w:cs="Microsoft JhengHei" w:hint="eastAsia"/>
+              <w:rFonts w:hint="eastAsia" w:ascii="Microsoft JhengHei" w:hAnsi="Microsoft JhengHei" w:eastAsia="Microsoft JhengHei" w:cs="Microsoft JhengHei"/>
               <w:szCs w:val="24"/>
             </w:rPr>
             <w:fldChar w:fldCharType="begin"/>
           </w:r>
           <w:r>
             <w:rPr>
-              <w:rFonts w:ascii="Microsoft JhengHei" w:eastAsia="Microsoft JhengHei" w:hAnsi="Microsoft JhengHei" w:cs="Microsoft JhengHei" w:hint="eastAsia"/>
+              <w:rFonts w:hint="eastAsia" w:ascii="Microsoft JhengHei" w:hAnsi="Microsoft JhengHei" w:eastAsia="Microsoft JhengHei" w:cs="Microsoft JhengHei"/>
               <w:szCs w:val="24"/>
             </w:rPr>
             <w:instrText xml:space="preserve"> HYPERLINK \l _Toc30890 </w:instrText>
           </w:r>
           <w:r>
             <w:rPr>
-              <w:rFonts w:ascii="Microsoft JhengHei" w:eastAsia="Microsoft JhengHei" w:hAnsi="Microsoft JhengHei" w:cs="Microsoft JhengHei" w:hint="eastAsia"/>
+              <w:rFonts w:hint="eastAsia" w:ascii="Microsoft JhengHei" w:hAnsi="Microsoft JhengHei" w:eastAsia="Microsoft JhengHei" w:cs="Microsoft JhengHei"/>
               <w:szCs w:val="24"/>
             </w:rPr>
             <w:fldChar w:fldCharType="separate"/>
@@ -2103,7 +2132,7 @@
           </w:r>
           <w:r>
             <w:rPr>
-              <w:rFonts w:ascii="Microsoft JhengHei" w:eastAsia="Microsoft JhengHei" w:hAnsi="Microsoft JhengHei" w:cs="Microsoft JhengHei" w:hint="eastAsia"/>
+              <w:rFonts w:hint="eastAsia" w:ascii="Microsoft JhengHei" w:hAnsi="Microsoft JhengHei" w:eastAsia="Microsoft JhengHei" w:cs="Microsoft JhengHei"/>
               <w:szCs w:val="24"/>
             </w:rPr>
             <w:fldChar w:fldCharType="end"/>
@@ -2111,28 +2140,28 @@
         </w:p>
         <w:p>
           <w:pPr>
-            <w:pStyle w:val="TOC3"/>
+            <w:pStyle w:val="16"/>
             <w:tabs>
               <w:tab w:val="right" w:leader="dot" w:pos="9082"/>
             </w:tabs>
           </w:pPr>
           <w:r>
             <w:rPr>
-              <w:rFonts w:ascii="Microsoft JhengHei" w:eastAsia="Microsoft JhengHei" w:hAnsi="Microsoft JhengHei" w:cs="Microsoft JhengHei" w:hint="eastAsia"/>
+              <w:rFonts w:hint="eastAsia" w:ascii="Microsoft JhengHei" w:hAnsi="Microsoft JhengHei" w:eastAsia="Microsoft JhengHei" w:cs="Microsoft JhengHei"/>
               <w:szCs w:val="24"/>
             </w:rPr>
             <w:fldChar w:fldCharType="begin"/>
           </w:r>
           <w:r>
             <w:rPr>
-              <w:rFonts w:ascii="Microsoft JhengHei" w:eastAsia="Microsoft JhengHei" w:hAnsi="Microsoft JhengHei" w:cs="Microsoft JhengHei" w:hint="eastAsia"/>
+              <w:rFonts w:hint="eastAsia" w:ascii="Microsoft JhengHei" w:hAnsi="Microsoft JhengHei" w:eastAsia="Microsoft JhengHei" w:cs="Microsoft JhengHei"/>
               <w:szCs w:val="24"/>
             </w:rPr>
             <w:instrText xml:space="preserve"> HYPERLINK \l _Toc3127 </w:instrText>
           </w:r>
           <w:r>
             <w:rPr>
-              <w:rFonts w:ascii="Microsoft JhengHei" w:eastAsia="Microsoft JhengHei" w:hAnsi="Microsoft JhengHei" w:cs="Microsoft JhengHei" w:hint="eastAsia"/>
+              <w:rFonts w:hint="eastAsia" w:ascii="Microsoft JhengHei" w:hAnsi="Microsoft JhengHei" w:eastAsia="Microsoft JhengHei" w:cs="Microsoft JhengHei"/>
               <w:szCs w:val="24"/>
             </w:rPr>
             <w:fldChar w:fldCharType="separate"/>
@@ -2166,7 +2195,7 @@
           </w:r>
           <w:r>
             <w:rPr>
-              <w:rFonts w:ascii="Microsoft JhengHei" w:eastAsia="Microsoft JhengHei" w:hAnsi="Microsoft JhengHei" w:cs="Microsoft JhengHei" w:hint="eastAsia"/>
+              <w:rFonts w:hint="eastAsia" w:ascii="Microsoft JhengHei" w:hAnsi="Microsoft JhengHei" w:eastAsia="Microsoft JhengHei" w:cs="Microsoft JhengHei"/>
               <w:szCs w:val="24"/>
             </w:rPr>
             <w:fldChar w:fldCharType="end"/>
@@ -2174,28 +2203,28 @@
         </w:p>
         <w:p>
           <w:pPr>
-            <w:pStyle w:val="TOC3"/>
+            <w:pStyle w:val="16"/>
             <w:tabs>
               <w:tab w:val="right" w:leader="dot" w:pos="9082"/>
             </w:tabs>
           </w:pPr>
           <w:r>
             <w:rPr>
-              <w:rFonts w:ascii="Microsoft JhengHei" w:eastAsia="Microsoft JhengHei" w:hAnsi="Microsoft JhengHei" w:cs="Microsoft JhengHei" w:hint="eastAsia"/>
+              <w:rFonts w:hint="eastAsia" w:ascii="Microsoft JhengHei" w:hAnsi="Microsoft JhengHei" w:eastAsia="Microsoft JhengHei" w:cs="Microsoft JhengHei"/>
               <w:szCs w:val="24"/>
             </w:rPr>
             <w:fldChar w:fldCharType="begin"/>
           </w:r>
           <w:r>
             <w:rPr>
-              <w:rFonts w:ascii="Microsoft JhengHei" w:eastAsia="Microsoft JhengHei" w:hAnsi="Microsoft JhengHei" w:cs="Microsoft JhengHei" w:hint="eastAsia"/>
+              <w:rFonts w:hint="eastAsia" w:ascii="Microsoft JhengHei" w:hAnsi="Microsoft JhengHei" w:eastAsia="Microsoft JhengHei" w:cs="Microsoft JhengHei"/>
               <w:szCs w:val="24"/>
             </w:rPr>
             <w:instrText xml:space="preserve"> HYPERLINK \l _Toc29828 </w:instrText>
           </w:r>
           <w:r>
             <w:rPr>
-              <w:rFonts w:ascii="Microsoft JhengHei" w:eastAsia="Microsoft JhengHei" w:hAnsi="Microsoft JhengHei" w:cs="Microsoft JhengHei" w:hint="eastAsia"/>
+              <w:rFonts w:hint="eastAsia" w:ascii="Microsoft JhengHei" w:hAnsi="Microsoft JhengHei" w:eastAsia="Microsoft JhengHei" w:cs="Microsoft JhengHei"/>
               <w:szCs w:val="24"/>
             </w:rPr>
             <w:fldChar w:fldCharType="separate"/>
@@ -2229,7 +2258,7 @@
           </w:r>
           <w:r>
             <w:rPr>
-              <w:rFonts w:ascii="Microsoft JhengHei" w:eastAsia="Microsoft JhengHei" w:hAnsi="Microsoft JhengHei" w:cs="Microsoft JhengHei" w:hint="eastAsia"/>
+              <w:rFonts w:hint="eastAsia" w:ascii="Microsoft JhengHei" w:hAnsi="Microsoft JhengHei" w:eastAsia="Microsoft JhengHei" w:cs="Microsoft JhengHei"/>
               <w:szCs w:val="24"/>
             </w:rPr>
             <w:fldChar w:fldCharType="end"/>
@@ -2237,28 +2266,28 @@
         </w:p>
         <w:p>
           <w:pPr>
-            <w:pStyle w:val="TOC3"/>
+            <w:pStyle w:val="16"/>
             <w:tabs>
               <w:tab w:val="right" w:leader="dot" w:pos="9082"/>
             </w:tabs>
           </w:pPr>
           <w:r>
             <w:rPr>
-              <w:rFonts w:ascii="Microsoft JhengHei" w:eastAsia="Microsoft JhengHei" w:hAnsi="Microsoft JhengHei" w:cs="Microsoft JhengHei" w:hint="eastAsia"/>
+              <w:rFonts w:hint="eastAsia" w:ascii="Microsoft JhengHei" w:hAnsi="Microsoft JhengHei" w:eastAsia="Microsoft JhengHei" w:cs="Microsoft JhengHei"/>
               <w:szCs w:val="24"/>
             </w:rPr>
             <w:fldChar w:fldCharType="begin"/>
           </w:r>
           <w:r>
             <w:rPr>
-              <w:rFonts w:ascii="Microsoft JhengHei" w:eastAsia="Microsoft JhengHei" w:hAnsi="Microsoft JhengHei" w:cs="Microsoft JhengHei" w:hint="eastAsia"/>
+              <w:rFonts w:hint="eastAsia" w:ascii="Microsoft JhengHei" w:hAnsi="Microsoft JhengHei" w:eastAsia="Microsoft JhengHei" w:cs="Microsoft JhengHei"/>
               <w:szCs w:val="24"/>
             </w:rPr>
             <w:instrText xml:space="preserve"> HYPERLINK \l _Toc18930 </w:instrText>
           </w:r>
           <w:r>
             <w:rPr>
-              <w:rFonts w:ascii="Microsoft JhengHei" w:eastAsia="Microsoft JhengHei" w:hAnsi="Microsoft JhengHei" w:cs="Microsoft JhengHei" w:hint="eastAsia"/>
+              <w:rFonts w:hint="eastAsia" w:ascii="Microsoft JhengHei" w:hAnsi="Microsoft JhengHei" w:eastAsia="Microsoft JhengHei" w:cs="Microsoft JhengHei"/>
               <w:szCs w:val="24"/>
             </w:rPr>
             <w:fldChar w:fldCharType="separate"/>
@@ -2292,7 +2321,7 @@
           </w:r>
           <w:r>
             <w:rPr>
-              <w:rFonts w:ascii="Microsoft JhengHei" w:eastAsia="Microsoft JhengHei" w:hAnsi="Microsoft JhengHei" w:cs="Microsoft JhengHei" w:hint="eastAsia"/>
+              <w:rFonts w:hint="eastAsia" w:ascii="Microsoft JhengHei" w:hAnsi="Microsoft JhengHei" w:eastAsia="Microsoft JhengHei" w:cs="Microsoft JhengHei"/>
               <w:szCs w:val="24"/>
             </w:rPr>
             <w:fldChar w:fldCharType="end"/>
@@ -2300,28 +2329,28 @@
         </w:p>
         <w:p>
           <w:pPr>
-            <w:pStyle w:val="TOC3"/>
+            <w:pStyle w:val="16"/>
             <w:tabs>
               <w:tab w:val="right" w:leader="dot" w:pos="9082"/>
             </w:tabs>
           </w:pPr>
           <w:r>
             <w:rPr>
-              <w:rFonts w:ascii="Microsoft JhengHei" w:eastAsia="Microsoft JhengHei" w:hAnsi="Microsoft JhengHei" w:cs="Microsoft JhengHei" w:hint="eastAsia"/>
+              <w:rFonts w:hint="eastAsia" w:ascii="Microsoft JhengHei" w:hAnsi="Microsoft JhengHei" w:eastAsia="Microsoft JhengHei" w:cs="Microsoft JhengHei"/>
               <w:szCs w:val="24"/>
             </w:rPr>
             <w:fldChar w:fldCharType="begin"/>
           </w:r>
           <w:r>
             <w:rPr>
-              <w:rFonts w:ascii="Microsoft JhengHei" w:eastAsia="Microsoft JhengHei" w:hAnsi="Microsoft JhengHei" w:cs="Microsoft JhengHei" w:hint="eastAsia"/>
+              <w:rFonts w:hint="eastAsia" w:ascii="Microsoft JhengHei" w:hAnsi="Microsoft JhengHei" w:eastAsia="Microsoft JhengHei" w:cs="Microsoft JhengHei"/>
               <w:szCs w:val="24"/>
             </w:rPr>
             <w:instrText xml:space="preserve"> HYPERLINK \l _Toc31003 </w:instrText>
           </w:r>
           <w:r>
             <w:rPr>
-              <w:rFonts w:ascii="Microsoft JhengHei" w:eastAsia="Microsoft JhengHei" w:hAnsi="Microsoft JhengHei" w:cs="Microsoft JhengHei" w:hint="eastAsia"/>
+              <w:rFonts w:hint="eastAsia" w:ascii="Microsoft JhengHei" w:hAnsi="Microsoft JhengHei" w:eastAsia="Microsoft JhengHei" w:cs="Microsoft JhengHei"/>
               <w:szCs w:val="24"/>
             </w:rPr>
             <w:fldChar w:fldCharType="separate"/>
@@ -2355,7 +2384,7 @@
           </w:r>
           <w:r>
             <w:rPr>
-              <w:rFonts w:ascii="Microsoft JhengHei" w:eastAsia="Microsoft JhengHei" w:hAnsi="Microsoft JhengHei" w:cs="Microsoft JhengHei" w:hint="eastAsia"/>
+              <w:rFonts w:hint="eastAsia" w:ascii="Microsoft JhengHei" w:hAnsi="Microsoft JhengHei" w:eastAsia="Microsoft JhengHei" w:cs="Microsoft JhengHei"/>
               <w:szCs w:val="24"/>
             </w:rPr>
             <w:fldChar w:fldCharType="end"/>
@@ -2363,28 +2392,28 @@
         </w:p>
         <w:p>
           <w:pPr>
-            <w:pStyle w:val="TOC2"/>
+            <w:pStyle w:val="26"/>
             <w:tabs>
               <w:tab w:val="right" w:leader="dot" w:pos="9082"/>
             </w:tabs>
           </w:pPr>
           <w:r>
             <w:rPr>
-              <w:rFonts w:ascii="Microsoft JhengHei" w:eastAsia="Microsoft JhengHei" w:hAnsi="Microsoft JhengHei" w:cs="Microsoft JhengHei" w:hint="eastAsia"/>
+              <w:rFonts w:hint="eastAsia" w:ascii="Microsoft JhengHei" w:hAnsi="Microsoft JhengHei" w:eastAsia="Microsoft JhengHei" w:cs="Microsoft JhengHei"/>
               <w:szCs w:val="24"/>
             </w:rPr>
             <w:fldChar w:fldCharType="begin"/>
           </w:r>
           <w:r>
             <w:rPr>
-              <w:rFonts w:ascii="Microsoft JhengHei" w:eastAsia="Microsoft JhengHei" w:hAnsi="Microsoft JhengHei" w:cs="Microsoft JhengHei" w:hint="eastAsia"/>
+              <w:rFonts w:hint="eastAsia" w:ascii="Microsoft JhengHei" w:hAnsi="Microsoft JhengHei" w:eastAsia="Microsoft JhengHei" w:cs="Microsoft JhengHei"/>
               <w:szCs w:val="24"/>
             </w:rPr>
             <w:instrText xml:space="preserve"> HYPERLINK \l _Toc3572 </w:instrText>
           </w:r>
           <w:r>
             <w:rPr>
-              <w:rFonts w:ascii="Microsoft JhengHei" w:eastAsia="Microsoft JhengHei" w:hAnsi="Microsoft JhengHei" w:cs="Microsoft JhengHei" w:hint="eastAsia"/>
+              <w:rFonts w:hint="eastAsia" w:ascii="Microsoft JhengHei" w:hAnsi="Microsoft JhengHei" w:eastAsia="Microsoft JhengHei" w:cs="Microsoft JhengHei"/>
               <w:szCs w:val="24"/>
             </w:rPr>
             <w:fldChar w:fldCharType="separate"/>
@@ -2418,7 +2447,7 @@
           </w:r>
           <w:r>
             <w:rPr>
-              <w:rFonts w:ascii="Microsoft JhengHei" w:eastAsia="Microsoft JhengHei" w:hAnsi="Microsoft JhengHei" w:cs="Microsoft JhengHei" w:hint="eastAsia"/>
+              <w:rFonts w:hint="eastAsia" w:ascii="Microsoft JhengHei" w:hAnsi="Microsoft JhengHei" w:eastAsia="Microsoft JhengHei" w:cs="Microsoft JhengHei"/>
               <w:szCs w:val="24"/>
             </w:rPr>
             <w:fldChar w:fldCharType="end"/>
@@ -2426,28 +2455,28 @@
         </w:p>
         <w:p>
           <w:pPr>
-            <w:pStyle w:val="TOC3"/>
+            <w:pStyle w:val="16"/>
             <w:tabs>
               <w:tab w:val="right" w:leader="dot" w:pos="9082"/>
             </w:tabs>
           </w:pPr>
           <w:r>
             <w:rPr>
-              <w:rFonts w:ascii="Microsoft JhengHei" w:eastAsia="Microsoft JhengHei" w:hAnsi="Microsoft JhengHei" w:cs="Microsoft JhengHei" w:hint="eastAsia"/>
+              <w:rFonts w:hint="eastAsia" w:ascii="Microsoft JhengHei" w:hAnsi="Microsoft JhengHei" w:eastAsia="Microsoft JhengHei" w:cs="Microsoft JhengHei"/>
               <w:szCs w:val="24"/>
             </w:rPr>
             <w:fldChar w:fldCharType="begin"/>
           </w:r>
           <w:r>
             <w:rPr>
-              <w:rFonts w:ascii="Microsoft JhengHei" w:eastAsia="Microsoft JhengHei" w:hAnsi="Microsoft JhengHei" w:cs="Microsoft JhengHei" w:hint="eastAsia"/>
+              <w:rFonts w:hint="eastAsia" w:ascii="Microsoft JhengHei" w:hAnsi="Microsoft JhengHei" w:eastAsia="Microsoft JhengHei" w:cs="Microsoft JhengHei"/>
               <w:szCs w:val="24"/>
             </w:rPr>
             <w:instrText xml:space="preserve"> HYPERLINK \l _Toc5729 </w:instrText>
           </w:r>
           <w:r>
             <w:rPr>
-              <w:rFonts w:ascii="Microsoft JhengHei" w:eastAsia="Microsoft JhengHei" w:hAnsi="Microsoft JhengHei" w:cs="Microsoft JhengHei" w:hint="eastAsia"/>
+              <w:rFonts w:hint="eastAsia" w:ascii="Microsoft JhengHei" w:hAnsi="Microsoft JhengHei" w:eastAsia="Microsoft JhengHei" w:cs="Microsoft JhengHei"/>
               <w:szCs w:val="24"/>
             </w:rPr>
             <w:fldChar w:fldCharType="separate"/>
@@ -2481,7 +2510,7 @@
           </w:r>
           <w:r>
             <w:rPr>
-              <w:rFonts w:ascii="Microsoft JhengHei" w:eastAsia="Microsoft JhengHei" w:hAnsi="Microsoft JhengHei" w:cs="Microsoft JhengHei" w:hint="eastAsia"/>
+              <w:rFonts w:hint="eastAsia" w:ascii="Microsoft JhengHei" w:hAnsi="Microsoft JhengHei" w:eastAsia="Microsoft JhengHei" w:cs="Microsoft JhengHei"/>
               <w:szCs w:val="24"/>
             </w:rPr>
             <w:fldChar w:fldCharType="end"/>
@@ -2489,28 +2518,28 @@
         </w:p>
         <w:p>
           <w:pPr>
-            <w:pStyle w:val="TOC3"/>
+            <w:pStyle w:val="16"/>
             <w:tabs>
               <w:tab w:val="right" w:leader="dot" w:pos="9082"/>
             </w:tabs>
           </w:pPr>
           <w:r>
             <w:rPr>
-              <w:rFonts w:ascii="Microsoft JhengHei" w:eastAsia="Microsoft JhengHei" w:hAnsi="Microsoft JhengHei" w:cs="Microsoft JhengHei" w:hint="eastAsia"/>
+              <w:rFonts w:hint="eastAsia" w:ascii="Microsoft JhengHei" w:hAnsi="Microsoft JhengHei" w:eastAsia="Microsoft JhengHei" w:cs="Microsoft JhengHei"/>
               <w:szCs w:val="24"/>
             </w:rPr>
             <w:fldChar w:fldCharType="begin"/>
           </w:r>
           <w:r>
             <w:rPr>
-              <w:rFonts w:ascii="Microsoft JhengHei" w:eastAsia="Microsoft JhengHei" w:hAnsi="Microsoft JhengHei" w:cs="Microsoft JhengHei" w:hint="eastAsia"/>
+              <w:rFonts w:hint="eastAsia" w:ascii="Microsoft JhengHei" w:hAnsi="Microsoft JhengHei" w:eastAsia="Microsoft JhengHei" w:cs="Microsoft JhengHei"/>
               <w:szCs w:val="24"/>
             </w:rPr>
             <w:instrText xml:space="preserve"> HYPERLINK \l _Toc24162 </w:instrText>
           </w:r>
           <w:r>
             <w:rPr>
-              <w:rFonts w:ascii="Microsoft JhengHei" w:eastAsia="Microsoft JhengHei" w:hAnsi="Microsoft JhengHei" w:cs="Microsoft JhengHei" w:hint="eastAsia"/>
+              <w:rFonts w:hint="eastAsia" w:ascii="Microsoft JhengHei" w:hAnsi="Microsoft JhengHei" w:eastAsia="Microsoft JhengHei" w:cs="Microsoft JhengHei"/>
               <w:szCs w:val="24"/>
             </w:rPr>
             <w:fldChar w:fldCharType="separate"/>
@@ -2544,7 +2573,7 @@
           </w:r>
           <w:r>
             <w:rPr>
-              <w:rFonts w:ascii="Microsoft JhengHei" w:eastAsia="Microsoft JhengHei" w:hAnsi="Microsoft JhengHei" w:cs="Microsoft JhengHei" w:hint="eastAsia"/>
+              <w:rFonts w:hint="eastAsia" w:ascii="Microsoft JhengHei" w:hAnsi="Microsoft JhengHei" w:eastAsia="Microsoft JhengHei" w:cs="Microsoft JhengHei"/>
               <w:szCs w:val="24"/>
             </w:rPr>
             <w:fldChar w:fldCharType="end"/>
@@ -2552,28 +2581,28 @@
         </w:p>
         <w:p>
           <w:pPr>
-            <w:pStyle w:val="TOC3"/>
+            <w:pStyle w:val="16"/>
             <w:tabs>
               <w:tab w:val="right" w:leader="dot" w:pos="9082"/>
             </w:tabs>
           </w:pPr>
           <w:r>
             <w:rPr>
-              <w:rFonts w:ascii="Microsoft JhengHei" w:eastAsia="Microsoft JhengHei" w:hAnsi="Microsoft JhengHei" w:cs="Microsoft JhengHei" w:hint="eastAsia"/>
+              <w:rFonts w:hint="eastAsia" w:ascii="Microsoft JhengHei" w:hAnsi="Microsoft JhengHei" w:eastAsia="Microsoft JhengHei" w:cs="Microsoft JhengHei"/>
               <w:szCs w:val="24"/>
             </w:rPr>
             <w:fldChar w:fldCharType="begin"/>
           </w:r>
           <w:r>
             <w:rPr>
-              <w:rFonts w:ascii="Microsoft JhengHei" w:eastAsia="Microsoft JhengHei" w:hAnsi="Microsoft JhengHei" w:cs="Microsoft JhengHei" w:hint="eastAsia"/>
+              <w:rFonts w:hint="eastAsia" w:ascii="Microsoft JhengHei" w:hAnsi="Microsoft JhengHei" w:eastAsia="Microsoft JhengHei" w:cs="Microsoft JhengHei"/>
               <w:szCs w:val="24"/>
             </w:rPr>
             <w:instrText xml:space="preserve"> HYPERLINK \l _Toc32757 </w:instrText>
           </w:r>
           <w:r>
             <w:rPr>
-              <w:rFonts w:ascii="Microsoft JhengHei" w:eastAsia="Microsoft JhengHei" w:hAnsi="Microsoft JhengHei" w:cs="Microsoft JhengHei" w:hint="eastAsia"/>
+              <w:rFonts w:hint="eastAsia" w:ascii="Microsoft JhengHei" w:hAnsi="Microsoft JhengHei" w:eastAsia="Microsoft JhengHei" w:cs="Microsoft JhengHei"/>
               <w:szCs w:val="24"/>
             </w:rPr>
             <w:fldChar w:fldCharType="separate"/>
@@ -2607,7 +2636,7 @@
           </w:r>
           <w:r>
             <w:rPr>
-              <w:rFonts w:ascii="Microsoft JhengHei" w:eastAsia="Microsoft JhengHei" w:hAnsi="Microsoft JhengHei" w:cs="Microsoft JhengHei" w:hint="eastAsia"/>
+              <w:rFonts w:hint="eastAsia" w:ascii="Microsoft JhengHei" w:hAnsi="Microsoft JhengHei" w:eastAsia="Microsoft JhengHei" w:cs="Microsoft JhengHei"/>
               <w:szCs w:val="24"/>
             </w:rPr>
             <w:fldChar w:fldCharType="end"/>
@@ -2615,28 +2644,28 @@
         </w:p>
         <w:p>
           <w:pPr>
-            <w:pStyle w:val="TOC3"/>
+            <w:pStyle w:val="16"/>
             <w:tabs>
               <w:tab w:val="right" w:leader="dot" w:pos="9082"/>
             </w:tabs>
           </w:pPr>
           <w:r>
             <w:rPr>
-              <w:rFonts w:ascii="Microsoft JhengHei" w:eastAsia="Microsoft JhengHei" w:hAnsi="Microsoft JhengHei" w:cs="Microsoft JhengHei" w:hint="eastAsia"/>
+              <w:rFonts w:hint="eastAsia" w:ascii="Microsoft JhengHei" w:hAnsi="Microsoft JhengHei" w:eastAsia="Microsoft JhengHei" w:cs="Microsoft JhengHei"/>
               <w:szCs w:val="24"/>
             </w:rPr>
             <w:fldChar w:fldCharType="begin"/>
           </w:r>
           <w:r>
             <w:rPr>
-              <w:rFonts w:ascii="Microsoft JhengHei" w:eastAsia="Microsoft JhengHei" w:hAnsi="Microsoft JhengHei" w:cs="Microsoft JhengHei" w:hint="eastAsia"/>
+              <w:rFonts w:hint="eastAsia" w:ascii="Microsoft JhengHei" w:hAnsi="Microsoft JhengHei" w:eastAsia="Microsoft JhengHei" w:cs="Microsoft JhengHei"/>
               <w:szCs w:val="24"/>
             </w:rPr>
             <w:instrText xml:space="preserve"> HYPERLINK \l _Toc5674 </w:instrText>
           </w:r>
           <w:r>
             <w:rPr>
-              <w:rFonts w:ascii="Microsoft JhengHei" w:eastAsia="Microsoft JhengHei" w:hAnsi="Microsoft JhengHei" w:cs="Microsoft JhengHei" w:hint="eastAsia"/>
+              <w:rFonts w:hint="eastAsia" w:ascii="Microsoft JhengHei" w:hAnsi="Microsoft JhengHei" w:eastAsia="Microsoft JhengHei" w:cs="Microsoft JhengHei"/>
               <w:szCs w:val="24"/>
             </w:rPr>
             <w:fldChar w:fldCharType="separate"/>
@@ -2670,7 +2699,7 @@
           </w:r>
           <w:r>
             <w:rPr>
-              <w:rFonts w:ascii="Microsoft JhengHei" w:eastAsia="Microsoft JhengHei" w:hAnsi="Microsoft JhengHei" w:cs="Microsoft JhengHei" w:hint="eastAsia"/>
+              <w:rFonts w:hint="eastAsia" w:ascii="Microsoft JhengHei" w:hAnsi="Microsoft JhengHei" w:eastAsia="Microsoft JhengHei" w:cs="Microsoft JhengHei"/>
               <w:szCs w:val="24"/>
             </w:rPr>
             <w:fldChar w:fldCharType="end"/>
@@ -2678,28 +2707,28 @@
         </w:p>
         <w:p>
           <w:pPr>
-            <w:pStyle w:val="TOC2"/>
+            <w:pStyle w:val="26"/>
             <w:tabs>
               <w:tab w:val="right" w:leader="dot" w:pos="9082"/>
             </w:tabs>
           </w:pPr>
           <w:r>
             <w:rPr>
-              <w:rFonts w:ascii="Microsoft JhengHei" w:eastAsia="Microsoft JhengHei" w:hAnsi="Microsoft JhengHei" w:cs="Microsoft JhengHei" w:hint="eastAsia"/>
+              <w:rFonts w:hint="eastAsia" w:ascii="Microsoft JhengHei" w:hAnsi="Microsoft JhengHei" w:eastAsia="Microsoft JhengHei" w:cs="Microsoft JhengHei"/>
               <w:szCs w:val="24"/>
             </w:rPr>
             <w:fldChar w:fldCharType="begin"/>
           </w:r>
           <w:r>
             <w:rPr>
-              <w:rFonts w:ascii="Microsoft JhengHei" w:eastAsia="Microsoft JhengHei" w:hAnsi="Microsoft JhengHei" w:cs="Microsoft JhengHei" w:hint="eastAsia"/>
+              <w:rFonts w:hint="eastAsia" w:ascii="Microsoft JhengHei" w:hAnsi="Microsoft JhengHei" w:eastAsia="Microsoft JhengHei" w:cs="Microsoft JhengHei"/>
               <w:szCs w:val="24"/>
             </w:rPr>
             <w:instrText xml:space="preserve"> HYPERLINK \l _Toc27568 </w:instrText>
           </w:r>
           <w:r>
             <w:rPr>
-              <w:rFonts w:ascii="Microsoft JhengHei" w:eastAsia="Microsoft JhengHei" w:hAnsi="Microsoft JhengHei" w:cs="Microsoft JhengHei" w:hint="eastAsia"/>
+              <w:rFonts w:hint="eastAsia" w:ascii="Microsoft JhengHei" w:hAnsi="Microsoft JhengHei" w:eastAsia="Microsoft JhengHei" w:cs="Microsoft JhengHei"/>
               <w:szCs w:val="24"/>
             </w:rPr>
             <w:fldChar w:fldCharType="separate"/>
@@ -2733,7 +2762,7 @@
           </w:r>
           <w:r>
             <w:rPr>
-              <w:rFonts w:ascii="Microsoft JhengHei" w:eastAsia="Microsoft JhengHei" w:hAnsi="Microsoft JhengHei" w:cs="Microsoft JhengHei" w:hint="eastAsia"/>
+              <w:rFonts w:hint="eastAsia" w:ascii="Microsoft JhengHei" w:hAnsi="Microsoft JhengHei" w:eastAsia="Microsoft JhengHei" w:cs="Microsoft JhengHei"/>
               <w:szCs w:val="24"/>
             </w:rPr>
             <w:fldChar w:fldCharType="end"/>
@@ -2741,28 +2770,28 @@
         </w:p>
         <w:p>
           <w:pPr>
-            <w:pStyle w:val="TOC3"/>
+            <w:pStyle w:val="16"/>
             <w:tabs>
               <w:tab w:val="right" w:leader="dot" w:pos="9082"/>
             </w:tabs>
           </w:pPr>
           <w:r>
             <w:rPr>
-              <w:rFonts w:ascii="Microsoft JhengHei" w:eastAsia="Microsoft JhengHei" w:hAnsi="Microsoft JhengHei" w:cs="Microsoft JhengHei" w:hint="eastAsia"/>
+              <w:rFonts w:hint="eastAsia" w:ascii="Microsoft JhengHei" w:hAnsi="Microsoft JhengHei" w:eastAsia="Microsoft JhengHei" w:cs="Microsoft JhengHei"/>
               <w:szCs w:val="24"/>
             </w:rPr>
             <w:fldChar w:fldCharType="begin"/>
           </w:r>
           <w:r>
             <w:rPr>
-              <w:rFonts w:ascii="Microsoft JhengHei" w:eastAsia="Microsoft JhengHei" w:hAnsi="Microsoft JhengHei" w:cs="Microsoft JhengHei" w:hint="eastAsia"/>
+              <w:rFonts w:hint="eastAsia" w:ascii="Microsoft JhengHei" w:hAnsi="Microsoft JhengHei" w:eastAsia="Microsoft JhengHei" w:cs="Microsoft JhengHei"/>
               <w:szCs w:val="24"/>
             </w:rPr>
             <w:instrText xml:space="preserve"> HYPERLINK \l _Toc18392 </w:instrText>
           </w:r>
           <w:r>
             <w:rPr>
-              <w:rFonts w:ascii="Microsoft JhengHei" w:eastAsia="Microsoft JhengHei" w:hAnsi="Microsoft JhengHei" w:cs="Microsoft JhengHei" w:hint="eastAsia"/>
+              <w:rFonts w:hint="eastAsia" w:ascii="Microsoft JhengHei" w:hAnsi="Microsoft JhengHei" w:eastAsia="Microsoft JhengHei" w:cs="Microsoft JhengHei"/>
               <w:szCs w:val="24"/>
             </w:rPr>
             <w:fldChar w:fldCharType="separate"/>
@@ -2796,7 +2825,7 @@
           </w:r>
           <w:r>
             <w:rPr>
-              <w:rFonts w:ascii="Microsoft JhengHei" w:eastAsia="Microsoft JhengHei" w:hAnsi="Microsoft JhengHei" w:cs="Microsoft JhengHei" w:hint="eastAsia"/>
+              <w:rFonts w:hint="eastAsia" w:ascii="Microsoft JhengHei" w:hAnsi="Microsoft JhengHei" w:eastAsia="Microsoft JhengHei" w:cs="Microsoft JhengHei"/>
               <w:szCs w:val="24"/>
             </w:rPr>
             <w:fldChar w:fldCharType="end"/>
@@ -2804,28 +2833,28 @@
         </w:p>
         <w:p>
           <w:pPr>
-            <w:pStyle w:val="TOC3"/>
+            <w:pStyle w:val="16"/>
             <w:tabs>
               <w:tab w:val="right" w:leader="dot" w:pos="9082"/>
             </w:tabs>
           </w:pPr>
           <w:r>
             <w:rPr>
-              <w:rFonts w:ascii="Microsoft JhengHei" w:eastAsia="Microsoft JhengHei" w:hAnsi="Microsoft JhengHei" w:cs="Microsoft JhengHei" w:hint="eastAsia"/>
+              <w:rFonts w:hint="eastAsia" w:ascii="Microsoft JhengHei" w:hAnsi="Microsoft JhengHei" w:eastAsia="Microsoft JhengHei" w:cs="Microsoft JhengHei"/>
               <w:szCs w:val="24"/>
             </w:rPr>
             <w:fldChar w:fldCharType="begin"/>
           </w:r>
           <w:r>
             <w:rPr>
-              <w:rFonts w:ascii="Microsoft JhengHei" w:eastAsia="Microsoft JhengHei" w:hAnsi="Microsoft JhengHei" w:cs="Microsoft JhengHei" w:hint="eastAsia"/>
+              <w:rFonts w:hint="eastAsia" w:ascii="Microsoft JhengHei" w:hAnsi="Microsoft JhengHei" w:eastAsia="Microsoft JhengHei" w:cs="Microsoft JhengHei"/>
               <w:szCs w:val="24"/>
             </w:rPr>
             <w:instrText xml:space="preserve"> HYPERLINK \l _Toc28068 </w:instrText>
           </w:r>
           <w:r>
             <w:rPr>
-              <w:rFonts w:ascii="Microsoft JhengHei" w:eastAsia="Microsoft JhengHei" w:hAnsi="Microsoft JhengHei" w:cs="Microsoft JhengHei" w:hint="eastAsia"/>
+              <w:rFonts w:hint="eastAsia" w:ascii="Microsoft JhengHei" w:hAnsi="Microsoft JhengHei" w:eastAsia="Microsoft JhengHei" w:cs="Microsoft JhengHei"/>
               <w:szCs w:val="24"/>
             </w:rPr>
             <w:fldChar w:fldCharType="separate"/>
@@ -2859,7 +2888,7 @@
           </w:r>
           <w:r>
             <w:rPr>
-              <w:rFonts w:ascii="Microsoft JhengHei" w:eastAsia="Microsoft JhengHei" w:hAnsi="Microsoft JhengHei" w:cs="Microsoft JhengHei" w:hint="eastAsia"/>
+              <w:rFonts w:hint="eastAsia" w:ascii="Microsoft JhengHei" w:hAnsi="Microsoft JhengHei" w:eastAsia="Microsoft JhengHei" w:cs="Microsoft JhengHei"/>
               <w:szCs w:val="24"/>
             </w:rPr>
             <w:fldChar w:fldCharType="end"/>
@@ -2867,28 +2896,28 @@
         </w:p>
         <w:p>
           <w:pPr>
-            <w:pStyle w:val="TOC3"/>
+            <w:pStyle w:val="16"/>
             <w:tabs>
               <w:tab w:val="right" w:leader="dot" w:pos="9082"/>
             </w:tabs>
           </w:pPr>
           <w:r>
             <w:rPr>
-              <w:rFonts w:ascii="Microsoft JhengHei" w:eastAsia="Microsoft JhengHei" w:hAnsi="Microsoft JhengHei" w:cs="Microsoft JhengHei" w:hint="eastAsia"/>
+              <w:rFonts w:hint="eastAsia" w:ascii="Microsoft JhengHei" w:hAnsi="Microsoft JhengHei" w:eastAsia="Microsoft JhengHei" w:cs="Microsoft JhengHei"/>
               <w:szCs w:val="24"/>
             </w:rPr>
             <w:fldChar w:fldCharType="begin"/>
           </w:r>
           <w:r>
             <w:rPr>
-              <w:rFonts w:ascii="Microsoft JhengHei" w:eastAsia="Microsoft JhengHei" w:hAnsi="Microsoft JhengHei" w:cs="Microsoft JhengHei" w:hint="eastAsia"/>
+              <w:rFonts w:hint="eastAsia" w:ascii="Microsoft JhengHei" w:hAnsi="Microsoft JhengHei" w:eastAsia="Microsoft JhengHei" w:cs="Microsoft JhengHei"/>
               <w:szCs w:val="24"/>
             </w:rPr>
             <w:instrText xml:space="preserve"> HYPERLINK \l _Toc7205 </w:instrText>
           </w:r>
           <w:r>
             <w:rPr>
-              <w:rFonts w:ascii="Microsoft JhengHei" w:eastAsia="Microsoft JhengHei" w:hAnsi="Microsoft JhengHei" w:cs="Microsoft JhengHei" w:hint="eastAsia"/>
+              <w:rFonts w:hint="eastAsia" w:ascii="Microsoft JhengHei" w:hAnsi="Microsoft JhengHei" w:eastAsia="Microsoft JhengHei" w:cs="Microsoft JhengHei"/>
               <w:szCs w:val="24"/>
             </w:rPr>
             <w:fldChar w:fldCharType="separate"/>
@@ -2922,7 +2951,7 @@
           </w:r>
           <w:r>
             <w:rPr>
-              <w:rFonts w:ascii="Microsoft JhengHei" w:eastAsia="Microsoft JhengHei" w:hAnsi="Microsoft JhengHei" w:cs="Microsoft JhengHei" w:hint="eastAsia"/>
+              <w:rFonts w:hint="eastAsia" w:ascii="Microsoft JhengHei" w:hAnsi="Microsoft JhengHei" w:eastAsia="Microsoft JhengHei" w:cs="Microsoft JhengHei"/>
               <w:szCs w:val="24"/>
             </w:rPr>
             <w:fldChar w:fldCharType="end"/>
@@ -2930,28 +2959,28 @@
         </w:p>
         <w:p>
           <w:pPr>
-            <w:pStyle w:val="TOC3"/>
+            <w:pStyle w:val="16"/>
             <w:tabs>
               <w:tab w:val="right" w:leader="dot" w:pos="9082"/>
             </w:tabs>
           </w:pPr>
           <w:r>
             <w:rPr>
-              <w:rFonts w:ascii="Microsoft JhengHei" w:eastAsia="Microsoft JhengHei" w:hAnsi="Microsoft JhengHei" w:cs="Microsoft JhengHei" w:hint="eastAsia"/>
+              <w:rFonts w:hint="eastAsia" w:ascii="Microsoft JhengHei" w:hAnsi="Microsoft JhengHei" w:eastAsia="Microsoft JhengHei" w:cs="Microsoft JhengHei"/>
               <w:szCs w:val="24"/>
             </w:rPr>
             <w:fldChar w:fldCharType="begin"/>
           </w:r>
           <w:r>
             <w:rPr>
-              <w:rFonts w:ascii="Microsoft JhengHei" w:eastAsia="Microsoft JhengHei" w:hAnsi="Microsoft JhengHei" w:cs="Microsoft JhengHei" w:hint="eastAsia"/>
+              <w:rFonts w:hint="eastAsia" w:ascii="Microsoft JhengHei" w:hAnsi="Microsoft JhengHei" w:eastAsia="Microsoft JhengHei" w:cs="Microsoft JhengHei"/>
               <w:szCs w:val="24"/>
             </w:rPr>
             <w:instrText xml:space="preserve"> HYPERLINK \l _Toc1254 </w:instrText>
           </w:r>
           <w:r>
             <w:rPr>
-              <w:rFonts w:ascii="Microsoft JhengHei" w:eastAsia="Microsoft JhengHei" w:hAnsi="Microsoft JhengHei" w:cs="Microsoft JhengHei" w:hint="eastAsia"/>
+              <w:rFonts w:hint="eastAsia" w:ascii="Microsoft JhengHei" w:hAnsi="Microsoft JhengHei" w:eastAsia="Microsoft JhengHei" w:cs="Microsoft JhengHei"/>
               <w:szCs w:val="24"/>
             </w:rPr>
             <w:fldChar w:fldCharType="separate"/>
@@ -2985,7 +3014,7 @@
           </w:r>
           <w:r>
             <w:rPr>
-              <w:rFonts w:ascii="Microsoft JhengHei" w:eastAsia="Microsoft JhengHei" w:hAnsi="Microsoft JhengHei" w:cs="Microsoft JhengHei" w:hint="eastAsia"/>
+              <w:rFonts w:hint="eastAsia" w:ascii="Microsoft JhengHei" w:hAnsi="Microsoft JhengHei" w:eastAsia="Microsoft JhengHei" w:cs="Microsoft JhengHei"/>
               <w:szCs w:val="24"/>
             </w:rPr>
             <w:fldChar w:fldCharType="end"/>
@@ -2993,28 +3022,28 @@
         </w:p>
         <w:p>
           <w:pPr>
-            <w:pStyle w:val="TOC2"/>
+            <w:pStyle w:val="26"/>
             <w:tabs>
               <w:tab w:val="right" w:leader="dot" w:pos="9082"/>
             </w:tabs>
           </w:pPr>
           <w:r>
             <w:rPr>
-              <w:rFonts w:ascii="Microsoft JhengHei" w:eastAsia="Microsoft JhengHei" w:hAnsi="Microsoft JhengHei" w:cs="Microsoft JhengHei" w:hint="eastAsia"/>
+              <w:rFonts w:hint="eastAsia" w:ascii="Microsoft JhengHei" w:hAnsi="Microsoft JhengHei" w:eastAsia="Microsoft JhengHei" w:cs="Microsoft JhengHei"/>
               <w:szCs w:val="24"/>
             </w:rPr>
             <w:fldChar w:fldCharType="begin"/>
           </w:r>
           <w:r>
             <w:rPr>
-              <w:rFonts w:ascii="Microsoft JhengHei" w:eastAsia="Microsoft JhengHei" w:hAnsi="Microsoft JhengHei" w:cs="Microsoft JhengHei" w:hint="eastAsia"/>
+              <w:rFonts w:hint="eastAsia" w:ascii="Microsoft JhengHei" w:hAnsi="Microsoft JhengHei" w:eastAsia="Microsoft JhengHei" w:cs="Microsoft JhengHei"/>
               <w:szCs w:val="24"/>
             </w:rPr>
             <w:instrText xml:space="preserve"> HYPERLINK \l _Toc12809 </w:instrText>
           </w:r>
           <w:r>
             <w:rPr>
-              <w:rFonts w:ascii="Microsoft JhengHei" w:eastAsia="Microsoft JhengHei" w:hAnsi="Microsoft JhengHei" w:cs="Microsoft JhengHei" w:hint="eastAsia"/>
+              <w:rFonts w:hint="eastAsia" w:ascii="Microsoft JhengHei" w:hAnsi="Microsoft JhengHei" w:eastAsia="Microsoft JhengHei" w:cs="Microsoft JhengHei"/>
               <w:szCs w:val="24"/>
             </w:rPr>
             <w:fldChar w:fldCharType="separate"/>
@@ -3048,7 +3077,7 @@
           </w:r>
           <w:r>
             <w:rPr>
-              <w:rFonts w:ascii="Microsoft JhengHei" w:eastAsia="Microsoft JhengHei" w:hAnsi="Microsoft JhengHei" w:cs="Microsoft JhengHei" w:hint="eastAsia"/>
+              <w:rFonts w:hint="eastAsia" w:ascii="Microsoft JhengHei" w:hAnsi="Microsoft JhengHei" w:eastAsia="Microsoft JhengHei" w:cs="Microsoft JhengHei"/>
               <w:szCs w:val="24"/>
             </w:rPr>
             <w:fldChar w:fldCharType="end"/>
@@ -3056,28 +3085,28 @@
         </w:p>
         <w:p>
           <w:pPr>
-            <w:pStyle w:val="TOC3"/>
+            <w:pStyle w:val="16"/>
             <w:tabs>
               <w:tab w:val="right" w:leader="dot" w:pos="9082"/>
             </w:tabs>
           </w:pPr>
           <w:r>
             <w:rPr>
-              <w:rFonts w:ascii="Microsoft JhengHei" w:eastAsia="Microsoft JhengHei" w:hAnsi="Microsoft JhengHei" w:cs="Microsoft JhengHei" w:hint="eastAsia"/>
+              <w:rFonts w:hint="eastAsia" w:ascii="Microsoft JhengHei" w:hAnsi="Microsoft JhengHei" w:eastAsia="Microsoft JhengHei" w:cs="Microsoft JhengHei"/>
               <w:szCs w:val="24"/>
             </w:rPr>
             <w:fldChar w:fldCharType="begin"/>
           </w:r>
           <w:r>
             <w:rPr>
-              <w:rFonts w:ascii="Microsoft JhengHei" w:eastAsia="Microsoft JhengHei" w:hAnsi="Microsoft JhengHei" w:cs="Microsoft JhengHei" w:hint="eastAsia"/>
+              <w:rFonts w:hint="eastAsia" w:ascii="Microsoft JhengHei" w:hAnsi="Microsoft JhengHei" w:eastAsia="Microsoft JhengHei" w:cs="Microsoft JhengHei"/>
               <w:szCs w:val="24"/>
             </w:rPr>
             <w:instrText xml:space="preserve"> HYPERLINK \l _Toc26590 </w:instrText>
           </w:r>
           <w:r>
             <w:rPr>
-              <w:rFonts w:ascii="Microsoft JhengHei" w:eastAsia="Microsoft JhengHei" w:hAnsi="Microsoft JhengHei" w:cs="Microsoft JhengHei" w:hint="eastAsia"/>
+              <w:rFonts w:hint="eastAsia" w:ascii="Microsoft JhengHei" w:hAnsi="Microsoft JhengHei" w:eastAsia="Microsoft JhengHei" w:cs="Microsoft JhengHei"/>
               <w:szCs w:val="24"/>
             </w:rPr>
             <w:fldChar w:fldCharType="separate"/>
@@ -3111,7 +3140,7 @@
           </w:r>
           <w:r>
             <w:rPr>
-              <w:rFonts w:ascii="Microsoft JhengHei" w:eastAsia="Microsoft JhengHei" w:hAnsi="Microsoft JhengHei" w:cs="Microsoft JhengHei" w:hint="eastAsia"/>
+              <w:rFonts w:hint="eastAsia" w:ascii="Microsoft JhengHei" w:hAnsi="Microsoft JhengHei" w:eastAsia="Microsoft JhengHei" w:cs="Microsoft JhengHei"/>
               <w:szCs w:val="24"/>
             </w:rPr>
             <w:fldChar w:fldCharType="end"/>
@@ -3119,28 +3148,28 @@
         </w:p>
         <w:p>
           <w:pPr>
-            <w:pStyle w:val="TOC3"/>
+            <w:pStyle w:val="16"/>
             <w:tabs>
               <w:tab w:val="right" w:leader="dot" w:pos="9082"/>
             </w:tabs>
           </w:pPr>
           <w:r>
             <w:rPr>
-              <w:rFonts w:ascii="Microsoft JhengHei" w:eastAsia="Microsoft JhengHei" w:hAnsi="Microsoft JhengHei" w:cs="Microsoft JhengHei" w:hint="eastAsia"/>
+              <w:rFonts w:hint="eastAsia" w:ascii="Microsoft JhengHei" w:hAnsi="Microsoft JhengHei" w:eastAsia="Microsoft JhengHei" w:cs="Microsoft JhengHei"/>
               <w:szCs w:val="24"/>
             </w:rPr>
             <w:fldChar w:fldCharType="begin"/>
           </w:r>
           <w:r>
             <w:rPr>
-              <w:rFonts w:ascii="Microsoft JhengHei" w:eastAsia="Microsoft JhengHei" w:hAnsi="Microsoft JhengHei" w:cs="Microsoft JhengHei" w:hint="eastAsia"/>
+              <w:rFonts w:hint="eastAsia" w:ascii="Microsoft JhengHei" w:hAnsi="Microsoft JhengHei" w:eastAsia="Microsoft JhengHei" w:cs="Microsoft JhengHei"/>
               <w:szCs w:val="24"/>
             </w:rPr>
             <w:instrText xml:space="preserve"> HYPERLINK \l _Toc29782 </w:instrText>
           </w:r>
           <w:r>
             <w:rPr>
-              <w:rFonts w:ascii="Microsoft JhengHei" w:eastAsia="Microsoft JhengHei" w:hAnsi="Microsoft JhengHei" w:cs="Microsoft JhengHei" w:hint="eastAsia"/>
+              <w:rFonts w:hint="eastAsia" w:ascii="Microsoft JhengHei" w:hAnsi="Microsoft JhengHei" w:eastAsia="Microsoft JhengHei" w:cs="Microsoft JhengHei"/>
               <w:szCs w:val="24"/>
             </w:rPr>
             <w:fldChar w:fldCharType="separate"/>
@@ -3174,7 +3203,7 @@
           </w:r>
           <w:r>
             <w:rPr>
-              <w:rFonts w:ascii="Microsoft JhengHei" w:eastAsia="Microsoft JhengHei" w:hAnsi="Microsoft JhengHei" w:cs="Microsoft JhengHei" w:hint="eastAsia"/>
+              <w:rFonts w:hint="eastAsia" w:ascii="Microsoft JhengHei" w:hAnsi="Microsoft JhengHei" w:eastAsia="Microsoft JhengHei" w:cs="Microsoft JhengHei"/>
               <w:szCs w:val="24"/>
             </w:rPr>
             <w:fldChar w:fldCharType="end"/>
@@ -3182,28 +3211,28 @@
         </w:p>
         <w:p>
           <w:pPr>
-            <w:pStyle w:val="TOC3"/>
+            <w:pStyle w:val="16"/>
             <w:tabs>
               <w:tab w:val="right" w:leader="dot" w:pos="9082"/>
             </w:tabs>
           </w:pPr>
           <w:r>
             <w:rPr>
-              <w:rFonts w:ascii="Microsoft JhengHei" w:eastAsia="Microsoft JhengHei" w:hAnsi="Microsoft JhengHei" w:cs="Microsoft JhengHei" w:hint="eastAsia"/>
+              <w:rFonts w:hint="eastAsia" w:ascii="Microsoft JhengHei" w:hAnsi="Microsoft JhengHei" w:eastAsia="Microsoft JhengHei" w:cs="Microsoft JhengHei"/>
               <w:szCs w:val="24"/>
             </w:rPr>
             <w:fldChar w:fldCharType="begin"/>
           </w:r>
           <w:r>
             <w:rPr>
-              <w:rFonts w:ascii="Microsoft JhengHei" w:eastAsia="Microsoft JhengHei" w:hAnsi="Microsoft JhengHei" w:cs="Microsoft JhengHei" w:hint="eastAsia"/>
+              <w:rFonts w:hint="eastAsia" w:ascii="Microsoft JhengHei" w:hAnsi="Microsoft JhengHei" w:eastAsia="Microsoft JhengHei" w:cs="Microsoft JhengHei"/>
               <w:szCs w:val="24"/>
             </w:rPr>
             <w:instrText xml:space="preserve"> HYPERLINK \l _Toc21495 </w:instrText>
           </w:r>
           <w:r>
             <w:rPr>
-              <w:rFonts w:ascii="Microsoft JhengHei" w:eastAsia="Microsoft JhengHei" w:hAnsi="Microsoft JhengHei" w:cs="Microsoft JhengHei" w:hint="eastAsia"/>
+              <w:rFonts w:hint="eastAsia" w:ascii="Microsoft JhengHei" w:hAnsi="Microsoft JhengHei" w:eastAsia="Microsoft JhengHei" w:cs="Microsoft JhengHei"/>
               <w:szCs w:val="24"/>
             </w:rPr>
             <w:fldChar w:fldCharType="separate"/>
@@ -3237,7 +3266,7 @@
           </w:r>
           <w:r>
             <w:rPr>
-              <w:rFonts w:ascii="Microsoft JhengHei" w:eastAsia="Microsoft JhengHei" w:hAnsi="Microsoft JhengHei" w:cs="Microsoft JhengHei" w:hint="eastAsia"/>
+              <w:rFonts w:hint="eastAsia" w:ascii="Microsoft JhengHei" w:hAnsi="Microsoft JhengHei" w:eastAsia="Microsoft JhengHei" w:cs="Microsoft JhengHei"/>
               <w:szCs w:val="24"/>
             </w:rPr>
             <w:fldChar w:fldCharType="end"/>
@@ -3245,28 +3274,28 @@
         </w:p>
         <w:p>
           <w:pPr>
-            <w:pStyle w:val="TOC3"/>
+            <w:pStyle w:val="16"/>
             <w:tabs>
               <w:tab w:val="right" w:leader="dot" w:pos="9082"/>
             </w:tabs>
           </w:pPr>
           <w:r>
             <w:rPr>
-              <w:rFonts w:ascii="Microsoft JhengHei" w:eastAsia="Microsoft JhengHei" w:hAnsi="Microsoft JhengHei" w:cs="Microsoft JhengHei" w:hint="eastAsia"/>
+              <w:rFonts w:hint="eastAsia" w:ascii="Microsoft JhengHei" w:hAnsi="Microsoft JhengHei" w:eastAsia="Microsoft JhengHei" w:cs="Microsoft JhengHei"/>
               <w:szCs w:val="24"/>
             </w:rPr>
             <w:fldChar w:fldCharType="begin"/>
           </w:r>
           <w:r>
             <w:rPr>
-              <w:rFonts w:ascii="Microsoft JhengHei" w:eastAsia="Microsoft JhengHei" w:hAnsi="Microsoft JhengHei" w:cs="Microsoft JhengHei" w:hint="eastAsia"/>
+              <w:rFonts w:hint="eastAsia" w:ascii="Microsoft JhengHei" w:hAnsi="Microsoft JhengHei" w:eastAsia="Microsoft JhengHei" w:cs="Microsoft JhengHei"/>
               <w:szCs w:val="24"/>
             </w:rPr>
             <w:instrText xml:space="preserve"> HYPERLINK \l _Toc14628 </w:instrText>
           </w:r>
           <w:r>
             <w:rPr>
-              <w:rFonts w:ascii="Microsoft JhengHei" w:eastAsia="Microsoft JhengHei" w:hAnsi="Microsoft JhengHei" w:cs="Microsoft JhengHei" w:hint="eastAsia"/>
+              <w:rFonts w:hint="eastAsia" w:ascii="Microsoft JhengHei" w:hAnsi="Microsoft JhengHei" w:eastAsia="Microsoft JhengHei" w:cs="Microsoft JhengHei"/>
               <w:szCs w:val="24"/>
             </w:rPr>
             <w:fldChar w:fldCharType="separate"/>
@@ -3300,7 +3329,7 @@
           </w:r>
           <w:r>
             <w:rPr>
-              <w:rFonts w:ascii="Microsoft JhengHei" w:eastAsia="Microsoft JhengHei" w:hAnsi="Microsoft JhengHei" w:cs="Microsoft JhengHei" w:hint="eastAsia"/>
+              <w:rFonts w:hint="eastAsia" w:ascii="Microsoft JhengHei" w:hAnsi="Microsoft JhengHei" w:eastAsia="Microsoft JhengHei" w:cs="Microsoft JhengHei"/>
               <w:szCs w:val="24"/>
             </w:rPr>
             <w:fldChar w:fldCharType="end"/>
@@ -3308,28 +3337,28 @@
         </w:p>
         <w:p>
           <w:pPr>
-            <w:pStyle w:val="TOC2"/>
+            <w:pStyle w:val="26"/>
             <w:tabs>
               <w:tab w:val="right" w:leader="dot" w:pos="9082"/>
             </w:tabs>
           </w:pPr>
           <w:r>
             <w:rPr>
-              <w:rFonts w:ascii="Microsoft JhengHei" w:eastAsia="Microsoft JhengHei" w:hAnsi="Microsoft JhengHei" w:cs="Microsoft JhengHei" w:hint="eastAsia"/>
+              <w:rFonts w:hint="eastAsia" w:ascii="Microsoft JhengHei" w:hAnsi="Microsoft JhengHei" w:eastAsia="Microsoft JhengHei" w:cs="Microsoft JhengHei"/>
               <w:szCs w:val="24"/>
             </w:rPr>
             <w:fldChar w:fldCharType="begin"/>
           </w:r>
           <w:r>
             <w:rPr>
-              <w:rFonts w:ascii="Microsoft JhengHei" w:eastAsia="Microsoft JhengHei" w:hAnsi="Microsoft JhengHei" w:cs="Microsoft JhengHei" w:hint="eastAsia"/>
+              <w:rFonts w:hint="eastAsia" w:ascii="Microsoft JhengHei" w:hAnsi="Microsoft JhengHei" w:eastAsia="Microsoft JhengHei" w:cs="Microsoft JhengHei"/>
               <w:szCs w:val="24"/>
             </w:rPr>
             <w:instrText xml:space="preserve"> HYPERLINK \l _Toc992 </w:instrText>
           </w:r>
           <w:r>
             <w:rPr>
-              <w:rFonts w:ascii="Microsoft JhengHei" w:eastAsia="Microsoft JhengHei" w:hAnsi="Microsoft JhengHei" w:cs="Microsoft JhengHei" w:hint="eastAsia"/>
+              <w:rFonts w:hint="eastAsia" w:ascii="Microsoft JhengHei" w:hAnsi="Microsoft JhengHei" w:eastAsia="Microsoft JhengHei" w:cs="Microsoft JhengHei"/>
               <w:szCs w:val="24"/>
             </w:rPr>
             <w:fldChar w:fldCharType="separate"/>
@@ -3363,7 +3392,7 @@
           </w:r>
           <w:r>
             <w:rPr>
-              <w:rFonts w:ascii="Microsoft JhengHei" w:eastAsia="Microsoft JhengHei" w:hAnsi="Microsoft JhengHei" w:cs="Microsoft JhengHei" w:hint="eastAsia"/>
+              <w:rFonts w:hint="eastAsia" w:ascii="Microsoft JhengHei" w:hAnsi="Microsoft JhengHei" w:eastAsia="Microsoft JhengHei" w:cs="Microsoft JhengHei"/>
               <w:szCs w:val="24"/>
             </w:rPr>
             <w:fldChar w:fldCharType="end"/>
@@ -3371,28 +3400,28 @@
         </w:p>
         <w:p>
           <w:pPr>
-            <w:pStyle w:val="TOC3"/>
+            <w:pStyle w:val="16"/>
             <w:tabs>
               <w:tab w:val="right" w:leader="dot" w:pos="9082"/>
             </w:tabs>
           </w:pPr>
           <w:r>
             <w:rPr>
-              <w:rFonts w:ascii="Microsoft JhengHei" w:eastAsia="Microsoft JhengHei" w:hAnsi="Microsoft JhengHei" w:cs="Microsoft JhengHei" w:hint="eastAsia"/>
+              <w:rFonts w:hint="eastAsia" w:ascii="Microsoft JhengHei" w:hAnsi="Microsoft JhengHei" w:eastAsia="Microsoft JhengHei" w:cs="Microsoft JhengHei"/>
               <w:szCs w:val="24"/>
             </w:rPr>
             <w:fldChar w:fldCharType="begin"/>
           </w:r>
           <w:r>
             <w:rPr>
-              <w:rFonts w:ascii="Microsoft JhengHei" w:eastAsia="Microsoft JhengHei" w:hAnsi="Microsoft JhengHei" w:cs="Microsoft JhengHei" w:hint="eastAsia"/>
+              <w:rFonts w:hint="eastAsia" w:ascii="Microsoft JhengHei" w:hAnsi="Microsoft JhengHei" w:eastAsia="Microsoft JhengHei" w:cs="Microsoft JhengHei"/>
               <w:szCs w:val="24"/>
             </w:rPr>
             <w:instrText xml:space="preserve"> HYPERLINK \l _Toc24977 </w:instrText>
           </w:r>
           <w:r>
             <w:rPr>
-              <w:rFonts w:ascii="Microsoft JhengHei" w:eastAsia="Microsoft JhengHei" w:hAnsi="Microsoft JhengHei" w:cs="Microsoft JhengHei" w:hint="eastAsia"/>
+              <w:rFonts w:hint="eastAsia" w:ascii="Microsoft JhengHei" w:hAnsi="Microsoft JhengHei" w:eastAsia="Microsoft JhengHei" w:cs="Microsoft JhengHei"/>
               <w:szCs w:val="24"/>
             </w:rPr>
             <w:fldChar w:fldCharType="separate"/>
@@ -3426,7 +3455,7 @@
           </w:r>
           <w:r>
             <w:rPr>
-              <w:rFonts w:ascii="Microsoft JhengHei" w:eastAsia="Microsoft JhengHei" w:hAnsi="Microsoft JhengHei" w:cs="Microsoft JhengHei" w:hint="eastAsia"/>
+              <w:rFonts w:hint="eastAsia" w:ascii="Microsoft JhengHei" w:hAnsi="Microsoft JhengHei" w:eastAsia="Microsoft JhengHei" w:cs="Microsoft JhengHei"/>
               <w:szCs w:val="24"/>
             </w:rPr>
             <w:fldChar w:fldCharType="end"/>
@@ -3434,28 +3463,28 @@
         </w:p>
         <w:p>
           <w:pPr>
-            <w:pStyle w:val="TOC3"/>
+            <w:pStyle w:val="16"/>
             <w:tabs>
               <w:tab w:val="right" w:leader="dot" w:pos="9082"/>
             </w:tabs>
           </w:pPr>
           <w:r>
             <w:rPr>
-              <w:rFonts w:ascii="Microsoft JhengHei" w:eastAsia="Microsoft JhengHei" w:hAnsi="Microsoft JhengHei" w:cs="Microsoft JhengHei" w:hint="eastAsia"/>
+              <w:rFonts w:hint="eastAsia" w:ascii="Microsoft JhengHei" w:hAnsi="Microsoft JhengHei" w:eastAsia="Microsoft JhengHei" w:cs="Microsoft JhengHei"/>
               <w:szCs w:val="24"/>
             </w:rPr>
             <w:fldChar w:fldCharType="begin"/>
           </w:r>
           <w:r>
             <w:rPr>
-              <w:rFonts w:ascii="Microsoft JhengHei" w:eastAsia="Microsoft JhengHei" w:hAnsi="Microsoft JhengHei" w:cs="Microsoft JhengHei" w:hint="eastAsia"/>
+              <w:rFonts w:hint="eastAsia" w:ascii="Microsoft JhengHei" w:hAnsi="Microsoft JhengHei" w:eastAsia="Microsoft JhengHei" w:cs="Microsoft JhengHei"/>
               <w:szCs w:val="24"/>
             </w:rPr>
             <w:instrText xml:space="preserve"> HYPERLINK \l _Toc18622 </w:instrText>
           </w:r>
           <w:r>
             <w:rPr>
-              <w:rFonts w:ascii="Microsoft JhengHei" w:eastAsia="Microsoft JhengHei" w:hAnsi="Microsoft JhengHei" w:cs="Microsoft JhengHei" w:hint="eastAsia"/>
+              <w:rFonts w:hint="eastAsia" w:ascii="Microsoft JhengHei" w:hAnsi="Microsoft JhengHei" w:eastAsia="Microsoft JhengHei" w:cs="Microsoft JhengHei"/>
               <w:szCs w:val="24"/>
             </w:rPr>
             <w:fldChar w:fldCharType="separate"/>
@@ -3489,7 +3518,7 @@
           </w:r>
           <w:r>
             <w:rPr>
-              <w:rFonts w:ascii="Microsoft JhengHei" w:eastAsia="Microsoft JhengHei" w:hAnsi="Microsoft JhengHei" w:cs="Microsoft JhengHei" w:hint="eastAsia"/>
+              <w:rFonts w:hint="eastAsia" w:ascii="Microsoft JhengHei" w:hAnsi="Microsoft JhengHei" w:eastAsia="Microsoft JhengHei" w:cs="Microsoft JhengHei"/>
               <w:szCs w:val="24"/>
             </w:rPr>
             <w:fldChar w:fldCharType="end"/>
@@ -3497,28 +3526,28 @@
         </w:p>
         <w:p>
           <w:pPr>
-            <w:pStyle w:val="TOC3"/>
+            <w:pStyle w:val="16"/>
             <w:tabs>
               <w:tab w:val="right" w:leader="dot" w:pos="9082"/>
             </w:tabs>
           </w:pPr>
           <w:r>
             <w:rPr>
-              <w:rFonts w:ascii="Microsoft JhengHei" w:eastAsia="Microsoft JhengHei" w:hAnsi="Microsoft JhengHei" w:cs="Microsoft JhengHei" w:hint="eastAsia"/>
+              <w:rFonts w:hint="eastAsia" w:ascii="Microsoft JhengHei" w:hAnsi="Microsoft JhengHei" w:eastAsia="Microsoft JhengHei" w:cs="Microsoft JhengHei"/>
               <w:szCs w:val="24"/>
             </w:rPr>
             <w:fldChar w:fldCharType="begin"/>
           </w:r>
           <w:r>
             <w:rPr>
-              <w:rFonts w:ascii="Microsoft JhengHei" w:eastAsia="Microsoft JhengHei" w:hAnsi="Microsoft JhengHei" w:cs="Microsoft JhengHei" w:hint="eastAsia"/>
+              <w:rFonts w:hint="eastAsia" w:ascii="Microsoft JhengHei" w:hAnsi="Microsoft JhengHei" w:eastAsia="Microsoft JhengHei" w:cs="Microsoft JhengHei"/>
               <w:szCs w:val="24"/>
             </w:rPr>
             <w:instrText xml:space="preserve"> HYPERLINK \l _Toc9386 </w:instrText>
           </w:r>
           <w:r>
             <w:rPr>
-              <w:rFonts w:ascii="Microsoft JhengHei" w:eastAsia="Microsoft JhengHei" w:hAnsi="Microsoft JhengHei" w:cs="Microsoft JhengHei" w:hint="eastAsia"/>
+              <w:rFonts w:hint="eastAsia" w:ascii="Microsoft JhengHei" w:hAnsi="Microsoft JhengHei" w:eastAsia="Microsoft JhengHei" w:cs="Microsoft JhengHei"/>
               <w:szCs w:val="24"/>
             </w:rPr>
             <w:fldChar w:fldCharType="separate"/>
@@ -3552,7 +3581,7 @@
           </w:r>
           <w:r>
             <w:rPr>
-              <w:rFonts w:ascii="Microsoft JhengHei" w:eastAsia="Microsoft JhengHei" w:hAnsi="Microsoft JhengHei" w:cs="Microsoft JhengHei" w:hint="eastAsia"/>
+              <w:rFonts w:hint="eastAsia" w:ascii="Microsoft JhengHei" w:hAnsi="Microsoft JhengHei" w:eastAsia="Microsoft JhengHei" w:cs="Microsoft JhengHei"/>
               <w:szCs w:val="24"/>
             </w:rPr>
             <w:fldChar w:fldCharType="end"/>
@@ -3560,28 +3589,28 @@
         </w:p>
         <w:p>
           <w:pPr>
-            <w:pStyle w:val="TOC3"/>
+            <w:pStyle w:val="16"/>
             <w:tabs>
               <w:tab w:val="right" w:leader="dot" w:pos="9082"/>
             </w:tabs>
           </w:pPr>
           <w:r>
             <w:rPr>
-              <w:rFonts w:ascii="Microsoft JhengHei" w:eastAsia="Microsoft JhengHei" w:hAnsi="Microsoft JhengHei" w:cs="Microsoft JhengHei" w:hint="eastAsia"/>
+              <w:rFonts w:hint="eastAsia" w:ascii="Microsoft JhengHei" w:hAnsi="Microsoft JhengHei" w:eastAsia="Microsoft JhengHei" w:cs="Microsoft JhengHei"/>
               <w:szCs w:val="24"/>
             </w:rPr>
             <w:fldChar w:fldCharType="begin"/>
           </w:r>
           <w:r>
             <w:rPr>
-              <w:rFonts w:ascii="Microsoft JhengHei" w:eastAsia="Microsoft JhengHei" w:hAnsi="Microsoft JhengHei" w:cs="Microsoft JhengHei" w:hint="eastAsia"/>
+              <w:rFonts w:hint="eastAsia" w:ascii="Microsoft JhengHei" w:hAnsi="Microsoft JhengHei" w:eastAsia="Microsoft JhengHei" w:cs="Microsoft JhengHei"/>
               <w:szCs w:val="24"/>
             </w:rPr>
             <w:instrText xml:space="preserve"> HYPERLINK \l _Toc26107 </w:instrText>
           </w:r>
           <w:r>
             <w:rPr>
-              <w:rFonts w:ascii="Microsoft JhengHei" w:eastAsia="Microsoft JhengHei" w:hAnsi="Microsoft JhengHei" w:cs="Microsoft JhengHei" w:hint="eastAsia"/>
+              <w:rFonts w:hint="eastAsia" w:ascii="Microsoft JhengHei" w:hAnsi="Microsoft JhengHei" w:eastAsia="Microsoft JhengHei" w:cs="Microsoft JhengHei"/>
               <w:szCs w:val="24"/>
             </w:rPr>
             <w:fldChar w:fldCharType="separate"/>
@@ -3615,7 +3644,7 @@
           </w:r>
           <w:r>
             <w:rPr>
-              <w:rFonts w:ascii="Microsoft JhengHei" w:eastAsia="Microsoft JhengHei" w:hAnsi="Microsoft JhengHei" w:cs="Microsoft JhengHei" w:hint="eastAsia"/>
+              <w:rFonts w:hint="eastAsia" w:ascii="Microsoft JhengHei" w:hAnsi="Microsoft JhengHei" w:eastAsia="Microsoft JhengHei" w:cs="Microsoft JhengHei"/>
               <w:szCs w:val="24"/>
             </w:rPr>
             <w:fldChar w:fldCharType="end"/>
@@ -3623,28 +3652,28 @@
         </w:p>
         <w:p>
           <w:pPr>
-            <w:pStyle w:val="TOC2"/>
+            <w:pStyle w:val="26"/>
             <w:tabs>
               <w:tab w:val="right" w:leader="dot" w:pos="9082"/>
             </w:tabs>
           </w:pPr>
           <w:r>
             <w:rPr>
-              <w:rFonts w:ascii="Microsoft JhengHei" w:eastAsia="Microsoft JhengHei" w:hAnsi="Microsoft JhengHei" w:cs="Microsoft JhengHei" w:hint="eastAsia"/>
+              <w:rFonts w:hint="eastAsia" w:ascii="Microsoft JhengHei" w:hAnsi="Microsoft JhengHei" w:eastAsia="Microsoft JhengHei" w:cs="Microsoft JhengHei"/>
               <w:szCs w:val="24"/>
             </w:rPr>
             <w:fldChar w:fldCharType="begin"/>
           </w:r>
           <w:r>
             <w:rPr>
-              <w:rFonts w:ascii="Microsoft JhengHei" w:eastAsia="Microsoft JhengHei" w:hAnsi="Microsoft JhengHei" w:cs="Microsoft JhengHei" w:hint="eastAsia"/>
+              <w:rFonts w:hint="eastAsia" w:ascii="Microsoft JhengHei" w:hAnsi="Microsoft JhengHei" w:eastAsia="Microsoft JhengHei" w:cs="Microsoft JhengHei"/>
               <w:szCs w:val="24"/>
             </w:rPr>
             <w:instrText xml:space="preserve"> HYPERLINK \l _Toc18041 </w:instrText>
           </w:r>
           <w:r>
             <w:rPr>
-              <w:rFonts w:ascii="Microsoft JhengHei" w:eastAsia="Microsoft JhengHei" w:hAnsi="Microsoft JhengHei" w:cs="Microsoft JhengHei" w:hint="eastAsia"/>
+              <w:rFonts w:hint="eastAsia" w:ascii="Microsoft JhengHei" w:hAnsi="Microsoft JhengHei" w:eastAsia="Microsoft JhengHei" w:cs="Microsoft JhengHei"/>
               <w:szCs w:val="24"/>
             </w:rPr>
             <w:fldChar w:fldCharType="separate"/>
@@ -3678,7 +3707,7 @@
           </w:r>
           <w:r>
             <w:rPr>
-              <w:rFonts w:ascii="Microsoft JhengHei" w:eastAsia="Microsoft JhengHei" w:hAnsi="Microsoft JhengHei" w:cs="Microsoft JhengHei" w:hint="eastAsia"/>
+              <w:rFonts w:hint="eastAsia" w:ascii="Microsoft JhengHei" w:hAnsi="Microsoft JhengHei" w:eastAsia="Microsoft JhengHei" w:cs="Microsoft JhengHei"/>
               <w:szCs w:val="24"/>
             </w:rPr>
             <w:fldChar w:fldCharType="end"/>
@@ -3686,28 +3715,28 @@
         </w:p>
         <w:p>
           <w:pPr>
-            <w:pStyle w:val="TOC3"/>
+            <w:pStyle w:val="16"/>
             <w:tabs>
               <w:tab w:val="right" w:leader="dot" w:pos="9082"/>
             </w:tabs>
           </w:pPr>
           <w:r>
             <w:rPr>
-              <w:rFonts w:ascii="Microsoft JhengHei" w:eastAsia="Microsoft JhengHei" w:hAnsi="Microsoft JhengHei" w:cs="Microsoft JhengHei" w:hint="eastAsia"/>
+              <w:rFonts w:hint="eastAsia" w:ascii="Microsoft JhengHei" w:hAnsi="Microsoft JhengHei" w:eastAsia="Microsoft JhengHei" w:cs="Microsoft JhengHei"/>
               <w:szCs w:val="24"/>
             </w:rPr>
             <w:fldChar w:fldCharType="begin"/>
           </w:r>
           <w:r>
             <w:rPr>
-              <w:rFonts w:ascii="Microsoft JhengHei" w:eastAsia="Microsoft JhengHei" w:hAnsi="Microsoft JhengHei" w:cs="Microsoft JhengHei" w:hint="eastAsia"/>
+              <w:rFonts w:hint="eastAsia" w:ascii="Microsoft JhengHei" w:hAnsi="Microsoft JhengHei" w:eastAsia="Microsoft JhengHei" w:cs="Microsoft JhengHei"/>
               <w:szCs w:val="24"/>
             </w:rPr>
             <w:instrText xml:space="preserve"> HYPERLINK \l _Toc3231 </w:instrText>
           </w:r>
           <w:r>
             <w:rPr>
-              <w:rFonts w:ascii="Microsoft JhengHei" w:eastAsia="Microsoft JhengHei" w:hAnsi="Microsoft JhengHei" w:cs="Microsoft JhengHei" w:hint="eastAsia"/>
+              <w:rFonts w:hint="eastAsia" w:ascii="Microsoft JhengHei" w:hAnsi="Microsoft JhengHei" w:eastAsia="Microsoft JhengHei" w:cs="Microsoft JhengHei"/>
               <w:szCs w:val="24"/>
             </w:rPr>
             <w:fldChar w:fldCharType="separate"/>
@@ -3741,7 +3770,7 @@
           </w:r>
           <w:r>
             <w:rPr>
-              <w:rFonts w:ascii="Microsoft JhengHei" w:eastAsia="Microsoft JhengHei" w:hAnsi="Microsoft JhengHei" w:cs="Microsoft JhengHei" w:hint="eastAsia"/>
+              <w:rFonts w:hint="eastAsia" w:ascii="Microsoft JhengHei" w:hAnsi="Microsoft JhengHei" w:eastAsia="Microsoft JhengHei" w:cs="Microsoft JhengHei"/>
               <w:szCs w:val="24"/>
             </w:rPr>
             <w:fldChar w:fldCharType="end"/>
@@ -3749,28 +3778,28 @@
         </w:p>
         <w:p>
           <w:pPr>
-            <w:pStyle w:val="TOC3"/>
+            <w:pStyle w:val="16"/>
             <w:tabs>
               <w:tab w:val="right" w:leader="dot" w:pos="9082"/>
             </w:tabs>
           </w:pPr>
           <w:r>
             <w:rPr>
-              <w:rFonts w:ascii="Microsoft JhengHei" w:eastAsia="Microsoft JhengHei" w:hAnsi="Microsoft JhengHei" w:cs="Microsoft JhengHei" w:hint="eastAsia"/>
+              <w:rFonts w:hint="eastAsia" w:ascii="Microsoft JhengHei" w:hAnsi="Microsoft JhengHei" w:eastAsia="Microsoft JhengHei" w:cs="Microsoft JhengHei"/>
               <w:szCs w:val="24"/>
             </w:rPr>
             <w:fldChar w:fldCharType="begin"/>
           </w:r>
           <w:r>
             <w:rPr>
-              <w:rFonts w:ascii="Microsoft JhengHei" w:eastAsia="Microsoft JhengHei" w:hAnsi="Microsoft JhengHei" w:cs="Microsoft JhengHei" w:hint="eastAsia"/>
+              <w:rFonts w:hint="eastAsia" w:ascii="Microsoft JhengHei" w:hAnsi="Microsoft JhengHei" w:eastAsia="Microsoft JhengHei" w:cs="Microsoft JhengHei"/>
               <w:szCs w:val="24"/>
             </w:rPr>
             <w:instrText xml:space="preserve"> HYPERLINK \l _Toc17536 </w:instrText>
           </w:r>
           <w:r>
             <w:rPr>
-              <w:rFonts w:ascii="Microsoft JhengHei" w:eastAsia="Microsoft JhengHei" w:hAnsi="Microsoft JhengHei" w:cs="Microsoft JhengHei" w:hint="eastAsia"/>
+              <w:rFonts w:hint="eastAsia" w:ascii="Microsoft JhengHei" w:hAnsi="Microsoft JhengHei" w:eastAsia="Microsoft JhengHei" w:cs="Microsoft JhengHei"/>
               <w:szCs w:val="24"/>
             </w:rPr>
             <w:fldChar w:fldCharType="separate"/>
@@ -3804,7 +3833,7 @@
           </w:r>
           <w:r>
             <w:rPr>
-              <w:rFonts w:ascii="Microsoft JhengHei" w:eastAsia="Microsoft JhengHei" w:hAnsi="Microsoft JhengHei" w:cs="Microsoft JhengHei" w:hint="eastAsia"/>
+              <w:rFonts w:hint="eastAsia" w:ascii="Microsoft JhengHei" w:hAnsi="Microsoft JhengHei" w:eastAsia="Microsoft JhengHei" w:cs="Microsoft JhengHei"/>
               <w:szCs w:val="24"/>
             </w:rPr>
             <w:fldChar w:fldCharType="end"/>
@@ -3812,28 +3841,28 @@
         </w:p>
         <w:p>
           <w:pPr>
-            <w:pStyle w:val="TOC3"/>
+            <w:pStyle w:val="16"/>
             <w:tabs>
               <w:tab w:val="right" w:leader="dot" w:pos="9082"/>
             </w:tabs>
           </w:pPr>
           <w:r>
             <w:rPr>
-              <w:rFonts w:ascii="Microsoft JhengHei" w:eastAsia="Microsoft JhengHei" w:hAnsi="Microsoft JhengHei" w:cs="Microsoft JhengHei" w:hint="eastAsia"/>
+              <w:rFonts w:hint="eastAsia" w:ascii="Microsoft JhengHei" w:hAnsi="Microsoft JhengHei" w:eastAsia="Microsoft JhengHei" w:cs="Microsoft JhengHei"/>
               <w:szCs w:val="24"/>
             </w:rPr>
             <w:fldChar w:fldCharType="begin"/>
           </w:r>
           <w:r>
             <w:rPr>
-              <w:rFonts w:ascii="Microsoft JhengHei" w:eastAsia="Microsoft JhengHei" w:hAnsi="Microsoft JhengHei" w:cs="Microsoft JhengHei" w:hint="eastAsia"/>
+              <w:rFonts w:hint="eastAsia" w:ascii="Microsoft JhengHei" w:hAnsi="Microsoft JhengHei" w:eastAsia="Microsoft JhengHei" w:cs="Microsoft JhengHei"/>
               <w:szCs w:val="24"/>
             </w:rPr>
             <w:instrText xml:space="preserve"> HYPERLINK \l _Toc31312 </w:instrText>
           </w:r>
           <w:r>
             <w:rPr>
-              <w:rFonts w:ascii="Microsoft JhengHei" w:eastAsia="Microsoft JhengHei" w:hAnsi="Microsoft JhengHei" w:cs="Microsoft JhengHei" w:hint="eastAsia"/>
+              <w:rFonts w:hint="eastAsia" w:ascii="Microsoft JhengHei" w:hAnsi="Microsoft JhengHei" w:eastAsia="Microsoft JhengHei" w:cs="Microsoft JhengHei"/>
               <w:szCs w:val="24"/>
             </w:rPr>
             <w:fldChar w:fldCharType="separate"/>
@@ -3867,7 +3896,7 @@
           </w:r>
           <w:r>
             <w:rPr>
-              <w:rFonts w:ascii="Microsoft JhengHei" w:eastAsia="Microsoft JhengHei" w:hAnsi="Microsoft JhengHei" w:cs="Microsoft JhengHei" w:hint="eastAsia"/>
+              <w:rFonts w:hint="eastAsia" w:ascii="Microsoft JhengHei" w:hAnsi="Microsoft JhengHei" w:eastAsia="Microsoft JhengHei" w:cs="Microsoft JhengHei"/>
               <w:szCs w:val="24"/>
             </w:rPr>
             <w:fldChar w:fldCharType="end"/>
@@ -3875,28 +3904,28 @@
         </w:p>
         <w:p>
           <w:pPr>
-            <w:pStyle w:val="TOC3"/>
+            <w:pStyle w:val="16"/>
             <w:tabs>
               <w:tab w:val="right" w:leader="dot" w:pos="9082"/>
             </w:tabs>
           </w:pPr>
           <w:r>
             <w:rPr>
-              <w:rFonts w:ascii="Microsoft JhengHei" w:eastAsia="Microsoft JhengHei" w:hAnsi="Microsoft JhengHei" w:cs="Microsoft JhengHei" w:hint="eastAsia"/>
+              <w:rFonts w:hint="eastAsia" w:ascii="Microsoft JhengHei" w:hAnsi="Microsoft JhengHei" w:eastAsia="Microsoft JhengHei" w:cs="Microsoft JhengHei"/>
               <w:szCs w:val="24"/>
             </w:rPr>
             <w:fldChar w:fldCharType="begin"/>
           </w:r>
           <w:r>
             <w:rPr>
-              <w:rFonts w:ascii="Microsoft JhengHei" w:eastAsia="Microsoft JhengHei" w:hAnsi="Microsoft JhengHei" w:cs="Microsoft JhengHei" w:hint="eastAsia"/>
+              <w:rFonts w:hint="eastAsia" w:ascii="Microsoft JhengHei" w:hAnsi="Microsoft JhengHei" w:eastAsia="Microsoft JhengHei" w:cs="Microsoft JhengHei"/>
               <w:szCs w:val="24"/>
             </w:rPr>
             <w:instrText xml:space="preserve"> HYPERLINK \l _Toc2872 </w:instrText>
           </w:r>
           <w:r>
             <w:rPr>
-              <w:rFonts w:ascii="Microsoft JhengHei" w:eastAsia="Microsoft JhengHei" w:hAnsi="Microsoft JhengHei" w:cs="Microsoft JhengHei" w:hint="eastAsia"/>
+              <w:rFonts w:hint="eastAsia" w:ascii="Microsoft JhengHei" w:hAnsi="Microsoft JhengHei" w:eastAsia="Microsoft JhengHei" w:cs="Microsoft JhengHei"/>
               <w:szCs w:val="24"/>
             </w:rPr>
             <w:fldChar w:fldCharType="separate"/>
@@ -3930,7 +3959,7 @@
           </w:r>
           <w:r>
             <w:rPr>
-              <w:rFonts w:ascii="Microsoft JhengHei" w:eastAsia="Microsoft JhengHei" w:hAnsi="Microsoft JhengHei" w:cs="Microsoft JhengHei" w:hint="eastAsia"/>
+              <w:rFonts w:hint="eastAsia" w:ascii="Microsoft JhengHei" w:hAnsi="Microsoft JhengHei" w:eastAsia="Microsoft JhengHei" w:cs="Microsoft JhengHei"/>
               <w:szCs w:val="24"/>
             </w:rPr>
             <w:fldChar w:fldCharType="end"/>
@@ -3938,28 +3967,28 @@
         </w:p>
         <w:p>
           <w:pPr>
-            <w:pStyle w:val="TOC2"/>
+            <w:pStyle w:val="26"/>
             <w:tabs>
               <w:tab w:val="right" w:leader="dot" w:pos="9082"/>
             </w:tabs>
           </w:pPr>
           <w:r>
             <w:rPr>
-              <w:rFonts w:ascii="Microsoft JhengHei" w:eastAsia="Microsoft JhengHei" w:hAnsi="Microsoft JhengHei" w:cs="Microsoft JhengHei" w:hint="eastAsia"/>
+              <w:rFonts w:hint="eastAsia" w:ascii="Microsoft JhengHei" w:hAnsi="Microsoft JhengHei" w:eastAsia="Microsoft JhengHei" w:cs="Microsoft JhengHei"/>
               <w:szCs w:val="24"/>
             </w:rPr>
             <w:fldChar w:fldCharType="begin"/>
           </w:r>
           <w:r>
             <w:rPr>
-              <w:rFonts w:ascii="Microsoft JhengHei" w:eastAsia="Microsoft JhengHei" w:hAnsi="Microsoft JhengHei" w:cs="Microsoft JhengHei" w:hint="eastAsia"/>
+              <w:rFonts w:hint="eastAsia" w:ascii="Microsoft JhengHei" w:hAnsi="Microsoft JhengHei" w:eastAsia="Microsoft JhengHei" w:cs="Microsoft JhengHei"/>
               <w:szCs w:val="24"/>
             </w:rPr>
             <w:instrText xml:space="preserve"> HYPERLINK \l _Toc8555 </w:instrText>
           </w:r>
           <w:r>
             <w:rPr>
-              <w:rFonts w:ascii="Microsoft JhengHei" w:eastAsia="Microsoft JhengHei" w:hAnsi="Microsoft JhengHei" w:cs="Microsoft JhengHei" w:hint="eastAsia"/>
+              <w:rFonts w:hint="eastAsia" w:ascii="Microsoft JhengHei" w:hAnsi="Microsoft JhengHei" w:eastAsia="Microsoft JhengHei" w:cs="Microsoft JhengHei"/>
               <w:szCs w:val="24"/>
             </w:rPr>
             <w:fldChar w:fldCharType="separate"/>
@@ -3993,7 +4022,7 @@
           </w:r>
           <w:r>
             <w:rPr>
-              <w:rFonts w:ascii="Microsoft JhengHei" w:eastAsia="Microsoft JhengHei" w:hAnsi="Microsoft JhengHei" w:cs="Microsoft JhengHei" w:hint="eastAsia"/>
+              <w:rFonts w:hint="eastAsia" w:ascii="Microsoft JhengHei" w:hAnsi="Microsoft JhengHei" w:eastAsia="Microsoft JhengHei" w:cs="Microsoft JhengHei"/>
               <w:szCs w:val="24"/>
             </w:rPr>
             <w:fldChar w:fldCharType="end"/>
@@ -4001,28 +4030,28 @@
         </w:p>
         <w:p>
           <w:pPr>
-            <w:pStyle w:val="TOC3"/>
+            <w:pStyle w:val="16"/>
             <w:tabs>
               <w:tab w:val="right" w:leader="dot" w:pos="9082"/>
             </w:tabs>
           </w:pPr>
           <w:r>
             <w:rPr>
-              <w:rFonts w:ascii="Microsoft JhengHei" w:eastAsia="Microsoft JhengHei" w:hAnsi="Microsoft JhengHei" w:cs="Microsoft JhengHei" w:hint="eastAsia"/>
+              <w:rFonts w:hint="eastAsia" w:ascii="Microsoft JhengHei" w:hAnsi="Microsoft JhengHei" w:eastAsia="Microsoft JhengHei" w:cs="Microsoft JhengHei"/>
               <w:szCs w:val="24"/>
             </w:rPr>
             <w:fldChar w:fldCharType="begin"/>
           </w:r>
           <w:r>
             <w:rPr>
-              <w:rFonts w:ascii="Microsoft JhengHei" w:eastAsia="Microsoft JhengHei" w:hAnsi="Microsoft JhengHei" w:cs="Microsoft JhengHei" w:hint="eastAsia"/>
+              <w:rFonts w:hint="eastAsia" w:ascii="Microsoft JhengHei" w:hAnsi="Microsoft JhengHei" w:eastAsia="Microsoft JhengHei" w:cs="Microsoft JhengHei"/>
               <w:szCs w:val="24"/>
             </w:rPr>
             <w:instrText xml:space="preserve"> HYPERLINK \l _Toc9283 </w:instrText>
           </w:r>
           <w:r>
             <w:rPr>
-              <w:rFonts w:ascii="Microsoft JhengHei" w:eastAsia="Microsoft JhengHei" w:hAnsi="Microsoft JhengHei" w:cs="Microsoft JhengHei" w:hint="eastAsia"/>
+              <w:rFonts w:hint="eastAsia" w:ascii="Microsoft JhengHei" w:hAnsi="Microsoft JhengHei" w:eastAsia="Microsoft JhengHei" w:cs="Microsoft JhengHei"/>
               <w:szCs w:val="24"/>
             </w:rPr>
             <w:fldChar w:fldCharType="separate"/>
@@ -4056,7 +4085,7 @@
           </w:r>
           <w:r>
             <w:rPr>
-              <w:rFonts w:ascii="Microsoft JhengHei" w:eastAsia="Microsoft JhengHei" w:hAnsi="Microsoft JhengHei" w:cs="Microsoft JhengHei" w:hint="eastAsia"/>
+              <w:rFonts w:hint="eastAsia" w:ascii="Microsoft JhengHei" w:hAnsi="Microsoft JhengHei" w:eastAsia="Microsoft JhengHei" w:cs="Microsoft JhengHei"/>
               <w:szCs w:val="24"/>
             </w:rPr>
             <w:fldChar w:fldCharType="end"/>
@@ -4064,28 +4093,28 @@
         </w:p>
         <w:p>
           <w:pPr>
-            <w:pStyle w:val="TOC3"/>
+            <w:pStyle w:val="16"/>
             <w:tabs>
               <w:tab w:val="right" w:leader="dot" w:pos="9082"/>
             </w:tabs>
           </w:pPr>
           <w:r>
             <w:rPr>
-              <w:rFonts w:ascii="Microsoft JhengHei" w:eastAsia="Microsoft JhengHei" w:hAnsi="Microsoft JhengHei" w:cs="Microsoft JhengHei" w:hint="eastAsia"/>
+              <w:rFonts w:hint="eastAsia" w:ascii="Microsoft JhengHei" w:hAnsi="Microsoft JhengHei" w:eastAsia="Microsoft JhengHei" w:cs="Microsoft JhengHei"/>
               <w:szCs w:val="24"/>
             </w:rPr>
             <w:fldChar w:fldCharType="begin"/>
           </w:r>
           <w:r>
             <w:rPr>
-              <w:rFonts w:ascii="Microsoft JhengHei" w:eastAsia="Microsoft JhengHei" w:hAnsi="Microsoft JhengHei" w:cs="Microsoft JhengHei" w:hint="eastAsia"/>
+              <w:rFonts w:hint="eastAsia" w:ascii="Microsoft JhengHei" w:hAnsi="Microsoft JhengHei" w:eastAsia="Microsoft JhengHei" w:cs="Microsoft JhengHei"/>
               <w:szCs w:val="24"/>
             </w:rPr>
             <w:instrText xml:space="preserve"> HYPERLINK \l _Toc10968 </w:instrText>
           </w:r>
           <w:r>
             <w:rPr>
-              <w:rFonts w:ascii="Microsoft JhengHei" w:eastAsia="Microsoft JhengHei" w:hAnsi="Microsoft JhengHei" w:cs="Microsoft JhengHei" w:hint="eastAsia"/>
+              <w:rFonts w:hint="eastAsia" w:ascii="Microsoft JhengHei" w:hAnsi="Microsoft JhengHei" w:eastAsia="Microsoft JhengHei" w:cs="Microsoft JhengHei"/>
               <w:szCs w:val="24"/>
             </w:rPr>
             <w:fldChar w:fldCharType="separate"/>
@@ -4119,7 +4148,7 @@
           </w:r>
           <w:r>
             <w:rPr>
-              <w:rFonts w:ascii="Microsoft JhengHei" w:eastAsia="Microsoft JhengHei" w:hAnsi="Microsoft JhengHei" w:cs="Microsoft JhengHei" w:hint="eastAsia"/>
+              <w:rFonts w:hint="eastAsia" w:ascii="Microsoft JhengHei" w:hAnsi="Microsoft JhengHei" w:eastAsia="Microsoft JhengHei" w:cs="Microsoft JhengHei"/>
               <w:szCs w:val="24"/>
             </w:rPr>
             <w:fldChar w:fldCharType="end"/>
@@ -4127,28 +4156,28 @@
         </w:p>
         <w:p>
           <w:pPr>
-            <w:pStyle w:val="TOC3"/>
+            <w:pStyle w:val="16"/>
             <w:tabs>
               <w:tab w:val="right" w:leader="dot" w:pos="9082"/>
             </w:tabs>
           </w:pPr>
           <w:r>
             <w:rPr>
-              <w:rFonts w:ascii="Microsoft JhengHei" w:eastAsia="Microsoft JhengHei" w:hAnsi="Microsoft JhengHei" w:cs="Microsoft JhengHei" w:hint="eastAsia"/>
+              <w:rFonts w:hint="eastAsia" w:ascii="Microsoft JhengHei" w:hAnsi="Microsoft JhengHei" w:eastAsia="Microsoft JhengHei" w:cs="Microsoft JhengHei"/>
               <w:szCs w:val="24"/>
             </w:rPr>
             <w:fldChar w:fldCharType="begin"/>
           </w:r>
           <w:r>
             <w:rPr>
-              <w:rFonts w:ascii="Microsoft JhengHei" w:eastAsia="Microsoft JhengHei" w:hAnsi="Microsoft JhengHei" w:cs="Microsoft JhengHei" w:hint="eastAsia"/>
+              <w:rFonts w:hint="eastAsia" w:ascii="Microsoft JhengHei" w:hAnsi="Microsoft JhengHei" w:eastAsia="Microsoft JhengHei" w:cs="Microsoft JhengHei"/>
               <w:szCs w:val="24"/>
             </w:rPr>
             <w:instrText xml:space="preserve"> HYPERLINK \l _Toc2931 </w:instrText>
           </w:r>
           <w:r>
             <w:rPr>
-              <w:rFonts w:ascii="Microsoft JhengHei" w:eastAsia="Microsoft JhengHei" w:hAnsi="Microsoft JhengHei" w:cs="Microsoft JhengHei" w:hint="eastAsia"/>
+              <w:rFonts w:hint="eastAsia" w:ascii="Microsoft JhengHei" w:hAnsi="Microsoft JhengHei" w:eastAsia="Microsoft JhengHei" w:cs="Microsoft JhengHei"/>
               <w:szCs w:val="24"/>
             </w:rPr>
             <w:fldChar w:fldCharType="separate"/>
@@ -4182,7 +4211,7 @@
           </w:r>
           <w:r>
             <w:rPr>
-              <w:rFonts w:ascii="Microsoft JhengHei" w:eastAsia="Microsoft JhengHei" w:hAnsi="Microsoft JhengHei" w:cs="Microsoft JhengHei" w:hint="eastAsia"/>
+              <w:rFonts w:hint="eastAsia" w:ascii="Microsoft JhengHei" w:hAnsi="Microsoft JhengHei" w:eastAsia="Microsoft JhengHei" w:cs="Microsoft JhengHei"/>
               <w:szCs w:val="24"/>
             </w:rPr>
             <w:fldChar w:fldCharType="end"/>
@@ -4190,28 +4219,28 @@
         </w:p>
         <w:p>
           <w:pPr>
-            <w:pStyle w:val="TOC3"/>
+            <w:pStyle w:val="16"/>
             <w:tabs>
               <w:tab w:val="right" w:leader="dot" w:pos="9082"/>
             </w:tabs>
           </w:pPr>
           <w:r>
             <w:rPr>
-              <w:rFonts w:ascii="Microsoft JhengHei" w:eastAsia="Microsoft JhengHei" w:hAnsi="Microsoft JhengHei" w:cs="Microsoft JhengHei" w:hint="eastAsia"/>
+              <w:rFonts w:hint="eastAsia" w:ascii="Microsoft JhengHei" w:hAnsi="Microsoft JhengHei" w:eastAsia="Microsoft JhengHei" w:cs="Microsoft JhengHei"/>
               <w:szCs w:val="24"/>
             </w:rPr>
             <w:fldChar w:fldCharType="begin"/>
           </w:r>
           <w:r>
             <w:rPr>
-              <w:rFonts w:ascii="Microsoft JhengHei" w:eastAsia="Microsoft JhengHei" w:hAnsi="Microsoft JhengHei" w:cs="Microsoft JhengHei" w:hint="eastAsia"/>
+              <w:rFonts w:hint="eastAsia" w:ascii="Microsoft JhengHei" w:hAnsi="Microsoft JhengHei" w:eastAsia="Microsoft JhengHei" w:cs="Microsoft JhengHei"/>
               <w:szCs w:val="24"/>
             </w:rPr>
             <w:instrText xml:space="preserve"> HYPERLINK \l _Toc26499 </w:instrText>
           </w:r>
           <w:r>
             <w:rPr>
-              <w:rFonts w:ascii="Microsoft JhengHei" w:eastAsia="Microsoft JhengHei" w:hAnsi="Microsoft JhengHei" w:cs="Microsoft JhengHei" w:hint="eastAsia"/>
+              <w:rFonts w:hint="eastAsia" w:ascii="Microsoft JhengHei" w:hAnsi="Microsoft JhengHei" w:eastAsia="Microsoft JhengHei" w:cs="Microsoft JhengHei"/>
               <w:szCs w:val="24"/>
             </w:rPr>
             <w:fldChar w:fldCharType="separate"/>
@@ -4245,7 +4274,7 @@
           </w:r>
           <w:r>
             <w:rPr>
-              <w:rFonts w:ascii="Microsoft JhengHei" w:eastAsia="Microsoft JhengHei" w:hAnsi="Microsoft JhengHei" w:cs="Microsoft JhengHei" w:hint="eastAsia"/>
+              <w:rFonts w:hint="eastAsia" w:ascii="Microsoft JhengHei" w:hAnsi="Microsoft JhengHei" w:eastAsia="Microsoft JhengHei" w:cs="Microsoft JhengHei"/>
               <w:szCs w:val="24"/>
             </w:rPr>
             <w:fldChar w:fldCharType="end"/>
@@ -4253,28 +4282,28 @@
         </w:p>
         <w:p>
           <w:pPr>
-            <w:pStyle w:val="TOC2"/>
+            <w:pStyle w:val="26"/>
             <w:tabs>
               <w:tab w:val="right" w:leader="dot" w:pos="9082"/>
             </w:tabs>
           </w:pPr>
           <w:r>
             <w:rPr>
-              <w:rFonts w:ascii="Microsoft JhengHei" w:eastAsia="Microsoft JhengHei" w:hAnsi="Microsoft JhengHei" w:cs="Microsoft JhengHei" w:hint="eastAsia"/>
+              <w:rFonts w:hint="eastAsia" w:ascii="Microsoft JhengHei" w:hAnsi="Microsoft JhengHei" w:eastAsia="Microsoft JhengHei" w:cs="Microsoft JhengHei"/>
               <w:szCs w:val="24"/>
             </w:rPr>
             <w:fldChar w:fldCharType="begin"/>
           </w:r>
           <w:r>
             <w:rPr>
-              <w:rFonts w:ascii="Microsoft JhengHei" w:eastAsia="Microsoft JhengHei" w:hAnsi="Microsoft JhengHei" w:cs="Microsoft JhengHei" w:hint="eastAsia"/>
+              <w:rFonts w:hint="eastAsia" w:ascii="Microsoft JhengHei" w:hAnsi="Microsoft JhengHei" w:eastAsia="Microsoft JhengHei" w:cs="Microsoft JhengHei"/>
               <w:szCs w:val="24"/>
             </w:rPr>
             <w:instrText xml:space="preserve"> HYPERLINK \l _Toc2267 </w:instrText>
           </w:r>
           <w:r>
             <w:rPr>
-              <w:rFonts w:ascii="Microsoft JhengHei" w:eastAsia="Microsoft JhengHei" w:hAnsi="Microsoft JhengHei" w:cs="Microsoft JhengHei" w:hint="eastAsia"/>
+              <w:rFonts w:hint="eastAsia" w:ascii="Microsoft JhengHei" w:hAnsi="Microsoft JhengHei" w:eastAsia="Microsoft JhengHei" w:cs="Microsoft JhengHei"/>
               <w:szCs w:val="24"/>
             </w:rPr>
             <w:fldChar w:fldCharType="separate"/>
@@ -4308,7 +4337,7 @@
           </w:r>
           <w:r>
             <w:rPr>
-              <w:rFonts w:ascii="Microsoft JhengHei" w:eastAsia="Microsoft JhengHei" w:hAnsi="Microsoft JhengHei" w:cs="Microsoft JhengHei" w:hint="eastAsia"/>
+              <w:rFonts w:hint="eastAsia" w:ascii="Microsoft JhengHei" w:hAnsi="Microsoft JhengHei" w:eastAsia="Microsoft JhengHei" w:cs="Microsoft JhengHei"/>
               <w:szCs w:val="24"/>
             </w:rPr>
             <w:fldChar w:fldCharType="end"/>
@@ -4316,28 +4345,28 @@
         </w:p>
         <w:p>
           <w:pPr>
-            <w:pStyle w:val="TOC3"/>
+            <w:pStyle w:val="16"/>
             <w:tabs>
               <w:tab w:val="right" w:leader="dot" w:pos="9082"/>
             </w:tabs>
           </w:pPr>
           <w:r>
             <w:rPr>
-              <w:rFonts w:ascii="Microsoft JhengHei" w:eastAsia="Microsoft JhengHei" w:hAnsi="Microsoft JhengHei" w:cs="Microsoft JhengHei" w:hint="eastAsia"/>
+              <w:rFonts w:hint="eastAsia" w:ascii="Microsoft JhengHei" w:hAnsi="Microsoft JhengHei" w:eastAsia="Microsoft JhengHei" w:cs="Microsoft JhengHei"/>
               <w:szCs w:val="24"/>
             </w:rPr>
             <w:fldChar w:fldCharType="begin"/>
           </w:r>
           <w:r>
             <w:rPr>
-              <w:rFonts w:ascii="Microsoft JhengHei" w:eastAsia="Microsoft JhengHei" w:hAnsi="Microsoft JhengHei" w:cs="Microsoft JhengHei" w:hint="eastAsia"/>
+              <w:rFonts w:hint="eastAsia" w:ascii="Microsoft JhengHei" w:hAnsi="Microsoft JhengHei" w:eastAsia="Microsoft JhengHei" w:cs="Microsoft JhengHei"/>
               <w:szCs w:val="24"/>
             </w:rPr>
             <w:instrText xml:space="preserve"> HYPERLINK \l _Toc13991 </w:instrText>
           </w:r>
           <w:r>
             <w:rPr>
-              <w:rFonts w:ascii="Microsoft JhengHei" w:eastAsia="Microsoft JhengHei" w:hAnsi="Microsoft JhengHei" w:cs="Microsoft JhengHei" w:hint="eastAsia"/>
+              <w:rFonts w:hint="eastAsia" w:ascii="Microsoft JhengHei" w:hAnsi="Microsoft JhengHei" w:eastAsia="Microsoft JhengHei" w:cs="Microsoft JhengHei"/>
               <w:szCs w:val="24"/>
             </w:rPr>
             <w:fldChar w:fldCharType="separate"/>
@@ -4371,7 +4400,7 @@
           </w:r>
           <w:r>
             <w:rPr>
-              <w:rFonts w:ascii="Microsoft JhengHei" w:eastAsia="Microsoft JhengHei" w:hAnsi="Microsoft JhengHei" w:cs="Microsoft JhengHei" w:hint="eastAsia"/>
+              <w:rFonts w:hint="eastAsia" w:ascii="Microsoft JhengHei" w:hAnsi="Microsoft JhengHei" w:eastAsia="Microsoft JhengHei" w:cs="Microsoft JhengHei"/>
               <w:szCs w:val="24"/>
             </w:rPr>
             <w:fldChar w:fldCharType="end"/>
@@ -4379,28 +4408,28 @@
         </w:p>
         <w:p>
           <w:pPr>
-            <w:pStyle w:val="TOC3"/>
+            <w:pStyle w:val="16"/>
             <w:tabs>
               <w:tab w:val="right" w:leader="dot" w:pos="9082"/>
             </w:tabs>
           </w:pPr>
           <w:r>
             <w:rPr>
-              <w:rFonts w:ascii="Microsoft JhengHei" w:eastAsia="Microsoft JhengHei" w:hAnsi="Microsoft JhengHei" w:cs="Microsoft JhengHei" w:hint="eastAsia"/>
+              <w:rFonts w:hint="eastAsia" w:ascii="Microsoft JhengHei" w:hAnsi="Microsoft JhengHei" w:eastAsia="Microsoft JhengHei" w:cs="Microsoft JhengHei"/>
               <w:szCs w:val="24"/>
             </w:rPr>
             <w:fldChar w:fldCharType="begin"/>
           </w:r>
           <w:r>
             <w:rPr>
-              <w:rFonts w:ascii="Microsoft JhengHei" w:eastAsia="Microsoft JhengHei" w:hAnsi="Microsoft JhengHei" w:cs="Microsoft JhengHei" w:hint="eastAsia"/>
+              <w:rFonts w:hint="eastAsia" w:ascii="Microsoft JhengHei" w:hAnsi="Microsoft JhengHei" w:eastAsia="Microsoft JhengHei" w:cs="Microsoft JhengHei"/>
               <w:szCs w:val="24"/>
             </w:rPr>
             <w:instrText xml:space="preserve"> HYPERLINK \l _Toc8316 </w:instrText>
           </w:r>
           <w:r>
             <w:rPr>
-              <w:rFonts w:ascii="Microsoft JhengHei" w:eastAsia="Microsoft JhengHei" w:hAnsi="Microsoft JhengHei" w:cs="Microsoft JhengHei" w:hint="eastAsia"/>
+              <w:rFonts w:hint="eastAsia" w:ascii="Microsoft JhengHei" w:hAnsi="Microsoft JhengHei" w:eastAsia="Microsoft JhengHei" w:cs="Microsoft JhengHei"/>
               <w:szCs w:val="24"/>
             </w:rPr>
             <w:fldChar w:fldCharType="separate"/>
@@ -4434,7 +4463,7 @@
           </w:r>
           <w:r>
             <w:rPr>
-              <w:rFonts w:ascii="Microsoft JhengHei" w:eastAsia="Microsoft JhengHei" w:hAnsi="Microsoft JhengHei" w:cs="Microsoft JhengHei" w:hint="eastAsia"/>
+              <w:rFonts w:hint="eastAsia" w:ascii="Microsoft JhengHei" w:hAnsi="Microsoft JhengHei" w:eastAsia="Microsoft JhengHei" w:cs="Microsoft JhengHei"/>
               <w:szCs w:val="24"/>
             </w:rPr>
             <w:fldChar w:fldCharType="end"/>
@@ -4442,28 +4471,28 @@
         </w:p>
         <w:p>
           <w:pPr>
-            <w:pStyle w:val="TOC3"/>
+            <w:pStyle w:val="16"/>
             <w:tabs>
               <w:tab w:val="right" w:leader="dot" w:pos="9082"/>
             </w:tabs>
           </w:pPr>
           <w:r>
             <w:rPr>
-              <w:rFonts w:ascii="Microsoft JhengHei" w:eastAsia="Microsoft JhengHei" w:hAnsi="Microsoft JhengHei" w:cs="Microsoft JhengHei" w:hint="eastAsia"/>
+              <w:rFonts w:hint="eastAsia" w:ascii="Microsoft JhengHei" w:hAnsi="Microsoft JhengHei" w:eastAsia="Microsoft JhengHei" w:cs="Microsoft JhengHei"/>
               <w:szCs w:val="24"/>
             </w:rPr>
             <w:fldChar w:fldCharType="begin"/>
           </w:r>
           <w:r>
             <w:rPr>
-              <w:rFonts w:ascii="Microsoft JhengHei" w:eastAsia="Microsoft JhengHei" w:hAnsi="Microsoft JhengHei" w:cs="Microsoft JhengHei" w:hint="eastAsia"/>
+              <w:rFonts w:hint="eastAsia" w:ascii="Microsoft JhengHei" w:hAnsi="Microsoft JhengHei" w:eastAsia="Microsoft JhengHei" w:cs="Microsoft JhengHei"/>
               <w:szCs w:val="24"/>
             </w:rPr>
             <w:instrText xml:space="preserve"> HYPERLINK \l _Toc20289 </w:instrText>
           </w:r>
           <w:r>
             <w:rPr>
-              <w:rFonts w:ascii="Microsoft JhengHei" w:eastAsia="Microsoft JhengHei" w:hAnsi="Microsoft JhengHei" w:cs="Microsoft JhengHei" w:hint="eastAsia"/>
+              <w:rFonts w:hint="eastAsia" w:ascii="Microsoft JhengHei" w:hAnsi="Microsoft JhengHei" w:eastAsia="Microsoft JhengHei" w:cs="Microsoft JhengHei"/>
               <w:szCs w:val="24"/>
             </w:rPr>
             <w:fldChar w:fldCharType="separate"/>
@@ -4497,7 +4526,7 @@
           </w:r>
           <w:r>
             <w:rPr>
-              <w:rFonts w:ascii="Microsoft JhengHei" w:eastAsia="Microsoft JhengHei" w:hAnsi="Microsoft JhengHei" w:cs="Microsoft JhengHei" w:hint="eastAsia"/>
+              <w:rFonts w:hint="eastAsia" w:ascii="Microsoft JhengHei" w:hAnsi="Microsoft JhengHei" w:eastAsia="Microsoft JhengHei" w:cs="Microsoft JhengHei"/>
               <w:szCs w:val="24"/>
             </w:rPr>
             <w:fldChar w:fldCharType="end"/>
@@ -4505,28 +4534,28 @@
         </w:p>
         <w:p>
           <w:pPr>
-            <w:pStyle w:val="TOC2"/>
+            <w:pStyle w:val="26"/>
             <w:tabs>
               <w:tab w:val="right" w:leader="dot" w:pos="9082"/>
             </w:tabs>
           </w:pPr>
           <w:r>
             <w:rPr>
-              <w:rFonts w:ascii="Microsoft JhengHei" w:eastAsia="Microsoft JhengHei" w:hAnsi="Microsoft JhengHei" w:cs="Microsoft JhengHei" w:hint="eastAsia"/>
+              <w:rFonts w:hint="eastAsia" w:ascii="Microsoft JhengHei" w:hAnsi="Microsoft JhengHei" w:eastAsia="Microsoft JhengHei" w:cs="Microsoft JhengHei"/>
               <w:szCs w:val="24"/>
             </w:rPr>
             <w:fldChar w:fldCharType="begin"/>
           </w:r>
           <w:r>
             <w:rPr>
-              <w:rFonts w:ascii="Microsoft JhengHei" w:eastAsia="Microsoft JhengHei" w:hAnsi="Microsoft JhengHei" w:cs="Microsoft JhengHei" w:hint="eastAsia"/>
+              <w:rFonts w:hint="eastAsia" w:ascii="Microsoft JhengHei" w:hAnsi="Microsoft JhengHei" w:eastAsia="Microsoft JhengHei" w:cs="Microsoft JhengHei"/>
               <w:szCs w:val="24"/>
             </w:rPr>
             <w:instrText xml:space="preserve"> HYPERLINK \l _Toc27731 </w:instrText>
           </w:r>
           <w:r>
             <w:rPr>
-              <w:rFonts w:ascii="Microsoft JhengHei" w:eastAsia="Microsoft JhengHei" w:hAnsi="Microsoft JhengHei" w:cs="Microsoft JhengHei" w:hint="eastAsia"/>
+              <w:rFonts w:hint="eastAsia" w:ascii="Microsoft JhengHei" w:hAnsi="Microsoft JhengHei" w:eastAsia="Microsoft JhengHei" w:cs="Microsoft JhengHei"/>
               <w:szCs w:val="24"/>
             </w:rPr>
             <w:fldChar w:fldCharType="separate"/>
@@ -4560,7 +4589,7 @@
           </w:r>
           <w:r>
             <w:rPr>
-              <w:rFonts w:ascii="Microsoft JhengHei" w:eastAsia="Microsoft JhengHei" w:hAnsi="Microsoft JhengHei" w:cs="Microsoft JhengHei" w:hint="eastAsia"/>
+              <w:rFonts w:hint="eastAsia" w:ascii="Microsoft JhengHei" w:hAnsi="Microsoft JhengHei" w:eastAsia="Microsoft JhengHei" w:cs="Microsoft JhengHei"/>
               <w:szCs w:val="24"/>
             </w:rPr>
             <w:fldChar w:fldCharType="end"/>
@@ -4568,28 +4597,28 @@
         </w:p>
         <w:p>
           <w:pPr>
-            <w:pStyle w:val="TOC3"/>
+            <w:pStyle w:val="16"/>
             <w:tabs>
               <w:tab w:val="right" w:leader="dot" w:pos="9082"/>
             </w:tabs>
           </w:pPr>
           <w:r>
             <w:rPr>
-              <w:rFonts w:ascii="Microsoft JhengHei" w:eastAsia="Microsoft JhengHei" w:hAnsi="Microsoft JhengHei" w:cs="Microsoft JhengHei" w:hint="eastAsia"/>
+              <w:rFonts w:hint="eastAsia" w:ascii="Microsoft JhengHei" w:hAnsi="Microsoft JhengHei" w:eastAsia="Microsoft JhengHei" w:cs="Microsoft JhengHei"/>
               <w:szCs w:val="24"/>
             </w:rPr>
             <w:fldChar w:fldCharType="begin"/>
           </w:r>
           <w:r>
             <w:rPr>
-              <w:rFonts w:ascii="Microsoft JhengHei" w:eastAsia="Microsoft JhengHei" w:hAnsi="Microsoft JhengHei" w:cs="Microsoft JhengHei" w:hint="eastAsia"/>
+              <w:rFonts w:hint="eastAsia" w:ascii="Microsoft JhengHei" w:hAnsi="Microsoft JhengHei" w:eastAsia="Microsoft JhengHei" w:cs="Microsoft JhengHei"/>
               <w:szCs w:val="24"/>
             </w:rPr>
             <w:instrText xml:space="preserve"> HYPERLINK \l _Toc3697 </w:instrText>
           </w:r>
           <w:r>
             <w:rPr>
-              <w:rFonts w:ascii="Microsoft JhengHei" w:eastAsia="Microsoft JhengHei" w:hAnsi="Microsoft JhengHei" w:cs="Microsoft JhengHei" w:hint="eastAsia"/>
+              <w:rFonts w:hint="eastAsia" w:ascii="Microsoft JhengHei" w:hAnsi="Microsoft JhengHei" w:eastAsia="Microsoft JhengHei" w:cs="Microsoft JhengHei"/>
               <w:szCs w:val="24"/>
             </w:rPr>
             <w:fldChar w:fldCharType="separate"/>
@@ -4623,7 +4652,7 @@
           </w:r>
           <w:r>
             <w:rPr>
-              <w:rFonts w:ascii="Microsoft JhengHei" w:eastAsia="Microsoft JhengHei" w:hAnsi="Microsoft JhengHei" w:cs="Microsoft JhengHei" w:hint="eastAsia"/>
+              <w:rFonts w:hint="eastAsia" w:ascii="Microsoft JhengHei" w:hAnsi="Microsoft JhengHei" w:eastAsia="Microsoft JhengHei" w:cs="Microsoft JhengHei"/>
               <w:szCs w:val="24"/>
             </w:rPr>
             <w:fldChar w:fldCharType="end"/>
@@ -4631,28 +4660,28 @@
         </w:p>
         <w:p>
           <w:pPr>
-            <w:pStyle w:val="TOC3"/>
+            <w:pStyle w:val="16"/>
             <w:tabs>
               <w:tab w:val="right" w:leader="dot" w:pos="9082"/>
             </w:tabs>
           </w:pPr>
           <w:r>
             <w:rPr>
-              <w:rFonts w:ascii="Microsoft JhengHei" w:eastAsia="Microsoft JhengHei" w:hAnsi="Microsoft JhengHei" w:cs="Microsoft JhengHei" w:hint="eastAsia"/>
+              <w:rFonts w:hint="eastAsia" w:ascii="Microsoft JhengHei" w:hAnsi="Microsoft JhengHei" w:eastAsia="Microsoft JhengHei" w:cs="Microsoft JhengHei"/>
               <w:szCs w:val="24"/>
             </w:rPr>
             <w:fldChar w:fldCharType="begin"/>
           </w:r>
           <w:r>
             <w:rPr>
-              <w:rFonts w:ascii="Microsoft JhengHei" w:eastAsia="Microsoft JhengHei" w:hAnsi="Microsoft JhengHei" w:cs="Microsoft JhengHei" w:hint="eastAsia"/>
+              <w:rFonts w:hint="eastAsia" w:ascii="Microsoft JhengHei" w:hAnsi="Microsoft JhengHei" w:eastAsia="Microsoft JhengHei" w:cs="Microsoft JhengHei"/>
               <w:szCs w:val="24"/>
             </w:rPr>
             <w:instrText xml:space="preserve"> HYPERLINK \l _Toc7114 </w:instrText>
           </w:r>
           <w:r>
             <w:rPr>
-              <w:rFonts w:ascii="Microsoft JhengHei" w:eastAsia="Microsoft JhengHei" w:hAnsi="Microsoft JhengHei" w:cs="Microsoft JhengHei" w:hint="eastAsia"/>
+              <w:rFonts w:hint="eastAsia" w:ascii="Microsoft JhengHei" w:hAnsi="Microsoft JhengHei" w:eastAsia="Microsoft JhengHei" w:cs="Microsoft JhengHei"/>
               <w:szCs w:val="24"/>
             </w:rPr>
             <w:fldChar w:fldCharType="separate"/>
@@ -4686,7 +4715,7 @@
           </w:r>
           <w:r>
             <w:rPr>
-              <w:rFonts w:ascii="Microsoft JhengHei" w:eastAsia="Microsoft JhengHei" w:hAnsi="Microsoft JhengHei" w:cs="Microsoft JhengHei" w:hint="eastAsia"/>
+              <w:rFonts w:hint="eastAsia" w:ascii="Microsoft JhengHei" w:hAnsi="Microsoft JhengHei" w:eastAsia="Microsoft JhengHei" w:cs="Microsoft JhengHei"/>
               <w:szCs w:val="24"/>
             </w:rPr>
             <w:fldChar w:fldCharType="end"/>
@@ -4694,28 +4723,28 @@
         </w:p>
         <w:p>
           <w:pPr>
-            <w:pStyle w:val="TOC3"/>
+            <w:pStyle w:val="16"/>
             <w:tabs>
               <w:tab w:val="right" w:leader="dot" w:pos="9082"/>
             </w:tabs>
           </w:pPr>
           <w:r>
             <w:rPr>
-              <w:rFonts w:ascii="Microsoft JhengHei" w:eastAsia="Microsoft JhengHei" w:hAnsi="Microsoft JhengHei" w:cs="Microsoft JhengHei" w:hint="eastAsia"/>
+              <w:rFonts w:hint="eastAsia" w:ascii="Microsoft JhengHei" w:hAnsi="Microsoft JhengHei" w:eastAsia="Microsoft JhengHei" w:cs="Microsoft JhengHei"/>
               <w:szCs w:val="24"/>
             </w:rPr>
             <w:fldChar w:fldCharType="begin"/>
           </w:r>
           <w:r>
             <w:rPr>
-              <w:rFonts w:ascii="Microsoft JhengHei" w:eastAsia="Microsoft JhengHei" w:hAnsi="Microsoft JhengHei" w:cs="Microsoft JhengHei" w:hint="eastAsia"/>
+              <w:rFonts w:hint="eastAsia" w:ascii="Microsoft JhengHei" w:hAnsi="Microsoft JhengHei" w:eastAsia="Microsoft JhengHei" w:cs="Microsoft JhengHei"/>
               <w:szCs w:val="24"/>
             </w:rPr>
             <w:instrText xml:space="preserve"> HYPERLINK \l _Toc14739 </w:instrText>
           </w:r>
           <w:r>
             <w:rPr>
-              <w:rFonts w:ascii="Microsoft JhengHei" w:eastAsia="Microsoft JhengHei" w:hAnsi="Microsoft JhengHei" w:cs="Microsoft JhengHei" w:hint="eastAsia"/>
+              <w:rFonts w:hint="eastAsia" w:ascii="Microsoft JhengHei" w:hAnsi="Microsoft JhengHei" w:eastAsia="Microsoft JhengHei" w:cs="Microsoft JhengHei"/>
               <w:szCs w:val="24"/>
             </w:rPr>
             <w:fldChar w:fldCharType="separate"/>
@@ -4749,7 +4778,7 @@
           </w:r>
           <w:r>
             <w:rPr>
-              <w:rFonts w:ascii="Microsoft JhengHei" w:eastAsia="Microsoft JhengHei" w:hAnsi="Microsoft JhengHei" w:cs="Microsoft JhengHei" w:hint="eastAsia"/>
+              <w:rFonts w:hint="eastAsia" w:ascii="Microsoft JhengHei" w:hAnsi="Microsoft JhengHei" w:eastAsia="Microsoft JhengHei" w:cs="Microsoft JhengHei"/>
               <w:szCs w:val="24"/>
             </w:rPr>
             <w:fldChar w:fldCharType="end"/>
@@ -4757,28 +4786,28 @@
         </w:p>
         <w:p>
           <w:pPr>
-            <w:pStyle w:val="TOC3"/>
+            <w:pStyle w:val="16"/>
             <w:tabs>
               <w:tab w:val="right" w:leader="dot" w:pos="9082"/>
             </w:tabs>
           </w:pPr>
           <w:r>
             <w:rPr>
-              <w:rFonts w:ascii="Microsoft JhengHei" w:eastAsia="Microsoft JhengHei" w:hAnsi="Microsoft JhengHei" w:cs="Microsoft JhengHei" w:hint="eastAsia"/>
+              <w:rFonts w:hint="eastAsia" w:ascii="Microsoft JhengHei" w:hAnsi="Microsoft JhengHei" w:eastAsia="Microsoft JhengHei" w:cs="Microsoft JhengHei"/>
               <w:szCs w:val="24"/>
             </w:rPr>
             <w:fldChar w:fldCharType="begin"/>
           </w:r>
           <w:r>
             <w:rPr>
-              <w:rFonts w:ascii="Microsoft JhengHei" w:eastAsia="Microsoft JhengHei" w:hAnsi="Microsoft JhengHei" w:cs="Microsoft JhengHei" w:hint="eastAsia"/>
+              <w:rFonts w:hint="eastAsia" w:ascii="Microsoft JhengHei" w:hAnsi="Microsoft JhengHei" w:eastAsia="Microsoft JhengHei" w:cs="Microsoft JhengHei"/>
               <w:szCs w:val="24"/>
             </w:rPr>
             <w:instrText xml:space="preserve"> HYPERLINK \l _Toc27623 </w:instrText>
           </w:r>
           <w:r>
             <w:rPr>
-              <w:rFonts w:ascii="Microsoft JhengHei" w:eastAsia="Microsoft JhengHei" w:hAnsi="Microsoft JhengHei" w:cs="Microsoft JhengHei" w:hint="eastAsia"/>
+              <w:rFonts w:hint="eastAsia" w:ascii="Microsoft JhengHei" w:hAnsi="Microsoft JhengHei" w:eastAsia="Microsoft JhengHei" w:cs="Microsoft JhengHei"/>
               <w:szCs w:val="24"/>
             </w:rPr>
             <w:fldChar w:fldCharType="separate"/>
@@ -4812,7 +4841,7 @@
           </w:r>
           <w:r>
             <w:rPr>
-              <w:rFonts w:ascii="Microsoft JhengHei" w:eastAsia="Microsoft JhengHei" w:hAnsi="Microsoft JhengHei" w:cs="Microsoft JhengHei" w:hint="eastAsia"/>
+              <w:rFonts w:hint="eastAsia" w:ascii="Microsoft JhengHei" w:hAnsi="Microsoft JhengHei" w:eastAsia="Microsoft JhengHei" w:cs="Microsoft JhengHei"/>
               <w:szCs w:val="24"/>
             </w:rPr>
             <w:fldChar w:fldCharType="end"/>
@@ -4829,7 +4858,7 @@
             <w:topLinePunct w:val="0"/>
             <w:bidi w:val="0"/>
             <w:rPr>
-              <w:rFonts w:ascii="Arial" w:eastAsia="Arial" w:hAnsi="Arial" w:cs="Arial"/>
+              <w:rFonts w:ascii="Arial" w:hAnsi="Arial" w:eastAsia="Arial" w:cs="Arial"/>
               <w:snapToGrid w:val="0"/>
               <w:color w:val="000000"/>
               <w:kern w:val="0"/>
@@ -4840,7 +4869,7 @@
           </w:pPr>
           <w:r>
             <w:rPr>
-              <w:rFonts w:ascii="Microsoft JhengHei" w:eastAsia="Microsoft JhengHei" w:hAnsi="Microsoft JhengHei" w:cs="Microsoft JhengHei" w:hint="eastAsia"/>
+              <w:rFonts w:hint="eastAsia" w:ascii="Microsoft JhengHei" w:hAnsi="Microsoft JhengHei" w:eastAsia="Microsoft JhengHei" w:cs="Microsoft JhengHei"/>
               <w:szCs w:val="24"/>
             </w:rPr>
             <w:fldChar w:fldCharType="end"/>
@@ -4859,7 +4888,7 @@
         <w:topLinePunct w:val="0"/>
         <w:bidi w:val="0"/>
         <w:rPr>
-          <w:rFonts w:ascii="Arial" w:eastAsia="Arial" w:hAnsi="Arial" w:cs="Arial"/>
+          <w:rFonts w:ascii="Arial" w:hAnsi="Arial" w:eastAsia="Arial" w:cs="Arial"/>
           <w:snapToGrid w:val="0"/>
           <w:color w:val="000000"/>
           <w:kern w:val="0"/>
@@ -4870,13 +4899,13 @@
         <w:sectPr>
           <w:pgSz w:w="11906" w:h="16839"/>
           <w:pgMar w:top="1431" w:right="1236" w:bottom="1128" w:left="1588" w:header="0" w:footer="0" w:gutter="0"/>
-          <w:cols w:num="1" w:space="720"/>
+          <w:cols w:space="720" w:num="1"/>
         </w:sectPr>
       </w:pPr>
     </w:p>
     <w:p>
       <w:pPr>
-        <w:pStyle w:val="1"/>
+        <w:pStyle w:val="47"/>
         <w:keepNext w:val="0"/>
         <w:keepLines w:val="0"/>
         <w:pageBreakBefore w:val="0"/>
@@ -4886,15 +4915,15 @@
         <w:topLinePunct w:val="0"/>
         <w:bidi w:val="0"/>
       </w:pPr>
-      <w:bookmarkStart w:id="4" w:name="_Toc15068"/>
+      <w:bookmarkStart w:id="3" w:name="_Toc15068"/>
       <w:r>
         <w:t>目的</w:t>
       </w:r>
-      <w:bookmarkEnd w:id="4"/>
+      <w:bookmarkEnd w:id="3"/>
     </w:p>
     <w:p>
       <w:pPr>
-        <w:pStyle w:val="a"/>
+        <w:pStyle w:val="48"/>
         <w:keepNext w:val="0"/>
         <w:keepLines w:val="0"/>
         <w:pageBreakBefore w:val="0"/>
@@ -4910,7 +4939,7 @@
     </w:p>
     <w:p>
       <w:pPr>
-        <w:pStyle w:val="1"/>
+        <w:pStyle w:val="47"/>
         <w:keepNext w:val="0"/>
         <w:keepLines w:val="0"/>
         <w:pageBreakBefore w:val="0"/>
@@ -4920,19 +4949,19 @@
         <w:topLinePunct w:val="0"/>
         <w:bidi w:val="0"/>
       </w:pPr>
-      <w:bookmarkStart w:id="5" w:name="bookmark5"/>
+      <w:bookmarkStart w:id="4" w:name="bookmark5"/>
+      <w:bookmarkEnd w:id="4"/>
+      <w:bookmarkStart w:id="5" w:name="bookmark4"/>
       <w:bookmarkEnd w:id="5"/>
-      <w:bookmarkStart w:id="6" w:name="bookmark4"/>
-      <w:bookmarkEnd w:id="6"/>
-      <w:bookmarkStart w:id="7" w:name="_Toc11107"/>
+      <w:bookmarkStart w:id="6" w:name="_Toc11107"/>
       <w:r>
         <w:t>.适用范围</w:t>
       </w:r>
-      <w:bookmarkEnd w:id="7"/>
+      <w:bookmarkEnd w:id="6"/>
     </w:p>
     <w:p>
       <w:pPr>
-        <w:pStyle w:val="a"/>
+        <w:pStyle w:val="48"/>
         <w:keepNext w:val="0"/>
         <w:keepLines w:val="0"/>
         <w:pageBreakBefore w:val="0"/>
@@ -4943,12 +4972,24 @@
         <w:bidi w:val="0"/>
       </w:pPr>
       <w:r>
-        <w:t>本次需求主要适用于我公司相关产品及相关支持软件在运维服务过重中的业务管理。</w:t>
+        <w:t>本次需求主要适用于我公司相关产品及相关支持软件在运维服务</w:t>
+      </w:r>
+      <w:r>
+        <w:rPr>
+          <w:rFonts w:hint="eastAsia"/>
+          <w:lang w:val="en-US" w:eastAsia="zh-CN"/>
+        </w:rPr>
+        <w:t>过程</w:t>
+      </w:r>
+      <w:bookmarkStart w:id="168" w:name="_GoBack"/>
+      <w:bookmarkEnd w:id="168"/>
+      <w:r>
+        <w:t>中的业务管理。</w:t>
       </w:r>
     </w:p>
     <w:p>
       <w:pPr>
-        <w:pStyle w:val="1"/>
+        <w:pStyle w:val="47"/>
         <w:keepNext w:val="0"/>
         <w:keepLines w:val="0"/>
         <w:pageBreakBefore w:val="0"/>
@@ -4958,23 +4999,23 @@
         <w:topLinePunct w:val="0"/>
         <w:bidi w:val="0"/>
       </w:pPr>
-      <w:bookmarkStart w:id="8" w:name="bookmark6"/>
+      <w:bookmarkStart w:id="7" w:name="bookmark6"/>
+      <w:bookmarkEnd w:id="7"/>
+      <w:bookmarkStart w:id="8" w:name="bookmark9"/>
       <w:bookmarkEnd w:id="8"/>
-      <w:bookmarkStart w:id="9" w:name="bookmark9"/>
+      <w:bookmarkStart w:id="9" w:name="bookmark7"/>
       <w:bookmarkEnd w:id="9"/>
-      <w:bookmarkStart w:id="10" w:name="bookmark7"/>
+      <w:bookmarkStart w:id="10" w:name="bookmark8"/>
       <w:bookmarkEnd w:id="10"/>
-      <w:bookmarkStart w:id="11" w:name="bookmark8"/>
-      <w:bookmarkEnd w:id="11"/>
-      <w:bookmarkStart w:id="12" w:name="_Toc16702"/>
+      <w:bookmarkStart w:id="11" w:name="_Toc16702"/>
       <w:r>
         <w:t>具体需求</w:t>
       </w:r>
-      <w:bookmarkEnd w:id="12"/>
+      <w:bookmarkEnd w:id="11"/>
     </w:p>
     <w:p>
       <w:pPr>
-        <w:pStyle w:val="2"/>
+        <w:pStyle w:val="49"/>
         <w:keepNext w:val="0"/>
         <w:keepLines w:val="0"/>
         <w:pageBreakBefore w:val="0"/>
@@ -4984,17 +5025,17 @@
         <w:topLinePunct w:val="0"/>
         <w:bidi w:val="0"/>
       </w:pPr>
-      <w:bookmarkStart w:id="13" w:name="bookmark117"/>
-      <w:bookmarkEnd w:id="13"/>
-      <w:bookmarkStart w:id="14" w:name="_Toc21131"/>
+      <w:bookmarkStart w:id="12" w:name="bookmark117"/>
+      <w:bookmarkEnd w:id="12"/>
+      <w:bookmarkStart w:id="13" w:name="_Toc21131"/>
       <w:r>
         <w:t>服务级别管理</w:t>
       </w:r>
-      <w:bookmarkEnd w:id="14"/>
+      <w:bookmarkEnd w:id="13"/>
     </w:p>
     <w:p>
       <w:pPr>
-        <w:pStyle w:val="3"/>
+        <w:pStyle w:val="50"/>
         <w:keepNext w:val="0"/>
         <w:keepLines w:val="0"/>
         <w:pageBreakBefore w:val="0"/>
@@ -5004,19 +5045,19 @@
         <w:topLinePunct w:val="0"/>
         <w:bidi w:val="0"/>
       </w:pPr>
-      <w:bookmarkStart w:id="15" w:name="bookmark11"/>
+      <w:bookmarkStart w:id="14" w:name="bookmark11"/>
+      <w:bookmarkEnd w:id="14"/>
+      <w:bookmarkStart w:id="15" w:name="bookmark10"/>
       <w:bookmarkEnd w:id="15"/>
-      <w:bookmarkStart w:id="16" w:name="bookmark10"/>
-      <w:bookmarkEnd w:id="16"/>
-      <w:bookmarkStart w:id="17" w:name="_Toc19064"/>
+      <w:bookmarkStart w:id="16" w:name="_Toc19064"/>
       <w:r>
         <w:t>管理范围</w:t>
       </w:r>
-      <w:bookmarkEnd w:id="17"/>
+      <w:bookmarkEnd w:id="16"/>
     </w:p>
     <w:p>
       <w:pPr>
-        <w:pStyle w:val="a"/>
+        <w:pStyle w:val="48"/>
         <w:keepNext w:val="0"/>
         <w:keepLines w:val="0"/>
         <w:pageBreakBefore w:val="0"/>
@@ -5032,7 +5073,7 @@
     </w:p>
     <w:p>
       <w:pPr>
-        <w:pStyle w:val="3"/>
+        <w:pStyle w:val="50"/>
         <w:keepNext w:val="0"/>
         <w:keepLines w:val="0"/>
         <w:pageBreakBefore w:val="0"/>
@@ -5042,19 +5083,19 @@
         <w:topLinePunct w:val="0"/>
         <w:bidi w:val="0"/>
       </w:pPr>
+      <w:bookmarkStart w:id="17" w:name="bookmark12"/>
+      <w:bookmarkEnd w:id="17"/>
       <w:bookmarkStart w:id="18" w:name="bookmark13"/>
       <w:bookmarkEnd w:id="18"/>
-      <w:bookmarkStart w:id="19" w:name="bookmark12"/>
-      <w:bookmarkEnd w:id="19"/>
-      <w:bookmarkStart w:id="20" w:name="_Toc12770"/>
+      <w:bookmarkStart w:id="19" w:name="_Toc12770"/>
       <w:r>
         <w:t>管理目标</w:t>
       </w:r>
-      <w:bookmarkEnd w:id="20"/>
+      <w:bookmarkEnd w:id="19"/>
     </w:p>
     <w:p>
       <w:pPr>
-        <w:pStyle w:val="a"/>
+        <w:pStyle w:val="48"/>
         <w:keepNext w:val="0"/>
         <w:keepLines w:val="0"/>
         <w:pageBreakBefore w:val="0"/>
@@ -5088,11 +5129,11 @@
         <w:adjustRightInd/>
         <w:snapToGrid/>
         <w:spacing w:line="360" w:lineRule="auto"/>
-        <w:ind w:left="425" w:right="0" w:hanging="425" w:leftChars="0" w:firstLineChars="0"/>
+        <w:ind w:left="425" w:leftChars="0" w:right="0" w:hanging="425" w:firstLineChars="0"/>
         <w:jc w:val="left"/>
         <w:textAlignment w:val="auto"/>
         <w:rPr>
-          <w:rFonts w:ascii="宋体" w:eastAsia="宋体" w:hAnsi="宋体" w:cs="宋体"/>
+          <w:rFonts w:ascii="宋体" w:hAnsi="宋体" w:eastAsia="宋体" w:cs="宋体"/>
           <w:spacing w:val="-1"/>
           <w:sz w:val="24"/>
           <w:szCs w:val="24"/>
@@ -5100,7 +5141,7 @@
       </w:pPr>
       <w:r>
         <w:rPr>
-          <w:rFonts w:ascii="宋体" w:eastAsia="宋体" w:hAnsi="宋体" w:cs="宋体"/>
+          <w:rFonts w:ascii="宋体" w:hAnsi="宋体" w:eastAsia="宋体" w:cs="宋体"/>
           <w:spacing w:val="-1"/>
           <w:sz w:val="24"/>
           <w:szCs w:val="24"/>
@@ -5128,11 +5169,11 @@
         <w:adjustRightInd/>
         <w:snapToGrid/>
         <w:spacing w:line="360" w:lineRule="auto"/>
-        <w:ind w:left="425" w:right="0" w:hanging="425" w:leftChars="0" w:firstLineChars="0"/>
+        <w:ind w:left="425" w:leftChars="0" w:right="0" w:hanging="425" w:firstLineChars="0"/>
         <w:jc w:val="left"/>
         <w:textAlignment w:val="auto"/>
         <w:rPr>
-          <w:rFonts w:ascii="宋体" w:eastAsia="宋体" w:hAnsi="宋体" w:cs="宋体"/>
+          <w:rFonts w:ascii="宋体" w:hAnsi="宋体" w:eastAsia="宋体" w:cs="宋体"/>
           <w:spacing w:val="-1"/>
           <w:sz w:val="24"/>
           <w:szCs w:val="24"/>
@@ -5140,7 +5181,7 @@
       </w:pPr>
       <w:r>
         <w:rPr>
-          <w:rFonts w:ascii="宋体" w:eastAsia="宋体" w:hAnsi="宋体" w:cs="宋体"/>
+          <w:rFonts w:ascii="宋体" w:hAnsi="宋体" w:eastAsia="宋体" w:cs="宋体"/>
           <w:spacing w:val="-1"/>
           <w:sz w:val="24"/>
           <w:szCs w:val="24"/>
@@ -5168,11 +5209,11 @@
         <w:adjustRightInd/>
         <w:snapToGrid/>
         <w:spacing w:line="360" w:lineRule="auto"/>
-        <w:ind w:left="425" w:right="0" w:hanging="425" w:leftChars="0" w:firstLineChars="0"/>
+        <w:ind w:left="425" w:leftChars="0" w:right="0" w:hanging="425" w:firstLineChars="0"/>
         <w:jc w:val="left"/>
         <w:textAlignment w:val="auto"/>
         <w:rPr>
-          <w:rFonts w:ascii="宋体" w:eastAsia="宋体" w:hAnsi="宋体" w:cs="宋体"/>
+          <w:rFonts w:ascii="宋体" w:hAnsi="宋体" w:eastAsia="宋体" w:cs="宋体"/>
           <w:spacing w:val="-1"/>
           <w:sz w:val="24"/>
           <w:szCs w:val="24"/>
@@ -5180,7 +5221,7 @@
       </w:pPr>
       <w:r>
         <w:rPr>
-          <w:rFonts w:ascii="宋体" w:eastAsia="宋体" w:hAnsi="宋体" w:cs="宋体"/>
+          <w:rFonts w:ascii="宋体" w:hAnsi="宋体" w:eastAsia="宋体" w:cs="宋体"/>
           <w:spacing w:val="-1"/>
           <w:sz w:val="24"/>
           <w:szCs w:val="24"/>
@@ -5190,7 +5231,7 @@
     </w:p>
     <w:p>
       <w:pPr>
-        <w:pStyle w:val="3"/>
+        <w:pStyle w:val="50"/>
         <w:keepNext w:val="0"/>
         <w:keepLines w:val="0"/>
         <w:pageBreakBefore w:val="0"/>
@@ -5200,28 +5241,28 @@
         <w:topLinePunct w:val="0"/>
         <w:bidi w:val="0"/>
       </w:pPr>
-      <w:bookmarkStart w:id="21" w:name="bookmark14"/>
+      <w:bookmarkStart w:id="20" w:name="bookmark14"/>
+      <w:bookmarkEnd w:id="20"/>
+      <w:bookmarkStart w:id="21" w:name="bookmark15"/>
       <w:bookmarkEnd w:id="21"/>
-      <w:bookmarkStart w:id="22" w:name="bookmark15"/>
-      <w:bookmarkEnd w:id="22"/>
-      <w:bookmarkStart w:id="23" w:name="_Toc22018"/>
+      <w:bookmarkStart w:id="22" w:name="_Toc22018"/>
       <w:r>
         <w:t>关键绩效指标</w:t>
       </w:r>
-      <w:bookmarkEnd w:id="23"/>
+      <w:bookmarkEnd w:id="22"/>
     </w:p>
     <w:tbl>
       <w:tblPr>
-        <w:tblStyle w:val="TableNormal0"/>
+        <w:tblStyle w:val="45"/>
         <w:tblW w:w="8314" w:type="dxa"/>
         <w:tblInd w:w="13" w:type="dxa"/>
         <w:tblBorders>
-          <w:top w:val="single" w:sz="4" w:space="0" w:color="000000"/>
-          <w:left w:val="single" w:sz="4" w:space="0" w:color="000000"/>
-          <w:bottom w:val="single" w:sz="4" w:space="0" w:color="000000"/>
-          <w:right w:val="single" w:sz="4" w:space="0" w:color="000000"/>
-          <w:insideH w:val="single" w:sz="4" w:space="0" w:color="000000"/>
-          <w:insideV w:val="single" w:sz="4" w:space="0" w:color="000000"/>
+          <w:top w:val="single" w:color="000000" w:sz="4" w:space="0"/>
+          <w:left w:val="single" w:color="000000" w:sz="4" w:space="0"/>
+          <w:bottom w:val="single" w:color="000000" w:sz="4" w:space="0"/>
+          <w:right w:val="single" w:color="000000" w:sz="4" w:space="0"/>
+          <w:insideH w:val="single" w:color="000000" w:sz="4" w:space="0"/>
+          <w:insideV w:val="single" w:color="000000" w:sz="4" w:space="0"/>
         </w:tblBorders>
         <w:tblLayout w:type="fixed"/>
         <w:tblCellMar>
@@ -5239,17 +5280,14 @@
       </w:tblGrid>
       <w:tr>
         <w:tblPrEx>
-          <w:tblW w:w="8314" w:type="dxa"/>
-          <w:tblInd w:w="13" w:type="dxa"/>
           <w:tblBorders>
-            <w:top w:val="single" w:sz="4" w:space="0" w:color="000000"/>
-            <w:left w:val="single" w:sz="4" w:space="0" w:color="000000"/>
-            <w:bottom w:val="single" w:sz="4" w:space="0" w:color="000000"/>
-            <w:right w:val="single" w:sz="4" w:space="0" w:color="000000"/>
-            <w:insideH w:val="single" w:sz="4" w:space="0" w:color="000000"/>
-            <w:insideV w:val="single" w:sz="4" w:space="0" w:color="000000"/>
+            <w:top w:val="single" w:color="000000" w:sz="4" w:space="0"/>
+            <w:left w:val="single" w:color="000000" w:sz="4" w:space="0"/>
+            <w:bottom w:val="single" w:color="000000" w:sz="4" w:space="0"/>
+            <w:right w:val="single" w:color="000000" w:sz="4" w:space="0"/>
+            <w:insideH w:val="single" w:color="000000" w:sz="4" w:space="0"/>
+            <w:insideV w:val="single" w:color="000000" w:sz="4" w:space="0"/>
           </w:tblBorders>
-          <w:tblLayout w:type="fixed"/>
           <w:tblCellMar>
             <w:top w:w="0" w:type="dxa"/>
             <w:left w:w="0" w:type="dxa"/>
@@ -5258,7 +5296,7 @@
           </w:tblCellMar>
         </w:tblPrEx>
         <w:trPr>
-          <w:trHeight w:val="591"/>
+          <w:trHeight w:val="591" w:hRule="atLeast"/>
         </w:trPr>
         <w:tc>
           <w:tcPr>
@@ -5383,9 +5421,14 @@
       </w:tr>
       <w:tr>
         <w:tblPrEx>
-          <w:tblW w:w="8314" w:type="dxa"/>
-          <w:tblInd w:w="13" w:type="dxa"/>
-          <w:tblLayout w:type="fixed"/>
+          <w:tblBorders>
+            <w:top w:val="single" w:color="000000" w:sz="4" w:space="0"/>
+            <w:left w:val="single" w:color="000000" w:sz="4" w:space="0"/>
+            <w:bottom w:val="single" w:color="000000" w:sz="4" w:space="0"/>
+            <w:right w:val="single" w:color="000000" w:sz="4" w:space="0"/>
+            <w:insideH w:val="single" w:color="000000" w:sz="4" w:space="0"/>
+            <w:insideV w:val="single" w:color="000000" w:sz="4" w:space="0"/>
+          </w:tblBorders>
           <w:tblCellMar>
             <w:top w:w="0" w:type="dxa"/>
             <w:left w:w="0" w:type="dxa"/>
@@ -5394,7 +5437,7 @@
           </w:tblCellMar>
         </w:tblPrEx>
         <w:trPr>
-          <w:trHeight w:val="661"/>
+          <w:trHeight w:val="661" w:hRule="atLeast"/>
         </w:trPr>
         <w:tc>
           <w:tcPr>
@@ -5402,7 +5445,7 @@
           </w:tcPr>
           <w:p>
             <w:pPr>
-              <w:pStyle w:val="TableText"/>
+              <w:pStyle w:val="46"/>
               <w:keepNext w:val="0"/>
               <w:keepLines w:val="0"/>
               <w:pageBreakBefore w:val="0"/>
@@ -5418,10 +5461,10 @@
                 <w:szCs w:val="18"/>
               </w:rPr>
             </w:pPr>
+            <w:bookmarkStart w:id="23" w:name="bookmark17"/>
+            <w:bookmarkEnd w:id="23"/>
             <w:bookmarkStart w:id="24" w:name="bookmark16"/>
             <w:bookmarkEnd w:id="24"/>
-            <w:bookmarkStart w:id="25" w:name="bookmark17"/>
-            <w:bookmarkEnd w:id="25"/>
             <w:r>
               <w:rPr>
                 <w:spacing w:val="-2"/>
@@ -5454,7 +5497,7 @@
           </w:tcPr>
           <w:p>
             <w:pPr>
-              <w:pStyle w:val="TableText"/>
+              <w:pStyle w:val="46"/>
               <w:keepNext w:val="0"/>
               <w:keepLines w:val="0"/>
               <w:pageBreakBefore w:val="0"/>
@@ -5486,7 +5529,7 @@
           </w:tcPr>
           <w:p>
             <w:pPr>
-              <w:pStyle w:val="TableParagraph"/>
+              <w:pStyle w:val="44"/>
               <w:keepNext w:val="0"/>
               <w:keepLines w:val="0"/>
               <w:pageBreakBefore w:val="0"/>
@@ -5520,7 +5563,7 @@
           </w:tcPr>
           <w:p>
             <w:pPr>
-              <w:pStyle w:val="TableText"/>
+              <w:pStyle w:val="46"/>
               <w:keepNext w:val="0"/>
               <w:keepLines w:val="0"/>
               <w:pageBreakBefore w:val="0"/>
@@ -5568,7 +5611,7 @@
     </w:tbl>
     <w:p>
       <w:pPr>
-        <w:pStyle w:val="3"/>
+        <w:pStyle w:val="50"/>
         <w:keepNext w:val="0"/>
         <w:keepLines w:val="0"/>
         <w:pageBreakBefore w:val="0"/>
@@ -5578,15 +5621,15 @@
         <w:topLinePunct w:val="0"/>
         <w:bidi w:val="0"/>
       </w:pPr>
-      <w:bookmarkStart w:id="26" w:name="_Toc17085"/>
+      <w:bookmarkStart w:id="25" w:name="_Toc17085"/>
       <w:r>
         <w:t>参与方</w:t>
       </w:r>
-      <w:bookmarkEnd w:id="26"/>
+      <w:bookmarkEnd w:id="25"/>
     </w:p>
     <w:p>
       <w:pPr>
-        <w:pStyle w:val="a"/>
+        <w:pStyle w:val="48"/>
         <w:keepNext w:val="0"/>
         <w:keepLines w:val="0"/>
         <w:pageBreakBefore w:val="0"/>
@@ -5612,7 +5655,7 @@
     </w:p>
     <w:p>
       <w:pPr>
-        <w:pStyle w:val="2"/>
+        <w:pStyle w:val="49"/>
         <w:keepNext w:val="0"/>
         <w:keepLines w:val="0"/>
         <w:pageBreakBefore w:val="0"/>
@@ -5626,11 +5669,11 @@
           <w:lang w:eastAsia="zh-CN"/>
         </w:rPr>
       </w:pPr>
+      <w:bookmarkStart w:id="26" w:name="bookmark18"/>
+      <w:bookmarkEnd w:id="26"/>
       <w:bookmarkStart w:id="27" w:name="bookmark19"/>
       <w:bookmarkEnd w:id="27"/>
-      <w:bookmarkStart w:id="28" w:name="bookmark18"/>
-      <w:bookmarkEnd w:id="28"/>
-      <w:bookmarkStart w:id="29" w:name="_Toc30890"/>
+      <w:bookmarkStart w:id="28" w:name="_Toc30890"/>
       <w:r>
         <w:t>服务</w:t>
       </w:r>
@@ -5641,11 +5684,11 @@
         </w:rPr>
         <w:t>报告管理</w:t>
       </w:r>
-      <w:bookmarkEnd w:id="29"/>
+      <w:bookmarkEnd w:id="28"/>
     </w:p>
     <w:p>
       <w:pPr>
-        <w:pStyle w:val="3"/>
+        <w:pStyle w:val="50"/>
         <w:keepNext w:val="0"/>
         <w:keepLines w:val="0"/>
         <w:pageBreakBefore w:val="0"/>
@@ -5655,15 +5698,15 @@
         <w:topLinePunct w:val="0"/>
         <w:bidi w:val="0"/>
       </w:pPr>
-      <w:bookmarkStart w:id="30" w:name="_Toc3127"/>
+      <w:bookmarkStart w:id="29" w:name="_Toc3127"/>
       <w:r>
         <w:t>管理范围</w:t>
       </w:r>
-      <w:bookmarkEnd w:id="30"/>
+      <w:bookmarkEnd w:id="29"/>
     </w:p>
     <w:p>
       <w:pPr>
-        <w:pStyle w:val="a"/>
+        <w:pStyle w:val="48"/>
         <w:keepNext w:val="0"/>
         <w:keepLines w:val="0"/>
         <w:pageBreakBefore w:val="0"/>
@@ -5679,7 +5722,7 @@
     </w:p>
     <w:p>
       <w:pPr>
-        <w:pStyle w:val="3"/>
+        <w:pStyle w:val="50"/>
         <w:keepNext w:val="0"/>
         <w:keepLines w:val="0"/>
         <w:pageBreakBefore w:val="0"/>
@@ -5689,19 +5732,19 @@
         <w:topLinePunct w:val="0"/>
         <w:bidi w:val="0"/>
       </w:pPr>
+      <w:bookmarkStart w:id="30" w:name="bookmark21"/>
+      <w:bookmarkEnd w:id="30"/>
       <w:bookmarkStart w:id="31" w:name="bookmark20"/>
       <w:bookmarkEnd w:id="31"/>
-      <w:bookmarkStart w:id="32" w:name="bookmark21"/>
-      <w:bookmarkEnd w:id="32"/>
-      <w:bookmarkStart w:id="33" w:name="_Toc29828"/>
+      <w:bookmarkStart w:id="32" w:name="_Toc29828"/>
       <w:r>
         <w:t>管理目标</w:t>
       </w:r>
-      <w:bookmarkEnd w:id="33"/>
+      <w:bookmarkEnd w:id="32"/>
     </w:p>
     <w:p>
       <w:pPr>
-        <w:pStyle w:val="a"/>
+        <w:pStyle w:val="48"/>
         <w:keepNext w:val="0"/>
         <w:keepLines w:val="0"/>
         <w:pageBreakBefore w:val="0"/>
@@ -5717,7 +5760,7 @@
     </w:p>
     <w:p>
       <w:pPr>
-        <w:pStyle w:val="3"/>
+        <w:pStyle w:val="50"/>
         <w:keepNext w:val="0"/>
         <w:keepLines w:val="0"/>
         <w:pageBreakBefore w:val="0"/>
@@ -5727,28 +5770,28 @@
         <w:topLinePunct w:val="0"/>
         <w:bidi w:val="0"/>
       </w:pPr>
-      <w:bookmarkStart w:id="34" w:name="bookmark23"/>
+      <w:bookmarkStart w:id="33" w:name="bookmark23"/>
+      <w:bookmarkEnd w:id="33"/>
+      <w:bookmarkStart w:id="34" w:name="bookmark22"/>
       <w:bookmarkEnd w:id="34"/>
-      <w:bookmarkStart w:id="35" w:name="bookmark22"/>
-      <w:bookmarkEnd w:id="35"/>
-      <w:bookmarkStart w:id="36" w:name="_Toc18930"/>
+      <w:bookmarkStart w:id="35" w:name="_Toc18930"/>
       <w:r>
         <w:t>关键绩效指标</w:t>
       </w:r>
-      <w:bookmarkEnd w:id="36"/>
+      <w:bookmarkEnd w:id="35"/>
     </w:p>
     <w:tbl>
       <w:tblPr>
-        <w:tblStyle w:val="TableNormal0"/>
+        <w:tblStyle w:val="45"/>
         <w:tblW w:w="8776" w:type="dxa"/>
         <w:tblInd w:w="13" w:type="dxa"/>
         <w:tblBorders>
-          <w:top w:val="single" w:sz="4" w:space="0" w:color="000000"/>
-          <w:left w:val="single" w:sz="4" w:space="0" w:color="000000"/>
-          <w:bottom w:val="single" w:sz="4" w:space="0" w:color="000000"/>
-          <w:right w:val="single" w:sz="4" w:space="0" w:color="000000"/>
-          <w:insideH w:val="single" w:sz="4" w:space="0" w:color="000000"/>
-          <w:insideV w:val="single" w:sz="4" w:space="0" w:color="000000"/>
+          <w:top w:val="single" w:color="000000" w:sz="4" w:space="0"/>
+          <w:left w:val="single" w:color="000000" w:sz="4" w:space="0"/>
+          <w:bottom w:val="single" w:color="000000" w:sz="4" w:space="0"/>
+          <w:right w:val="single" w:color="000000" w:sz="4" w:space="0"/>
+          <w:insideH w:val="single" w:color="000000" w:sz="4" w:space="0"/>
+          <w:insideV w:val="single" w:color="000000" w:sz="4" w:space="0"/>
         </w:tblBorders>
         <w:tblLayout w:type="fixed"/>
         <w:tblCellMar>
@@ -5766,17 +5809,14 @@
       </w:tblGrid>
       <w:tr>
         <w:tblPrEx>
-          <w:tblW w:w="8776" w:type="dxa"/>
-          <w:tblInd w:w="13" w:type="dxa"/>
           <w:tblBorders>
-            <w:top w:val="single" w:sz="4" w:space="0" w:color="000000"/>
-            <w:left w:val="single" w:sz="4" w:space="0" w:color="000000"/>
-            <w:bottom w:val="single" w:sz="4" w:space="0" w:color="000000"/>
-            <w:right w:val="single" w:sz="4" w:space="0" w:color="000000"/>
-            <w:insideH w:val="single" w:sz="4" w:space="0" w:color="000000"/>
-            <w:insideV w:val="single" w:sz="4" w:space="0" w:color="000000"/>
+            <w:top w:val="single" w:color="000000" w:sz="4" w:space="0"/>
+            <w:left w:val="single" w:color="000000" w:sz="4" w:space="0"/>
+            <w:bottom w:val="single" w:color="000000" w:sz="4" w:space="0"/>
+            <w:right w:val="single" w:color="000000" w:sz="4" w:space="0"/>
+            <w:insideH w:val="single" w:color="000000" w:sz="4" w:space="0"/>
+            <w:insideV w:val="single" w:color="000000" w:sz="4" w:space="0"/>
           </w:tblBorders>
-          <w:tblLayout w:type="fixed"/>
           <w:tblCellMar>
             <w:top w:w="0" w:type="dxa"/>
             <w:left w:w="0" w:type="dxa"/>
@@ -5785,7 +5825,7 @@
           </w:tblCellMar>
         </w:tblPrEx>
         <w:trPr>
-          <w:trHeight w:val="585"/>
+          <w:trHeight w:val="585" w:hRule="atLeast"/>
         </w:trPr>
         <w:tc>
           <w:tcPr>
@@ -5793,7 +5833,7 @@
           </w:tcPr>
           <w:p>
             <w:pPr>
-              <w:pStyle w:val="TableText"/>
+              <w:pStyle w:val="46"/>
               <w:keepNext w:val="0"/>
               <w:keepLines w:val="0"/>
               <w:pageBreakBefore w:val="0"/>
@@ -5805,7 +5845,7 @@
               <w:spacing w:before="205" w:line="220" w:lineRule="auto"/>
               <w:ind w:left="328"/>
               <w:rPr>
-                <w:rFonts w:eastAsia="宋体" w:hint="default"/>
+                <w:rFonts w:hint="default" w:eastAsia="宋体"/>
                 <w:spacing w:val="-2"/>
                 <w:sz w:val="18"/>
                 <w:szCs w:val="18"/>
@@ -5830,7 +5870,7 @@
           </w:tcPr>
           <w:p>
             <w:pPr>
-              <w:pStyle w:val="TableText"/>
+              <w:pStyle w:val="46"/>
               <w:keepNext w:val="0"/>
               <w:keepLines w:val="0"/>
               <w:pageBreakBefore w:val="0"/>
@@ -5841,7 +5881,7 @@
               <w:bidi w:val="0"/>
               <w:spacing w:before="205" w:line="220" w:lineRule="auto"/>
               <w:rPr>
-                <w:rFonts w:eastAsia="宋体" w:hint="default"/>
+                <w:rFonts w:hint="default" w:eastAsia="宋体"/>
                 <w:spacing w:val="-1"/>
                 <w:sz w:val="18"/>
                 <w:szCs w:val="18"/>
@@ -5866,7 +5906,7 @@
           </w:tcPr>
           <w:p>
             <w:pPr>
-              <w:pStyle w:val="TableText"/>
+              <w:pStyle w:val="46"/>
               <w:keepNext w:val="0"/>
               <w:keepLines w:val="0"/>
               <w:pageBreakBefore w:val="0"/>
@@ -5878,7 +5918,7 @@
               <w:spacing w:before="205" w:line="220" w:lineRule="auto"/>
               <w:ind w:left="321" w:leftChars="0"/>
               <w:rPr>
-                <w:rFonts w:eastAsia="宋体" w:hint="default"/>
+                <w:rFonts w:hint="default" w:eastAsia="宋体"/>
                 <w:spacing w:val="-3"/>
                 <w:sz w:val="18"/>
                 <w:szCs w:val="18"/>
@@ -5904,7 +5944,7 @@
           </w:tcPr>
           <w:p>
             <w:pPr>
-              <w:pStyle w:val="TableText"/>
+              <w:pStyle w:val="46"/>
               <w:keepNext w:val="0"/>
               <w:keepLines w:val="0"/>
               <w:pageBreakBefore w:val="0"/>
@@ -5916,7 +5956,7 @@
               <w:spacing w:before="230" w:line="238" w:lineRule="auto"/>
               <w:ind w:left="436" w:leftChars="0"/>
               <w:rPr>
-                <w:rFonts w:eastAsia="宋体" w:hint="eastAsia"/>
+                <w:rFonts w:hint="eastAsia" w:eastAsia="宋体"/>
                 <w:spacing w:val="-5"/>
                 <w:sz w:val="18"/>
                 <w:szCs w:val="18"/>
@@ -5938,9 +5978,14 @@
       </w:tr>
       <w:tr>
         <w:tblPrEx>
-          <w:tblW w:w="8776" w:type="dxa"/>
-          <w:tblInd w:w="13" w:type="dxa"/>
-          <w:tblLayout w:type="fixed"/>
+          <w:tblBorders>
+            <w:top w:val="single" w:color="000000" w:sz="4" w:space="0"/>
+            <w:left w:val="single" w:color="000000" w:sz="4" w:space="0"/>
+            <w:bottom w:val="single" w:color="000000" w:sz="4" w:space="0"/>
+            <w:right w:val="single" w:color="000000" w:sz="4" w:space="0"/>
+            <w:insideH w:val="single" w:color="000000" w:sz="4" w:space="0"/>
+            <w:insideV w:val="single" w:color="000000" w:sz="4" w:space="0"/>
+          </w:tblBorders>
           <w:tblCellMar>
             <w:top w:w="0" w:type="dxa"/>
             <w:left w:w="0" w:type="dxa"/>
@@ -5949,7 +5994,7 @@
           </w:tblCellMar>
         </w:tblPrEx>
         <w:trPr>
-          <w:trHeight w:val="689"/>
+          <w:trHeight w:val="689" w:hRule="atLeast"/>
         </w:trPr>
         <w:tc>
           <w:tcPr>
@@ -5958,7 +6003,7 @@
           </w:tcPr>
           <w:p>
             <w:pPr>
-              <w:pStyle w:val="TableText"/>
+              <w:pStyle w:val="46"/>
               <w:keepNext w:val="0"/>
               <w:keepLines w:val="0"/>
               <w:pageBreakBefore w:val="0"/>
@@ -5968,9 +6013,9 @@
               <w:topLinePunct w:val="0"/>
               <w:bidi w:val="0"/>
               <w:spacing w:before="94" w:line="300" w:lineRule="auto"/>
-              <w:ind w:left="606" w:right="145" w:hanging="458" w:leftChars="0" w:rightChars="0" w:firstLineChars="0"/>
-              <w:rPr>
-                <w:rFonts w:ascii="宋体" w:eastAsia="宋体" w:hAnsi="宋体" w:cs="宋体"/>
+              <w:ind w:left="606" w:leftChars="0" w:right="145" w:rightChars="0" w:hanging="458" w:firstLineChars="0"/>
+              <w:rPr>
+                <w:rFonts w:ascii="宋体" w:hAnsi="宋体" w:eastAsia="宋体" w:cs="宋体"/>
                 <w:snapToGrid w:val="0"/>
                 <w:color w:val="000000"/>
                 <w:kern w:val="0"/>
@@ -6004,7 +6049,7 @@
           </w:tcPr>
           <w:p>
             <w:pPr>
-              <w:pStyle w:val="TableText"/>
+              <w:pStyle w:val="46"/>
               <w:keepNext w:val="0"/>
               <w:keepLines w:val="0"/>
               <w:pageBreakBefore w:val="0"/>
@@ -6016,7 +6061,7 @@
               <w:spacing w:before="94" w:line="218" w:lineRule="auto"/>
               <w:ind w:left="184" w:leftChars="0"/>
               <w:rPr>
-                <w:rFonts w:ascii="宋体" w:eastAsia="宋体" w:hAnsi="宋体" w:cs="宋体" w:hint="default"/>
+                <w:rFonts w:hint="default" w:ascii="宋体" w:hAnsi="宋体" w:eastAsia="宋体" w:cs="宋体"/>
                 <w:snapToGrid w:val="0"/>
                 <w:color w:val="000000"/>
                 <w:kern w:val="0"/>
@@ -6060,7 +6105,7 @@
           </w:tcPr>
           <w:p>
             <w:pPr>
-              <w:pStyle w:val="TableText"/>
+              <w:pStyle w:val="46"/>
               <w:keepNext w:val="0"/>
               <w:keepLines w:val="0"/>
               <w:pageBreakBefore w:val="0"/>
@@ -6072,7 +6117,7 @@
               <w:spacing w:before="256" w:line="220" w:lineRule="auto"/>
               <w:ind w:left="321" w:leftChars="0"/>
               <w:rPr>
-                <w:rFonts w:ascii="宋体" w:eastAsia="宋体" w:hAnsi="宋体" w:cs="宋体"/>
+                <w:rFonts w:ascii="宋体" w:hAnsi="宋体" w:eastAsia="宋体" w:cs="宋体"/>
                 <w:snapToGrid w:val="0"/>
                 <w:color w:val="000000"/>
                 <w:kern w:val="0"/>
@@ -6098,7 +6143,7 @@
           </w:tcPr>
           <w:p>
             <w:pPr>
-              <w:pStyle w:val="TableText"/>
+              <w:pStyle w:val="46"/>
               <w:keepNext w:val="0"/>
               <w:keepLines w:val="0"/>
               <w:pageBreakBefore w:val="0"/>
@@ -6110,7 +6155,7 @@
               <w:spacing w:before="282" w:line="238" w:lineRule="auto"/>
               <w:ind w:left="436" w:leftChars="0"/>
               <w:rPr>
-                <w:rFonts w:ascii="宋体" w:eastAsia="宋体" w:hAnsi="宋体" w:cs="宋体"/>
+                <w:rFonts w:ascii="宋体" w:hAnsi="宋体" w:eastAsia="宋体" w:cs="宋体"/>
                 <w:snapToGrid w:val="0"/>
                 <w:color w:val="000000"/>
                 <w:kern w:val="0"/>
@@ -6133,7 +6178,7 @@
     </w:tbl>
     <w:p>
       <w:pPr>
-        <w:pStyle w:val="3"/>
+        <w:pStyle w:val="50"/>
         <w:keepNext w:val="0"/>
         <w:keepLines w:val="0"/>
         <w:pageBreakBefore w:val="0"/>
@@ -6143,19 +6188,19 @@
         <w:topLinePunct w:val="0"/>
         <w:bidi w:val="0"/>
       </w:pPr>
+      <w:bookmarkStart w:id="36" w:name="bookmark25"/>
+      <w:bookmarkEnd w:id="36"/>
       <w:bookmarkStart w:id="37" w:name="bookmark24"/>
       <w:bookmarkEnd w:id="37"/>
-      <w:bookmarkStart w:id="38" w:name="bookmark25"/>
-      <w:bookmarkEnd w:id="38"/>
-      <w:bookmarkStart w:id="39" w:name="_Toc31003"/>
+      <w:bookmarkStart w:id="38" w:name="_Toc31003"/>
       <w:r>
         <w:t>参与方</w:t>
       </w:r>
-      <w:bookmarkEnd w:id="39"/>
+      <w:bookmarkEnd w:id="38"/>
     </w:p>
     <w:p>
       <w:pPr>
-        <w:pStyle w:val="a"/>
+        <w:pStyle w:val="48"/>
         <w:keepNext w:val="0"/>
         <w:keepLines w:val="0"/>
         <w:pageBreakBefore w:val="0"/>
@@ -6181,7 +6226,7 @@
     </w:p>
     <w:p>
       <w:pPr>
-        <w:pStyle w:val="2"/>
+        <w:pStyle w:val="49"/>
         <w:keepNext w:val="0"/>
         <w:keepLines w:val="0"/>
         <w:pageBreakBefore w:val="0"/>
@@ -6191,19 +6236,19 @@
         <w:topLinePunct w:val="0"/>
         <w:bidi w:val="0"/>
       </w:pPr>
+      <w:bookmarkStart w:id="39" w:name="bookmark27"/>
+      <w:bookmarkEnd w:id="39"/>
       <w:bookmarkStart w:id="40" w:name="bookmark26"/>
       <w:bookmarkEnd w:id="40"/>
-      <w:bookmarkStart w:id="41" w:name="bookmark27"/>
-      <w:bookmarkEnd w:id="41"/>
-      <w:bookmarkStart w:id="42" w:name="_Toc3572"/>
+      <w:bookmarkStart w:id="41" w:name="_Toc3572"/>
       <w:r>
         <w:t>事件管理</w:t>
       </w:r>
-      <w:bookmarkEnd w:id="42"/>
+      <w:bookmarkEnd w:id="41"/>
     </w:p>
     <w:p>
       <w:pPr>
-        <w:pStyle w:val="3"/>
+        <w:pStyle w:val="50"/>
         <w:keepNext w:val="0"/>
         <w:keepLines w:val="0"/>
         <w:pageBreakBefore w:val="0"/>
@@ -6213,19 +6258,19 @@
         <w:topLinePunct w:val="0"/>
         <w:bidi w:val="0"/>
       </w:pPr>
-      <w:bookmarkStart w:id="43" w:name="bookmark28"/>
+      <w:bookmarkStart w:id="42" w:name="bookmark28"/>
+      <w:bookmarkEnd w:id="42"/>
+      <w:bookmarkStart w:id="43" w:name="bookmark29"/>
       <w:bookmarkEnd w:id="43"/>
-      <w:bookmarkStart w:id="44" w:name="bookmark29"/>
-      <w:bookmarkEnd w:id="44"/>
-      <w:bookmarkStart w:id="45" w:name="_Toc5729"/>
+      <w:bookmarkStart w:id="44" w:name="_Toc5729"/>
       <w:r>
         <w:t>管理范围</w:t>
       </w:r>
-      <w:bookmarkEnd w:id="45"/>
+      <w:bookmarkEnd w:id="44"/>
     </w:p>
     <w:p>
       <w:pPr>
-        <w:pStyle w:val="a"/>
+        <w:pStyle w:val="48"/>
         <w:keepNext w:val="0"/>
         <w:keepLines w:val="0"/>
         <w:pageBreakBefore w:val="0"/>
@@ -6241,7 +6286,7 @@
     </w:p>
     <w:p>
       <w:pPr>
-        <w:pStyle w:val="3"/>
+        <w:pStyle w:val="50"/>
         <w:keepNext w:val="0"/>
         <w:keepLines w:val="0"/>
         <w:pageBreakBefore w:val="0"/>
@@ -6251,19 +6296,19 @@
         <w:topLinePunct w:val="0"/>
         <w:bidi w:val="0"/>
       </w:pPr>
-      <w:bookmarkStart w:id="46" w:name="bookmark31"/>
+      <w:bookmarkStart w:id="45" w:name="bookmark31"/>
+      <w:bookmarkEnd w:id="45"/>
+      <w:bookmarkStart w:id="46" w:name="bookmark30"/>
       <w:bookmarkEnd w:id="46"/>
-      <w:bookmarkStart w:id="47" w:name="bookmark30"/>
-      <w:bookmarkEnd w:id="47"/>
-      <w:bookmarkStart w:id="48" w:name="_Toc24162"/>
+      <w:bookmarkStart w:id="47" w:name="_Toc24162"/>
       <w:r>
         <w:t>管理目标</w:t>
       </w:r>
-      <w:bookmarkEnd w:id="48"/>
+      <w:bookmarkEnd w:id="47"/>
     </w:p>
     <w:p>
       <w:pPr>
-        <w:pStyle w:val="a"/>
+        <w:pStyle w:val="48"/>
         <w:keepNext w:val="0"/>
         <w:keepLines w:val="0"/>
         <w:pageBreakBefore w:val="0"/>
@@ -6279,7 +6324,7 @@
     </w:p>
     <w:p>
       <w:pPr>
-        <w:pStyle w:val="3"/>
+        <w:pStyle w:val="50"/>
         <w:keepNext w:val="0"/>
         <w:keepLines w:val="0"/>
         <w:pageBreakBefore w:val="0"/>
@@ -6289,28 +6334,28 @@
         <w:topLinePunct w:val="0"/>
         <w:bidi w:val="0"/>
       </w:pPr>
-      <w:bookmarkStart w:id="49" w:name="bookmark32"/>
+      <w:bookmarkStart w:id="48" w:name="bookmark32"/>
+      <w:bookmarkEnd w:id="48"/>
+      <w:bookmarkStart w:id="49" w:name="bookmark33"/>
       <w:bookmarkEnd w:id="49"/>
-      <w:bookmarkStart w:id="50" w:name="bookmark33"/>
-      <w:bookmarkEnd w:id="50"/>
-      <w:bookmarkStart w:id="51" w:name="_Toc32757"/>
+      <w:bookmarkStart w:id="50" w:name="_Toc32757"/>
       <w:r>
         <w:t>关键绩效指标</w:t>
       </w:r>
-      <w:bookmarkEnd w:id="51"/>
+      <w:bookmarkEnd w:id="50"/>
     </w:p>
     <w:tbl>
       <w:tblPr>
-        <w:tblStyle w:val="TableNormal0"/>
+        <w:tblStyle w:val="45"/>
         <w:tblW w:w="8601" w:type="dxa"/>
         <w:tblInd w:w="13" w:type="dxa"/>
         <w:tblBorders>
-          <w:top w:val="single" w:sz="4" w:space="0" w:color="000000"/>
-          <w:left w:val="single" w:sz="4" w:space="0" w:color="000000"/>
-          <w:bottom w:val="single" w:sz="4" w:space="0" w:color="000000"/>
-          <w:right w:val="single" w:sz="4" w:space="0" w:color="000000"/>
-          <w:insideH w:val="single" w:sz="4" w:space="0" w:color="000000"/>
-          <w:insideV w:val="single" w:sz="4" w:space="0" w:color="000000"/>
+          <w:top w:val="single" w:color="000000" w:sz="4" w:space="0"/>
+          <w:left w:val="single" w:color="000000" w:sz="4" w:space="0"/>
+          <w:bottom w:val="single" w:color="000000" w:sz="4" w:space="0"/>
+          <w:right w:val="single" w:color="000000" w:sz="4" w:space="0"/>
+          <w:insideH w:val="single" w:color="000000" w:sz="4" w:space="0"/>
+          <w:insideV w:val="single" w:color="000000" w:sz="4" w:space="0"/>
         </w:tblBorders>
         <w:tblLayout w:type="fixed"/>
         <w:tblCellMar>
@@ -6328,17 +6373,14 @@
       </w:tblGrid>
       <w:tr>
         <w:tblPrEx>
-          <w:tblW w:w="8601" w:type="dxa"/>
-          <w:tblInd w:w="13" w:type="dxa"/>
           <w:tblBorders>
-            <w:top w:val="single" w:sz="4" w:space="0" w:color="000000"/>
-            <w:left w:val="single" w:sz="4" w:space="0" w:color="000000"/>
-            <w:bottom w:val="single" w:sz="4" w:space="0" w:color="000000"/>
-            <w:right w:val="single" w:sz="4" w:space="0" w:color="000000"/>
-            <w:insideH w:val="single" w:sz="4" w:space="0" w:color="000000"/>
-            <w:insideV w:val="single" w:sz="4" w:space="0" w:color="000000"/>
+            <w:top w:val="single" w:color="000000" w:sz="4" w:space="0"/>
+            <w:left w:val="single" w:color="000000" w:sz="4" w:space="0"/>
+            <w:bottom w:val="single" w:color="000000" w:sz="4" w:space="0"/>
+            <w:right w:val="single" w:color="000000" w:sz="4" w:space="0"/>
+            <w:insideH w:val="single" w:color="000000" w:sz="4" w:space="0"/>
+            <w:insideV w:val="single" w:color="000000" w:sz="4" w:space="0"/>
           </w:tblBorders>
-          <w:tblLayout w:type="fixed"/>
           <w:tblCellMar>
             <w:top w:w="0" w:type="dxa"/>
             <w:left w:w="0" w:type="dxa"/>
@@ -6347,7 +6389,7 @@
           </w:tblCellMar>
         </w:tblPrEx>
         <w:trPr>
-          <w:trHeight w:val="585"/>
+          <w:trHeight w:val="585" w:hRule="atLeast"/>
         </w:trPr>
         <w:tc>
           <w:tcPr>
@@ -6355,7 +6397,7 @@
           </w:tcPr>
           <w:p>
             <w:pPr>
-              <w:pStyle w:val="TableText"/>
+              <w:pStyle w:val="46"/>
               <w:keepNext w:val="0"/>
               <w:keepLines w:val="0"/>
               <w:pageBreakBefore w:val="0"/>
@@ -6367,7 +6409,7 @@
               <w:spacing w:before="205" w:line="220" w:lineRule="auto"/>
               <w:ind w:left="328"/>
               <w:rPr>
-                <w:rFonts w:eastAsia="宋体" w:hint="default"/>
+                <w:rFonts w:hint="default" w:eastAsia="宋体"/>
                 <w:spacing w:val="-2"/>
                 <w:sz w:val="18"/>
                 <w:szCs w:val="18"/>
@@ -6392,7 +6434,7 @@
           </w:tcPr>
           <w:p>
             <w:pPr>
-              <w:pStyle w:val="TableText"/>
+              <w:pStyle w:val="46"/>
               <w:keepNext w:val="0"/>
               <w:keepLines w:val="0"/>
               <w:pageBreakBefore w:val="0"/>
@@ -6403,7 +6445,7 @@
               <w:bidi w:val="0"/>
               <w:spacing w:before="205" w:line="220" w:lineRule="auto"/>
               <w:rPr>
-                <w:rFonts w:eastAsia="宋体" w:hint="default"/>
+                <w:rFonts w:hint="default" w:eastAsia="宋体"/>
                 <w:spacing w:val="-1"/>
                 <w:sz w:val="18"/>
                 <w:szCs w:val="18"/>
@@ -6428,7 +6470,7 @@
           </w:tcPr>
           <w:p>
             <w:pPr>
-              <w:pStyle w:val="TableText"/>
+              <w:pStyle w:val="46"/>
               <w:keepNext w:val="0"/>
               <w:keepLines w:val="0"/>
               <w:pageBreakBefore w:val="0"/>
@@ -6466,7 +6508,7 @@
           </w:tcPr>
           <w:p>
             <w:pPr>
-              <w:pStyle w:val="TableText"/>
+              <w:pStyle w:val="46"/>
               <w:keepNext w:val="0"/>
               <w:keepLines w:val="0"/>
               <w:pageBreakBefore w:val="0"/>
@@ -6500,9 +6542,14 @@
       </w:tr>
       <w:tr>
         <w:tblPrEx>
-          <w:tblW w:w="8601" w:type="dxa"/>
-          <w:tblInd w:w="13" w:type="dxa"/>
-          <w:tblLayout w:type="fixed"/>
+          <w:tblBorders>
+            <w:top w:val="single" w:color="000000" w:sz="4" w:space="0"/>
+            <w:left w:val="single" w:color="000000" w:sz="4" w:space="0"/>
+            <w:bottom w:val="single" w:color="000000" w:sz="4" w:space="0"/>
+            <w:right w:val="single" w:color="000000" w:sz="4" w:space="0"/>
+            <w:insideH w:val="single" w:color="000000" w:sz="4" w:space="0"/>
+            <w:insideV w:val="single" w:color="000000" w:sz="4" w:space="0"/>
+          </w:tblBorders>
           <w:tblCellMar>
             <w:top w:w="0" w:type="dxa"/>
             <w:left w:w="0" w:type="dxa"/>
@@ -6511,7 +6558,7 @@
           </w:tblCellMar>
         </w:tblPrEx>
         <w:trPr>
-          <w:trHeight w:val="585"/>
+          <w:trHeight w:val="585" w:hRule="atLeast"/>
         </w:trPr>
         <w:tc>
           <w:tcPr>
@@ -6519,7 +6566,7 @@
           </w:tcPr>
           <w:p>
             <w:pPr>
-              <w:pStyle w:val="TableText"/>
+              <w:pStyle w:val="46"/>
               <w:keepNext w:val="0"/>
               <w:keepLines w:val="0"/>
               <w:pageBreakBefore w:val="0"/>
@@ -6551,7 +6598,7 @@
           </w:tcPr>
           <w:p>
             <w:pPr>
-              <w:pStyle w:val="TableText"/>
+              <w:pStyle w:val="46"/>
               <w:keepNext w:val="0"/>
               <w:keepLines w:val="0"/>
               <w:pageBreakBefore w:val="0"/>
@@ -6562,7 +6609,7 @@
               <w:bidi w:val="0"/>
               <w:spacing w:before="205" w:line="220" w:lineRule="auto"/>
               <w:rPr>
-                <w:rFonts w:eastAsia="宋体" w:hint="default"/>
+                <w:rFonts w:hint="default" w:eastAsia="宋体"/>
                 <w:sz w:val="18"/>
                 <w:szCs w:val="18"/>
                 <w:lang w:val="en-US" w:eastAsia="zh-CN"/>
@@ -6594,7 +6641,7 @@
           </w:tcPr>
           <w:p>
             <w:pPr>
-              <w:pStyle w:val="TableText"/>
+              <w:pStyle w:val="46"/>
               <w:keepNext w:val="0"/>
               <w:keepLines w:val="0"/>
               <w:pageBreakBefore w:val="0"/>
@@ -6632,7 +6679,7 @@
           </w:tcPr>
           <w:p>
             <w:pPr>
-              <w:pStyle w:val="TableText"/>
+              <w:pStyle w:val="46"/>
               <w:keepNext w:val="0"/>
               <w:keepLines w:val="0"/>
               <w:pageBreakBefore w:val="0"/>
@@ -6666,9 +6713,14 @@
       </w:tr>
       <w:tr>
         <w:tblPrEx>
-          <w:tblW w:w="8601" w:type="dxa"/>
-          <w:tblInd w:w="13" w:type="dxa"/>
-          <w:tblLayout w:type="fixed"/>
+          <w:tblBorders>
+            <w:top w:val="single" w:color="000000" w:sz="4" w:space="0"/>
+            <w:left w:val="single" w:color="000000" w:sz="4" w:space="0"/>
+            <w:bottom w:val="single" w:color="000000" w:sz="4" w:space="0"/>
+            <w:right w:val="single" w:color="000000" w:sz="4" w:space="0"/>
+            <w:insideH w:val="single" w:color="000000" w:sz="4" w:space="0"/>
+            <w:insideV w:val="single" w:color="000000" w:sz="4" w:space="0"/>
+          </w:tblBorders>
           <w:tblCellMar>
             <w:top w:w="0" w:type="dxa"/>
             <w:left w:w="0" w:type="dxa"/>
@@ -6677,7 +6729,7 @@
           </w:tblCellMar>
         </w:tblPrEx>
         <w:trPr>
-          <w:trHeight w:val="651"/>
+          <w:trHeight w:val="651" w:hRule="atLeast"/>
         </w:trPr>
         <w:tc>
           <w:tcPr>
@@ -6685,7 +6737,7 @@
           </w:tcPr>
           <w:p>
             <w:pPr>
-              <w:pStyle w:val="TableText"/>
+              <w:pStyle w:val="46"/>
               <w:keepNext w:val="0"/>
               <w:keepLines w:val="0"/>
               <w:pageBreakBefore w:val="0"/>
@@ -6697,7 +6749,7 @@
               <w:spacing w:before="75" w:line="290" w:lineRule="auto"/>
               <w:ind w:left="702" w:right="145" w:hanging="554"/>
               <w:rPr>
-                <w:rFonts w:eastAsia="宋体" w:hint="default"/>
+                <w:rFonts w:hint="default" w:eastAsia="宋体"/>
                 <w:sz w:val="18"/>
                 <w:szCs w:val="18"/>
                 <w:lang w:val="en-US" w:eastAsia="zh-CN"/>
@@ -6721,7 +6773,7 @@
           </w:tcPr>
           <w:p>
             <w:pPr>
-              <w:pStyle w:val="TableText"/>
+              <w:pStyle w:val="46"/>
               <w:keepNext w:val="0"/>
               <w:keepLines w:val="0"/>
               <w:pageBreakBefore w:val="0"/>
@@ -6752,7 +6804,7 @@
           </w:tcPr>
           <w:p>
             <w:pPr>
-              <w:pStyle w:val="TableText"/>
+              <w:pStyle w:val="46"/>
               <w:keepNext w:val="0"/>
               <w:keepLines w:val="0"/>
               <w:pageBreakBefore w:val="0"/>
@@ -6790,7 +6842,7 @@
           </w:tcPr>
           <w:p>
             <w:pPr>
-              <w:pStyle w:val="TableText"/>
+              <w:pStyle w:val="46"/>
               <w:keepNext w:val="0"/>
               <w:keepLines w:val="0"/>
               <w:pageBreakBefore w:val="0"/>
@@ -6824,9 +6876,14 @@
       </w:tr>
       <w:tr>
         <w:tblPrEx>
-          <w:tblW w:w="8601" w:type="dxa"/>
-          <w:tblInd w:w="13" w:type="dxa"/>
-          <w:tblLayout w:type="fixed"/>
+          <w:tblBorders>
+            <w:top w:val="single" w:color="000000" w:sz="4" w:space="0"/>
+            <w:left w:val="single" w:color="000000" w:sz="4" w:space="0"/>
+            <w:bottom w:val="single" w:color="000000" w:sz="4" w:space="0"/>
+            <w:right w:val="single" w:color="000000" w:sz="4" w:space="0"/>
+            <w:insideH w:val="single" w:color="000000" w:sz="4" w:space="0"/>
+            <w:insideV w:val="single" w:color="000000" w:sz="4" w:space="0"/>
+          </w:tblBorders>
           <w:tblCellMar>
             <w:top w:w="0" w:type="dxa"/>
             <w:left w:w="0" w:type="dxa"/>
@@ -6835,7 +6892,7 @@
           </w:tblCellMar>
         </w:tblPrEx>
         <w:trPr>
-          <w:trHeight w:val="651"/>
+          <w:trHeight w:val="651" w:hRule="atLeast"/>
         </w:trPr>
         <w:tc>
           <w:tcPr>
@@ -6843,7 +6900,7 @@
           </w:tcPr>
           <w:p>
             <w:pPr>
-              <w:pStyle w:val="TableText"/>
+              <w:pStyle w:val="46"/>
               <w:keepNext w:val="0"/>
               <w:keepLines w:val="0"/>
               <w:pageBreakBefore w:val="0"/>
@@ -6882,7 +6939,7 @@
           </w:tcPr>
           <w:p>
             <w:pPr>
-              <w:pStyle w:val="TableText"/>
+              <w:pStyle w:val="46"/>
               <w:keepNext w:val="0"/>
               <w:keepLines w:val="0"/>
               <w:pageBreakBefore w:val="0"/>
@@ -6894,7 +6951,7 @@
               <w:spacing w:before="76" w:line="220" w:lineRule="auto"/>
               <w:ind w:left="185"/>
               <w:rPr>
-                <w:rFonts w:eastAsia="宋体" w:hint="default"/>
+                <w:rFonts w:hint="default" w:eastAsia="宋体"/>
                 <w:sz w:val="18"/>
                 <w:szCs w:val="18"/>
                 <w:lang w:val="en-US" w:eastAsia="zh-CN"/>
@@ -6934,7 +6991,7 @@
           </w:tcPr>
           <w:p>
             <w:pPr>
-              <w:pStyle w:val="TableText"/>
+              <w:pStyle w:val="46"/>
               <w:keepNext w:val="0"/>
               <w:keepLines w:val="0"/>
               <w:pageBreakBefore w:val="0"/>
@@ -6972,7 +7029,7 @@
           </w:tcPr>
           <w:p>
             <w:pPr>
-              <w:pStyle w:val="TableText"/>
+              <w:pStyle w:val="46"/>
               <w:keepNext w:val="0"/>
               <w:keepLines w:val="0"/>
               <w:pageBreakBefore w:val="0"/>
@@ -7007,7 +7064,7 @@
     </w:tbl>
     <w:p>
       <w:pPr>
-        <w:pStyle w:val="3"/>
+        <w:pStyle w:val="50"/>
         <w:keepNext w:val="0"/>
         <w:keepLines w:val="0"/>
         <w:pageBreakBefore w:val="0"/>
@@ -7017,19 +7074,19 @@
         <w:topLinePunct w:val="0"/>
         <w:bidi w:val="0"/>
       </w:pPr>
-      <w:bookmarkStart w:id="52" w:name="bookmark34"/>
+      <w:bookmarkStart w:id="51" w:name="bookmark34"/>
+      <w:bookmarkEnd w:id="51"/>
+      <w:bookmarkStart w:id="52" w:name="bookmark35"/>
       <w:bookmarkEnd w:id="52"/>
-      <w:bookmarkStart w:id="53" w:name="bookmark35"/>
-      <w:bookmarkEnd w:id="53"/>
-      <w:bookmarkStart w:id="54" w:name="_Toc5674"/>
+      <w:bookmarkStart w:id="53" w:name="_Toc5674"/>
       <w:r>
         <w:t>参与方</w:t>
       </w:r>
-      <w:bookmarkEnd w:id="54"/>
+      <w:bookmarkEnd w:id="53"/>
     </w:p>
     <w:p>
       <w:pPr>
-        <w:pStyle w:val="a"/>
+        <w:pStyle w:val="48"/>
         <w:keepNext w:val="0"/>
         <w:keepLines w:val="0"/>
         <w:pageBreakBefore w:val="0"/>
@@ -7055,7 +7112,7 @@
     </w:p>
     <w:p>
       <w:pPr>
-        <w:pStyle w:val="2"/>
+        <w:pStyle w:val="49"/>
         <w:keepNext w:val="0"/>
         <w:keepLines w:val="0"/>
         <w:pageBreakBefore w:val="0"/>
@@ -7065,19 +7122,19 @@
         <w:topLinePunct w:val="0"/>
         <w:bidi w:val="0"/>
       </w:pPr>
+      <w:bookmarkStart w:id="54" w:name="bookmark37"/>
+      <w:bookmarkEnd w:id="54"/>
       <w:bookmarkStart w:id="55" w:name="bookmark36"/>
       <w:bookmarkEnd w:id="55"/>
-      <w:bookmarkStart w:id="56" w:name="bookmark37"/>
-      <w:bookmarkEnd w:id="56"/>
-      <w:bookmarkStart w:id="57" w:name="_Toc27568"/>
+      <w:bookmarkStart w:id="56" w:name="_Toc27568"/>
       <w:r>
         <w:t>问题管理</w:t>
       </w:r>
-      <w:bookmarkEnd w:id="57"/>
+      <w:bookmarkEnd w:id="56"/>
     </w:p>
     <w:p>
       <w:pPr>
-        <w:pStyle w:val="3"/>
+        <w:pStyle w:val="50"/>
         <w:keepNext w:val="0"/>
         <w:keepLines w:val="0"/>
         <w:pageBreakBefore w:val="0"/>
@@ -7087,39 +7144,39 @@
         <w:topLinePunct w:val="0"/>
         <w:bidi w:val="0"/>
       </w:pPr>
-      <w:bookmarkStart w:id="58" w:name="bookmark96"/>
+      <w:bookmarkStart w:id="57" w:name="bookmark96"/>
+      <w:bookmarkEnd w:id="57"/>
+      <w:bookmarkStart w:id="58" w:name="bookmark39"/>
       <w:bookmarkEnd w:id="58"/>
-      <w:bookmarkStart w:id="59" w:name="bookmark99"/>
+      <w:bookmarkStart w:id="59" w:name="bookmark102"/>
       <w:bookmarkEnd w:id="59"/>
-      <w:bookmarkStart w:id="60" w:name="bookmark93"/>
+      <w:bookmarkStart w:id="60" w:name="bookmark108"/>
       <w:bookmarkEnd w:id="60"/>
-      <w:bookmarkStart w:id="61" w:name="bookmark102"/>
+      <w:bookmarkStart w:id="61" w:name="bookmark99"/>
       <w:bookmarkEnd w:id="61"/>
-      <w:bookmarkStart w:id="62" w:name="bookmark105"/>
+      <w:bookmarkStart w:id="62" w:name="bookmark90"/>
       <w:bookmarkEnd w:id="62"/>
-      <w:bookmarkStart w:id="63" w:name="bookmark39"/>
+      <w:bookmarkStart w:id="63" w:name="bookmark105"/>
       <w:bookmarkEnd w:id="63"/>
-      <w:bookmarkStart w:id="64" w:name="bookmark114"/>
+      <w:bookmarkStart w:id="64" w:name="bookmark93"/>
       <w:bookmarkEnd w:id="64"/>
-      <w:bookmarkStart w:id="65" w:name="bookmark108"/>
+      <w:bookmarkStart w:id="65" w:name="bookmark114"/>
       <w:bookmarkEnd w:id="65"/>
-      <w:bookmarkStart w:id="66" w:name="bookmark38"/>
+      <w:bookmarkStart w:id="66" w:name="bookmark87"/>
       <w:bookmarkEnd w:id="66"/>
-      <w:bookmarkStart w:id="67" w:name="bookmark111"/>
+      <w:bookmarkStart w:id="67" w:name="bookmark38"/>
       <w:bookmarkEnd w:id="67"/>
-      <w:bookmarkStart w:id="68" w:name="bookmark90"/>
+      <w:bookmarkStart w:id="68" w:name="bookmark111"/>
       <w:bookmarkEnd w:id="68"/>
-      <w:bookmarkStart w:id="69" w:name="bookmark87"/>
-      <w:bookmarkEnd w:id="69"/>
-      <w:bookmarkStart w:id="70" w:name="_Toc18392"/>
+      <w:bookmarkStart w:id="69" w:name="_Toc18392"/>
       <w:r>
         <w:t>管理范围</w:t>
       </w:r>
-      <w:bookmarkEnd w:id="70"/>
+      <w:bookmarkEnd w:id="69"/>
     </w:p>
     <w:p>
       <w:pPr>
-        <w:pStyle w:val="a"/>
+        <w:pStyle w:val="48"/>
         <w:keepNext w:val="0"/>
         <w:keepLines w:val="0"/>
         <w:pageBreakBefore w:val="0"/>
@@ -7135,7 +7192,7 @@
     </w:p>
     <w:p>
       <w:pPr>
-        <w:pStyle w:val="3"/>
+        <w:pStyle w:val="50"/>
         <w:keepNext w:val="0"/>
         <w:keepLines w:val="0"/>
         <w:pageBreakBefore w:val="0"/>
@@ -7145,19 +7202,19 @@
         <w:topLinePunct w:val="0"/>
         <w:bidi w:val="0"/>
       </w:pPr>
-      <w:bookmarkStart w:id="71" w:name="bookmark41"/>
+      <w:bookmarkStart w:id="70" w:name="bookmark41"/>
+      <w:bookmarkEnd w:id="70"/>
+      <w:bookmarkStart w:id="71" w:name="bookmark40"/>
       <w:bookmarkEnd w:id="71"/>
-      <w:bookmarkStart w:id="72" w:name="bookmark40"/>
-      <w:bookmarkEnd w:id="72"/>
-      <w:bookmarkStart w:id="73" w:name="_Toc28068"/>
+      <w:bookmarkStart w:id="72" w:name="_Toc28068"/>
       <w:r>
         <w:t>管理目标</w:t>
       </w:r>
-      <w:bookmarkEnd w:id="73"/>
+      <w:bookmarkEnd w:id="72"/>
     </w:p>
     <w:p>
       <w:pPr>
-        <w:pStyle w:val="a"/>
+        <w:pStyle w:val="48"/>
         <w:keepNext w:val="0"/>
         <w:keepLines w:val="0"/>
         <w:pageBreakBefore w:val="0"/>
@@ -7173,7 +7230,7 @@
     </w:p>
     <w:p>
       <w:pPr>
-        <w:pStyle w:val="3"/>
+        <w:pStyle w:val="50"/>
         <w:keepNext w:val="0"/>
         <w:keepLines w:val="0"/>
         <w:pageBreakBefore w:val="0"/>
@@ -7183,28 +7240,28 @@
         <w:topLinePunct w:val="0"/>
         <w:bidi w:val="0"/>
       </w:pPr>
-      <w:bookmarkStart w:id="74" w:name="bookmark43"/>
+      <w:bookmarkStart w:id="73" w:name="bookmark43"/>
+      <w:bookmarkEnd w:id="73"/>
+      <w:bookmarkStart w:id="74" w:name="bookmark42"/>
       <w:bookmarkEnd w:id="74"/>
-      <w:bookmarkStart w:id="75" w:name="bookmark42"/>
-      <w:bookmarkEnd w:id="75"/>
-      <w:bookmarkStart w:id="76" w:name="_Toc7205"/>
+      <w:bookmarkStart w:id="75" w:name="_Toc7205"/>
       <w:r>
         <w:t>关键绩效指标</w:t>
       </w:r>
-      <w:bookmarkEnd w:id="76"/>
+      <w:bookmarkEnd w:id="75"/>
     </w:p>
     <w:tbl>
       <w:tblPr>
-        <w:tblStyle w:val="TableNormal0"/>
+        <w:tblStyle w:val="45"/>
         <w:tblW w:w="8647" w:type="dxa"/>
         <w:tblInd w:w="13" w:type="dxa"/>
         <w:tblBorders>
-          <w:top w:val="single" w:sz="4" w:space="0" w:color="000000"/>
-          <w:left w:val="single" w:sz="4" w:space="0" w:color="000000"/>
-          <w:bottom w:val="single" w:sz="4" w:space="0" w:color="000000"/>
-          <w:right w:val="single" w:sz="4" w:space="0" w:color="000000"/>
-          <w:insideH w:val="single" w:sz="4" w:space="0" w:color="000000"/>
-          <w:insideV w:val="single" w:sz="4" w:space="0" w:color="000000"/>
+          <w:top w:val="single" w:color="000000" w:sz="4" w:space="0"/>
+          <w:left w:val="single" w:color="000000" w:sz="4" w:space="0"/>
+          <w:bottom w:val="single" w:color="000000" w:sz="4" w:space="0"/>
+          <w:right w:val="single" w:color="000000" w:sz="4" w:space="0"/>
+          <w:insideH w:val="single" w:color="000000" w:sz="4" w:space="0"/>
+          <w:insideV w:val="single" w:color="000000" w:sz="4" w:space="0"/>
         </w:tblBorders>
         <w:tblLayout w:type="fixed"/>
         <w:tblCellMar>
@@ -7222,17 +7279,14 @@
       </w:tblGrid>
       <w:tr>
         <w:tblPrEx>
-          <w:tblW w:w="8647" w:type="dxa"/>
-          <w:tblInd w:w="13" w:type="dxa"/>
           <w:tblBorders>
-            <w:top w:val="single" w:sz="4" w:space="0" w:color="000000"/>
-            <w:left w:val="single" w:sz="4" w:space="0" w:color="000000"/>
-            <w:bottom w:val="single" w:sz="4" w:space="0" w:color="000000"/>
-            <w:right w:val="single" w:sz="4" w:space="0" w:color="000000"/>
-            <w:insideH w:val="single" w:sz="4" w:space="0" w:color="000000"/>
-            <w:insideV w:val="single" w:sz="4" w:space="0" w:color="000000"/>
+            <w:top w:val="single" w:color="000000" w:sz="4" w:space="0"/>
+            <w:left w:val="single" w:color="000000" w:sz="4" w:space="0"/>
+            <w:bottom w:val="single" w:color="000000" w:sz="4" w:space="0"/>
+            <w:right w:val="single" w:color="000000" w:sz="4" w:space="0"/>
+            <w:insideH w:val="single" w:color="000000" w:sz="4" w:space="0"/>
+            <w:insideV w:val="single" w:color="000000" w:sz="4" w:space="0"/>
           </w:tblBorders>
-          <w:tblLayout w:type="fixed"/>
           <w:tblCellMar>
             <w:top w:w="0" w:type="dxa"/>
             <w:left w:w="0" w:type="dxa"/>
@@ -7241,7 +7295,7 @@
           </w:tblCellMar>
         </w:tblPrEx>
         <w:trPr>
-          <w:trHeight w:val="651"/>
+          <w:trHeight w:val="651" w:hRule="atLeast"/>
         </w:trPr>
         <w:tc>
           <w:tcPr>
@@ -7260,7 +7314,7 @@
               <w:bidi w:val="0"/>
               <w:jc w:val="center"/>
               <w:rPr>
-                <w:rFonts w:ascii="Arial" w:eastAsia="Arial" w:hAnsi="Arial" w:cs="Arial" w:hint="default"/>
+                <w:rFonts w:hint="default" w:ascii="Arial" w:hAnsi="Arial" w:eastAsia="Arial" w:cs="Arial"/>
                 <w:snapToGrid w:val="0"/>
                 <w:color w:val="000000"/>
                 <w:kern w:val="0"/>
@@ -7295,7 +7349,7 @@
               <w:bidi w:val="0"/>
               <w:jc w:val="center"/>
               <w:rPr>
-                <w:rFonts w:ascii="Arial" w:eastAsia="Arial" w:hAnsi="Arial" w:cs="Arial" w:hint="default"/>
+                <w:rFonts w:hint="default" w:ascii="Arial" w:hAnsi="Arial" w:eastAsia="Arial" w:cs="Arial"/>
                 <w:snapToGrid w:val="0"/>
                 <w:color w:val="000000"/>
                 <w:kern w:val="0"/>
@@ -7330,7 +7384,7 @@
               <w:bidi w:val="0"/>
               <w:jc w:val="center"/>
               <w:rPr>
-                <w:rFonts w:ascii="Arial" w:eastAsia="Arial" w:hAnsi="Arial" w:cs="Arial" w:hint="eastAsia"/>
+                <w:rFonts w:hint="eastAsia" w:ascii="Arial" w:hAnsi="Arial" w:eastAsia="Arial" w:cs="Arial"/>
                 <w:snapToGrid w:val="0"/>
                 <w:color w:val="000000"/>
                 <w:kern w:val="0"/>
@@ -7365,7 +7419,7 @@
               <w:bidi w:val="0"/>
               <w:jc w:val="center"/>
               <w:rPr>
-                <w:rFonts w:ascii="Arial" w:eastAsia="Arial" w:hAnsi="Arial" w:cs="Arial" w:hint="eastAsia"/>
+                <w:rFonts w:hint="eastAsia" w:ascii="Arial" w:hAnsi="Arial" w:eastAsia="Arial" w:cs="Arial"/>
                 <w:snapToGrid w:val="0"/>
                 <w:color w:val="000000"/>
                 <w:kern w:val="0"/>
@@ -7386,9 +7440,14 @@
       </w:tr>
       <w:tr>
         <w:tblPrEx>
-          <w:tblW w:w="8647" w:type="dxa"/>
-          <w:tblInd w:w="13" w:type="dxa"/>
-          <w:tblLayout w:type="fixed"/>
+          <w:tblBorders>
+            <w:top w:val="single" w:color="000000" w:sz="4" w:space="0"/>
+            <w:left w:val="single" w:color="000000" w:sz="4" w:space="0"/>
+            <w:bottom w:val="single" w:color="000000" w:sz="4" w:space="0"/>
+            <w:right w:val="single" w:color="000000" w:sz="4" w:space="0"/>
+            <w:insideH w:val="single" w:color="000000" w:sz="4" w:space="0"/>
+            <w:insideV w:val="single" w:color="000000" w:sz="4" w:space="0"/>
+          </w:tblBorders>
           <w:tblCellMar>
             <w:top w:w="0" w:type="dxa"/>
             <w:left w:w="0" w:type="dxa"/>
@@ -7397,7 +7456,7 @@
           </w:tblCellMar>
         </w:tblPrEx>
         <w:trPr>
-          <w:trHeight w:val="651"/>
+          <w:trHeight w:val="651" w:hRule="atLeast"/>
         </w:trPr>
         <w:tc>
           <w:tcPr>
@@ -7483,7 +7542,7 @@
     </w:tbl>
     <w:p>
       <w:pPr>
-        <w:pStyle w:val="3"/>
+        <w:pStyle w:val="50"/>
         <w:keepNext w:val="0"/>
         <w:keepLines w:val="0"/>
         <w:pageBreakBefore w:val="0"/>
@@ -7493,19 +7552,19 @@
         <w:topLinePunct w:val="0"/>
         <w:bidi w:val="0"/>
       </w:pPr>
-      <w:bookmarkStart w:id="77" w:name="bookmark45"/>
+      <w:bookmarkStart w:id="76" w:name="bookmark45"/>
+      <w:bookmarkEnd w:id="76"/>
+      <w:bookmarkStart w:id="77" w:name="bookmark44"/>
       <w:bookmarkEnd w:id="77"/>
-      <w:bookmarkStart w:id="78" w:name="bookmark44"/>
-      <w:bookmarkEnd w:id="78"/>
-      <w:bookmarkStart w:id="79" w:name="_Toc1254"/>
+      <w:bookmarkStart w:id="78" w:name="_Toc1254"/>
       <w:r>
         <w:t>参与方</w:t>
       </w:r>
-      <w:bookmarkEnd w:id="79"/>
+      <w:bookmarkEnd w:id="78"/>
     </w:p>
     <w:p>
       <w:pPr>
-        <w:pStyle w:val="a"/>
+        <w:pStyle w:val="48"/>
         <w:keepNext w:val="0"/>
         <w:keepLines w:val="0"/>
         <w:pageBreakBefore w:val="0"/>
@@ -7531,7 +7590,7 @@
     </w:p>
     <w:p>
       <w:pPr>
-        <w:pStyle w:val="2"/>
+        <w:pStyle w:val="49"/>
         <w:keepNext w:val="0"/>
         <w:keepLines w:val="0"/>
         <w:pageBreakBefore w:val="0"/>
@@ -7541,19 +7600,19 @@
         <w:topLinePunct w:val="0"/>
         <w:bidi w:val="0"/>
       </w:pPr>
+      <w:bookmarkStart w:id="79" w:name="bookmark47"/>
+      <w:bookmarkEnd w:id="79"/>
       <w:bookmarkStart w:id="80" w:name="bookmark46"/>
       <w:bookmarkEnd w:id="80"/>
-      <w:bookmarkStart w:id="81" w:name="bookmark47"/>
-      <w:bookmarkEnd w:id="81"/>
-      <w:bookmarkStart w:id="82" w:name="_Toc12809"/>
+      <w:bookmarkStart w:id="81" w:name="_Toc12809"/>
       <w:r>
         <w:t>变更管理</w:t>
       </w:r>
-      <w:bookmarkEnd w:id="82"/>
+      <w:bookmarkEnd w:id="81"/>
     </w:p>
     <w:p>
       <w:pPr>
-        <w:pStyle w:val="3"/>
+        <w:pStyle w:val="50"/>
         <w:keepNext w:val="0"/>
         <w:keepLines w:val="0"/>
         <w:pageBreakBefore w:val="0"/>
@@ -7563,19 +7622,19 @@
         <w:topLinePunct w:val="0"/>
         <w:bidi w:val="0"/>
       </w:pPr>
+      <w:bookmarkStart w:id="82" w:name="bookmark48"/>
+      <w:bookmarkEnd w:id="82"/>
       <w:bookmarkStart w:id="83" w:name="bookmark49"/>
       <w:bookmarkEnd w:id="83"/>
-      <w:bookmarkStart w:id="84" w:name="bookmark48"/>
-      <w:bookmarkEnd w:id="84"/>
-      <w:bookmarkStart w:id="85" w:name="_Toc26590"/>
+      <w:bookmarkStart w:id="84" w:name="_Toc26590"/>
       <w:r>
         <w:t>管理范围</w:t>
       </w:r>
-      <w:bookmarkEnd w:id="85"/>
+      <w:bookmarkEnd w:id="84"/>
     </w:p>
     <w:p>
       <w:pPr>
-        <w:pStyle w:val="a"/>
+        <w:pStyle w:val="48"/>
         <w:keepNext w:val="0"/>
         <w:keepLines w:val="0"/>
         <w:pageBreakBefore w:val="0"/>
@@ -7591,7 +7650,7 @@
     </w:p>
     <w:p>
       <w:pPr>
-        <w:pStyle w:val="3"/>
+        <w:pStyle w:val="50"/>
         <w:keepNext w:val="0"/>
         <w:keepLines w:val="0"/>
         <w:pageBreakBefore w:val="0"/>
@@ -7601,19 +7660,19 @@
         <w:topLinePunct w:val="0"/>
         <w:bidi w:val="0"/>
       </w:pPr>
-      <w:bookmarkStart w:id="86" w:name="bookmark51"/>
+      <w:bookmarkStart w:id="85" w:name="bookmark51"/>
+      <w:bookmarkEnd w:id="85"/>
+      <w:bookmarkStart w:id="86" w:name="bookmark50"/>
       <w:bookmarkEnd w:id="86"/>
-      <w:bookmarkStart w:id="87" w:name="bookmark50"/>
-      <w:bookmarkEnd w:id="87"/>
-      <w:bookmarkStart w:id="88" w:name="_Toc29782"/>
+      <w:bookmarkStart w:id="87" w:name="_Toc29782"/>
       <w:r>
         <w:t>管理目标</w:t>
       </w:r>
-      <w:bookmarkEnd w:id="88"/>
+      <w:bookmarkEnd w:id="87"/>
     </w:p>
     <w:p>
       <w:pPr>
-        <w:pStyle w:val="a"/>
+        <w:pStyle w:val="48"/>
         <w:keepNext w:val="0"/>
         <w:keepLines w:val="0"/>
         <w:pageBreakBefore w:val="0"/>
@@ -7629,7 +7688,7 @@
     </w:p>
     <w:p>
       <w:pPr>
-        <w:pStyle w:val="3"/>
+        <w:pStyle w:val="50"/>
         <w:keepNext w:val="0"/>
         <w:keepLines w:val="0"/>
         <w:pageBreakBefore w:val="0"/>
@@ -7639,28 +7698,28 @@
         <w:topLinePunct w:val="0"/>
         <w:bidi w:val="0"/>
       </w:pPr>
-      <w:bookmarkStart w:id="89" w:name="bookmark52"/>
+      <w:bookmarkStart w:id="88" w:name="bookmark52"/>
+      <w:bookmarkEnd w:id="88"/>
+      <w:bookmarkStart w:id="89" w:name="bookmark53"/>
       <w:bookmarkEnd w:id="89"/>
-      <w:bookmarkStart w:id="90" w:name="bookmark53"/>
-      <w:bookmarkEnd w:id="90"/>
-      <w:bookmarkStart w:id="91" w:name="_Toc21495"/>
+      <w:bookmarkStart w:id="90" w:name="_Toc21495"/>
       <w:r>
         <w:t>关键绩效指标</w:t>
       </w:r>
-      <w:bookmarkEnd w:id="91"/>
+      <w:bookmarkEnd w:id="90"/>
     </w:p>
     <w:tbl>
       <w:tblPr>
-        <w:tblStyle w:val="TableNormal0"/>
+        <w:tblStyle w:val="45"/>
         <w:tblW w:w="8407" w:type="dxa"/>
         <w:tblInd w:w="13" w:type="dxa"/>
         <w:tblBorders>
-          <w:top w:val="single" w:sz="4" w:space="0" w:color="000000"/>
-          <w:left w:val="single" w:sz="4" w:space="0" w:color="000000"/>
-          <w:bottom w:val="single" w:sz="4" w:space="0" w:color="000000"/>
-          <w:right w:val="single" w:sz="4" w:space="0" w:color="000000"/>
-          <w:insideH w:val="single" w:sz="4" w:space="0" w:color="000000"/>
-          <w:insideV w:val="single" w:sz="4" w:space="0" w:color="000000"/>
+          <w:top w:val="single" w:color="000000" w:sz="4" w:space="0"/>
+          <w:left w:val="single" w:color="000000" w:sz="4" w:space="0"/>
+          <w:bottom w:val="single" w:color="000000" w:sz="4" w:space="0"/>
+          <w:right w:val="single" w:color="000000" w:sz="4" w:space="0"/>
+          <w:insideH w:val="single" w:color="000000" w:sz="4" w:space="0"/>
+          <w:insideV w:val="single" w:color="000000" w:sz="4" w:space="0"/>
         </w:tblBorders>
         <w:tblLayout w:type="fixed"/>
         <w:tblCellMar>
@@ -7678,17 +7737,14 @@
       </w:tblGrid>
       <w:tr>
         <w:tblPrEx>
-          <w:tblW w:w="8407" w:type="dxa"/>
-          <w:tblInd w:w="13" w:type="dxa"/>
           <w:tblBorders>
-            <w:top w:val="single" w:sz="4" w:space="0" w:color="000000"/>
-            <w:left w:val="single" w:sz="4" w:space="0" w:color="000000"/>
-            <w:bottom w:val="single" w:sz="4" w:space="0" w:color="000000"/>
-            <w:right w:val="single" w:sz="4" w:space="0" w:color="000000"/>
-            <w:insideH w:val="single" w:sz="4" w:space="0" w:color="000000"/>
-            <w:insideV w:val="single" w:sz="4" w:space="0" w:color="000000"/>
+            <w:top w:val="single" w:color="000000" w:sz="4" w:space="0"/>
+            <w:left w:val="single" w:color="000000" w:sz="4" w:space="0"/>
+            <w:bottom w:val="single" w:color="000000" w:sz="4" w:space="0"/>
+            <w:right w:val="single" w:color="000000" w:sz="4" w:space="0"/>
+            <w:insideH w:val="single" w:color="000000" w:sz="4" w:space="0"/>
+            <w:insideV w:val="single" w:color="000000" w:sz="4" w:space="0"/>
           </w:tblBorders>
-          <w:tblLayout w:type="fixed"/>
           <w:tblCellMar>
             <w:top w:w="0" w:type="dxa"/>
             <w:left w:w="0" w:type="dxa"/>
@@ -7697,7 +7753,7 @@
           </w:tblCellMar>
         </w:tblPrEx>
         <w:trPr>
-          <w:trHeight w:val="540"/>
+          <w:trHeight w:val="540" w:hRule="atLeast"/>
         </w:trPr>
         <w:tc>
           <w:tcPr>
@@ -7716,7 +7772,7 @@
               <w:bidi w:val="0"/>
               <w:jc w:val="center"/>
               <w:rPr>
-                <w:rFonts w:ascii="Arial" w:eastAsia="Arial" w:hAnsi="Arial" w:cs="Arial" w:hint="default"/>
+                <w:rFonts w:hint="default" w:ascii="Arial" w:hAnsi="Arial" w:eastAsia="Arial" w:cs="Arial"/>
                 <w:snapToGrid w:val="0"/>
                 <w:color w:val="000000"/>
                 <w:kern w:val="0"/>
@@ -7751,7 +7807,7 @@
               <w:bidi w:val="0"/>
               <w:jc w:val="center"/>
               <w:rPr>
-                <w:rFonts w:ascii="Arial" w:eastAsia="Arial" w:hAnsi="Arial" w:cs="Arial" w:hint="default"/>
+                <w:rFonts w:hint="default" w:ascii="Arial" w:hAnsi="Arial" w:eastAsia="Arial" w:cs="Arial"/>
                 <w:snapToGrid w:val="0"/>
                 <w:color w:val="000000"/>
                 <w:kern w:val="0"/>
@@ -7786,7 +7842,7 @@
               <w:bidi w:val="0"/>
               <w:jc w:val="center"/>
               <w:rPr>
-                <w:rFonts w:ascii="Arial" w:eastAsia="Arial" w:hAnsi="Arial" w:cs="Arial" w:hint="eastAsia"/>
+                <w:rFonts w:hint="eastAsia" w:ascii="Arial" w:hAnsi="Arial" w:eastAsia="Arial" w:cs="Arial"/>
                 <w:snapToGrid w:val="0"/>
                 <w:color w:val="000000"/>
                 <w:kern w:val="0"/>
@@ -7821,7 +7877,7 @@
               <w:bidi w:val="0"/>
               <w:jc w:val="center"/>
               <w:rPr>
-                <w:rFonts w:ascii="Arial" w:eastAsia="Arial" w:hAnsi="Arial" w:cs="Arial" w:hint="eastAsia"/>
+                <w:rFonts w:hint="eastAsia" w:ascii="Arial" w:hAnsi="Arial" w:eastAsia="Arial" w:cs="Arial"/>
                 <w:snapToGrid w:val="0"/>
                 <w:color w:val="000000"/>
                 <w:kern w:val="0"/>
@@ -7842,9 +7898,14 @@
       </w:tr>
       <w:tr>
         <w:tblPrEx>
-          <w:tblW w:w="8407" w:type="dxa"/>
-          <w:tblInd w:w="13" w:type="dxa"/>
-          <w:tblLayout w:type="fixed"/>
+          <w:tblBorders>
+            <w:top w:val="single" w:color="000000" w:sz="4" w:space="0"/>
+            <w:left w:val="single" w:color="000000" w:sz="4" w:space="0"/>
+            <w:bottom w:val="single" w:color="000000" w:sz="4" w:space="0"/>
+            <w:right w:val="single" w:color="000000" w:sz="4" w:space="0"/>
+            <w:insideH w:val="single" w:color="000000" w:sz="4" w:space="0"/>
+            <w:insideV w:val="single" w:color="000000" w:sz="4" w:space="0"/>
+          </w:tblBorders>
           <w:tblCellMar>
             <w:top w:w="0" w:type="dxa"/>
             <w:left w:w="0" w:type="dxa"/>
@@ -7853,7 +7914,7 @@
           </w:tblCellMar>
         </w:tblPrEx>
         <w:trPr>
-          <w:trHeight w:val="540"/>
+          <w:trHeight w:val="540" w:hRule="atLeast"/>
         </w:trPr>
         <w:tc>
           <w:tcPr>
@@ -7861,7 +7922,7 @@
           </w:tcPr>
           <w:p>
             <w:pPr>
-              <w:pStyle w:val="TableText"/>
+              <w:pStyle w:val="46"/>
               <w:keepNext w:val="0"/>
               <w:keepLines w:val="0"/>
               <w:pageBreakBefore w:val="0"/>
@@ -7893,7 +7954,7 @@
           </w:tcPr>
           <w:p>
             <w:pPr>
-              <w:pStyle w:val="TableText"/>
+              <w:pStyle w:val="46"/>
               <w:keepNext w:val="0"/>
               <w:keepLines w:val="0"/>
               <w:pageBreakBefore w:val="0"/>
@@ -7925,7 +7986,7 @@
           </w:tcPr>
           <w:p>
             <w:pPr>
-              <w:pStyle w:val="TableText"/>
+              <w:pStyle w:val="46"/>
               <w:keepNext w:val="0"/>
               <w:keepLines w:val="0"/>
               <w:pageBreakBefore w:val="0"/>
@@ -7957,7 +8018,7 @@
           </w:tcPr>
           <w:p>
             <w:pPr>
-              <w:pStyle w:val="TableText"/>
+              <w:pStyle w:val="46"/>
               <w:keepNext w:val="0"/>
               <w:keepLines w:val="0"/>
               <w:pageBreakBefore w:val="0"/>
@@ -7987,7 +8048,7 @@
     </w:tbl>
     <w:p>
       <w:pPr>
-        <w:pStyle w:val="3"/>
+        <w:pStyle w:val="50"/>
         <w:keepNext w:val="0"/>
         <w:keepLines w:val="0"/>
         <w:pageBreakBefore w:val="0"/>
@@ -7997,19 +8058,19 @@
         <w:topLinePunct w:val="0"/>
         <w:bidi w:val="0"/>
       </w:pPr>
-      <w:bookmarkStart w:id="92" w:name="bookmark55"/>
+      <w:bookmarkStart w:id="91" w:name="bookmark55"/>
+      <w:bookmarkEnd w:id="91"/>
+      <w:bookmarkStart w:id="92" w:name="bookmark54"/>
       <w:bookmarkEnd w:id="92"/>
-      <w:bookmarkStart w:id="93" w:name="bookmark54"/>
-      <w:bookmarkEnd w:id="93"/>
-      <w:bookmarkStart w:id="94" w:name="_Toc14628"/>
+      <w:bookmarkStart w:id="93" w:name="_Toc14628"/>
       <w:r>
         <w:t>参与方</w:t>
       </w:r>
-      <w:bookmarkEnd w:id="94"/>
+      <w:bookmarkEnd w:id="93"/>
     </w:p>
     <w:p>
       <w:pPr>
-        <w:pStyle w:val="a"/>
+        <w:pStyle w:val="48"/>
         <w:keepNext w:val="0"/>
         <w:keepLines w:val="0"/>
         <w:pageBreakBefore w:val="0"/>
@@ -8035,7 +8096,7 @@
     </w:p>
     <w:p>
       <w:pPr>
-        <w:pStyle w:val="2"/>
+        <w:pStyle w:val="49"/>
         <w:keepNext w:val="0"/>
         <w:keepLines w:val="0"/>
         <w:pageBreakBefore w:val="0"/>
@@ -8045,19 +8106,19 @@
         <w:topLinePunct w:val="0"/>
         <w:bidi w:val="0"/>
       </w:pPr>
-      <w:bookmarkStart w:id="95" w:name="bookmark57"/>
+      <w:bookmarkStart w:id="94" w:name="bookmark57"/>
+      <w:bookmarkEnd w:id="94"/>
+      <w:bookmarkStart w:id="95" w:name="bookmark56"/>
       <w:bookmarkEnd w:id="95"/>
-      <w:bookmarkStart w:id="96" w:name="bookmark56"/>
-      <w:bookmarkEnd w:id="96"/>
-      <w:bookmarkStart w:id="97" w:name="_Toc992"/>
+      <w:bookmarkStart w:id="96" w:name="_Toc992"/>
       <w:r>
         <w:t>发布管理</w:t>
       </w:r>
-      <w:bookmarkEnd w:id="97"/>
+      <w:bookmarkEnd w:id="96"/>
     </w:p>
     <w:p>
       <w:pPr>
-        <w:pStyle w:val="3"/>
+        <w:pStyle w:val="50"/>
         <w:keepNext w:val="0"/>
         <w:keepLines w:val="0"/>
         <w:pageBreakBefore w:val="0"/>
@@ -8067,19 +8128,19 @@
         <w:topLinePunct w:val="0"/>
         <w:bidi w:val="0"/>
       </w:pPr>
-      <w:bookmarkStart w:id="98" w:name="bookmark58"/>
+      <w:bookmarkStart w:id="97" w:name="bookmark58"/>
+      <w:bookmarkEnd w:id="97"/>
+      <w:bookmarkStart w:id="98" w:name="bookmark59"/>
       <w:bookmarkEnd w:id="98"/>
-      <w:bookmarkStart w:id="99" w:name="bookmark59"/>
-      <w:bookmarkEnd w:id="99"/>
-      <w:bookmarkStart w:id="100" w:name="_Toc24977"/>
+      <w:bookmarkStart w:id="99" w:name="_Toc24977"/>
       <w:r>
         <w:t>管理范围</w:t>
       </w:r>
-      <w:bookmarkEnd w:id="100"/>
+      <w:bookmarkEnd w:id="99"/>
     </w:p>
     <w:p>
       <w:pPr>
-        <w:pStyle w:val="a"/>
+        <w:pStyle w:val="48"/>
         <w:keepNext w:val="0"/>
         <w:keepLines w:val="0"/>
         <w:pageBreakBefore w:val="0"/>
@@ -8095,7 +8156,7 @@
     </w:p>
     <w:p>
       <w:pPr>
-        <w:pStyle w:val="3"/>
+        <w:pStyle w:val="50"/>
         <w:keepNext w:val="0"/>
         <w:keepLines w:val="0"/>
         <w:pageBreakBefore w:val="0"/>
@@ -8105,19 +8166,19 @@
         <w:topLinePunct w:val="0"/>
         <w:bidi w:val="0"/>
       </w:pPr>
-      <w:bookmarkStart w:id="101" w:name="bookmark61"/>
+      <w:bookmarkStart w:id="100" w:name="bookmark61"/>
+      <w:bookmarkEnd w:id="100"/>
+      <w:bookmarkStart w:id="101" w:name="bookmark60"/>
       <w:bookmarkEnd w:id="101"/>
-      <w:bookmarkStart w:id="102" w:name="bookmark60"/>
-      <w:bookmarkEnd w:id="102"/>
-      <w:bookmarkStart w:id="103" w:name="_Toc18622"/>
+      <w:bookmarkStart w:id="102" w:name="_Toc18622"/>
       <w:r>
         <w:t>管理目标</w:t>
       </w:r>
-      <w:bookmarkEnd w:id="103"/>
+      <w:bookmarkEnd w:id="102"/>
     </w:p>
     <w:p>
       <w:pPr>
-        <w:pStyle w:val="a"/>
+        <w:pStyle w:val="48"/>
         <w:keepNext w:val="0"/>
         <w:keepLines w:val="0"/>
         <w:pageBreakBefore w:val="0"/>
@@ -8130,14 +8191,14 @@
       <w:r>
         <w:t>发布管理流程的目标确保正确的、经过测试的软硬件才能导入实际运行环境，确认发布流程安全可靠的。</w:t>
       </w:r>
+      <w:bookmarkStart w:id="103" w:name="bookmark63"/>
+      <w:bookmarkEnd w:id="103"/>
       <w:bookmarkStart w:id="104" w:name="bookmark62"/>
       <w:bookmarkEnd w:id="104"/>
-      <w:bookmarkStart w:id="105" w:name="bookmark63"/>
-      <w:bookmarkEnd w:id="105"/>
     </w:p>
     <w:p>
       <w:pPr>
-        <w:pStyle w:val="3"/>
+        <w:pStyle w:val="50"/>
         <w:keepNext w:val="0"/>
         <w:keepLines w:val="0"/>
         <w:pageBreakBefore w:val="0"/>
@@ -8147,29 +8208,29 @@
         <w:topLinePunct w:val="0"/>
         <w:bidi w:val="0"/>
       </w:pPr>
-      <w:bookmarkStart w:id="106" w:name="_Toc9386"/>
+      <w:bookmarkStart w:id="105" w:name="_Toc9386"/>
       <w:r>
         <w:t>关键绩效指标</w:t>
       </w:r>
-      <w:bookmarkEnd w:id="106"/>
+      <w:bookmarkEnd w:id="105"/>
     </w:p>
     <w:p>
       <w:pPr>
-        <w:pStyle w:val="a"/>
+        <w:pStyle w:val="48"/>
       </w:pPr>
     </w:p>
     <w:tbl>
       <w:tblPr>
-        <w:tblStyle w:val="TableNormal0"/>
+        <w:tblStyle w:val="45"/>
         <w:tblW w:w="8192" w:type="dxa"/>
         <w:tblInd w:w="13" w:type="dxa"/>
         <w:tblBorders>
-          <w:top w:val="single" w:sz="4" w:space="0" w:color="000000"/>
-          <w:left w:val="single" w:sz="4" w:space="0" w:color="000000"/>
-          <w:bottom w:val="single" w:sz="4" w:space="0" w:color="000000"/>
-          <w:right w:val="single" w:sz="4" w:space="0" w:color="000000"/>
-          <w:insideH w:val="single" w:sz="4" w:space="0" w:color="000000"/>
-          <w:insideV w:val="single" w:sz="4" w:space="0" w:color="000000"/>
+          <w:top w:val="single" w:color="000000" w:sz="4" w:space="0"/>
+          <w:left w:val="single" w:color="000000" w:sz="4" w:space="0"/>
+          <w:bottom w:val="single" w:color="000000" w:sz="4" w:space="0"/>
+          <w:right w:val="single" w:color="000000" w:sz="4" w:space="0"/>
+          <w:insideH w:val="single" w:color="000000" w:sz="4" w:space="0"/>
+          <w:insideV w:val="single" w:color="000000" w:sz="4" w:space="0"/>
         </w:tblBorders>
         <w:tblLayout w:type="fixed"/>
         <w:tblCellMar>
@@ -8187,17 +8248,14 @@
       </w:tblGrid>
       <w:tr>
         <w:tblPrEx>
-          <w:tblW w:w="8192" w:type="dxa"/>
-          <w:tblInd w:w="13" w:type="dxa"/>
           <w:tblBorders>
-            <w:top w:val="single" w:sz="4" w:space="0" w:color="000000"/>
-            <w:left w:val="single" w:sz="4" w:space="0" w:color="000000"/>
-            <w:bottom w:val="single" w:sz="4" w:space="0" w:color="000000"/>
-            <w:right w:val="single" w:sz="4" w:space="0" w:color="000000"/>
-            <w:insideH w:val="single" w:sz="4" w:space="0" w:color="000000"/>
-            <w:insideV w:val="single" w:sz="4" w:space="0" w:color="000000"/>
+            <w:top w:val="single" w:color="000000" w:sz="4" w:space="0"/>
+            <w:left w:val="single" w:color="000000" w:sz="4" w:space="0"/>
+            <w:bottom w:val="single" w:color="000000" w:sz="4" w:space="0"/>
+            <w:right w:val="single" w:color="000000" w:sz="4" w:space="0"/>
+            <w:insideH w:val="single" w:color="000000" w:sz="4" w:space="0"/>
+            <w:insideV w:val="single" w:color="000000" w:sz="4" w:space="0"/>
           </w:tblBorders>
-          <w:tblLayout w:type="fixed"/>
           <w:tblCellMar>
             <w:top w:w="0" w:type="dxa"/>
             <w:left w:w="0" w:type="dxa"/>
@@ -8206,7 +8264,7 @@
           </w:tblCellMar>
         </w:tblPrEx>
         <w:trPr>
-          <w:trHeight w:val="525"/>
+          <w:trHeight w:val="525" w:hRule="atLeast"/>
         </w:trPr>
         <w:tc>
           <w:tcPr>
@@ -8225,7 +8283,7 @@
               <w:bidi w:val="0"/>
               <w:jc w:val="center"/>
               <w:rPr>
-                <w:rFonts w:ascii="Arial" w:eastAsia="Arial" w:hAnsi="Arial" w:cs="Arial" w:hint="default"/>
+                <w:rFonts w:hint="default" w:ascii="Arial" w:hAnsi="Arial" w:eastAsia="Arial" w:cs="Arial"/>
                 <w:snapToGrid w:val="0"/>
                 <w:color w:val="000000"/>
                 <w:kern w:val="0"/>
@@ -8260,7 +8318,7 @@
               <w:bidi w:val="0"/>
               <w:jc w:val="center"/>
               <w:rPr>
-                <w:rFonts w:ascii="Arial" w:eastAsia="Arial" w:hAnsi="Arial" w:cs="Arial" w:hint="default"/>
+                <w:rFonts w:hint="default" w:ascii="Arial" w:hAnsi="Arial" w:eastAsia="Arial" w:cs="Arial"/>
                 <w:snapToGrid w:val="0"/>
                 <w:color w:val="000000"/>
                 <w:kern w:val="0"/>
@@ -8295,7 +8353,7 @@
               <w:bidi w:val="0"/>
               <w:jc w:val="center"/>
               <w:rPr>
-                <w:rFonts w:ascii="Arial" w:eastAsia="Arial" w:hAnsi="Arial" w:cs="Arial" w:hint="eastAsia"/>
+                <w:rFonts w:hint="eastAsia" w:ascii="Arial" w:hAnsi="Arial" w:eastAsia="Arial" w:cs="Arial"/>
                 <w:snapToGrid w:val="0"/>
                 <w:color w:val="000000"/>
                 <w:kern w:val="0"/>
@@ -8330,7 +8388,7 @@
               <w:bidi w:val="0"/>
               <w:jc w:val="center"/>
               <w:rPr>
-                <w:rFonts w:ascii="Arial" w:eastAsia="Arial" w:hAnsi="Arial" w:cs="Arial" w:hint="eastAsia"/>
+                <w:rFonts w:hint="eastAsia" w:ascii="Arial" w:hAnsi="Arial" w:eastAsia="Arial" w:cs="Arial"/>
                 <w:snapToGrid w:val="0"/>
                 <w:color w:val="000000"/>
                 <w:kern w:val="0"/>
@@ -8351,9 +8409,14 @@
       </w:tr>
       <w:tr>
         <w:tblPrEx>
-          <w:tblW w:w="8192" w:type="dxa"/>
-          <w:tblInd w:w="13" w:type="dxa"/>
-          <w:tblLayout w:type="fixed"/>
+          <w:tblBorders>
+            <w:top w:val="single" w:color="000000" w:sz="4" w:space="0"/>
+            <w:left w:val="single" w:color="000000" w:sz="4" w:space="0"/>
+            <w:bottom w:val="single" w:color="000000" w:sz="4" w:space="0"/>
+            <w:right w:val="single" w:color="000000" w:sz="4" w:space="0"/>
+            <w:insideH w:val="single" w:color="000000" w:sz="4" w:space="0"/>
+            <w:insideV w:val="single" w:color="000000" w:sz="4" w:space="0"/>
+          </w:tblBorders>
           <w:tblCellMar>
             <w:top w:w="0" w:type="dxa"/>
             <w:left w:w="0" w:type="dxa"/>
@@ -8362,7 +8425,7 @@
           </w:tblCellMar>
         </w:tblPrEx>
         <w:trPr>
-          <w:trHeight w:val="525"/>
+          <w:trHeight w:val="525" w:hRule="atLeast"/>
         </w:trPr>
         <w:tc>
           <w:tcPr>
@@ -8370,7 +8433,7 @@
           </w:tcPr>
           <w:p>
             <w:pPr>
-              <w:pStyle w:val="TableText"/>
+              <w:pStyle w:val="46"/>
               <w:keepNext w:val="0"/>
               <w:keepLines w:val="0"/>
               <w:pageBreakBefore w:val="0"/>
@@ -8402,7 +8465,7 @@
           </w:tcPr>
           <w:p>
             <w:pPr>
-              <w:pStyle w:val="TableText"/>
+              <w:pStyle w:val="46"/>
               <w:keepNext w:val="0"/>
               <w:keepLines w:val="0"/>
               <w:pageBreakBefore w:val="0"/>
@@ -8434,7 +8497,7 @@
           </w:tcPr>
           <w:p>
             <w:pPr>
-              <w:pStyle w:val="TableText"/>
+              <w:pStyle w:val="46"/>
               <w:keepNext w:val="0"/>
               <w:keepLines w:val="0"/>
               <w:pageBreakBefore w:val="0"/>
@@ -8466,7 +8529,7 @@
           </w:tcPr>
           <w:p>
             <w:pPr>
-              <w:pStyle w:val="TableText"/>
+              <w:pStyle w:val="46"/>
               <w:keepNext w:val="0"/>
               <w:keepLines w:val="0"/>
               <w:pageBreakBefore w:val="0"/>
@@ -8496,7 +8559,7 @@
     </w:tbl>
     <w:p>
       <w:pPr>
-        <w:pStyle w:val="3"/>
+        <w:pStyle w:val="50"/>
         <w:keepNext w:val="0"/>
         <w:keepLines w:val="0"/>
         <w:pageBreakBefore w:val="0"/>
@@ -8506,19 +8569,19 @@
         <w:topLinePunct w:val="0"/>
         <w:bidi w:val="0"/>
       </w:pPr>
-      <w:bookmarkStart w:id="107" w:name="bookmark65"/>
+      <w:bookmarkStart w:id="106" w:name="bookmark65"/>
+      <w:bookmarkEnd w:id="106"/>
+      <w:bookmarkStart w:id="107" w:name="bookmark64"/>
       <w:bookmarkEnd w:id="107"/>
-      <w:bookmarkStart w:id="108" w:name="bookmark64"/>
-      <w:bookmarkEnd w:id="108"/>
-      <w:bookmarkStart w:id="109" w:name="_Toc26107"/>
+      <w:bookmarkStart w:id="108" w:name="_Toc26107"/>
       <w:r>
         <w:t>参与方</w:t>
       </w:r>
-      <w:bookmarkEnd w:id="109"/>
+      <w:bookmarkEnd w:id="108"/>
     </w:p>
     <w:p>
       <w:pPr>
-        <w:pStyle w:val="a"/>
+        <w:pStyle w:val="48"/>
         <w:keepNext w:val="0"/>
         <w:keepLines w:val="0"/>
         <w:pageBreakBefore w:val="0"/>
@@ -8544,7 +8607,7 @@
     </w:p>
     <w:p>
       <w:pPr>
-        <w:pStyle w:val="2"/>
+        <w:pStyle w:val="49"/>
         <w:keepNext w:val="0"/>
         <w:keepLines w:val="0"/>
         <w:pageBreakBefore w:val="0"/>
@@ -8554,19 +8617,19 @@
         <w:topLinePunct w:val="0"/>
         <w:bidi w:val="0"/>
       </w:pPr>
-      <w:bookmarkStart w:id="110" w:name="bookmark66"/>
+      <w:bookmarkStart w:id="109" w:name="bookmark66"/>
+      <w:bookmarkEnd w:id="109"/>
+      <w:bookmarkStart w:id="110" w:name="bookmark67"/>
       <w:bookmarkEnd w:id="110"/>
-      <w:bookmarkStart w:id="111" w:name="bookmark67"/>
-      <w:bookmarkEnd w:id="111"/>
-      <w:bookmarkStart w:id="112" w:name="_Toc18041"/>
+      <w:bookmarkStart w:id="111" w:name="_Toc18041"/>
       <w:r>
         <w:t>配置管理</w:t>
       </w:r>
-      <w:bookmarkEnd w:id="112"/>
+      <w:bookmarkEnd w:id="111"/>
     </w:p>
     <w:p>
       <w:pPr>
-        <w:pStyle w:val="3"/>
+        <w:pStyle w:val="50"/>
         <w:keepNext w:val="0"/>
         <w:keepLines w:val="0"/>
         <w:pageBreakBefore w:val="0"/>
@@ -8576,19 +8639,19 @@
         <w:topLinePunct w:val="0"/>
         <w:bidi w:val="0"/>
       </w:pPr>
-      <w:bookmarkStart w:id="113" w:name="bookmark69"/>
+      <w:bookmarkStart w:id="112" w:name="bookmark69"/>
+      <w:bookmarkEnd w:id="112"/>
+      <w:bookmarkStart w:id="113" w:name="bookmark68"/>
       <w:bookmarkEnd w:id="113"/>
-      <w:bookmarkStart w:id="114" w:name="bookmark68"/>
-      <w:bookmarkEnd w:id="114"/>
-      <w:bookmarkStart w:id="115" w:name="_Toc3231"/>
+      <w:bookmarkStart w:id="114" w:name="_Toc3231"/>
       <w:r>
         <w:t>管理范围</w:t>
       </w:r>
-      <w:bookmarkEnd w:id="115"/>
+      <w:bookmarkEnd w:id="114"/>
     </w:p>
     <w:p>
       <w:pPr>
-        <w:pStyle w:val="a"/>
+        <w:pStyle w:val="48"/>
         <w:keepNext w:val="0"/>
         <w:keepLines w:val="0"/>
         <w:pageBreakBefore w:val="0"/>
@@ -8604,7 +8667,7 @@
     </w:p>
     <w:p>
       <w:pPr>
-        <w:pStyle w:val="3"/>
+        <w:pStyle w:val="50"/>
         <w:keepNext w:val="0"/>
         <w:keepLines w:val="0"/>
         <w:pageBreakBefore w:val="0"/>
@@ -8614,19 +8677,19 @@
         <w:topLinePunct w:val="0"/>
         <w:bidi w:val="0"/>
       </w:pPr>
+      <w:bookmarkStart w:id="115" w:name="bookmark71"/>
+      <w:bookmarkEnd w:id="115"/>
       <w:bookmarkStart w:id="116" w:name="bookmark70"/>
       <w:bookmarkEnd w:id="116"/>
-      <w:bookmarkStart w:id="117" w:name="bookmark71"/>
-      <w:bookmarkEnd w:id="117"/>
-      <w:bookmarkStart w:id="118" w:name="_Toc17536"/>
+      <w:bookmarkStart w:id="117" w:name="_Toc17536"/>
       <w:r>
         <w:t>管理目标</w:t>
       </w:r>
-      <w:bookmarkEnd w:id="118"/>
+      <w:bookmarkEnd w:id="117"/>
     </w:p>
     <w:p>
       <w:pPr>
-        <w:pStyle w:val="a"/>
+        <w:pStyle w:val="48"/>
         <w:keepNext w:val="0"/>
         <w:keepLines w:val="0"/>
         <w:pageBreakBefore w:val="0"/>
@@ -8642,7 +8705,7 @@
     </w:p>
     <w:p>
       <w:pPr>
-        <w:pStyle w:val="3"/>
+        <w:pStyle w:val="50"/>
         <w:keepNext w:val="0"/>
         <w:keepLines w:val="0"/>
         <w:pageBreakBefore w:val="0"/>
@@ -8652,28 +8715,28 @@
         <w:topLinePunct w:val="0"/>
         <w:bidi w:val="0"/>
       </w:pPr>
-      <w:bookmarkStart w:id="119" w:name="bookmark73"/>
+      <w:bookmarkStart w:id="118" w:name="bookmark73"/>
+      <w:bookmarkEnd w:id="118"/>
+      <w:bookmarkStart w:id="119" w:name="bookmark72"/>
       <w:bookmarkEnd w:id="119"/>
-      <w:bookmarkStart w:id="120" w:name="bookmark72"/>
-      <w:bookmarkEnd w:id="120"/>
-      <w:bookmarkStart w:id="121" w:name="_Toc31312"/>
+      <w:bookmarkStart w:id="120" w:name="_Toc31312"/>
       <w:r>
         <w:t>关键绩效指标</w:t>
       </w:r>
-      <w:bookmarkEnd w:id="121"/>
+      <w:bookmarkEnd w:id="120"/>
     </w:p>
     <w:tbl>
       <w:tblPr>
-        <w:tblStyle w:val="TableNormal0"/>
+        <w:tblStyle w:val="45"/>
         <w:tblW w:w="6801" w:type="dxa"/>
         <w:tblInd w:w="13" w:type="dxa"/>
         <w:tblBorders>
-          <w:top w:val="single" w:sz="4" w:space="0" w:color="000000"/>
-          <w:left w:val="single" w:sz="4" w:space="0" w:color="000000"/>
-          <w:bottom w:val="single" w:sz="4" w:space="0" w:color="000000"/>
-          <w:right w:val="single" w:sz="4" w:space="0" w:color="000000"/>
-          <w:insideH w:val="single" w:sz="4" w:space="0" w:color="000000"/>
-          <w:insideV w:val="single" w:sz="4" w:space="0" w:color="000000"/>
+          <w:top w:val="single" w:color="000000" w:sz="4" w:space="0"/>
+          <w:left w:val="single" w:color="000000" w:sz="4" w:space="0"/>
+          <w:bottom w:val="single" w:color="000000" w:sz="4" w:space="0"/>
+          <w:right w:val="single" w:color="000000" w:sz="4" w:space="0"/>
+          <w:insideH w:val="single" w:color="000000" w:sz="4" w:space="0"/>
+          <w:insideV w:val="single" w:color="000000" w:sz="4" w:space="0"/>
         </w:tblBorders>
         <w:tblLayout w:type="fixed"/>
         <w:tblCellMar>
@@ -8691,17 +8754,14 @@
       </w:tblGrid>
       <w:tr>
         <w:tblPrEx>
-          <w:tblW w:w="6801" w:type="dxa"/>
-          <w:tblInd w:w="13" w:type="dxa"/>
           <w:tblBorders>
-            <w:top w:val="single" w:sz="4" w:space="0" w:color="000000"/>
-            <w:left w:val="single" w:sz="4" w:space="0" w:color="000000"/>
-            <w:bottom w:val="single" w:sz="4" w:space="0" w:color="000000"/>
-            <w:right w:val="single" w:sz="4" w:space="0" w:color="000000"/>
-            <w:insideH w:val="single" w:sz="4" w:space="0" w:color="000000"/>
-            <w:insideV w:val="single" w:sz="4" w:space="0" w:color="000000"/>
+            <w:top w:val="single" w:color="000000" w:sz="4" w:space="0"/>
+            <w:left w:val="single" w:color="000000" w:sz="4" w:space="0"/>
+            <w:bottom w:val="single" w:color="000000" w:sz="4" w:space="0"/>
+            <w:right w:val="single" w:color="000000" w:sz="4" w:space="0"/>
+            <w:insideH w:val="single" w:color="000000" w:sz="4" w:space="0"/>
+            <w:insideV w:val="single" w:color="000000" w:sz="4" w:space="0"/>
           </w:tblBorders>
-          <w:tblLayout w:type="fixed"/>
           <w:tblCellMar>
             <w:top w:w="0" w:type="dxa"/>
             <w:left w:w="0" w:type="dxa"/>
@@ -8710,7 +8770,7 @@
           </w:tblCellMar>
         </w:tblPrEx>
         <w:trPr>
-          <w:trHeight w:val="585"/>
+          <w:trHeight w:val="585" w:hRule="atLeast"/>
         </w:trPr>
         <w:tc>
           <w:tcPr>
@@ -8729,7 +8789,7 @@
               <w:bidi w:val="0"/>
               <w:jc w:val="center"/>
               <w:rPr>
-                <w:rFonts w:ascii="Arial" w:eastAsia="Arial" w:hAnsi="Arial" w:cs="Arial" w:hint="default"/>
+                <w:rFonts w:hint="default" w:ascii="Arial" w:hAnsi="Arial" w:eastAsia="Arial" w:cs="Arial"/>
                 <w:snapToGrid w:val="0"/>
                 <w:color w:val="000000"/>
                 <w:kern w:val="0"/>
@@ -8764,7 +8824,7 @@
               <w:bidi w:val="0"/>
               <w:jc w:val="center"/>
               <w:rPr>
-                <w:rFonts w:ascii="Arial" w:eastAsia="Arial" w:hAnsi="Arial" w:cs="Arial" w:hint="default"/>
+                <w:rFonts w:hint="default" w:ascii="Arial" w:hAnsi="Arial" w:eastAsia="Arial" w:cs="Arial"/>
                 <w:snapToGrid w:val="0"/>
                 <w:color w:val="000000"/>
                 <w:kern w:val="0"/>
@@ -8799,7 +8859,7 @@
               <w:bidi w:val="0"/>
               <w:jc w:val="center"/>
               <w:rPr>
-                <w:rFonts w:ascii="Arial" w:eastAsia="Arial" w:hAnsi="Arial" w:cs="Arial" w:hint="eastAsia"/>
+                <w:rFonts w:hint="eastAsia" w:ascii="Arial" w:hAnsi="Arial" w:eastAsia="Arial" w:cs="Arial"/>
                 <w:snapToGrid w:val="0"/>
                 <w:color w:val="000000"/>
                 <w:kern w:val="0"/>
@@ -8834,7 +8894,7 @@
               <w:bidi w:val="0"/>
               <w:jc w:val="center"/>
               <w:rPr>
-                <w:rFonts w:ascii="Arial" w:eastAsia="Arial" w:hAnsi="Arial" w:cs="Arial" w:hint="eastAsia"/>
+                <w:rFonts w:hint="eastAsia" w:ascii="Arial" w:hAnsi="Arial" w:eastAsia="Arial" w:cs="Arial"/>
                 <w:snapToGrid w:val="0"/>
                 <w:color w:val="000000"/>
                 <w:kern w:val="0"/>
@@ -8855,9 +8915,14 @@
       </w:tr>
       <w:tr>
         <w:tblPrEx>
-          <w:tblW w:w="6801" w:type="dxa"/>
-          <w:tblInd w:w="13" w:type="dxa"/>
-          <w:tblLayout w:type="fixed"/>
+          <w:tblBorders>
+            <w:top w:val="single" w:color="000000" w:sz="4" w:space="0"/>
+            <w:left w:val="single" w:color="000000" w:sz="4" w:space="0"/>
+            <w:bottom w:val="single" w:color="000000" w:sz="4" w:space="0"/>
+            <w:right w:val="single" w:color="000000" w:sz="4" w:space="0"/>
+            <w:insideH w:val="single" w:color="000000" w:sz="4" w:space="0"/>
+            <w:insideV w:val="single" w:color="000000" w:sz="4" w:space="0"/>
+          </w:tblBorders>
           <w:tblCellMar>
             <w:top w:w="0" w:type="dxa"/>
             <w:left w:w="0" w:type="dxa"/>
@@ -8866,7 +8931,7 @@
           </w:tblCellMar>
         </w:tblPrEx>
         <w:trPr>
-          <w:trHeight w:val="585"/>
+          <w:trHeight w:val="585" w:hRule="atLeast"/>
         </w:trPr>
         <w:tc>
           <w:tcPr>
@@ -8874,7 +8939,7 @@
           </w:tcPr>
           <w:p>
             <w:pPr>
-              <w:pStyle w:val="TableText"/>
+              <w:pStyle w:val="46"/>
               <w:keepNext w:val="0"/>
               <w:keepLines w:val="0"/>
               <w:pageBreakBefore w:val="0"/>
@@ -8906,7 +8971,7 @@
           </w:tcPr>
           <w:p>
             <w:pPr>
-              <w:pStyle w:val="TableText"/>
+              <w:pStyle w:val="46"/>
               <w:keepNext w:val="0"/>
               <w:keepLines w:val="0"/>
               <w:pageBreakBefore w:val="0"/>
@@ -8937,7 +9002,7 @@
           </w:tcPr>
           <w:p>
             <w:pPr>
-              <w:pStyle w:val="TableText"/>
+              <w:pStyle w:val="46"/>
               <w:keepNext w:val="0"/>
               <w:keepLines w:val="0"/>
               <w:pageBreakBefore w:val="0"/>
@@ -8969,7 +9034,7 @@
           </w:tcPr>
           <w:p>
             <w:pPr>
-              <w:pStyle w:val="TableText"/>
+              <w:pStyle w:val="46"/>
               <w:keepNext w:val="0"/>
               <w:keepLines w:val="0"/>
               <w:pageBreakBefore w:val="0"/>
@@ -8999,7 +9064,7 @@
     </w:tbl>
     <w:p>
       <w:pPr>
-        <w:pStyle w:val="3"/>
+        <w:pStyle w:val="50"/>
         <w:keepNext w:val="0"/>
         <w:keepLines w:val="0"/>
         <w:pageBreakBefore w:val="0"/>
@@ -9009,19 +9074,19 @@
         <w:topLinePunct w:val="0"/>
         <w:bidi w:val="0"/>
       </w:pPr>
+      <w:bookmarkStart w:id="121" w:name="bookmark74"/>
+      <w:bookmarkEnd w:id="121"/>
       <w:bookmarkStart w:id="122" w:name="bookmark75"/>
       <w:bookmarkEnd w:id="122"/>
-      <w:bookmarkStart w:id="123" w:name="bookmark74"/>
-      <w:bookmarkEnd w:id="123"/>
-      <w:bookmarkStart w:id="124" w:name="_Toc2872"/>
+      <w:bookmarkStart w:id="123" w:name="_Toc2872"/>
       <w:r>
         <w:t>参与方</w:t>
       </w:r>
-      <w:bookmarkEnd w:id="124"/>
+      <w:bookmarkEnd w:id="123"/>
     </w:p>
     <w:p>
       <w:pPr>
-        <w:pStyle w:val="a"/>
+        <w:pStyle w:val="48"/>
         <w:keepNext w:val="0"/>
         <w:keepLines w:val="0"/>
         <w:pageBreakBefore w:val="0"/>
@@ -9047,7 +9112,7 @@
     </w:p>
     <w:p>
       <w:pPr>
-        <w:pStyle w:val="2"/>
+        <w:pStyle w:val="49"/>
         <w:keepNext w:val="0"/>
         <w:keepLines w:val="0"/>
         <w:pageBreakBefore w:val="0"/>
@@ -9057,19 +9122,19 @@
         <w:topLinePunct w:val="0"/>
         <w:bidi w:val="0"/>
       </w:pPr>
-      <w:bookmarkStart w:id="125" w:name="bookmark77"/>
+      <w:bookmarkStart w:id="124" w:name="bookmark77"/>
+      <w:bookmarkEnd w:id="124"/>
+      <w:bookmarkStart w:id="125" w:name="bookmark76"/>
       <w:bookmarkEnd w:id="125"/>
-      <w:bookmarkStart w:id="126" w:name="bookmark76"/>
-      <w:bookmarkEnd w:id="126"/>
-      <w:bookmarkStart w:id="127" w:name="_Toc8555"/>
+      <w:bookmarkStart w:id="126" w:name="_Toc8555"/>
       <w:r>
         <w:t>可用性和连续性管理</w:t>
       </w:r>
-      <w:bookmarkEnd w:id="127"/>
+      <w:bookmarkEnd w:id="126"/>
     </w:p>
     <w:p>
       <w:pPr>
-        <w:pStyle w:val="3"/>
+        <w:pStyle w:val="50"/>
         <w:keepNext w:val="0"/>
         <w:keepLines w:val="0"/>
         <w:pageBreakBefore w:val="0"/>
@@ -9079,19 +9144,19 @@
         <w:topLinePunct w:val="0"/>
         <w:bidi w:val="0"/>
       </w:pPr>
-      <w:bookmarkStart w:id="128" w:name="bookmark78"/>
+      <w:bookmarkStart w:id="127" w:name="bookmark78"/>
+      <w:bookmarkEnd w:id="127"/>
+      <w:bookmarkStart w:id="128" w:name="bookmark79"/>
       <w:bookmarkEnd w:id="128"/>
-      <w:bookmarkStart w:id="129" w:name="bookmark79"/>
-      <w:bookmarkEnd w:id="129"/>
-      <w:bookmarkStart w:id="130" w:name="_Toc9283"/>
+      <w:bookmarkStart w:id="129" w:name="_Toc9283"/>
       <w:r>
         <w:t>管理范围</w:t>
       </w:r>
-      <w:bookmarkEnd w:id="130"/>
+      <w:bookmarkEnd w:id="129"/>
     </w:p>
     <w:p>
       <w:pPr>
-        <w:pStyle w:val="a"/>
+        <w:pStyle w:val="48"/>
         <w:keepNext w:val="0"/>
         <w:keepLines w:val="0"/>
         <w:pageBreakBefore w:val="0"/>
@@ -9107,7 +9172,7 @@
     </w:p>
     <w:p>
       <w:pPr>
-        <w:pStyle w:val="3"/>
+        <w:pStyle w:val="50"/>
         <w:keepNext w:val="0"/>
         <w:keepLines w:val="0"/>
         <w:pageBreakBefore w:val="0"/>
@@ -9117,15 +9182,15 @@
         <w:topLinePunct w:val="0"/>
         <w:bidi w:val="0"/>
       </w:pPr>
-      <w:bookmarkStart w:id="131" w:name="bookmark81"/>
+      <w:bookmarkStart w:id="130" w:name="bookmark81"/>
+      <w:bookmarkEnd w:id="130"/>
+      <w:bookmarkStart w:id="131" w:name="bookmark80"/>
       <w:bookmarkEnd w:id="131"/>
-      <w:bookmarkStart w:id="132" w:name="bookmark80"/>
-      <w:bookmarkEnd w:id="132"/>
-      <w:bookmarkStart w:id="133" w:name="_Toc10968"/>
+      <w:bookmarkStart w:id="132" w:name="_Toc10968"/>
       <w:r>
         <w:t>管理目标</w:t>
       </w:r>
-      <w:bookmarkEnd w:id="133"/>
+      <w:bookmarkEnd w:id="132"/>
     </w:p>
     <w:p>
       <w:pPr>
@@ -9143,23 +9208,23 @@
         <w:adjustRightInd/>
         <w:snapToGrid/>
         <w:spacing w:line="360" w:lineRule="auto"/>
-        <w:ind w:left="0" w:right="0" w:firstLine="420" w:firstLineChars="200"/>
+        <w:ind w:left="0" w:right="0" w:firstLine="480" w:firstLineChars="200"/>
         <w:jc w:val="left"/>
         <w:textAlignment w:val="auto"/>
         <w:rPr>
-          <w:rStyle w:val="Char"/>
+          <w:rStyle w:val="62"/>
         </w:rPr>
       </w:pPr>
       <w:r>
         <w:rPr>
-          <w:rStyle w:val="Char"/>
+          <w:rStyle w:val="62"/>
         </w:rPr>
         <w:t>可用性和连续性管理目标是：建立了符合成本效益和业务快速恢复的可用性和连续性管理措施，当客户业务发生中断或重大灾害、意外事件时，公司在符合成本效益和业务快速恢复的原则下，最大化降低客户业务损失。</w:t>
       </w:r>
     </w:p>
     <w:p>
       <w:pPr>
-        <w:pStyle w:val="3"/>
+        <w:pStyle w:val="50"/>
         <w:keepNext w:val="0"/>
         <w:keepLines w:val="0"/>
         <w:pageBreakBefore w:val="0"/>
@@ -9169,28 +9234,28 @@
         <w:topLinePunct w:val="0"/>
         <w:bidi w:val="0"/>
       </w:pPr>
-      <w:bookmarkStart w:id="134" w:name="bookmark83"/>
+      <w:bookmarkStart w:id="133" w:name="bookmark83"/>
+      <w:bookmarkEnd w:id="133"/>
+      <w:bookmarkStart w:id="134" w:name="bookmark82"/>
       <w:bookmarkEnd w:id="134"/>
-      <w:bookmarkStart w:id="135" w:name="bookmark82"/>
-      <w:bookmarkEnd w:id="135"/>
-      <w:bookmarkStart w:id="136" w:name="_Toc2931"/>
+      <w:bookmarkStart w:id="135" w:name="_Toc2931"/>
       <w:r>
         <w:t>关键绩效指标</w:t>
       </w:r>
-      <w:bookmarkEnd w:id="136"/>
+      <w:bookmarkEnd w:id="135"/>
     </w:p>
     <w:tbl>
       <w:tblPr>
-        <w:tblStyle w:val="TableNormal0"/>
+        <w:tblStyle w:val="45"/>
         <w:tblW w:w="8350" w:type="dxa"/>
         <w:tblInd w:w="13" w:type="dxa"/>
         <w:tblBorders>
-          <w:top w:val="single" w:sz="4" w:space="0" w:color="000000"/>
-          <w:left w:val="single" w:sz="4" w:space="0" w:color="000000"/>
-          <w:bottom w:val="single" w:sz="4" w:space="0" w:color="000000"/>
-          <w:right w:val="single" w:sz="4" w:space="0" w:color="000000"/>
-          <w:insideH w:val="single" w:sz="4" w:space="0" w:color="000000"/>
-          <w:insideV w:val="single" w:sz="4" w:space="0" w:color="000000"/>
+          <w:top w:val="single" w:color="000000" w:sz="4" w:space="0"/>
+          <w:left w:val="single" w:color="000000" w:sz="4" w:space="0"/>
+          <w:bottom w:val="single" w:color="000000" w:sz="4" w:space="0"/>
+          <w:right w:val="single" w:color="000000" w:sz="4" w:space="0"/>
+          <w:insideH w:val="single" w:color="000000" w:sz="4" w:space="0"/>
+          <w:insideV w:val="single" w:color="000000" w:sz="4" w:space="0"/>
         </w:tblBorders>
         <w:tblLayout w:type="fixed"/>
         <w:tblCellMar>
@@ -9208,17 +9273,14 @@
       </w:tblGrid>
       <w:tr>
         <w:tblPrEx>
-          <w:tblW w:w="8350" w:type="dxa"/>
-          <w:tblInd w:w="13" w:type="dxa"/>
           <w:tblBorders>
-            <w:top w:val="single" w:sz="4" w:space="0" w:color="000000"/>
-            <w:left w:val="single" w:sz="4" w:space="0" w:color="000000"/>
-            <w:bottom w:val="single" w:sz="4" w:space="0" w:color="000000"/>
-            <w:right w:val="single" w:sz="4" w:space="0" w:color="000000"/>
-            <w:insideH w:val="single" w:sz="4" w:space="0" w:color="000000"/>
-            <w:insideV w:val="single" w:sz="4" w:space="0" w:color="000000"/>
+            <w:top w:val="single" w:color="000000" w:sz="4" w:space="0"/>
+            <w:left w:val="single" w:color="000000" w:sz="4" w:space="0"/>
+            <w:bottom w:val="single" w:color="000000" w:sz="4" w:space="0"/>
+            <w:right w:val="single" w:color="000000" w:sz="4" w:space="0"/>
+            <w:insideH w:val="single" w:color="000000" w:sz="4" w:space="0"/>
+            <w:insideV w:val="single" w:color="000000" w:sz="4" w:space="0"/>
           </w:tblBorders>
-          <w:tblLayout w:type="fixed"/>
           <w:tblCellMar>
             <w:top w:w="0" w:type="dxa"/>
             <w:left w:w="0" w:type="dxa"/>
@@ -9227,7 +9289,7 @@
           </w:tblCellMar>
         </w:tblPrEx>
         <w:trPr>
-          <w:trHeight w:val="656"/>
+          <w:trHeight w:val="656" w:hRule="atLeast"/>
         </w:trPr>
         <w:tc>
           <w:tcPr>
@@ -9246,7 +9308,7 @@
               <w:bidi w:val="0"/>
               <w:jc w:val="center"/>
               <w:rPr>
-                <w:rFonts w:ascii="Arial" w:eastAsia="Arial" w:hAnsi="Arial" w:cs="Arial" w:hint="eastAsia"/>
+                <w:rFonts w:hint="eastAsia" w:ascii="Arial" w:hAnsi="Arial" w:eastAsia="Arial" w:cs="Arial"/>
                 <w:snapToGrid w:val="0"/>
                 <w:color w:val="000000"/>
                 <w:kern w:val="0"/>
@@ -9281,7 +9343,7 @@
               <w:bidi w:val="0"/>
               <w:jc w:val="center"/>
               <w:rPr>
-                <w:rFonts w:ascii="Arial" w:eastAsia="Arial" w:hAnsi="Arial" w:cs="Arial" w:hint="eastAsia"/>
+                <w:rFonts w:hint="eastAsia" w:ascii="Arial" w:hAnsi="Arial" w:eastAsia="Arial" w:cs="Arial"/>
                 <w:snapToGrid w:val="0"/>
                 <w:color w:val="000000"/>
                 <w:kern w:val="0"/>
@@ -9316,7 +9378,7 @@
               <w:bidi w:val="0"/>
               <w:jc w:val="center"/>
               <w:rPr>
-                <w:rFonts w:ascii="Arial" w:eastAsia="Arial" w:hAnsi="Arial" w:cs="Arial" w:hint="eastAsia"/>
+                <w:rFonts w:hint="eastAsia" w:ascii="Arial" w:hAnsi="Arial" w:eastAsia="Arial" w:cs="Arial"/>
                 <w:snapToGrid w:val="0"/>
                 <w:color w:val="000000"/>
                 <w:kern w:val="0"/>
@@ -9351,7 +9413,7 @@
               <w:bidi w:val="0"/>
               <w:jc w:val="center"/>
               <w:rPr>
-                <w:rFonts w:ascii="Arial" w:eastAsia="Arial" w:hAnsi="Arial" w:cs="Arial" w:hint="eastAsia"/>
+                <w:rFonts w:hint="eastAsia" w:ascii="Arial" w:hAnsi="Arial" w:eastAsia="Arial" w:cs="Arial"/>
                 <w:snapToGrid w:val="0"/>
                 <w:color w:val="000000"/>
                 <w:kern w:val="0"/>
@@ -9372,9 +9434,14 @@
       </w:tr>
       <w:tr>
         <w:tblPrEx>
-          <w:tblW w:w="8350" w:type="dxa"/>
-          <w:tblInd w:w="13" w:type="dxa"/>
-          <w:tblLayout w:type="fixed"/>
+          <w:tblBorders>
+            <w:top w:val="single" w:color="000000" w:sz="4" w:space="0"/>
+            <w:left w:val="single" w:color="000000" w:sz="4" w:space="0"/>
+            <w:bottom w:val="single" w:color="000000" w:sz="4" w:space="0"/>
+            <w:right w:val="single" w:color="000000" w:sz="4" w:space="0"/>
+            <w:insideH w:val="single" w:color="000000" w:sz="4" w:space="0"/>
+            <w:insideV w:val="single" w:color="000000" w:sz="4" w:space="0"/>
+          </w:tblBorders>
           <w:tblCellMar>
             <w:top w:w="0" w:type="dxa"/>
             <w:left w:w="0" w:type="dxa"/>
@@ -9383,7 +9450,7 @@
           </w:tblCellMar>
         </w:tblPrEx>
         <w:trPr>
-          <w:trHeight w:val="656"/>
+          <w:trHeight w:val="656" w:hRule="atLeast"/>
         </w:trPr>
         <w:tc>
           <w:tcPr>
@@ -9393,7 +9460,7 @@
           </w:tcPr>
           <w:p>
             <w:pPr>
-              <w:pStyle w:val="TableParagraph"/>
+              <w:pStyle w:val="44"/>
               <w:keepNext w:val="0"/>
               <w:keepLines w:val="0"/>
               <w:pageBreakBefore w:val="0"/>
@@ -9403,9 +9470,9 @@
               <w:topLinePunct w:val="0"/>
               <w:bidi w:val="0"/>
               <w:spacing w:line="160" w:lineRule="atLeast"/>
-              <w:ind w:left="24" w:right="63" w:leftChars="0" w:rightChars="0"/>
-              <w:rPr>
-                <w:rFonts w:ascii="宋体" w:eastAsia="宋体" w:hAnsi="宋体" w:cs="宋体" w:hint="default"/>
+              <w:ind w:left="24" w:leftChars="0" w:right="63" w:rightChars="0"/>
+              <w:rPr>
+                <w:rFonts w:hint="default" w:ascii="宋体" w:hAnsi="宋体" w:eastAsia="宋体" w:cs="宋体"/>
                 <w:snapToGrid w:val="0"/>
                 <w:color w:val="000000"/>
                 <w:w w:val="105"/>
@@ -9435,7 +9502,7 @@
           </w:tcPr>
           <w:p>
             <w:pPr>
-              <w:pStyle w:val="TableParagraph"/>
+              <w:pStyle w:val="44"/>
               <w:keepNext w:val="0"/>
               <w:keepLines w:val="0"/>
               <w:pageBreakBefore w:val="0"/>
@@ -9446,7 +9513,7 @@
               <w:bidi w:val="0"/>
               <w:ind w:left="25" w:leftChars="0"/>
               <w:rPr>
-                <w:rFonts w:ascii="宋体" w:eastAsia="宋体" w:hAnsi="宋体" w:cs="宋体" w:hint="eastAsia"/>
+                <w:rFonts w:hint="eastAsia" w:ascii="宋体" w:hAnsi="宋体" w:eastAsia="宋体" w:cs="宋体"/>
                 <w:snapToGrid w:val="0"/>
                 <w:color w:val="000000"/>
                 <w:w w:val="105"/>
@@ -9487,7 +9554,7 @@
               <w:ind w:left="25" w:leftChars="0"/>
               <w:jc w:val="center"/>
               <w:rPr>
-                <w:rFonts w:ascii="宋体" w:eastAsia="宋体" w:hAnsi="宋体" w:cs="宋体" w:hint="default"/>
+                <w:rFonts w:hint="default" w:ascii="宋体" w:hAnsi="宋体" w:eastAsia="宋体" w:cs="宋体"/>
                 <w:snapToGrid w:val="0"/>
                 <w:color w:val="000000"/>
                 <w:w w:val="105"/>
@@ -9515,7 +9582,7 @@
           </w:tcPr>
           <w:p>
             <w:pPr>
-              <w:pStyle w:val="TableParagraph"/>
+              <w:pStyle w:val="44"/>
               <w:keepNext w:val="0"/>
               <w:keepLines w:val="0"/>
               <w:pageBreakBefore w:val="0"/>
@@ -9525,10 +9592,10 @@
               <w:topLinePunct w:val="0"/>
               <w:bidi w:val="0"/>
               <w:spacing w:before="112"/>
-              <w:ind w:left="176" w:right="149" w:leftChars="0" w:rightChars="0"/>
+              <w:ind w:left="176" w:leftChars="0" w:right="149" w:rightChars="0"/>
               <w:jc w:val="center"/>
               <w:rPr>
-                <w:rFonts w:ascii="宋体" w:eastAsia="Arial" w:hAnsi="宋体" w:cs="宋体" w:hint="eastAsia"/>
+                <w:rFonts w:hint="eastAsia" w:ascii="宋体" w:hAnsi="宋体" w:eastAsia="Arial" w:cs="宋体"/>
                 <w:snapToGrid w:val="0"/>
                 <w:color w:val="000000"/>
                 <w:w w:val="105"/>
@@ -9551,9 +9618,14 @@
       </w:tr>
       <w:tr>
         <w:tblPrEx>
-          <w:tblW w:w="8350" w:type="dxa"/>
-          <w:tblInd w:w="13" w:type="dxa"/>
-          <w:tblLayout w:type="fixed"/>
+          <w:tblBorders>
+            <w:top w:val="single" w:color="000000" w:sz="4" w:space="0"/>
+            <w:left w:val="single" w:color="000000" w:sz="4" w:space="0"/>
+            <w:bottom w:val="single" w:color="000000" w:sz="4" w:space="0"/>
+            <w:right w:val="single" w:color="000000" w:sz="4" w:space="0"/>
+            <w:insideH w:val="single" w:color="000000" w:sz="4" w:space="0"/>
+            <w:insideV w:val="single" w:color="000000" w:sz="4" w:space="0"/>
+          </w:tblBorders>
           <w:tblCellMar>
             <w:top w:w="0" w:type="dxa"/>
             <w:left w:w="0" w:type="dxa"/>
@@ -9562,7 +9634,7 @@
           </w:tblCellMar>
         </w:tblPrEx>
         <w:trPr>
-          <w:trHeight w:val="656"/>
+          <w:trHeight w:val="656" w:hRule="atLeast"/>
         </w:trPr>
         <w:tc>
           <w:tcPr>
@@ -9572,7 +9644,7 @@
           </w:tcPr>
           <w:p>
             <w:pPr>
-              <w:pStyle w:val="TableParagraph"/>
+              <w:pStyle w:val="44"/>
               <w:keepNext w:val="0"/>
               <w:keepLines w:val="0"/>
               <w:pageBreakBefore w:val="0"/>
@@ -9582,9 +9654,9 @@
               <w:topLinePunct w:val="0"/>
               <w:bidi w:val="0"/>
               <w:spacing w:line="160" w:lineRule="atLeast"/>
-              <w:ind w:left="24" w:right="63" w:leftChars="0" w:rightChars="0"/>
-              <w:rPr>
-                <w:rFonts w:ascii="宋体" w:eastAsia="宋体" w:hAnsi="宋体" w:cs="宋体" w:hint="default"/>
+              <w:ind w:left="24" w:leftChars="0" w:right="63" w:rightChars="0"/>
+              <w:rPr>
+                <w:rFonts w:hint="default" w:ascii="宋体" w:hAnsi="宋体" w:eastAsia="宋体" w:cs="宋体"/>
                 <w:snapToGrid w:val="0"/>
                 <w:color w:val="000000"/>
                 <w:w w:val="105"/>
@@ -9614,7 +9686,7 @@
           </w:tcPr>
           <w:p>
             <w:pPr>
-              <w:pStyle w:val="TableParagraph"/>
+              <w:pStyle w:val="44"/>
               <w:keepNext w:val="0"/>
               <w:keepLines w:val="0"/>
               <w:pageBreakBefore w:val="0"/>
@@ -9625,7 +9697,7 @@
               <w:bidi w:val="0"/>
               <w:ind w:left="25" w:leftChars="0"/>
               <w:rPr>
-                <w:rFonts w:ascii="宋体" w:eastAsia="宋体" w:hAnsi="宋体" w:cs="宋体" w:hint="eastAsia"/>
+                <w:rFonts w:hint="eastAsia" w:ascii="宋体" w:hAnsi="宋体" w:eastAsia="宋体" w:cs="宋体"/>
                 <w:snapToGrid w:val="0"/>
                 <w:color w:val="000000"/>
                 <w:w w:val="105"/>
@@ -9666,7 +9738,7 @@
               <w:ind w:left="25" w:leftChars="0"/>
               <w:jc w:val="center"/>
               <w:rPr>
-                <w:rFonts w:ascii="宋体" w:eastAsia="宋体" w:hAnsi="宋体" w:cs="宋体" w:hint="default"/>
+                <w:rFonts w:hint="default" w:ascii="宋体" w:hAnsi="宋体" w:eastAsia="宋体" w:cs="宋体"/>
                 <w:snapToGrid w:val="0"/>
                 <w:color w:val="000000"/>
                 <w:w w:val="105"/>
@@ -9694,7 +9766,7 @@
           </w:tcPr>
           <w:p>
             <w:pPr>
-              <w:pStyle w:val="TableParagraph"/>
+              <w:pStyle w:val="44"/>
               <w:keepNext w:val="0"/>
               <w:keepLines w:val="0"/>
               <w:pageBreakBefore w:val="0"/>
@@ -9704,10 +9776,10 @@
               <w:topLinePunct w:val="0"/>
               <w:bidi w:val="0"/>
               <w:spacing w:before="112"/>
-              <w:ind w:left="176" w:right="149" w:leftChars="0" w:rightChars="0"/>
+              <w:ind w:left="176" w:leftChars="0" w:right="149" w:rightChars="0"/>
               <w:jc w:val="center"/>
               <w:rPr>
-                <w:rFonts w:ascii="宋体" w:eastAsia="Arial" w:hAnsi="宋体" w:cs="宋体" w:hint="eastAsia"/>
+                <w:rFonts w:hint="eastAsia" w:ascii="宋体" w:hAnsi="宋体" w:eastAsia="Arial" w:cs="宋体"/>
                 <w:snapToGrid w:val="0"/>
                 <w:color w:val="000000"/>
                 <w:w w:val="105"/>
@@ -9719,7 +9791,7 @@
             </w:pPr>
             <w:r>
               <w:rPr>
-                <w:rFonts w:ascii="宋体" w:eastAsia="宋体" w:hAnsi="宋体" w:cs="宋体" w:hint="eastAsia"/>
+                <w:rFonts w:hint="eastAsia" w:ascii="宋体" w:hAnsi="宋体" w:eastAsia="宋体" w:cs="宋体"/>
                 <w:color w:val="000000"/>
                 <w:kern w:val="0"/>
                 <w:sz w:val="20"/>
@@ -9730,7 +9802,7 @@
             </w:r>
             <w:r>
               <w:rPr>
-                <w:rFonts w:cs="宋体" w:hint="eastAsia"/>
+                <w:rFonts w:hint="eastAsia" w:cs="宋体"/>
                 <w:color w:val="000000"/>
                 <w:kern w:val="0"/>
                 <w:sz w:val="20"/>
@@ -9767,7 +9839,7 @@
     </w:p>
     <w:p>
       <w:pPr>
-        <w:pStyle w:val="3"/>
+        <w:pStyle w:val="50"/>
         <w:keepNext w:val="0"/>
         <w:keepLines w:val="0"/>
         <w:pageBreakBefore w:val="0"/>
@@ -9777,19 +9849,19 @@
         <w:topLinePunct w:val="0"/>
         <w:bidi w:val="0"/>
       </w:pPr>
-      <w:bookmarkStart w:id="137" w:name="bookmark86"/>
+      <w:bookmarkStart w:id="136" w:name="bookmark86"/>
+      <w:bookmarkEnd w:id="136"/>
+      <w:bookmarkStart w:id="137" w:name="bookmark85"/>
       <w:bookmarkEnd w:id="137"/>
-      <w:bookmarkStart w:id="138" w:name="bookmark85"/>
-      <w:bookmarkEnd w:id="138"/>
-      <w:bookmarkStart w:id="139" w:name="_Toc26499"/>
+      <w:bookmarkStart w:id="138" w:name="_Toc26499"/>
       <w:r>
         <w:t>参与方</w:t>
       </w:r>
-      <w:bookmarkEnd w:id="139"/>
+      <w:bookmarkEnd w:id="138"/>
     </w:p>
     <w:p>
       <w:pPr>
-        <w:pStyle w:val="a"/>
+        <w:pStyle w:val="48"/>
         <w:keepNext w:val="0"/>
         <w:keepLines w:val="0"/>
         <w:pageBreakBefore w:val="0"/>
@@ -9815,7 +9887,7 @@
     </w:p>
     <w:p>
       <w:pPr>
-        <w:pStyle w:val="2"/>
+        <w:pStyle w:val="49"/>
         <w:keepNext w:val="0"/>
         <w:keepLines w:val="0"/>
         <w:pageBreakBefore w:val="0"/>
@@ -9825,19 +9897,19 @@
         <w:topLinePunct w:val="0"/>
         <w:bidi w:val="0"/>
       </w:pPr>
-      <w:bookmarkStart w:id="140" w:name="bookmark89"/>
+      <w:bookmarkStart w:id="139" w:name="bookmark89"/>
+      <w:bookmarkEnd w:id="139"/>
+      <w:bookmarkStart w:id="140" w:name="bookmark88"/>
       <w:bookmarkEnd w:id="140"/>
-      <w:bookmarkStart w:id="141" w:name="bookmark88"/>
-      <w:bookmarkEnd w:id="141"/>
-      <w:bookmarkStart w:id="142" w:name="_Toc2267"/>
+      <w:bookmarkStart w:id="141" w:name="_Toc2267"/>
       <w:r>
         <w:t>容量管理</w:t>
       </w:r>
-      <w:bookmarkEnd w:id="142"/>
+      <w:bookmarkEnd w:id="141"/>
     </w:p>
     <w:p>
       <w:pPr>
-        <w:pStyle w:val="3"/>
+        <w:pStyle w:val="50"/>
         <w:keepNext w:val="0"/>
         <w:keepLines w:val="0"/>
         <w:pageBreakBefore w:val="0"/>
@@ -9847,19 +9919,19 @@
         <w:topLinePunct w:val="0"/>
         <w:bidi w:val="0"/>
       </w:pPr>
-      <w:bookmarkStart w:id="143" w:name="bookmark92"/>
+      <w:bookmarkStart w:id="142" w:name="bookmark92"/>
+      <w:bookmarkEnd w:id="142"/>
+      <w:bookmarkStart w:id="143" w:name="bookmark91"/>
       <w:bookmarkEnd w:id="143"/>
-      <w:bookmarkStart w:id="144" w:name="bookmark91"/>
-      <w:bookmarkEnd w:id="144"/>
-      <w:bookmarkStart w:id="145" w:name="_Toc13991"/>
+      <w:bookmarkStart w:id="144" w:name="_Toc13991"/>
       <w:r>
         <w:t>管理范围</w:t>
       </w:r>
-      <w:bookmarkEnd w:id="145"/>
+      <w:bookmarkEnd w:id="144"/>
     </w:p>
     <w:p>
       <w:pPr>
-        <w:pStyle w:val="a"/>
+        <w:pStyle w:val="48"/>
         <w:keepNext w:val="0"/>
         <w:keepLines w:val="0"/>
         <w:pageBreakBefore w:val="0"/>
@@ -9883,7 +9955,7 @@
     </w:p>
     <w:p>
       <w:pPr>
-        <w:pStyle w:val="3"/>
+        <w:pStyle w:val="50"/>
         <w:keepNext w:val="0"/>
         <w:keepLines w:val="0"/>
         <w:pageBreakBefore w:val="0"/>
@@ -9893,19 +9965,19 @@
         <w:topLinePunct w:val="0"/>
         <w:bidi w:val="0"/>
       </w:pPr>
-      <w:bookmarkStart w:id="146" w:name="bookmark95"/>
+      <w:bookmarkStart w:id="145" w:name="bookmark95"/>
+      <w:bookmarkEnd w:id="145"/>
+      <w:bookmarkStart w:id="146" w:name="bookmark94"/>
       <w:bookmarkEnd w:id="146"/>
-      <w:bookmarkStart w:id="147" w:name="bookmark94"/>
-      <w:bookmarkEnd w:id="147"/>
-      <w:bookmarkStart w:id="148" w:name="_Toc8316"/>
+      <w:bookmarkStart w:id="147" w:name="_Toc8316"/>
       <w:r>
         <w:t>管理目标</w:t>
       </w:r>
-      <w:bookmarkEnd w:id="148"/>
+      <w:bookmarkEnd w:id="147"/>
     </w:p>
     <w:p>
       <w:pPr>
-        <w:pStyle w:val="a"/>
+        <w:pStyle w:val="48"/>
         <w:keepNext w:val="0"/>
         <w:keepLines w:val="0"/>
         <w:pageBreakBefore w:val="0"/>
@@ -9929,7 +10001,7 @@
     </w:p>
     <w:p>
       <w:pPr>
-        <w:pStyle w:val="3"/>
+        <w:pStyle w:val="50"/>
         <w:keepNext w:val="0"/>
         <w:keepLines w:val="0"/>
         <w:pageBreakBefore w:val="0"/>
@@ -9939,28 +10011,28 @@
         <w:topLinePunct w:val="0"/>
         <w:bidi w:val="0"/>
       </w:pPr>
+      <w:bookmarkStart w:id="148" w:name="bookmark97"/>
+      <w:bookmarkEnd w:id="148"/>
       <w:bookmarkStart w:id="149" w:name="bookmark98"/>
       <w:bookmarkEnd w:id="149"/>
-      <w:bookmarkStart w:id="150" w:name="bookmark97"/>
-      <w:bookmarkEnd w:id="150"/>
-      <w:bookmarkStart w:id="151" w:name="_Toc20289"/>
+      <w:bookmarkStart w:id="150" w:name="_Toc20289"/>
       <w:r>
         <w:t>关键绩效指标</w:t>
       </w:r>
-      <w:bookmarkEnd w:id="151"/>
+      <w:bookmarkEnd w:id="150"/>
     </w:p>
     <w:tbl>
       <w:tblPr>
-        <w:tblStyle w:val="TableNormal0"/>
+        <w:tblStyle w:val="45"/>
         <w:tblW w:w="8243" w:type="dxa"/>
         <w:tblInd w:w="13" w:type="dxa"/>
         <w:tblBorders>
-          <w:top w:val="single" w:sz="4" w:space="0" w:color="000000"/>
-          <w:left w:val="single" w:sz="4" w:space="0" w:color="000000"/>
-          <w:bottom w:val="single" w:sz="4" w:space="0" w:color="000000"/>
-          <w:right w:val="single" w:sz="4" w:space="0" w:color="000000"/>
-          <w:insideH w:val="single" w:sz="4" w:space="0" w:color="000000"/>
-          <w:insideV w:val="single" w:sz="4" w:space="0" w:color="000000"/>
+          <w:top w:val="single" w:color="000000" w:sz="4" w:space="0"/>
+          <w:left w:val="single" w:color="000000" w:sz="4" w:space="0"/>
+          <w:bottom w:val="single" w:color="000000" w:sz="4" w:space="0"/>
+          <w:right w:val="single" w:color="000000" w:sz="4" w:space="0"/>
+          <w:insideH w:val="single" w:color="000000" w:sz="4" w:space="0"/>
+          <w:insideV w:val="single" w:color="000000" w:sz="4" w:space="0"/>
         </w:tblBorders>
         <w:tblLayout w:type="fixed"/>
         <w:tblCellMar>
@@ -9978,17 +10050,14 @@
       </w:tblGrid>
       <w:tr>
         <w:tblPrEx>
-          <w:tblW w:w="8243" w:type="dxa"/>
-          <w:tblInd w:w="13" w:type="dxa"/>
           <w:tblBorders>
-            <w:top w:val="single" w:sz="4" w:space="0" w:color="000000"/>
-            <w:left w:val="single" w:sz="4" w:space="0" w:color="000000"/>
-            <w:bottom w:val="single" w:sz="4" w:space="0" w:color="000000"/>
-            <w:right w:val="single" w:sz="4" w:space="0" w:color="000000"/>
-            <w:insideH w:val="single" w:sz="4" w:space="0" w:color="000000"/>
-            <w:insideV w:val="single" w:sz="4" w:space="0" w:color="000000"/>
+            <w:top w:val="single" w:color="000000" w:sz="4" w:space="0"/>
+            <w:left w:val="single" w:color="000000" w:sz="4" w:space="0"/>
+            <w:bottom w:val="single" w:color="000000" w:sz="4" w:space="0"/>
+            <w:right w:val="single" w:color="000000" w:sz="4" w:space="0"/>
+            <w:insideH w:val="single" w:color="000000" w:sz="4" w:space="0"/>
+            <w:insideV w:val="single" w:color="000000" w:sz="4" w:space="0"/>
           </w:tblBorders>
-          <w:tblLayout w:type="fixed"/>
           <w:tblCellMar>
             <w:top w:w="0" w:type="dxa"/>
             <w:left w:w="0" w:type="dxa"/>
@@ -9997,7 +10066,7 @@
           </w:tblCellMar>
         </w:tblPrEx>
         <w:trPr>
-          <w:trHeight w:val="322"/>
+          <w:trHeight w:val="322" w:hRule="atLeast"/>
         </w:trPr>
         <w:tc>
           <w:tcPr>
@@ -10016,7 +10085,7 @@
               <w:bidi w:val="0"/>
               <w:jc w:val="center"/>
               <w:rPr>
-                <w:rFonts w:ascii="Arial" w:eastAsia="Arial" w:hAnsi="Arial" w:cs="Arial" w:hint="eastAsia"/>
+                <w:rFonts w:hint="eastAsia" w:ascii="Arial" w:hAnsi="Arial" w:eastAsia="Arial" w:cs="Arial"/>
                 <w:snapToGrid w:val="0"/>
                 <w:color w:val="000000"/>
                 <w:kern w:val="0"/>
@@ -10051,7 +10120,7 @@
               <w:bidi w:val="0"/>
               <w:jc w:val="center"/>
               <w:rPr>
-                <w:rFonts w:ascii="Arial" w:eastAsia="Arial" w:hAnsi="Arial" w:cs="Arial" w:hint="eastAsia"/>
+                <w:rFonts w:hint="eastAsia" w:ascii="Arial" w:hAnsi="Arial" w:eastAsia="Arial" w:cs="Arial"/>
                 <w:snapToGrid w:val="0"/>
                 <w:color w:val="000000"/>
                 <w:kern w:val="0"/>
@@ -10086,7 +10155,7 @@
               <w:bidi w:val="0"/>
               <w:jc w:val="center"/>
               <w:rPr>
-                <w:rFonts w:ascii="Arial" w:eastAsia="Arial" w:hAnsi="Arial" w:cs="Arial" w:hint="eastAsia"/>
+                <w:rFonts w:hint="eastAsia" w:ascii="Arial" w:hAnsi="Arial" w:eastAsia="Arial" w:cs="Arial"/>
                 <w:snapToGrid w:val="0"/>
                 <w:color w:val="000000"/>
                 <w:kern w:val="0"/>
@@ -10121,7 +10190,7 @@
               <w:bidi w:val="0"/>
               <w:jc w:val="center"/>
               <w:rPr>
-                <w:rFonts w:ascii="Arial" w:eastAsia="Arial" w:hAnsi="Arial" w:cs="Arial" w:hint="eastAsia"/>
+                <w:rFonts w:hint="eastAsia" w:ascii="Arial" w:hAnsi="Arial" w:eastAsia="Arial" w:cs="Arial"/>
                 <w:snapToGrid w:val="0"/>
                 <w:color w:val="000000"/>
                 <w:kern w:val="0"/>
@@ -10142,9 +10211,14 @@
       </w:tr>
       <w:tr>
         <w:tblPrEx>
-          <w:tblW w:w="8243" w:type="dxa"/>
-          <w:tblInd w:w="13" w:type="dxa"/>
-          <w:tblLayout w:type="fixed"/>
+          <w:tblBorders>
+            <w:top w:val="single" w:color="000000" w:sz="4" w:space="0"/>
+            <w:left w:val="single" w:color="000000" w:sz="4" w:space="0"/>
+            <w:bottom w:val="single" w:color="000000" w:sz="4" w:space="0"/>
+            <w:right w:val="single" w:color="000000" w:sz="4" w:space="0"/>
+            <w:insideH w:val="single" w:color="000000" w:sz="4" w:space="0"/>
+            <w:insideV w:val="single" w:color="000000" w:sz="4" w:space="0"/>
+          </w:tblBorders>
           <w:tblCellMar>
             <w:top w:w="0" w:type="dxa"/>
             <w:left w:w="0" w:type="dxa"/>
@@ -10153,7 +10227,7 @@
           </w:tblCellMar>
         </w:tblPrEx>
         <w:trPr>
-          <w:trHeight w:val="656"/>
+          <w:trHeight w:val="656" w:hRule="atLeast"/>
         </w:trPr>
         <w:tc>
           <w:tcPr>
@@ -10174,7 +10248,7 @@
               <w:bidi w:val="0"/>
               <w:jc w:val="left"/>
               <w:rPr>
-                <w:rFonts w:ascii="宋体" w:eastAsia="宋体" w:hAnsi="宋体" w:cs="宋体" w:hint="default"/>
+                <w:rFonts w:hint="default" w:ascii="宋体" w:hAnsi="宋体" w:eastAsia="宋体" w:cs="宋体"/>
                 <w:snapToGrid w:val="0"/>
                 <w:color w:val="000000"/>
                 <w:w w:val="105"/>
@@ -10215,7 +10289,7 @@
               <w:bidi w:val="0"/>
               <w:jc w:val="left"/>
               <w:rPr>
-                <w:rFonts w:ascii="Arial" w:eastAsia="宋体" w:hAnsi="Arial" w:cs="Arial" w:hint="default"/>
+                <w:rFonts w:hint="default" w:ascii="Arial" w:hAnsi="Arial" w:eastAsia="宋体" w:cs="Arial"/>
                 <w:snapToGrid w:val="0"/>
                 <w:color w:val="000000"/>
                 <w:w w:val="105"/>
@@ -10256,7 +10330,7 @@
               <w:bidi w:val="0"/>
               <w:jc w:val="center"/>
               <w:rPr>
-                <w:rFonts w:ascii="Arial" w:eastAsia="宋体" w:hAnsi="Arial" w:cs="Arial" w:hint="default"/>
+                <w:rFonts w:hint="default" w:ascii="Arial" w:hAnsi="Arial" w:eastAsia="宋体" w:cs="Arial"/>
                 <w:snapToGrid w:val="0"/>
                 <w:color w:val="000000"/>
                 <w:w w:val="105"/>
@@ -10284,7 +10358,7 @@
           </w:tcPr>
           <w:p>
             <w:pPr>
-              <w:pStyle w:val="TableParagraph"/>
+              <w:pStyle w:val="44"/>
               <w:keepNext w:val="0"/>
               <w:keepLines w:val="0"/>
               <w:pageBreakBefore w:val="0"/>
@@ -10294,10 +10368,10 @@
               <w:topLinePunct w:val="0"/>
               <w:bidi w:val="0"/>
               <w:spacing w:before="112"/>
-              <w:ind w:left="176" w:right="149" w:leftChars="0" w:rightChars="0"/>
+              <w:ind w:left="176" w:leftChars="0" w:right="149" w:rightChars="0"/>
               <w:jc w:val="center"/>
               <w:rPr>
-                <w:rFonts w:ascii="宋体" w:eastAsia="宋体" w:hAnsi="宋体" w:cs="宋体" w:hint="default"/>
+                <w:rFonts w:hint="default" w:ascii="宋体" w:hAnsi="宋体" w:eastAsia="宋体" w:cs="宋体"/>
                 <w:snapToGrid w:val="0"/>
                 <w:color w:val="000000"/>
                 <w:w w:val="105"/>
@@ -10309,7 +10383,7 @@
             </w:pPr>
             <w:r>
               <w:rPr>
-                <w:rFonts w:ascii="宋体" w:eastAsia="宋体" w:hAnsi="宋体" w:cs="宋体" w:hint="eastAsia"/>
+                <w:rFonts w:hint="eastAsia" w:ascii="宋体" w:hAnsi="宋体" w:eastAsia="宋体" w:cs="宋体"/>
                 <w:color w:val="000000"/>
                 <w:kern w:val="0"/>
                 <w:sz w:val="20"/>
@@ -10320,7 +10394,7 @@
             </w:r>
             <w:r>
               <w:rPr>
-                <w:rFonts w:cs="宋体" w:hint="eastAsia"/>
+                <w:rFonts w:hint="eastAsia" w:cs="宋体"/>
                 <w:color w:val="000000"/>
                 <w:kern w:val="0"/>
                 <w:sz w:val="20"/>
@@ -10345,17 +10419,17 @@
     </w:tbl>
     <w:p>
       <w:pPr>
-        <w:pStyle w:val="a"/>
+        <w:pStyle w:val="48"/>
         <w:bidi w:val="0"/>
         <w:rPr>
           <w:rFonts w:hint="eastAsia"/>
           <w:lang w:eastAsia="zh-CN"/>
         </w:rPr>
       </w:pPr>
-      <w:bookmarkStart w:id="152" w:name="bookmark100"/>
+      <w:bookmarkStart w:id="151" w:name="bookmark100"/>
+      <w:bookmarkEnd w:id="151"/>
+      <w:bookmarkStart w:id="152" w:name="bookmark101"/>
       <w:bookmarkEnd w:id="152"/>
-      <w:bookmarkStart w:id="153" w:name="bookmark101"/>
-      <w:bookmarkEnd w:id="153"/>
       <w:r>
         <w:rPr>
           <w:rFonts w:hint="eastAsia"/>
@@ -10387,7 +10461,7 @@
     </w:p>
     <w:p>
       <w:pPr>
-        <w:pStyle w:val="2"/>
+        <w:pStyle w:val="49"/>
         <w:keepNext w:val="0"/>
         <w:keepLines w:val="0"/>
         <w:pageBreakBefore w:val="0"/>
@@ -10397,19 +10471,19 @@
         <w:topLinePunct w:val="0"/>
         <w:bidi w:val="0"/>
       </w:pPr>
+      <w:bookmarkStart w:id="153" w:name="bookmark104"/>
+      <w:bookmarkEnd w:id="153"/>
       <w:bookmarkStart w:id="154" w:name="bookmark103"/>
       <w:bookmarkEnd w:id="154"/>
-      <w:bookmarkStart w:id="155" w:name="bookmark104"/>
-      <w:bookmarkEnd w:id="155"/>
-      <w:bookmarkStart w:id="156" w:name="_Toc27731"/>
+      <w:bookmarkStart w:id="155" w:name="_Toc27731"/>
       <w:r>
         <w:t>信息安全管理</w:t>
       </w:r>
-      <w:bookmarkEnd w:id="156"/>
+      <w:bookmarkEnd w:id="155"/>
     </w:p>
     <w:p>
       <w:pPr>
-        <w:pStyle w:val="3"/>
+        <w:pStyle w:val="50"/>
         <w:keepNext w:val="0"/>
         <w:keepLines w:val="0"/>
         <w:pageBreakBefore w:val="0"/>
@@ -10419,19 +10493,19 @@
         <w:topLinePunct w:val="0"/>
         <w:bidi w:val="0"/>
       </w:pPr>
-      <w:bookmarkStart w:id="157" w:name="bookmark107"/>
+      <w:bookmarkStart w:id="156" w:name="bookmark107"/>
+      <w:bookmarkEnd w:id="156"/>
+      <w:bookmarkStart w:id="157" w:name="bookmark106"/>
       <w:bookmarkEnd w:id="157"/>
-      <w:bookmarkStart w:id="158" w:name="bookmark106"/>
-      <w:bookmarkEnd w:id="158"/>
-      <w:bookmarkStart w:id="159" w:name="_Toc3697"/>
+      <w:bookmarkStart w:id="158" w:name="_Toc3697"/>
       <w:r>
         <w:t>管理范围</w:t>
       </w:r>
-      <w:bookmarkEnd w:id="159"/>
+      <w:bookmarkEnd w:id="158"/>
     </w:p>
     <w:p>
       <w:pPr>
-        <w:pStyle w:val="a"/>
+        <w:pStyle w:val="48"/>
         <w:keepNext w:val="0"/>
         <w:keepLines w:val="0"/>
         <w:pageBreakBefore w:val="0"/>
@@ -10455,7 +10529,7 @@
     </w:p>
     <w:p>
       <w:pPr>
-        <w:pStyle w:val="3"/>
+        <w:pStyle w:val="50"/>
         <w:keepNext w:val="0"/>
         <w:keepLines w:val="0"/>
         <w:pageBreakBefore w:val="0"/>
@@ -10465,15 +10539,15 @@
         <w:topLinePunct w:val="0"/>
         <w:bidi w:val="0"/>
       </w:pPr>
-      <w:bookmarkStart w:id="160" w:name="bookmark110"/>
+      <w:bookmarkStart w:id="159" w:name="bookmark110"/>
+      <w:bookmarkEnd w:id="159"/>
+      <w:bookmarkStart w:id="160" w:name="bookmark109"/>
       <w:bookmarkEnd w:id="160"/>
-      <w:bookmarkStart w:id="161" w:name="bookmark109"/>
-      <w:bookmarkEnd w:id="161"/>
-      <w:bookmarkStart w:id="162" w:name="_Toc7114"/>
+      <w:bookmarkStart w:id="161" w:name="_Toc7114"/>
       <w:r>
         <w:t>管理目标</w:t>
       </w:r>
-      <w:bookmarkEnd w:id="162"/>
+      <w:bookmarkEnd w:id="161"/>
     </w:p>
     <w:p>
       <w:pPr>
@@ -10491,18 +10565,18 @@
         <w:adjustRightInd/>
         <w:snapToGrid/>
         <w:spacing w:line="360" w:lineRule="auto"/>
-        <w:ind w:left="0" w:right="0" w:firstLine="420" w:firstLineChars="200"/>
+        <w:ind w:left="0" w:right="0" w:firstLine="480" w:firstLineChars="200"/>
         <w:jc w:val="left"/>
         <w:textAlignment w:val="auto"/>
         <w:rPr>
-          <w:rStyle w:val="Char"/>
+          <w:rStyle w:val="62"/>
           <w:rFonts w:hint="eastAsia"/>
           <w:lang w:eastAsia="zh-CN"/>
         </w:rPr>
       </w:pPr>
       <w:r>
         <w:rPr>
-          <w:rStyle w:val="Char"/>
+          <w:rStyle w:val="62"/>
           <w:rFonts w:hint="eastAsia"/>
           <w:lang w:eastAsia="zh-CN"/>
         </w:rPr>
@@ -10511,7 +10585,7 @@
     </w:p>
     <w:p>
       <w:pPr>
-        <w:pStyle w:val="3"/>
+        <w:pStyle w:val="50"/>
         <w:keepNext w:val="0"/>
         <w:keepLines w:val="0"/>
         <w:pageBreakBefore w:val="0"/>
@@ -10521,28 +10595,28 @@
         <w:topLinePunct w:val="0"/>
         <w:bidi w:val="0"/>
       </w:pPr>
-      <w:bookmarkStart w:id="163" w:name="bookmark113"/>
+      <w:bookmarkStart w:id="162" w:name="bookmark113"/>
+      <w:bookmarkEnd w:id="162"/>
+      <w:bookmarkStart w:id="163" w:name="bookmark112"/>
       <w:bookmarkEnd w:id="163"/>
-      <w:bookmarkStart w:id="164" w:name="bookmark112"/>
-      <w:bookmarkEnd w:id="164"/>
-      <w:bookmarkStart w:id="165" w:name="_Toc14739"/>
+      <w:bookmarkStart w:id="164" w:name="_Toc14739"/>
       <w:r>
         <w:t>关键绩效指标</w:t>
       </w:r>
-      <w:bookmarkEnd w:id="165"/>
+      <w:bookmarkEnd w:id="164"/>
     </w:p>
     <w:tbl>
       <w:tblPr>
-        <w:tblStyle w:val="TableNormal0"/>
+        <w:tblStyle w:val="45"/>
         <w:tblW w:w="8156" w:type="dxa"/>
         <w:tblInd w:w="11" w:type="dxa"/>
         <w:tblBorders>
-          <w:top w:val="single" w:sz="4" w:space="0" w:color="000000"/>
-          <w:left w:val="single" w:sz="4" w:space="0" w:color="000000"/>
-          <w:bottom w:val="single" w:sz="4" w:space="0" w:color="000000"/>
-          <w:right w:val="single" w:sz="4" w:space="0" w:color="000000"/>
-          <w:insideH w:val="single" w:sz="4" w:space="0" w:color="000000"/>
-          <w:insideV w:val="single" w:sz="4" w:space="0" w:color="000000"/>
+          <w:top w:val="single" w:color="000000" w:sz="4" w:space="0"/>
+          <w:left w:val="single" w:color="000000" w:sz="4" w:space="0"/>
+          <w:bottom w:val="single" w:color="000000" w:sz="4" w:space="0"/>
+          <w:right w:val="single" w:color="000000" w:sz="4" w:space="0"/>
+          <w:insideH w:val="single" w:color="000000" w:sz="4" w:space="0"/>
+          <w:insideV w:val="single" w:color="000000" w:sz="4" w:space="0"/>
         </w:tblBorders>
         <w:tblLayout w:type="fixed"/>
         <w:tblCellMar>
@@ -10560,17 +10634,14 @@
       </w:tblGrid>
       <w:tr>
         <w:tblPrEx>
-          <w:tblW w:w="8156" w:type="dxa"/>
-          <w:tblInd w:w="11" w:type="dxa"/>
           <w:tblBorders>
-            <w:top w:val="single" w:sz="4" w:space="0" w:color="000000"/>
-            <w:left w:val="single" w:sz="4" w:space="0" w:color="000000"/>
-            <w:bottom w:val="single" w:sz="4" w:space="0" w:color="000000"/>
-            <w:right w:val="single" w:sz="4" w:space="0" w:color="000000"/>
-            <w:insideH w:val="single" w:sz="4" w:space="0" w:color="000000"/>
-            <w:insideV w:val="single" w:sz="4" w:space="0" w:color="000000"/>
+            <w:top w:val="single" w:color="000000" w:sz="4" w:space="0"/>
+            <w:left w:val="single" w:color="000000" w:sz="4" w:space="0"/>
+            <w:bottom w:val="single" w:color="000000" w:sz="4" w:space="0"/>
+            <w:right w:val="single" w:color="000000" w:sz="4" w:space="0"/>
+            <w:insideH w:val="single" w:color="000000" w:sz="4" w:space="0"/>
+            <w:insideV w:val="single" w:color="000000" w:sz="4" w:space="0"/>
           </w:tblBorders>
-          <w:tblLayout w:type="fixed"/>
           <w:tblCellMar>
             <w:top w:w="0" w:type="dxa"/>
             <w:left w:w="0" w:type="dxa"/>
@@ -10579,7 +10650,7 @@
           </w:tblCellMar>
         </w:tblPrEx>
         <w:trPr>
-          <w:trHeight w:val="656"/>
+          <w:trHeight w:val="656" w:hRule="atLeast"/>
         </w:trPr>
         <w:tc>
           <w:tcPr>
@@ -10598,7 +10669,7 @@
               <w:bidi w:val="0"/>
               <w:jc w:val="center"/>
               <w:rPr>
-                <w:rFonts w:ascii="Arial" w:eastAsia="Arial" w:hAnsi="Arial" w:cs="Arial" w:hint="eastAsia"/>
+                <w:rFonts w:hint="eastAsia" w:ascii="Arial" w:hAnsi="Arial" w:eastAsia="Arial" w:cs="Arial"/>
                 <w:snapToGrid w:val="0"/>
                 <w:color w:val="000000"/>
                 <w:kern w:val="0"/>
@@ -10633,7 +10704,7 @@
               <w:bidi w:val="0"/>
               <w:jc w:val="center"/>
               <w:rPr>
-                <w:rFonts w:ascii="Arial" w:eastAsia="Arial" w:hAnsi="Arial" w:cs="Arial" w:hint="eastAsia"/>
+                <w:rFonts w:hint="eastAsia" w:ascii="Arial" w:hAnsi="Arial" w:eastAsia="Arial" w:cs="Arial"/>
                 <w:snapToGrid w:val="0"/>
                 <w:color w:val="000000"/>
                 <w:kern w:val="0"/>
@@ -10668,7 +10739,7 @@
               <w:bidi w:val="0"/>
               <w:jc w:val="center"/>
               <w:rPr>
-                <w:rFonts w:ascii="Arial" w:eastAsia="Arial" w:hAnsi="Arial" w:cs="Arial" w:hint="eastAsia"/>
+                <w:rFonts w:hint="eastAsia" w:ascii="Arial" w:hAnsi="Arial" w:eastAsia="Arial" w:cs="Arial"/>
                 <w:snapToGrid w:val="0"/>
                 <w:color w:val="000000"/>
                 <w:kern w:val="0"/>
@@ -10703,7 +10774,7 @@
               <w:bidi w:val="0"/>
               <w:jc w:val="center"/>
               <w:rPr>
-                <w:rFonts w:ascii="Arial" w:eastAsia="Arial" w:hAnsi="Arial" w:cs="Arial" w:hint="eastAsia"/>
+                <w:rFonts w:hint="eastAsia" w:ascii="Arial" w:hAnsi="Arial" w:eastAsia="Arial" w:cs="Arial"/>
                 <w:snapToGrid w:val="0"/>
                 <w:color w:val="000000"/>
                 <w:kern w:val="0"/>
@@ -10724,9 +10795,14 @@
       </w:tr>
       <w:tr>
         <w:tblPrEx>
-          <w:tblW w:w="8156" w:type="dxa"/>
-          <w:tblInd w:w="11" w:type="dxa"/>
-          <w:tblLayout w:type="fixed"/>
+          <w:tblBorders>
+            <w:top w:val="single" w:color="000000" w:sz="4" w:space="0"/>
+            <w:left w:val="single" w:color="000000" w:sz="4" w:space="0"/>
+            <w:bottom w:val="single" w:color="000000" w:sz="4" w:space="0"/>
+            <w:right w:val="single" w:color="000000" w:sz="4" w:space="0"/>
+            <w:insideH w:val="single" w:color="000000" w:sz="4" w:space="0"/>
+            <w:insideV w:val="single" w:color="000000" w:sz="4" w:space="0"/>
+          </w:tblBorders>
           <w:tblCellMar>
             <w:top w:w="0" w:type="dxa"/>
             <w:left w:w="0" w:type="dxa"/>
@@ -10735,7 +10811,7 @@
           </w:tblCellMar>
         </w:tblPrEx>
         <w:trPr>
-          <w:trHeight w:val="658"/>
+          <w:trHeight w:val="658" w:hRule="atLeast"/>
         </w:trPr>
         <w:tc>
           <w:tcPr>
@@ -10744,7 +10820,7 @@
           </w:tcPr>
           <w:p>
             <w:pPr>
-              <w:pStyle w:val="TableText"/>
+              <w:pStyle w:val="46"/>
               <w:keepNext w:val="0"/>
               <w:keepLines w:val="0"/>
               <w:pageBreakBefore w:val="0"/>
@@ -10784,7 +10860,7 @@
           </w:tcPr>
           <w:p>
             <w:pPr>
-              <w:pStyle w:val="TableText"/>
+              <w:pStyle w:val="46"/>
               <w:keepNext w:val="0"/>
               <w:keepLines w:val="0"/>
               <w:pageBreakBefore w:val="0"/>
@@ -10816,7 +10892,7 @@
           </w:tcPr>
           <w:p>
             <w:pPr>
-              <w:pStyle w:val="TableText"/>
+              <w:pStyle w:val="46"/>
               <w:keepNext w:val="0"/>
               <w:keepLines w:val="0"/>
               <w:pageBreakBefore w:val="0"/>
@@ -10828,7 +10904,7 @@
               <w:spacing w:before="241" w:line="220" w:lineRule="auto"/>
               <w:ind w:left="231" w:leftChars="0"/>
               <w:rPr>
-                <w:rFonts w:eastAsia="宋体" w:hint="eastAsia"/>
+                <w:rFonts w:hint="eastAsia" w:eastAsia="宋体"/>
                 <w:sz w:val="18"/>
                 <w:szCs w:val="18"/>
                 <w:lang w:val="en-US" w:eastAsia="zh-CN"/>
@@ -10860,7 +10936,7 @@
           </w:tcPr>
           <w:p>
             <w:pPr>
-              <w:pStyle w:val="TableText"/>
+              <w:pStyle w:val="46"/>
               <w:keepNext w:val="0"/>
               <w:keepLines w:val="0"/>
               <w:pageBreakBefore w:val="0"/>
@@ -10878,7 +10954,7 @@
             </w:pPr>
             <w:r>
               <w:rPr>
-                <w:rFonts w:ascii="宋体" w:eastAsia="宋体" w:hAnsi="宋体" w:cs="宋体" w:hint="eastAsia"/>
+                <w:rFonts w:hint="eastAsia" w:ascii="宋体" w:hAnsi="宋体" w:eastAsia="宋体" w:cs="宋体"/>
                 <w:color w:val="000000"/>
                 <w:kern w:val="0"/>
                 <w:sz w:val="20"/>
@@ -10889,7 +10965,7 @@
             </w:r>
             <w:r>
               <w:rPr>
-                <w:rFonts w:cs="宋体" w:hint="eastAsia"/>
+                <w:rFonts w:hint="eastAsia" w:cs="宋体"/>
                 <w:color w:val="000000"/>
                 <w:kern w:val="0"/>
                 <w:sz w:val="20"/>
@@ -10914,7 +10990,7 @@
     </w:tbl>
     <w:p>
       <w:pPr>
-        <w:pStyle w:val="3"/>
+        <w:pStyle w:val="50"/>
         <w:keepNext w:val="0"/>
         <w:keepLines w:val="0"/>
         <w:pageBreakBefore w:val="0"/>
@@ -10924,19 +11000,19 @@
         <w:topLinePunct w:val="0"/>
         <w:bidi w:val="0"/>
       </w:pPr>
-      <w:bookmarkStart w:id="166" w:name="bookmark115"/>
+      <w:bookmarkStart w:id="165" w:name="bookmark115"/>
+      <w:bookmarkEnd w:id="165"/>
+      <w:bookmarkStart w:id="166" w:name="bookmark116"/>
       <w:bookmarkEnd w:id="166"/>
-      <w:bookmarkStart w:id="167" w:name="bookmark116"/>
-      <w:bookmarkEnd w:id="167"/>
-      <w:bookmarkStart w:id="168" w:name="_Toc27623"/>
+      <w:bookmarkStart w:id="167" w:name="_Toc27623"/>
       <w:r>
         <w:t>参与方</w:t>
       </w:r>
-      <w:bookmarkEnd w:id="168"/>
+      <w:bookmarkEnd w:id="167"/>
     </w:p>
     <w:p>
       <w:pPr>
-        <w:pStyle w:val="a"/>
+        <w:pStyle w:val="48"/>
         <w:keepNext w:val="0"/>
         <w:keepLines w:val="0"/>
         <w:pageBreakBefore w:val="0"/>
@@ -10973,32 +11049,57 @@
       </w:r>
     </w:p>
     <w:sectPr>
-      <w:headerReference w:type="default" r:id="rId4"/>
-      <w:footerReference w:type="default" r:id="rId5"/>
+      <w:headerReference r:id="rId5" w:type="default"/>
+      <w:footerReference r:id="rId6" w:type="default"/>
       <w:pgSz w:w="11906" w:h="16838"/>
       <w:pgMar w:top="1440" w:right="1800" w:bottom="1440" w:left="1800" w:header="851" w:footer="992" w:gutter="0"/>
-      <w:cols w:num="1" w:space="425"/>
+      <w:cols w:space="425" w:num="1"/>
       <w:docGrid w:type="lines" w:linePitch="312" w:charSpace="0"/>
     </w:sectPr>
   </w:body>
 </w:document>
 </file>
 
+<file path=word/endnotes.xml><?xml version="1.0" encoding="utf-8"?>
+<w:endnotes xmlns:wpc="http://schemas.microsoft.com/office/word/2010/wordprocessingCanvas" xmlns:mc="http://schemas.openxmlformats.org/markup-compatibility/2006" xmlns:o="urn:schemas-microsoft-com:office:office" xmlns:r="http://schemas.openxmlformats.org/officeDocument/2006/relationships" xmlns:m="http://schemas.openxmlformats.org/officeDocument/2006/math" xmlns:v="urn:schemas-microsoft-com:vml" xmlns:wp14="http://schemas.microsoft.com/office/word/2010/wordprocessingDrawing" xmlns:wp="http://schemas.openxmlformats.org/drawingml/2006/wordprocessingDrawing" xmlns:w="http://schemas.openxmlformats.org/wordprocessingml/2006/main" xmlns:w14="http://schemas.microsoft.com/office/word/2010/wordml" xmlns:w15="http://schemas.microsoft.com/office/word/2012/wordml" xmlns:w10="urn:schemas-microsoft-com:office:word" xmlns:wpg="http://schemas.microsoft.com/office/word/2010/wordprocessingGroup" xmlns:wpi="http://schemas.microsoft.com/office/word/2010/wordprocessingInk" xmlns:wne="http://schemas.microsoft.com/office/word/2006/wordml" xmlns:wps="http://schemas.microsoft.com/office/word/2010/wordprocessingShape" xmlns:wpsCustomData="http://www.wps.cn/officeDocument/2013/wpsCustomData" mc:Ignorable="w14 w15 wp14">
+  <w:endnote w:type="separator" w:id="0">
+    <w:p>
+      <w:pPr>
+        <w:spacing w:line="240" w:lineRule="auto"/>
+      </w:pPr>
+      <w:r>
+        <w:separator/>
+      </w:r>
+    </w:p>
+  </w:endnote>
+  <w:endnote w:type="continuationSeparator" w:id="1">
+    <w:p>
+      <w:pPr>
+        <w:spacing w:line="240" w:lineRule="auto"/>
+      </w:pPr>
+      <w:r>
+        <w:continuationSeparator/>
+      </w:r>
+    </w:p>
+  </w:endnote>
+</w:endnotes>
+</file>
+
 <file path=word/footer1.xml><?xml version="1.0" encoding="utf-8"?>
-<w:ftr xmlns:wpc="http://schemas.microsoft.com/office/word/2010/wordprocessingCanvas" xmlns:mc="http://schemas.openxmlformats.org/markup-compatibility/2006" xmlns:o="urn:schemas-microsoft-com:office:office" xmlns:r="http://schemas.openxmlformats.org/officeDocument/2006/relationships" xmlns:m="http://schemas.openxmlformats.org/officeDocument/2006/math" xmlns:v="urn:schemas-microsoft-com:vml" xmlns:wp14="http://schemas.microsoft.com/office/word/2010/wordprocessingDrawing" xmlns:wp="http://schemas.openxmlformats.org/drawingml/2006/wordprocessingDrawing" xmlns:w10="urn:schemas-microsoft-com:office:word" xmlns:w="http://schemas.openxmlformats.org/wordprocessingml/2006/main" xmlns:w14="http://schemas.microsoft.com/office/word/2010/wordml" xmlns:w15="http://schemas.microsoft.com/office/word/2012/wordml" xmlns:wne="http://schemas.microsoft.com/office/word/2006/wordml" xmlns:wpg="http://schemas.microsoft.com/office/word/2010/wordprocessingGroup" xmlns:wpi="http://schemas.microsoft.com/office/word/2010/wordprocessingInk" xmlns:wps="http://schemas.microsoft.com/office/word/2010/wordprocessingShape" mc:Ignorable="w14 w15 wp14">
+<w:ftr xmlns:wpc="http://schemas.microsoft.com/office/word/2010/wordprocessingCanvas" xmlns:mc="http://schemas.openxmlformats.org/markup-compatibility/2006" xmlns:o="urn:schemas-microsoft-com:office:office" xmlns:r="http://schemas.openxmlformats.org/officeDocument/2006/relationships" xmlns:m="http://schemas.openxmlformats.org/officeDocument/2006/math" xmlns:v="urn:schemas-microsoft-com:vml" xmlns:wp14="http://schemas.microsoft.com/office/word/2010/wordprocessingDrawing" xmlns:wp="http://schemas.openxmlformats.org/drawingml/2006/wordprocessingDrawing" xmlns:w10="urn:schemas-microsoft-com:office:word" xmlns:w="http://schemas.openxmlformats.org/wordprocessingml/2006/main" xmlns:w14="http://schemas.microsoft.com/office/word/2010/wordml" xmlns:w15="http://schemas.microsoft.com/office/word/2012/wordml" xmlns:wpg="http://schemas.microsoft.com/office/word/2010/wordprocessingGroup" xmlns:wpi="http://schemas.microsoft.com/office/word/2010/wordprocessingInk" xmlns:wne="http://schemas.microsoft.com/office/word/2006/wordml" xmlns:wps="http://schemas.microsoft.com/office/word/2010/wordprocessingShape" xmlns:wpsCustomData="http://www.wps.cn/officeDocument/2013/wpsCustomData" mc:Ignorable="w14 w15 wp14">
   <w:p>
     <w:pPr>
       <w:spacing w:line="169" w:lineRule="auto"/>
       <w:ind w:left="5927"/>
       <w:rPr>
-        <w:rFonts w:ascii="Calibri" w:eastAsia="Calibri" w:hAnsi="Calibri" w:cs="Calibri"/>
+        <w:rFonts w:ascii="Calibri" w:hAnsi="Calibri" w:eastAsia="Calibri" w:cs="Calibri"/>
         <w:sz w:val="18"/>
         <w:szCs w:val="18"/>
       </w:rPr>
     </w:pPr>
     <w:r>
       <w:rPr>
-        <w:rFonts w:ascii="Calibri" w:eastAsia="Calibri" w:hAnsi="Calibri" w:cs="Calibri"/>
+        <w:rFonts w:ascii="Calibri" w:hAnsi="Calibri" w:eastAsia="Calibri" w:cs="Calibri"/>
         <w:spacing w:val="-5"/>
         <w:sz w:val="18"/>
         <w:szCs w:val="18"/>
@@ -11009,26 +11110,51 @@
 </w:ftr>
 </file>
 
+<file path=word/footnotes.xml><?xml version="1.0" encoding="utf-8"?>
+<w:footnotes xmlns:wpc="http://schemas.microsoft.com/office/word/2010/wordprocessingCanvas" xmlns:mc="http://schemas.openxmlformats.org/markup-compatibility/2006" xmlns:o="urn:schemas-microsoft-com:office:office" xmlns:r="http://schemas.openxmlformats.org/officeDocument/2006/relationships" xmlns:m="http://schemas.openxmlformats.org/officeDocument/2006/math" xmlns:v="urn:schemas-microsoft-com:vml" xmlns:wp14="http://schemas.microsoft.com/office/word/2010/wordprocessingDrawing" xmlns:wp="http://schemas.openxmlformats.org/drawingml/2006/wordprocessingDrawing" xmlns:w="http://schemas.openxmlformats.org/wordprocessingml/2006/main" xmlns:w14="http://schemas.microsoft.com/office/word/2010/wordml" xmlns:w15="http://schemas.microsoft.com/office/word/2012/wordml" xmlns:w10="urn:schemas-microsoft-com:office:word" xmlns:wpg="http://schemas.microsoft.com/office/word/2010/wordprocessingGroup" xmlns:wpi="http://schemas.microsoft.com/office/word/2010/wordprocessingInk" xmlns:wne="http://schemas.microsoft.com/office/word/2006/wordml" xmlns:wps="http://schemas.microsoft.com/office/word/2010/wordprocessingShape" xmlns:wpsCustomData="http://www.wps.cn/officeDocument/2013/wpsCustomData" mc:Ignorable="w14 w15 wp14">
+  <w:footnote w:type="separator" w:id="0">
+    <w:p>
+      <w:pPr>
+        <w:spacing w:line="360" w:lineRule="auto"/>
+      </w:pPr>
+      <w:r>
+        <w:separator/>
+      </w:r>
+    </w:p>
+  </w:footnote>
+  <w:footnote w:type="continuationSeparator" w:id="1">
+    <w:p>
+      <w:pPr>
+        <w:spacing w:line="360" w:lineRule="auto"/>
+      </w:pPr>
+      <w:r>
+        <w:continuationSeparator/>
+      </w:r>
+    </w:p>
+  </w:footnote>
+</w:footnotes>
+</file>
+
 <file path=word/header1.xml><?xml version="1.0" encoding="utf-8"?>
-<w:hdr xmlns:wpc="http://schemas.microsoft.com/office/word/2010/wordprocessingCanvas" xmlns:mc="http://schemas.openxmlformats.org/markup-compatibility/2006" xmlns:o="urn:schemas-microsoft-com:office:office" xmlns:r="http://schemas.openxmlformats.org/officeDocument/2006/relationships" xmlns:m="http://schemas.openxmlformats.org/officeDocument/2006/math" xmlns:v="urn:schemas-microsoft-com:vml" xmlns:wp14="http://schemas.microsoft.com/office/word/2010/wordprocessingDrawing" xmlns:wp="http://schemas.openxmlformats.org/drawingml/2006/wordprocessingDrawing" xmlns:w10="urn:schemas-microsoft-com:office:word" xmlns:w="http://schemas.openxmlformats.org/wordprocessingml/2006/main" xmlns:w14="http://schemas.microsoft.com/office/word/2010/wordml" xmlns:w15="http://schemas.microsoft.com/office/word/2012/wordml" xmlns:wne="http://schemas.microsoft.com/office/word/2006/wordml" xmlns:wpg="http://schemas.microsoft.com/office/word/2010/wordprocessingGroup" xmlns:wpi="http://schemas.microsoft.com/office/word/2010/wordprocessingInk" xmlns:wps="http://schemas.microsoft.com/office/word/2010/wordprocessingShape" mc:Ignorable="w14 w15 wp14">
+<w:hdr xmlns:wpc="http://schemas.microsoft.com/office/word/2010/wordprocessingCanvas" xmlns:mc="http://schemas.openxmlformats.org/markup-compatibility/2006" xmlns:o="urn:schemas-microsoft-com:office:office" xmlns:r="http://schemas.openxmlformats.org/officeDocument/2006/relationships" xmlns:m="http://schemas.openxmlformats.org/officeDocument/2006/math" xmlns:v="urn:schemas-microsoft-com:vml" xmlns:wp14="http://schemas.microsoft.com/office/word/2010/wordprocessingDrawing" xmlns:wp="http://schemas.openxmlformats.org/drawingml/2006/wordprocessingDrawing" xmlns:w10="urn:schemas-microsoft-com:office:word" xmlns:w="http://schemas.openxmlformats.org/wordprocessingml/2006/main" xmlns:w14="http://schemas.microsoft.com/office/word/2010/wordml" xmlns:w15="http://schemas.microsoft.com/office/word/2012/wordml" xmlns:wpg="http://schemas.microsoft.com/office/word/2010/wordprocessingGroup" xmlns:wpi="http://schemas.microsoft.com/office/word/2010/wordprocessingInk" xmlns:wne="http://schemas.microsoft.com/office/word/2006/wordml" xmlns:wps="http://schemas.microsoft.com/office/word/2010/wordprocessingShape" xmlns:wpsCustomData="http://www.wps.cn/officeDocument/2013/wpsCustomData" mc:Ignorable="w14 w15 wp14">
   <w:p>
     <w:pPr>
-      <w:pStyle w:val="Header"/>
+      <w:pStyle w:val="21"/>
     </w:pPr>
   </w:p>
 </w:hdr>
 </file>
 
 <file path=word/numbering.xml><?xml version="1.0" encoding="utf-8"?>
-<w:numbering xmlns:wpc="http://schemas.microsoft.com/office/word/2010/wordprocessingCanvas" xmlns:mc="http://schemas.openxmlformats.org/markup-compatibility/2006" xmlns:o="urn:schemas-microsoft-com:office:office" xmlns:r="http://schemas.openxmlformats.org/officeDocument/2006/relationships" xmlns:m="http://schemas.openxmlformats.org/officeDocument/2006/math" xmlns:v="urn:schemas-microsoft-com:vml" xmlns:wp14="http://schemas.microsoft.com/office/word/2010/wordprocessingDrawing" xmlns:wp="http://schemas.openxmlformats.org/drawingml/2006/wordprocessingDrawing" xmlns:w10="urn:schemas-microsoft-com:office:word" xmlns:w="http://schemas.openxmlformats.org/wordprocessingml/2006/main" xmlns:w14="http://schemas.microsoft.com/office/word/2010/wordml" xmlns:w15="http://schemas.microsoft.com/office/word/2012/wordml" xmlns:wne="http://schemas.microsoft.com/office/word/2006/wordml" xmlns:wpg="http://schemas.microsoft.com/office/word/2010/wordprocessingGroup" xmlns:wpi="http://schemas.microsoft.com/office/word/2010/wordprocessingInk" xmlns:wps="http://schemas.microsoft.com/office/word/2010/wordprocessingShape" mc:Ignorable="w14 w15 wp14">
+<w:numbering xmlns:wpc="http://schemas.microsoft.com/office/word/2010/wordprocessingCanvas" xmlns:mc="http://schemas.openxmlformats.org/markup-compatibility/2006" xmlns:o="urn:schemas-microsoft-com:office:office" xmlns:r="http://schemas.openxmlformats.org/officeDocument/2006/relationships" xmlns:m="http://schemas.openxmlformats.org/officeDocument/2006/math" xmlns:v="urn:schemas-microsoft-com:vml" xmlns:wp14="http://schemas.microsoft.com/office/word/2010/wordprocessingDrawing" xmlns:wp="http://schemas.openxmlformats.org/drawingml/2006/wordprocessingDrawing" xmlns:w10="urn:schemas-microsoft-com:office:word" xmlns:w="http://schemas.openxmlformats.org/wordprocessingml/2006/main" xmlns:w14="http://schemas.microsoft.com/office/word/2010/wordml" xmlns:wpg="http://schemas.microsoft.com/office/word/2010/wordprocessingGroup" xmlns:wpi="http://schemas.microsoft.com/office/word/2010/wordprocessingInk" xmlns:wne="http://schemas.microsoft.com/office/word/2006/wordml" xmlns:wps="http://schemas.microsoft.com/office/word/2010/wordprocessingShape" xmlns:wpsCustomData="http://www.wps.cn/officeDocument/2013/wpsCustomData" mc:Ignorable="w14 wp14">
   <w:abstractNum w:abstractNumId="0">
     <w:nsid w:val="8E964DCE"/>
     <w:multiLevelType w:val="multilevel"/>
     <w:tmpl w:val="8E964DCE"/>
-    <w:lvl w:ilvl="0">
+    <w:lvl w:ilvl="0" w:tentative="0">
       <w:start w:val="1"/>
       <w:numFmt w:val="decimal"/>
-      <w:pStyle w:val="Heading1"/>
+      <w:pStyle w:val="2"/>
       <w:lvlText w:val="%1."/>
       <w:lvlJc w:val="left"/>
       <w:pPr>
@@ -11038,10 +11164,10 @@
         <w:rFonts w:hint="default"/>
       </w:rPr>
     </w:lvl>
-    <w:lvl w:ilvl="1">
+    <w:lvl w:ilvl="1" w:tentative="0">
       <w:start w:val="1"/>
       <w:numFmt w:val="decimal"/>
-      <w:pStyle w:val="Heading2"/>
+      <w:pStyle w:val="3"/>
       <w:lvlText w:val="%1.%2."/>
       <w:lvlJc w:val="left"/>
       <w:pPr>
@@ -11051,10 +11177,10 @@
         <w:rFonts w:hint="default"/>
       </w:rPr>
     </w:lvl>
-    <w:lvl w:ilvl="2">
+    <w:lvl w:ilvl="2" w:tentative="0">
       <w:start w:val="1"/>
       <w:numFmt w:val="decimal"/>
-      <w:pStyle w:val="Heading3"/>
+      <w:pStyle w:val="4"/>
       <w:lvlText w:val="%1.%2.%3."/>
       <w:lvlJc w:val="left"/>
       <w:pPr>
@@ -11064,10 +11190,10 @@
         <w:rFonts w:hint="default"/>
       </w:rPr>
     </w:lvl>
-    <w:lvl w:ilvl="3">
+    <w:lvl w:ilvl="3" w:tentative="0">
       <w:start w:val="1"/>
       <w:numFmt w:val="decimal"/>
-      <w:pStyle w:val="Heading4"/>
+      <w:pStyle w:val="5"/>
       <w:lvlText w:val="%1.%2.%3.%4."/>
       <w:lvlJc w:val="left"/>
       <w:pPr>
@@ -11077,10 +11203,10 @@
         <w:rFonts w:hint="default"/>
       </w:rPr>
     </w:lvl>
-    <w:lvl w:ilvl="4">
+    <w:lvl w:ilvl="4" w:tentative="0">
       <w:start w:val="1"/>
       <w:numFmt w:val="decimal"/>
-      <w:pStyle w:val="Heading5"/>
+      <w:pStyle w:val="6"/>
       <w:lvlText w:val="%1.%2.%3.%4.%5."/>
       <w:lvlJc w:val="left"/>
       <w:pPr>
@@ -11090,10 +11216,10 @@
         <w:rFonts w:hint="default"/>
       </w:rPr>
     </w:lvl>
-    <w:lvl w:ilvl="5">
+    <w:lvl w:ilvl="5" w:tentative="0">
       <w:start w:val="1"/>
       <w:numFmt w:val="decimal"/>
-      <w:pStyle w:val="Heading6"/>
+      <w:pStyle w:val="7"/>
       <w:lvlText w:val="%1.%2.%3.%4.%5.%6."/>
       <w:lvlJc w:val="left"/>
       <w:pPr>
@@ -11103,10 +11229,10 @@
         <w:rFonts w:hint="default"/>
       </w:rPr>
     </w:lvl>
-    <w:lvl w:ilvl="6">
+    <w:lvl w:ilvl="6" w:tentative="0">
       <w:start w:val="1"/>
       <w:numFmt w:val="decimal"/>
-      <w:pStyle w:val="Heading7"/>
+      <w:pStyle w:val="8"/>
       <w:lvlText w:val="%1.%2.%3.%4.%5.%6.%7."/>
       <w:lvlJc w:val="left"/>
       <w:pPr>
@@ -11116,10 +11242,10 @@
         <w:rFonts w:hint="default"/>
       </w:rPr>
     </w:lvl>
-    <w:lvl w:ilvl="7">
+    <w:lvl w:ilvl="7" w:tentative="0">
       <w:start w:val="1"/>
       <w:numFmt w:val="decimal"/>
-      <w:pStyle w:val="Heading8"/>
+      <w:pStyle w:val="9"/>
       <w:lvlText w:val="%1.%2.%3.%4.%5.%6.%7.%8."/>
       <w:lvlJc w:val="left"/>
       <w:pPr>
@@ -11129,10 +11255,10 @@
         <w:rFonts w:hint="default"/>
       </w:rPr>
     </w:lvl>
-    <w:lvl w:ilvl="8">
+    <w:lvl w:ilvl="8" w:tentative="0">
       <w:start w:val="1"/>
       <w:numFmt w:val="decimal"/>
-      <w:pStyle w:val="Heading9"/>
+      <w:pStyle w:val="10"/>
       <w:lvlText w:val="%1.%2.%3.%4.%5.%6.%7.%8.%9."/>
       <w:lvlJc w:val="left"/>
       <w:pPr>
@@ -11147,7 +11273,7 @@
     <w:nsid w:val="5F0FECCD"/>
     <w:multiLevelType w:val="singleLevel"/>
     <w:tmpl w:val="5F0FECCD"/>
-    <w:lvl w:ilvl="0">
+    <w:lvl w:ilvl="0" w:tentative="0">
       <w:start w:val="1"/>
       <w:numFmt w:val="decimal"/>
       <w:lvlText w:val="(%1)"/>
@@ -11170,268 +11296,270 @@
 </file>
 
 <file path=word/styles.xml><?xml version="1.0" encoding="utf-8"?>
-<w:styles xmlns:mc="http://schemas.openxmlformats.org/markup-compatibility/2006" xmlns:r="http://schemas.openxmlformats.org/officeDocument/2006/relationships" xmlns:w="http://schemas.openxmlformats.org/wordprocessingml/2006/main" xmlns:w14="http://schemas.microsoft.com/office/word/2010/wordml" xmlns:w15="http://schemas.microsoft.com/office/word/2012/wordml" mc:Ignorable="w14 w15">
+<w:styles xmlns:mc="http://schemas.openxmlformats.org/markup-compatibility/2006" xmlns:o="urn:schemas-microsoft-com:office:office" xmlns:r="http://schemas.openxmlformats.org/officeDocument/2006/relationships" xmlns:m="http://schemas.openxmlformats.org/officeDocument/2006/math" xmlns:v="urn:schemas-microsoft-com:vml" xmlns:w="http://schemas.openxmlformats.org/wordprocessingml/2006/main" xmlns:w14="http://schemas.microsoft.com/office/word/2010/wordml" xmlns:w10="urn:schemas-microsoft-com:office:word" xmlns:sl="http://schemas.openxmlformats.org/schemaLibrary/2006/main" xmlns:wpsCustomData="http://www.wps.cn/officeDocument/2013/wpsCustomData" mc:Ignorable="w14">
   <w:docDefaults>
     <w:rPrDefault>
       <w:rPr>
-        <w:rFonts w:ascii="Times New Roman" w:eastAsia="宋体" w:hAnsi="Times New Roman" w:cs="Times New Roman"/>
+        <w:rFonts w:ascii="Times New Roman" w:hAnsi="Times New Roman" w:eastAsia="宋体" w:cs="Times New Roman"/>
       </w:rPr>
     </w:rPrDefault>
     <w:pPrDefault/>
   </w:docDefaults>
-  <w:latentStyles w:defLockedState="0" w:defUIPriority="99" w:defSemiHidden="1" w:defUnhideWhenUsed="1" w:defQFormat="0" w:count="260">
-    <w:lsdException w:name="Normal" w:semiHidden="0" w:uiPriority="0" w:unhideWhenUsed="0" w:qFormat="1"/>
-    <w:lsdException w:name="heading 1" w:semiHidden="0" w:uiPriority="0" w:unhideWhenUsed="0" w:qFormat="1"/>
-    <w:lsdException w:name="heading 2" w:semiHidden="0" w:uiPriority="0" w:qFormat="1"/>
-    <w:lsdException w:name="heading 3" w:uiPriority="0" w:qFormat="1"/>
-    <w:lsdException w:name="heading 4" w:semiHidden="0" w:uiPriority="0" w:qFormat="1"/>
-    <w:lsdException w:name="heading 5" w:uiPriority="0" w:qFormat="1"/>
-    <w:lsdException w:name="heading 6" w:uiPriority="0" w:qFormat="1"/>
-    <w:lsdException w:name="heading 7" w:uiPriority="0" w:qFormat="1"/>
-    <w:lsdException w:name="heading 8" w:uiPriority="0" w:qFormat="1"/>
-    <w:lsdException w:name="heading 9" w:uiPriority="0" w:qFormat="1"/>
-    <w:lsdException w:name="index 1" w:semiHidden="0" w:uiPriority="0" w:unhideWhenUsed="0"/>
-    <w:lsdException w:name="index 2" w:semiHidden="0" w:uiPriority="0" w:unhideWhenUsed="0"/>
-    <w:lsdException w:name="index 3" w:semiHidden="0" w:uiPriority="0" w:unhideWhenUsed="0"/>
-    <w:lsdException w:name="index 4" w:semiHidden="0" w:uiPriority="0" w:unhideWhenUsed="0"/>
-    <w:lsdException w:name="index 5" w:semiHidden="0" w:uiPriority="0" w:unhideWhenUsed="0"/>
-    <w:lsdException w:name="index 6" w:semiHidden="0" w:uiPriority="0" w:unhideWhenUsed="0"/>
-    <w:lsdException w:name="index 7" w:semiHidden="0" w:uiPriority="0" w:unhideWhenUsed="0"/>
-    <w:lsdException w:name="index 8" w:semiHidden="0" w:uiPriority="0" w:unhideWhenUsed="0"/>
-    <w:lsdException w:name="index 9" w:semiHidden="0" w:uiPriority="0" w:unhideWhenUsed="0"/>
-    <w:lsdException w:name="toc 1" w:semiHidden="0" w:uiPriority="0" w:unhideWhenUsed="0" w:qFormat="1"/>
-    <w:lsdException w:name="toc 2" w:semiHidden="0" w:uiPriority="0" w:unhideWhenUsed="0" w:qFormat="1"/>
-    <w:lsdException w:name="toc 3" w:semiHidden="0" w:uiPriority="0" w:unhideWhenUsed="0" w:qFormat="1"/>
-    <w:lsdException w:name="toc 4" w:semiHidden="0" w:uiPriority="0" w:unhideWhenUsed="0"/>
-    <w:lsdException w:name="toc 5" w:semiHidden="0" w:uiPriority="0" w:unhideWhenUsed="0"/>
-    <w:lsdException w:name="toc 6" w:semiHidden="0" w:uiPriority="0" w:unhideWhenUsed="0"/>
-    <w:lsdException w:name="toc 7" w:semiHidden="0" w:uiPriority="0" w:unhideWhenUsed="0"/>
-    <w:lsdException w:name="toc 8" w:semiHidden="0" w:uiPriority="0" w:unhideWhenUsed="0"/>
-    <w:lsdException w:name="toc 9" w:semiHidden="0" w:uiPriority="0" w:unhideWhenUsed="0"/>
-    <w:lsdException w:name="Normal Indent" w:semiHidden="0" w:uiPriority="0" w:unhideWhenUsed="0" w:qFormat="1"/>
-    <w:lsdException w:name="footnote text" w:semiHidden="0" w:uiPriority="0" w:unhideWhenUsed="0" w:qFormat="1"/>
-    <w:lsdException w:name="annotation text" w:semiHidden="0" w:uiPriority="0" w:unhideWhenUsed="0" w:qFormat="1"/>
-    <w:lsdException w:name="header" w:semiHidden="0" w:uiPriority="0" w:unhideWhenUsed="0" w:qFormat="1"/>
-    <w:lsdException w:name="footer" w:semiHidden="0" w:uiPriority="0" w:unhideWhenUsed="0" w:qFormat="1"/>
-    <w:lsdException w:name="index heading" w:semiHidden="0" w:uiPriority="0" w:unhideWhenUsed="0"/>
-    <w:lsdException w:name="caption" w:uiPriority="0" w:qFormat="1"/>
-    <w:lsdException w:name="table of figures" w:semiHidden="0" w:uiPriority="0" w:unhideWhenUsed="0"/>
-    <w:lsdException w:name="envelope address" w:semiHidden="0" w:uiPriority="0" w:unhideWhenUsed="0"/>
-    <w:lsdException w:name="envelope return" w:semiHidden="0" w:uiPriority="0" w:unhideWhenUsed="0"/>
-    <w:lsdException w:name="footnote reference" w:semiHidden="0" w:uiPriority="0" w:unhideWhenUsed="0" w:qFormat="1"/>
-    <w:lsdException w:name="annotation reference" w:semiHidden="0" w:uiPriority="0" w:unhideWhenUsed="0" w:qFormat="1"/>
-    <w:lsdException w:name="line number" w:semiHidden="0" w:uiPriority="0" w:unhideWhenUsed="0"/>
-    <w:lsdException w:name="page number" w:semiHidden="0" w:uiPriority="0" w:unhideWhenUsed="0" w:qFormat="1"/>
-    <w:lsdException w:name="endnote reference" w:semiHidden="0" w:uiPriority="0" w:unhideWhenUsed="0" w:qFormat="1"/>
-    <w:lsdException w:name="endnote text" w:semiHidden="0" w:uiPriority="0" w:unhideWhenUsed="0" w:qFormat="1"/>
-    <w:lsdException w:name="table of authorities" w:semiHidden="0" w:uiPriority="0" w:unhideWhenUsed="0"/>
-    <w:lsdException w:name="macro" w:semiHidden="0" w:uiPriority="0" w:unhideWhenUsed="0"/>
-    <w:lsdException w:name="toa heading" w:semiHidden="0" w:uiPriority="0" w:unhideWhenUsed="0"/>
-    <w:lsdException w:name="List" w:semiHidden="0" w:uiPriority="0" w:unhideWhenUsed="0"/>
-    <w:lsdException w:name="List Bullet" w:semiHidden="0" w:uiPriority="0" w:unhideWhenUsed="0"/>
-    <w:lsdException w:name="List Number" w:semiHidden="0" w:uiPriority="0" w:unhideWhenUsed="0"/>
-    <w:lsdException w:name="List 2" w:semiHidden="0" w:uiPriority="0" w:unhideWhenUsed="0"/>
-    <w:lsdException w:name="List 3" w:semiHidden="0" w:uiPriority="0" w:unhideWhenUsed="0"/>
-    <w:lsdException w:name="List 4" w:semiHidden="0" w:uiPriority="0" w:unhideWhenUsed="0"/>
-    <w:lsdException w:name="List 5" w:semiHidden="0" w:uiPriority="0" w:unhideWhenUsed="0"/>
-    <w:lsdException w:name="List Bullet 2" w:semiHidden="0" w:uiPriority="0" w:unhideWhenUsed="0"/>
-    <w:lsdException w:name="List Bullet 3" w:semiHidden="0" w:uiPriority="0" w:unhideWhenUsed="0"/>
-    <w:lsdException w:name="List Bullet 4" w:semiHidden="0" w:uiPriority="0" w:unhideWhenUsed="0"/>
-    <w:lsdException w:name="List Bullet 5" w:semiHidden="0" w:uiPriority="0" w:unhideWhenUsed="0"/>
-    <w:lsdException w:name="List Number 2" w:semiHidden="0" w:uiPriority="0" w:unhideWhenUsed="0"/>
-    <w:lsdException w:name="List Number 3" w:semiHidden="0" w:uiPriority="0" w:unhideWhenUsed="0"/>
-    <w:lsdException w:name="List Number 4" w:semiHidden="0" w:uiPriority="0" w:unhideWhenUsed="0"/>
-    <w:lsdException w:name="List Number 5" w:semiHidden="0" w:uiPriority="0" w:unhideWhenUsed="0"/>
-    <w:lsdException w:name="Title" w:semiHidden="0" w:uiPriority="0" w:unhideWhenUsed="0" w:qFormat="1"/>
-    <w:lsdException w:name="Closing" w:semiHidden="0" w:uiPriority="0" w:unhideWhenUsed="0"/>
-    <w:lsdException w:name="Signature" w:semiHidden="0" w:uiPriority="0" w:unhideWhenUsed="0" w:qFormat="1"/>
-    <w:lsdException w:name="Default Paragraph Font" w:uiPriority="0" w:unhideWhenUsed="0" w:qFormat="1"/>
-    <w:lsdException w:name="Body Text" w:uiPriority="0" w:unhideWhenUsed="0" w:qFormat="1"/>
-    <w:lsdException w:name="Body Text Indent" w:semiHidden="0" w:uiPriority="0" w:unhideWhenUsed="0"/>
-    <w:lsdException w:name="List Continue" w:semiHidden="0" w:uiPriority="0" w:unhideWhenUsed="0"/>
-    <w:lsdException w:name="List Continue 2" w:semiHidden="0" w:uiPriority="0" w:unhideWhenUsed="0"/>
-    <w:lsdException w:name="List Continue 3" w:semiHidden="0" w:uiPriority="0" w:unhideWhenUsed="0"/>
-    <w:lsdException w:name="List Continue 4" w:semiHidden="0" w:uiPriority="0" w:unhideWhenUsed="0"/>
-    <w:lsdException w:name="List Continue 5" w:semiHidden="0" w:uiPriority="0" w:unhideWhenUsed="0"/>
-    <w:lsdException w:name="Message Header" w:semiHidden="0" w:uiPriority="0" w:unhideWhenUsed="0"/>
-    <w:lsdException w:name="Subtitle" w:semiHidden="0" w:uiPriority="0" w:unhideWhenUsed="0" w:qFormat="1"/>
-    <w:lsdException w:name="Salutation" w:semiHidden="0" w:uiPriority="0" w:unhideWhenUsed="0" w:qFormat="1"/>
-    <w:lsdException w:name="Date" w:semiHidden="0" w:uiPriority="0" w:unhideWhenUsed="0" w:qFormat="1"/>
-    <w:lsdException w:name="Body Text First Indent" w:semiHidden="0" w:uiPriority="0" w:unhideWhenUsed="0"/>
-    <w:lsdException w:name="Body Text First Indent 2" w:semiHidden="0" w:uiPriority="0" w:unhideWhenUsed="0"/>
-    <w:lsdException w:name="Body Text 2" w:semiHidden="0" w:uiPriority="0" w:unhideWhenUsed="0"/>
-    <w:lsdException w:name="Body Text 3" w:semiHidden="0" w:uiPriority="0" w:unhideWhenUsed="0"/>
-    <w:lsdException w:name="Body Text Indent 2" w:semiHidden="0" w:uiPriority="0" w:unhideWhenUsed="0"/>
-    <w:lsdException w:name="Body Text Indent 3" w:semiHidden="0" w:uiPriority="0" w:unhideWhenUsed="0"/>
-    <w:lsdException w:name="Block Text" w:semiHidden="0" w:uiPriority="0" w:unhideWhenUsed="0"/>
-    <w:lsdException w:name="Hyperlink" w:semiHidden="0" w:uiPriority="0" w:unhideWhenUsed="0" w:qFormat="1"/>
-    <w:lsdException w:name="FollowedHyperlink" w:semiHidden="0" w:uiPriority="0" w:unhideWhenUsed="0" w:qFormat="1"/>
-    <w:lsdException w:name="Strong" w:semiHidden="0" w:uiPriority="0" w:unhideWhenUsed="0" w:qFormat="1"/>
-    <w:lsdException w:name="Emphasis" w:semiHidden="0" w:uiPriority="0" w:unhideWhenUsed="0" w:qFormat="1"/>
-    <w:lsdException w:name="Document Map" w:semiHidden="0" w:uiPriority="0" w:unhideWhenUsed="0"/>
-    <w:lsdException w:name="Plain Text" w:semiHidden="0" w:uiPriority="0" w:unhideWhenUsed="0"/>
-    <w:lsdException w:name="E-mail Signature" w:semiHidden="0" w:uiPriority="0" w:unhideWhenUsed="0"/>
-    <w:lsdException w:name="Normal (Web)" w:semiHidden="0" w:uiPriority="0" w:unhideWhenUsed="0" w:qFormat="1"/>
-    <w:lsdException w:name="HTML Acronym" w:semiHidden="0" w:uiPriority="0" w:unhideWhenUsed="0"/>
-    <w:lsdException w:name="HTML Address" w:semiHidden="0" w:uiPriority="0" w:unhideWhenUsed="0"/>
-    <w:lsdException w:name="HTML Cite" w:semiHidden="0" w:uiPriority="0" w:unhideWhenUsed="0"/>
-    <w:lsdException w:name="HTML Code" w:semiHidden="0" w:uiPriority="0" w:unhideWhenUsed="0"/>
-    <w:lsdException w:name="HTML Definition" w:semiHidden="0" w:uiPriority="0" w:unhideWhenUsed="0"/>
-    <w:lsdException w:name="HTML Keyboard" w:semiHidden="0" w:uiPriority="0" w:unhideWhenUsed="0"/>
-    <w:lsdException w:name="HTML Preformatted" w:semiHidden="0" w:uiPriority="0" w:unhideWhenUsed="0" w:qFormat="1"/>
-    <w:lsdException w:name="HTML Sample" w:semiHidden="0" w:uiPriority="0" w:unhideWhenUsed="0"/>
-    <w:lsdException w:name="HTML Typewriter" w:semiHidden="0" w:uiPriority="0" w:unhideWhenUsed="0"/>
-    <w:lsdException w:name="HTML Variable" w:semiHidden="0" w:uiPriority="0" w:unhideWhenUsed="0"/>
-    <w:lsdException w:name="Normal Table" w:uiPriority="0" w:unhideWhenUsed="0" w:qFormat="1"/>
-    <w:lsdException w:name="annotation subject" w:semiHidden="0" w:uiPriority="0" w:unhideWhenUsed="0" w:qFormat="1"/>
-    <w:lsdException w:name="Table Simple 1" w:semiHidden="0" w:uiPriority="0" w:unhideWhenUsed="0"/>
-    <w:lsdException w:name="Table Simple 2" w:semiHidden="0" w:uiPriority="0" w:unhideWhenUsed="0"/>
-    <w:lsdException w:name="Table Simple 3" w:semiHidden="0" w:uiPriority="0" w:unhideWhenUsed="0"/>
-    <w:lsdException w:name="Table Classic 1" w:semiHidden="0" w:uiPriority="0" w:unhideWhenUsed="0"/>
-    <w:lsdException w:name="Table Classic 2" w:semiHidden="0" w:uiPriority="0" w:unhideWhenUsed="0"/>
-    <w:lsdException w:name="Table Classic 3" w:semiHidden="0" w:uiPriority="0" w:unhideWhenUsed="0"/>
-    <w:lsdException w:name="Table Classic 4" w:semiHidden="0" w:uiPriority="0" w:unhideWhenUsed="0"/>
-    <w:lsdException w:name="Table Colorful 1" w:semiHidden="0" w:uiPriority="0" w:unhideWhenUsed="0"/>
-    <w:lsdException w:name="Table Colorful 2" w:semiHidden="0" w:uiPriority="0" w:unhideWhenUsed="0"/>
-    <w:lsdException w:name="Table Colorful 3" w:semiHidden="0" w:uiPriority="0" w:unhideWhenUsed="0"/>
-    <w:lsdException w:name="Table Columns 1" w:semiHidden="0" w:uiPriority="0" w:unhideWhenUsed="0"/>
-    <w:lsdException w:name="Table Columns 2" w:semiHidden="0" w:uiPriority="0" w:unhideWhenUsed="0"/>
-    <w:lsdException w:name="Table Columns 3" w:semiHidden="0" w:uiPriority="0" w:unhideWhenUsed="0"/>
-    <w:lsdException w:name="Table Columns 4" w:semiHidden="0" w:uiPriority="0" w:unhideWhenUsed="0"/>
-    <w:lsdException w:name="Table Columns 5" w:semiHidden="0" w:uiPriority="0" w:unhideWhenUsed="0"/>
-    <w:lsdException w:name="Table Grid 1" w:semiHidden="0" w:uiPriority="0" w:unhideWhenUsed="0"/>
-    <w:lsdException w:name="Table Grid 2" w:semiHidden="0" w:uiPriority="0" w:unhideWhenUsed="0"/>
-    <w:lsdException w:name="Table Grid 3" w:semiHidden="0" w:uiPriority="0" w:unhideWhenUsed="0"/>
-    <w:lsdException w:name="Table Grid 4" w:semiHidden="0" w:uiPriority="0" w:unhideWhenUsed="0"/>
-    <w:lsdException w:name="Table Grid 5" w:semiHidden="0" w:uiPriority="0" w:unhideWhenUsed="0"/>
-    <w:lsdException w:name="Table Grid 6" w:semiHidden="0" w:uiPriority="0" w:unhideWhenUsed="0"/>
-    <w:lsdException w:name="Table Grid 7" w:semiHidden="0" w:uiPriority="0" w:unhideWhenUsed="0"/>
-    <w:lsdException w:name="Table Grid 8" w:semiHidden="0" w:uiPriority="0" w:unhideWhenUsed="0"/>
-    <w:lsdException w:name="Table List 1" w:semiHidden="0" w:uiPriority="0" w:unhideWhenUsed="0"/>
-    <w:lsdException w:name="Table List 2" w:semiHidden="0" w:uiPriority="0" w:unhideWhenUsed="0"/>
-    <w:lsdException w:name="Table List 3" w:semiHidden="0" w:uiPriority="0" w:unhideWhenUsed="0"/>
-    <w:lsdException w:name="Table List 4" w:semiHidden="0" w:uiPriority="0" w:unhideWhenUsed="0"/>
-    <w:lsdException w:name="Table List 5" w:semiHidden="0" w:uiPriority="0" w:unhideWhenUsed="0"/>
-    <w:lsdException w:name="Table List 6" w:semiHidden="0" w:uiPriority="0" w:unhideWhenUsed="0"/>
-    <w:lsdException w:name="Table List 7" w:semiHidden="0" w:uiPriority="0" w:unhideWhenUsed="0"/>
-    <w:lsdException w:name="Table List 8" w:semiHidden="0" w:uiPriority="0" w:unhideWhenUsed="0"/>
-    <w:lsdException w:name="Table 3D effects 1" w:semiHidden="0" w:uiPriority="0" w:unhideWhenUsed="0"/>
-    <w:lsdException w:name="Table 3D effects 2" w:semiHidden="0" w:uiPriority="0" w:unhideWhenUsed="0"/>
-    <w:lsdException w:name="Table 3D effects 3" w:semiHidden="0" w:uiPriority="0" w:unhideWhenUsed="0"/>
-    <w:lsdException w:name="Table Contemporary" w:semiHidden="0" w:uiPriority="0" w:unhideWhenUsed="0"/>
-    <w:lsdException w:name="Table Elegant" w:semiHidden="0" w:uiPriority="0" w:unhideWhenUsed="0"/>
-    <w:lsdException w:name="Table Professional" w:semiHidden="0" w:uiPriority="0" w:unhideWhenUsed="0"/>
-    <w:lsdException w:name="Table Subtle 1" w:semiHidden="0" w:uiPriority="0" w:unhideWhenUsed="0"/>
-    <w:lsdException w:name="Table Subtle 2" w:semiHidden="0" w:uiPriority="0" w:unhideWhenUsed="0"/>
-    <w:lsdException w:name="Table Web 1" w:semiHidden="0" w:uiPriority="0" w:unhideWhenUsed="0"/>
-    <w:lsdException w:name="Table Web 2" w:semiHidden="0" w:uiPriority="0" w:unhideWhenUsed="0"/>
-    <w:lsdException w:name="Table Web 3" w:semiHidden="0" w:uiPriority="0" w:unhideWhenUsed="0"/>
-    <w:lsdException w:name="Balloon Text" w:semiHidden="0" w:uiPriority="0" w:unhideWhenUsed="0" w:qFormat="1"/>
-    <w:lsdException w:name="Table Grid" w:semiHidden="0" w:uiPriority="0" w:unhideWhenUsed="0" w:qFormat="1"/>
-    <w:lsdException w:name="Table Theme" w:semiHidden="0" w:uiPriority="0" w:unhideWhenUsed="0"/>
-    <w:lsdException w:name="No Spacing" w:semiHidden="0" w:unhideWhenUsed="0" w:qFormat="1"/>
-    <w:lsdException w:name="Light Shading" w:semiHidden="0" w:uiPriority="60" w:unhideWhenUsed="0"/>
-    <w:lsdException w:name="Light List" w:semiHidden="0" w:uiPriority="61" w:unhideWhenUsed="0"/>
-    <w:lsdException w:name="Light Grid" w:semiHidden="0" w:uiPriority="62" w:unhideWhenUsed="0"/>
-    <w:lsdException w:name="Medium Shading 1" w:semiHidden="0" w:uiPriority="63" w:unhideWhenUsed="0"/>
-    <w:lsdException w:name="Medium Shading 2" w:semiHidden="0" w:uiPriority="64" w:unhideWhenUsed="0"/>
-    <w:lsdException w:name="Medium List 1" w:semiHidden="0" w:uiPriority="65" w:unhideWhenUsed="0"/>
-    <w:lsdException w:name="Medium List 2" w:semiHidden="0" w:uiPriority="66" w:unhideWhenUsed="0"/>
-    <w:lsdException w:name="Medium Grid 1" w:semiHidden="0" w:uiPriority="67" w:unhideWhenUsed="0"/>
-    <w:lsdException w:name="Medium Grid 2" w:semiHidden="0" w:uiPriority="68" w:unhideWhenUsed="0"/>
-    <w:lsdException w:name="Medium Grid 3" w:semiHidden="0" w:uiPriority="69" w:unhideWhenUsed="0"/>
-    <w:lsdException w:name="Dark List" w:semiHidden="0" w:uiPriority="70" w:unhideWhenUsed="0"/>
-    <w:lsdException w:name="Colorful Shading" w:semiHidden="0" w:uiPriority="71" w:unhideWhenUsed="0"/>
-    <w:lsdException w:name="Colorful List" w:semiHidden="0" w:uiPriority="72" w:unhideWhenUsed="0"/>
-    <w:lsdException w:name="Colorful Grid" w:semiHidden="0" w:uiPriority="73" w:unhideWhenUsed="0"/>
-    <w:lsdException w:name="Light Shading Accent 1" w:semiHidden="0" w:uiPriority="60" w:unhideWhenUsed="0"/>
-    <w:lsdException w:name="Light List Accent 1" w:semiHidden="0" w:uiPriority="61" w:unhideWhenUsed="0"/>
-    <w:lsdException w:name="Light Grid Accent 1" w:semiHidden="0" w:uiPriority="62" w:unhideWhenUsed="0"/>
-    <w:lsdException w:name="Medium Shading 1 Accent 1" w:semiHidden="0" w:uiPriority="63" w:unhideWhenUsed="0"/>
-    <w:lsdException w:name="Medium Shading 2 Accent 1" w:semiHidden="0" w:uiPriority="64" w:unhideWhenUsed="0"/>
-    <w:lsdException w:name="Medium List 1 Accent 1" w:semiHidden="0" w:uiPriority="65" w:unhideWhenUsed="0"/>
-    <w:lsdException w:name="Medium List 2 Accent 1" w:semiHidden="0" w:uiPriority="66" w:unhideWhenUsed="0"/>
-    <w:lsdException w:name="Medium Grid 1 Accent 1" w:semiHidden="0" w:uiPriority="67" w:unhideWhenUsed="0"/>
-    <w:lsdException w:name="Medium Grid 2 Accent 1" w:semiHidden="0" w:uiPriority="68" w:unhideWhenUsed="0"/>
-    <w:lsdException w:name="Medium Grid 3 Accent 1" w:semiHidden="0" w:uiPriority="69" w:unhideWhenUsed="0"/>
-    <w:lsdException w:name="Dark List Accent 1" w:semiHidden="0" w:uiPriority="70" w:unhideWhenUsed="0"/>
-    <w:lsdException w:name="Colorful Shading Accent 1" w:semiHidden="0" w:uiPriority="71" w:unhideWhenUsed="0"/>
-    <w:lsdException w:name="Colorful List Accent 1" w:semiHidden="0" w:uiPriority="72" w:unhideWhenUsed="0"/>
-    <w:lsdException w:name="Colorful Grid Accent 1" w:semiHidden="0" w:uiPriority="73" w:unhideWhenUsed="0"/>
-    <w:lsdException w:name="Light Shading Accent 2" w:semiHidden="0" w:uiPriority="60" w:unhideWhenUsed="0"/>
-    <w:lsdException w:name="Light List Accent 2" w:semiHidden="0" w:uiPriority="61" w:unhideWhenUsed="0"/>
-    <w:lsdException w:name="Light Grid Accent 2" w:semiHidden="0" w:uiPriority="62" w:unhideWhenUsed="0"/>
-    <w:lsdException w:name="Medium Shading 1 Accent 2" w:semiHidden="0" w:uiPriority="63" w:unhideWhenUsed="0"/>
-    <w:lsdException w:name="Medium Shading 2 Accent 2" w:semiHidden="0" w:uiPriority="64" w:unhideWhenUsed="0"/>
-    <w:lsdException w:name="Medium List 1 Accent 2" w:semiHidden="0" w:uiPriority="65" w:unhideWhenUsed="0"/>
-    <w:lsdException w:name="Medium List 2 Accent 2" w:semiHidden="0" w:uiPriority="66" w:unhideWhenUsed="0"/>
-    <w:lsdException w:name="Medium Grid 1 Accent 2" w:semiHidden="0" w:uiPriority="67" w:unhideWhenUsed="0"/>
-    <w:lsdException w:name="Medium Grid 2 Accent 2" w:semiHidden="0" w:uiPriority="68" w:unhideWhenUsed="0"/>
-    <w:lsdException w:name="Medium Grid 3 Accent 2" w:semiHidden="0" w:uiPriority="69" w:unhideWhenUsed="0"/>
-    <w:lsdException w:name="Dark List Accent 2" w:semiHidden="0" w:uiPriority="70" w:unhideWhenUsed="0"/>
-    <w:lsdException w:name="Colorful Shading Accent 2" w:semiHidden="0" w:uiPriority="71" w:unhideWhenUsed="0"/>
-    <w:lsdException w:name="Colorful List Accent 2" w:semiHidden="0" w:uiPriority="72" w:unhideWhenUsed="0"/>
-    <w:lsdException w:name="Colorful Grid Accent 2" w:semiHidden="0" w:uiPriority="73" w:unhideWhenUsed="0"/>
-    <w:lsdException w:name="Light Shading Accent 3" w:semiHidden="0" w:uiPriority="60" w:unhideWhenUsed="0"/>
-    <w:lsdException w:name="Light List Accent 3" w:semiHidden="0" w:uiPriority="61" w:unhideWhenUsed="0"/>
-    <w:lsdException w:name="Light Grid Accent 3" w:semiHidden="0" w:uiPriority="62" w:unhideWhenUsed="0"/>
-    <w:lsdException w:name="Medium Shading 1 Accent 3" w:semiHidden="0" w:uiPriority="63" w:unhideWhenUsed="0"/>
-    <w:lsdException w:name="Medium Shading 2 Accent 3" w:semiHidden="0" w:uiPriority="64" w:unhideWhenUsed="0"/>
-    <w:lsdException w:name="Medium List 1 Accent 3" w:semiHidden="0" w:uiPriority="65" w:unhideWhenUsed="0"/>
-    <w:lsdException w:name="Medium List 2 Accent 3" w:semiHidden="0" w:uiPriority="66" w:unhideWhenUsed="0"/>
-    <w:lsdException w:name="Medium Grid 1 Accent 3" w:semiHidden="0" w:uiPriority="67" w:unhideWhenUsed="0"/>
-    <w:lsdException w:name="Medium Grid 2 Accent 3" w:semiHidden="0" w:uiPriority="68" w:unhideWhenUsed="0"/>
-    <w:lsdException w:name="Medium Grid 3 Accent 3" w:semiHidden="0" w:uiPriority="69" w:unhideWhenUsed="0"/>
-    <w:lsdException w:name="Dark List Accent 3" w:semiHidden="0" w:uiPriority="70" w:unhideWhenUsed="0"/>
-    <w:lsdException w:name="Colorful Shading Accent 3" w:semiHidden="0" w:uiPriority="71" w:unhideWhenUsed="0"/>
-    <w:lsdException w:name="Colorful List Accent 3" w:semiHidden="0" w:uiPriority="72" w:unhideWhenUsed="0"/>
-    <w:lsdException w:name="Colorful Grid Accent 3" w:semiHidden="0" w:uiPriority="73" w:unhideWhenUsed="0"/>
-    <w:lsdException w:name="Light Shading Accent 4" w:semiHidden="0" w:uiPriority="60" w:unhideWhenUsed="0"/>
-    <w:lsdException w:name="Light List Accent 4" w:semiHidden="0" w:uiPriority="61" w:unhideWhenUsed="0"/>
-    <w:lsdException w:name="Light Grid Accent 4" w:semiHidden="0" w:uiPriority="62" w:unhideWhenUsed="0"/>
-    <w:lsdException w:name="Medium Shading 1 Accent 4" w:semiHidden="0" w:uiPriority="63" w:unhideWhenUsed="0"/>
-    <w:lsdException w:name="Medium Shading 2 Accent 4" w:semiHidden="0" w:uiPriority="64" w:unhideWhenUsed="0"/>
-    <w:lsdException w:name="Medium List 1 Accent 4" w:semiHidden="0" w:uiPriority="65" w:unhideWhenUsed="0"/>
-    <w:lsdException w:name="Medium List 2 Accent 4" w:semiHidden="0" w:uiPriority="66" w:unhideWhenUsed="0"/>
-    <w:lsdException w:name="Medium Grid 1 Accent 4" w:semiHidden="0" w:uiPriority="67" w:unhideWhenUsed="0"/>
-    <w:lsdException w:name="Medium Grid 2 Accent 4" w:semiHidden="0" w:uiPriority="68" w:unhideWhenUsed="0"/>
-    <w:lsdException w:name="Medium Grid 3 Accent 4" w:semiHidden="0" w:uiPriority="69" w:unhideWhenUsed="0"/>
-    <w:lsdException w:name="Dark List Accent 4" w:semiHidden="0" w:uiPriority="70" w:unhideWhenUsed="0"/>
-    <w:lsdException w:name="Colorful Shading Accent 4" w:semiHidden="0" w:uiPriority="71" w:unhideWhenUsed="0"/>
-    <w:lsdException w:name="Colorful List Accent 4" w:semiHidden="0" w:uiPriority="72" w:unhideWhenUsed="0"/>
-    <w:lsdException w:name="Colorful Grid Accent 4" w:semiHidden="0" w:uiPriority="73" w:unhideWhenUsed="0"/>
-    <w:lsdException w:name="Light Shading Accent 5" w:semiHidden="0" w:uiPriority="60" w:unhideWhenUsed="0"/>
-    <w:lsdException w:name="Light List Accent 5" w:semiHidden="0" w:uiPriority="61" w:unhideWhenUsed="0"/>
-    <w:lsdException w:name="Light Grid Accent 5" w:semiHidden="0" w:uiPriority="62" w:unhideWhenUsed="0"/>
-    <w:lsdException w:name="Medium Shading 1 Accent 5" w:semiHidden="0" w:uiPriority="63" w:unhideWhenUsed="0"/>
-    <w:lsdException w:name="Medium Shading 2 Accent 5" w:semiHidden="0" w:uiPriority="64" w:unhideWhenUsed="0"/>
-    <w:lsdException w:name="Medium List 1 Accent 5" w:semiHidden="0" w:uiPriority="65" w:unhideWhenUsed="0"/>
-    <w:lsdException w:name="Medium List 2 Accent 5" w:semiHidden="0" w:uiPriority="66" w:unhideWhenUsed="0"/>
-    <w:lsdException w:name="Medium Grid 1 Accent 5" w:semiHidden="0" w:uiPriority="67" w:unhideWhenUsed="0"/>
-    <w:lsdException w:name="Medium Grid 2 Accent 5" w:semiHidden="0" w:uiPriority="68" w:unhideWhenUsed="0"/>
-    <w:lsdException w:name="Medium Grid 3 Accent 5" w:semiHidden="0" w:uiPriority="69" w:unhideWhenUsed="0"/>
-    <w:lsdException w:name="Dark List Accent 5" w:semiHidden="0" w:uiPriority="70" w:unhideWhenUsed="0"/>
-    <w:lsdException w:name="Colorful Shading Accent 5" w:semiHidden="0" w:uiPriority="71" w:unhideWhenUsed="0"/>
-    <w:lsdException w:name="Colorful List Accent 5" w:semiHidden="0" w:uiPriority="72" w:unhideWhenUsed="0"/>
-    <w:lsdException w:name="Colorful Grid Accent 5" w:semiHidden="0" w:uiPriority="73" w:unhideWhenUsed="0"/>
-    <w:lsdException w:name="Light Shading Accent 6" w:semiHidden="0" w:uiPriority="60" w:unhideWhenUsed="0"/>
-    <w:lsdException w:name="Light List Accent 6" w:semiHidden="0" w:uiPriority="61" w:unhideWhenUsed="0"/>
-    <w:lsdException w:name="Light Grid Accent 6" w:semiHidden="0" w:uiPriority="62" w:unhideWhenUsed="0"/>
-    <w:lsdException w:name="Medium Shading 1 Accent 6" w:semiHidden="0" w:uiPriority="63" w:unhideWhenUsed="0"/>
-    <w:lsdException w:name="Medium Shading 2 Accent 6" w:semiHidden="0" w:uiPriority="64" w:unhideWhenUsed="0"/>
-    <w:lsdException w:name="Medium List 1 Accent 6" w:semiHidden="0" w:uiPriority="65" w:unhideWhenUsed="0"/>
-    <w:lsdException w:name="Medium List 2 Accent 6" w:semiHidden="0" w:uiPriority="66" w:unhideWhenUsed="0"/>
-    <w:lsdException w:name="Medium Grid 1 Accent 6" w:semiHidden="0" w:uiPriority="67" w:unhideWhenUsed="0"/>
-    <w:lsdException w:name="Medium Grid 2 Accent 6" w:semiHidden="0" w:uiPriority="68" w:unhideWhenUsed="0"/>
-    <w:lsdException w:name="Medium Grid 3 Accent 6" w:semiHidden="0" w:uiPriority="69" w:unhideWhenUsed="0"/>
-    <w:lsdException w:name="Dark List Accent 6" w:semiHidden="0" w:uiPriority="70" w:unhideWhenUsed="0"/>
-    <w:lsdException w:name="Colorful Shading Accent 6" w:semiHidden="0" w:uiPriority="71" w:unhideWhenUsed="0"/>
-    <w:lsdException w:name="Colorful List Accent 6" w:semiHidden="0" w:uiPriority="72" w:unhideWhenUsed="0"/>
-    <w:lsdException w:name="Colorful Grid Accent 6" w:semiHidden="0" w:uiPriority="73" w:unhideWhenUsed="0"/>
+  <w:latentStyles w:count="260" w:defQFormat="0" w:defUnhideWhenUsed="1" w:defSemiHidden="1" w:defUIPriority="99" w:defLockedState="0">
+    <w:lsdException w:qFormat="1" w:unhideWhenUsed="0" w:uiPriority="0" w:semiHidden="0" w:name="Normal"/>
+    <w:lsdException w:qFormat="1" w:unhideWhenUsed="0" w:uiPriority="0" w:semiHidden="0" w:name="heading 1"/>
+    <w:lsdException w:qFormat="1" w:uiPriority="0" w:semiHidden="0" w:name="heading 2"/>
+    <w:lsdException w:qFormat="1" w:uiPriority="0" w:name="heading 3"/>
+    <w:lsdException w:qFormat="1" w:uiPriority="0" w:semiHidden="0" w:name="heading 4"/>
+    <w:lsdException w:qFormat="1" w:uiPriority="0" w:name="heading 5"/>
+    <w:lsdException w:qFormat="1" w:uiPriority="0" w:name="heading 6"/>
+    <w:lsdException w:qFormat="1" w:uiPriority="0" w:name="heading 7"/>
+    <w:lsdException w:qFormat="1" w:uiPriority="0" w:name="heading 8"/>
+    <w:lsdException w:qFormat="1" w:uiPriority="0" w:name="heading 9"/>
+    <w:lsdException w:unhideWhenUsed="0" w:uiPriority="0" w:semiHidden="0" w:name="index 1"/>
+    <w:lsdException w:unhideWhenUsed="0" w:uiPriority="0" w:semiHidden="0" w:name="index 2"/>
+    <w:lsdException w:unhideWhenUsed="0" w:uiPriority="0" w:semiHidden="0" w:name="index 3"/>
+    <w:lsdException w:unhideWhenUsed="0" w:uiPriority="0" w:semiHidden="0" w:name="index 4"/>
+    <w:lsdException w:unhideWhenUsed="0" w:uiPriority="0" w:semiHidden="0" w:name="index 5"/>
+    <w:lsdException w:unhideWhenUsed="0" w:uiPriority="0" w:semiHidden="0" w:name="index 6"/>
+    <w:lsdException w:unhideWhenUsed="0" w:uiPriority="0" w:semiHidden="0" w:name="index 7"/>
+    <w:lsdException w:unhideWhenUsed="0" w:uiPriority="0" w:semiHidden="0" w:name="index 8"/>
+    <w:lsdException w:unhideWhenUsed="0" w:uiPriority="0" w:semiHidden="0" w:name="index 9"/>
+    <w:lsdException w:qFormat="1" w:unhideWhenUsed="0" w:uiPriority="0" w:semiHidden="0" w:name="toc 1"/>
+    <w:lsdException w:qFormat="1" w:unhideWhenUsed="0" w:uiPriority="0" w:semiHidden="0" w:name="toc 2"/>
+    <w:lsdException w:qFormat="1" w:unhideWhenUsed="0" w:uiPriority="0" w:semiHidden="0" w:name="toc 3"/>
+    <w:lsdException w:unhideWhenUsed="0" w:uiPriority="0" w:semiHidden="0" w:name="toc 4"/>
+    <w:lsdException w:unhideWhenUsed="0" w:uiPriority="0" w:semiHidden="0" w:name="toc 5"/>
+    <w:lsdException w:unhideWhenUsed="0" w:uiPriority="0" w:semiHidden="0" w:name="toc 6"/>
+    <w:lsdException w:unhideWhenUsed="0" w:uiPriority="0" w:semiHidden="0" w:name="toc 7"/>
+    <w:lsdException w:unhideWhenUsed="0" w:uiPriority="0" w:semiHidden="0" w:name="toc 8"/>
+    <w:lsdException w:unhideWhenUsed="0" w:uiPriority="0" w:semiHidden="0" w:name="toc 9"/>
+    <w:lsdException w:qFormat="1" w:unhideWhenUsed="0" w:uiPriority="0" w:semiHidden="0" w:name="Normal Indent"/>
+    <w:lsdException w:qFormat="1" w:unhideWhenUsed="0" w:uiPriority="0" w:semiHidden="0" w:name="footnote text"/>
+    <w:lsdException w:qFormat="1" w:unhideWhenUsed="0" w:uiPriority="0" w:semiHidden="0" w:name="annotation text"/>
+    <w:lsdException w:qFormat="1" w:unhideWhenUsed="0" w:uiPriority="0" w:semiHidden="0" w:name="header"/>
+    <w:lsdException w:qFormat="1" w:unhideWhenUsed="0" w:uiPriority="0" w:semiHidden="0" w:name="footer"/>
+    <w:lsdException w:unhideWhenUsed="0" w:uiPriority="0" w:semiHidden="0" w:name="index heading"/>
+    <w:lsdException w:qFormat="1" w:uiPriority="0" w:name="caption"/>
+    <w:lsdException w:unhideWhenUsed="0" w:uiPriority="0" w:semiHidden="0" w:name="table of figures"/>
+    <w:lsdException w:unhideWhenUsed="0" w:uiPriority="0" w:semiHidden="0" w:name="envelope address"/>
+    <w:lsdException w:unhideWhenUsed="0" w:uiPriority="0" w:semiHidden="0" w:name="envelope return"/>
+    <w:lsdException w:qFormat="1" w:unhideWhenUsed="0" w:uiPriority="0" w:semiHidden="0" w:name="footnote reference"/>
+    <w:lsdException w:qFormat="1" w:unhideWhenUsed="0" w:uiPriority="0" w:semiHidden="0" w:name="annotation reference"/>
+    <w:lsdException w:unhideWhenUsed="0" w:uiPriority="0" w:semiHidden="0" w:name="line number"/>
+    <w:lsdException w:qFormat="1" w:unhideWhenUsed="0" w:uiPriority="0" w:semiHidden="0" w:name="page number"/>
+    <w:lsdException w:qFormat="1" w:unhideWhenUsed="0" w:uiPriority="0" w:semiHidden="0" w:name="endnote reference"/>
+    <w:lsdException w:qFormat="1" w:unhideWhenUsed="0" w:uiPriority="0" w:semiHidden="0" w:name="endnote text"/>
+    <w:lsdException w:unhideWhenUsed="0" w:uiPriority="0" w:semiHidden="0" w:name="table of authorities"/>
+    <w:lsdException w:unhideWhenUsed="0" w:uiPriority="0" w:semiHidden="0" w:name="macro"/>
+    <w:lsdException w:unhideWhenUsed="0" w:uiPriority="0" w:semiHidden="0" w:name="toa heading"/>
+    <w:lsdException w:unhideWhenUsed="0" w:uiPriority="0" w:semiHidden="0" w:name="List"/>
+    <w:lsdException w:unhideWhenUsed="0" w:uiPriority="0" w:semiHidden="0" w:name="List Bullet"/>
+    <w:lsdException w:unhideWhenUsed="0" w:uiPriority="0" w:semiHidden="0" w:name="List Number"/>
+    <w:lsdException w:unhideWhenUsed="0" w:uiPriority="0" w:semiHidden="0" w:name="List 2"/>
+    <w:lsdException w:unhideWhenUsed="0" w:uiPriority="0" w:semiHidden="0" w:name="List 3"/>
+    <w:lsdException w:unhideWhenUsed="0" w:uiPriority="0" w:semiHidden="0" w:name="List 4"/>
+    <w:lsdException w:unhideWhenUsed="0" w:uiPriority="0" w:semiHidden="0" w:name="List 5"/>
+    <w:lsdException w:unhideWhenUsed="0" w:uiPriority="0" w:semiHidden="0" w:name="List Bullet 2"/>
+    <w:lsdException w:unhideWhenUsed="0" w:uiPriority="0" w:semiHidden="0" w:name="List Bullet 3"/>
+    <w:lsdException w:unhideWhenUsed="0" w:uiPriority="0" w:semiHidden="0" w:name="List Bullet 4"/>
+    <w:lsdException w:unhideWhenUsed="0" w:uiPriority="0" w:semiHidden="0" w:name="List Bullet 5"/>
+    <w:lsdException w:unhideWhenUsed="0" w:uiPriority="0" w:semiHidden="0" w:name="List Number 2"/>
+    <w:lsdException w:unhideWhenUsed="0" w:uiPriority="0" w:semiHidden="0" w:name="List Number 3"/>
+    <w:lsdException w:unhideWhenUsed="0" w:uiPriority="0" w:semiHidden="0" w:name="List Number 4"/>
+    <w:lsdException w:unhideWhenUsed="0" w:uiPriority="0" w:semiHidden="0" w:name="List Number 5"/>
+    <w:lsdException w:qFormat="1" w:unhideWhenUsed="0" w:uiPriority="0" w:semiHidden="0" w:name="Title"/>
+    <w:lsdException w:unhideWhenUsed="0" w:uiPriority="0" w:semiHidden="0" w:name="Closing"/>
+    <w:lsdException w:qFormat="1" w:unhideWhenUsed="0" w:uiPriority="0" w:semiHidden="0" w:name="Signature"/>
+    <w:lsdException w:qFormat="1" w:unhideWhenUsed="0" w:uiPriority="0" w:name="Default Paragraph Font"/>
+    <w:lsdException w:qFormat="1" w:unhideWhenUsed="0" w:uiPriority="0" w:name="Body Text"/>
+    <w:lsdException w:unhideWhenUsed="0" w:uiPriority="0" w:semiHidden="0" w:name="Body Text Indent"/>
+    <w:lsdException w:unhideWhenUsed="0" w:uiPriority="0" w:semiHidden="0" w:name="List Continue"/>
+    <w:lsdException w:unhideWhenUsed="0" w:uiPriority="0" w:semiHidden="0" w:name="List Continue 2"/>
+    <w:lsdException w:unhideWhenUsed="0" w:uiPriority="0" w:semiHidden="0" w:name="List Continue 3"/>
+    <w:lsdException w:unhideWhenUsed="0" w:uiPriority="0" w:semiHidden="0" w:name="List Continue 4"/>
+    <w:lsdException w:unhideWhenUsed="0" w:uiPriority="0" w:semiHidden="0" w:name="List Continue 5"/>
+    <w:lsdException w:unhideWhenUsed="0" w:uiPriority="0" w:semiHidden="0" w:name="Message Header"/>
+    <w:lsdException w:qFormat="1" w:unhideWhenUsed="0" w:uiPriority="0" w:semiHidden="0" w:name="Subtitle"/>
+    <w:lsdException w:qFormat="1" w:unhideWhenUsed="0" w:uiPriority="0" w:semiHidden="0" w:name="Salutation"/>
+    <w:lsdException w:qFormat="1" w:unhideWhenUsed="0" w:uiPriority="0" w:semiHidden="0" w:name="Date"/>
+    <w:lsdException w:unhideWhenUsed="0" w:uiPriority="0" w:semiHidden="0" w:name="Body Text First Indent"/>
+    <w:lsdException w:unhideWhenUsed="0" w:uiPriority="0" w:semiHidden="0" w:name="Body Text First Indent 2"/>
+    <w:lsdException w:uiPriority="99" w:name="Note Heading"/>
+    <w:lsdException w:unhideWhenUsed="0" w:uiPriority="0" w:semiHidden="0" w:name="Body Text 2"/>
+    <w:lsdException w:unhideWhenUsed="0" w:uiPriority="0" w:semiHidden="0" w:name="Body Text 3"/>
+    <w:lsdException w:unhideWhenUsed="0" w:uiPriority="0" w:semiHidden="0" w:name="Body Text Indent 2"/>
+    <w:lsdException w:unhideWhenUsed="0" w:uiPriority="0" w:semiHidden="0" w:name="Body Text Indent 3"/>
+    <w:lsdException w:unhideWhenUsed="0" w:uiPriority="0" w:semiHidden="0" w:name="Block Text"/>
+    <w:lsdException w:qFormat="1" w:unhideWhenUsed="0" w:uiPriority="0" w:semiHidden="0" w:name="Hyperlink"/>
+    <w:lsdException w:qFormat="1" w:unhideWhenUsed="0" w:uiPriority="0" w:semiHidden="0" w:name="FollowedHyperlink"/>
+    <w:lsdException w:qFormat="1" w:unhideWhenUsed="0" w:uiPriority="0" w:semiHidden="0" w:name="Strong"/>
+    <w:lsdException w:qFormat="1" w:unhideWhenUsed="0" w:uiPriority="0" w:semiHidden="0" w:name="Emphasis"/>
+    <w:lsdException w:unhideWhenUsed="0" w:uiPriority="0" w:semiHidden="0" w:name="Document Map"/>
+    <w:lsdException w:unhideWhenUsed="0" w:uiPriority="0" w:semiHidden="0" w:name="Plain Text"/>
+    <w:lsdException w:unhideWhenUsed="0" w:uiPriority="0" w:semiHidden="0" w:name="E-mail Signature"/>
+    <w:lsdException w:qFormat="1" w:unhideWhenUsed="0" w:uiPriority="0" w:semiHidden="0" w:name="Normal (Web)"/>
+    <w:lsdException w:unhideWhenUsed="0" w:uiPriority="0" w:semiHidden="0" w:name="HTML Acronym"/>
+    <w:lsdException w:unhideWhenUsed="0" w:uiPriority="0" w:semiHidden="0" w:name="HTML Address"/>
+    <w:lsdException w:unhideWhenUsed="0" w:uiPriority="0" w:semiHidden="0" w:name="HTML Cite"/>
+    <w:lsdException w:unhideWhenUsed="0" w:uiPriority="0" w:semiHidden="0" w:name="HTML Code"/>
+    <w:lsdException w:unhideWhenUsed="0" w:uiPriority="0" w:semiHidden="0" w:name="HTML Definition"/>
+    <w:lsdException w:unhideWhenUsed="0" w:uiPriority="0" w:semiHidden="0" w:name="HTML Keyboard"/>
+    <w:lsdException w:qFormat="1" w:unhideWhenUsed="0" w:uiPriority="0" w:semiHidden="0" w:name="HTML Preformatted"/>
+    <w:lsdException w:unhideWhenUsed="0" w:uiPriority="0" w:semiHidden="0" w:name="HTML Sample"/>
+    <w:lsdException w:unhideWhenUsed="0" w:uiPriority="0" w:semiHidden="0" w:name="HTML Typewriter"/>
+    <w:lsdException w:unhideWhenUsed="0" w:uiPriority="0" w:semiHidden="0" w:name="HTML Variable"/>
+    <w:lsdException w:qFormat="1" w:unhideWhenUsed="0" w:uiPriority="0" w:name="Normal Table"/>
+    <w:lsdException w:qFormat="1" w:unhideWhenUsed="0" w:uiPriority="0" w:semiHidden="0" w:name="annotation subject"/>
+    <w:lsdException w:unhideWhenUsed="0" w:uiPriority="0" w:semiHidden="0" w:name="Table Simple 1"/>
+    <w:lsdException w:unhideWhenUsed="0" w:uiPriority="0" w:semiHidden="0" w:name="Table Simple 2"/>
+    <w:lsdException w:unhideWhenUsed="0" w:uiPriority="0" w:semiHidden="0" w:name="Table Simple 3"/>
+    <w:lsdException w:unhideWhenUsed="0" w:uiPriority="0" w:semiHidden="0" w:name="Table Classic 1"/>
+    <w:lsdException w:unhideWhenUsed="0" w:uiPriority="0" w:semiHidden="0" w:name="Table Classic 2"/>
+    <w:lsdException w:unhideWhenUsed="0" w:uiPriority="0" w:semiHidden="0" w:name="Table Classic 3"/>
+    <w:lsdException w:unhideWhenUsed="0" w:uiPriority="0" w:semiHidden="0" w:name="Table Classic 4"/>
+    <w:lsdException w:unhideWhenUsed="0" w:uiPriority="0" w:semiHidden="0" w:name="Table Colorful 1"/>
+    <w:lsdException w:unhideWhenUsed="0" w:uiPriority="0" w:semiHidden="0" w:name="Table Colorful 2"/>
+    <w:lsdException w:unhideWhenUsed="0" w:uiPriority="0" w:semiHidden="0" w:name="Table Colorful 3"/>
+    <w:lsdException w:unhideWhenUsed="0" w:uiPriority="0" w:semiHidden="0" w:name="Table Columns 1"/>
+    <w:lsdException w:unhideWhenUsed="0" w:uiPriority="0" w:semiHidden="0" w:name="Table Columns 2"/>
+    <w:lsdException w:unhideWhenUsed="0" w:uiPriority="0" w:semiHidden="0" w:name="Table Columns 3"/>
+    <w:lsdException w:unhideWhenUsed="0" w:uiPriority="0" w:semiHidden="0" w:name="Table Columns 4"/>
+    <w:lsdException w:unhideWhenUsed="0" w:uiPriority="0" w:semiHidden="0" w:name="Table Columns 5"/>
+    <w:lsdException w:unhideWhenUsed="0" w:uiPriority="0" w:semiHidden="0" w:name="Table Grid 1"/>
+    <w:lsdException w:unhideWhenUsed="0" w:uiPriority="0" w:semiHidden="0" w:name="Table Grid 2"/>
+    <w:lsdException w:unhideWhenUsed="0" w:uiPriority="0" w:semiHidden="0" w:name="Table Grid 3"/>
+    <w:lsdException w:unhideWhenUsed="0" w:uiPriority="0" w:semiHidden="0" w:name="Table Grid 4"/>
+    <w:lsdException w:unhideWhenUsed="0" w:uiPriority="0" w:semiHidden="0" w:name="Table Grid 5"/>
+    <w:lsdException w:unhideWhenUsed="0" w:uiPriority="0" w:semiHidden="0" w:name="Table Grid 6"/>
+    <w:lsdException w:unhideWhenUsed="0" w:uiPriority="0" w:semiHidden="0" w:name="Table Grid 7"/>
+    <w:lsdException w:unhideWhenUsed="0" w:uiPriority="0" w:semiHidden="0" w:name="Table Grid 8"/>
+    <w:lsdException w:unhideWhenUsed="0" w:uiPriority="0" w:semiHidden="0" w:name="Table List 1"/>
+    <w:lsdException w:unhideWhenUsed="0" w:uiPriority="0" w:semiHidden="0" w:name="Table List 2"/>
+    <w:lsdException w:unhideWhenUsed="0" w:uiPriority="0" w:semiHidden="0" w:name="Table List 3"/>
+    <w:lsdException w:unhideWhenUsed="0" w:uiPriority="0" w:semiHidden="0" w:name="Table List 4"/>
+    <w:lsdException w:unhideWhenUsed="0" w:uiPriority="0" w:semiHidden="0" w:name="Table List 5"/>
+    <w:lsdException w:unhideWhenUsed="0" w:uiPriority="0" w:semiHidden="0" w:name="Table List 6"/>
+    <w:lsdException w:unhideWhenUsed="0" w:uiPriority="0" w:semiHidden="0" w:name="Table List 7"/>
+    <w:lsdException w:unhideWhenUsed="0" w:uiPriority="0" w:semiHidden="0" w:name="Table List 8"/>
+    <w:lsdException w:unhideWhenUsed="0" w:uiPriority="0" w:semiHidden="0" w:name="Table 3D effects 1"/>
+    <w:lsdException w:unhideWhenUsed="0" w:uiPriority="0" w:semiHidden="0" w:name="Table 3D effects 2"/>
+    <w:lsdException w:unhideWhenUsed="0" w:uiPriority="0" w:semiHidden="0" w:name="Table 3D effects 3"/>
+    <w:lsdException w:unhideWhenUsed="0" w:uiPriority="0" w:semiHidden="0" w:name="Table Contemporary"/>
+    <w:lsdException w:unhideWhenUsed="0" w:uiPriority="0" w:semiHidden="0" w:name="Table Elegant"/>
+    <w:lsdException w:unhideWhenUsed="0" w:uiPriority="0" w:semiHidden="0" w:name="Table Professional"/>
+    <w:lsdException w:unhideWhenUsed="0" w:uiPriority="0" w:semiHidden="0" w:name="Table Subtle 1"/>
+    <w:lsdException w:unhideWhenUsed="0" w:uiPriority="0" w:semiHidden="0" w:name="Table Subtle 2"/>
+    <w:lsdException w:unhideWhenUsed="0" w:uiPriority="0" w:semiHidden="0" w:name="Table Web 1"/>
+    <w:lsdException w:unhideWhenUsed="0" w:uiPriority="0" w:semiHidden="0" w:name="Table Web 2"/>
+    <w:lsdException w:unhideWhenUsed="0" w:uiPriority="0" w:semiHidden="0" w:name="Table Web 3"/>
+    <w:lsdException w:qFormat="1" w:unhideWhenUsed="0" w:uiPriority="0" w:semiHidden="0" w:name="Balloon Text"/>
+    <w:lsdException w:qFormat="1" w:unhideWhenUsed="0" w:uiPriority="0" w:semiHidden="0" w:name="Table Grid"/>
+    <w:lsdException w:unhideWhenUsed="0" w:uiPriority="0" w:semiHidden="0" w:name="Table Theme"/>
+    <w:lsdException w:qFormat="1" w:unhideWhenUsed="0" w:uiPriority="99" w:semiHidden="0" w:name="No Spacing"/>
+    <w:lsdException w:unhideWhenUsed="0" w:uiPriority="60" w:semiHidden="0" w:name="Light Shading"/>
+    <w:lsdException w:unhideWhenUsed="0" w:uiPriority="61" w:semiHidden="0" w:name="Light List"/>
+    <w:lsdException w:unhideWhenUsed="0" w:uiPriority="62" w:semiHidden="0" w:name="Light Grid"/>
+    <w:lsdException w:unhideWhenUsed="0" w:uiPriority="63" w:semiHidden="0" w:name="Medium Shading 1"/>
+    <w:lsdException w:unhideWhenUsed="0" w:uiPriority="64" w:semiHidden="0" w:name="Medium Shading 2"/>
+    <w:lsdException w:unhideWhenUsed="0" w:uiPriority="65" w:semiHidden="0" w:name="Medium List 1"/>
+    <w:lsdException w:unhideWhenUsed="0" w:uiPriority="66" w:semiHidden="0" w:name="Medium List 2"/>
+    <w:lsdException w:unhideWhenUsed="0" w:uiPriority="67" w:semiHidden="0" w:name="Medium Grid 1"/>
+    <w:lsdException w:unhideWhenUsed="0" w:uiPriority="68" w:semiHidden="0" w:name="Medium Grid 2"/>
+    <w:lsdException w:unhideWhenUsed="0" w:uiPriority="69" w:semiHidden="0" w:name="Medium Grid 3"/>
+    <w:lsdException w:unhideWhenUsed="0" w:uiPriority="70" w:semiHidden="0" w:name="Dark List"/>
+    <w:lsdException w:unhideWhenUsed="0" w:uiPriority="71" w:semiHidden="0" w:name="Colorful Shading"/>
+    <w:lsdException w:unhideWhenUsed="0" w:uiPriority="72" w:semiHidden="0" w:name="Colorful List"/>
+    <w:lsdException w:unhideWhenUsed="0" w:uiPriority="73" w:semiHidden="0" w:name="Colorful Grid"/>
+    <w:lsdException w:unhideWhenUsed="0" w:uiPriority="60" w:semiHidden="0" w:name="Light Shading Accent 1"/>
+    <w:lsdException w:unhideWhenUsed="0" w:uiPriority="61" w:semiHidden="0" w:name="Light List Accent 1"/>
+    <w:lsdException w:unhideWhenUsed="0" w:uiPriority="62" w:semiHidden="0" w:name="Light Grid Accent 1"/>
+    <w:lsdException w:unhideWhenUsed="0" w:uiPriority="63" w:semiHidden="0" w:name="Medium Shading 1 Accent 1"/>
+    <w:lsdException w:unhideWhenUsed="0" w:uiPriority="64" w:semiHidden="0" w:name="Medium Shading 2 Accent 1"/>
+    <w:lsdException w:unhideWhenUsed="0" w:uiPriority="65" w:semiHidden="0" w:name="Medium List 1 Accent 1"/>
+    <w:lsdException w:unhideWhenUsed="0" w:uiPriority="66" w:semiHidden="0" w:name="Medium List 2 Accent 1"/>
+    <w:lsdException w:unhideWhenUsed="0" w:uiPriority="67" w:semiHidden="0" w:name="Medium Grid 1 Accent 1"/>
+    <w:lsdException w:unhideWhenUsed="0" w:uiPriority="68" w:semiHidden="0" w:name="Medium Grid 2 Accent 1"/>
+    <w:lsdException w:unhideWhenUsed="0" w:uiPriority="69" w:semiHidden="0" w:name="Medium Grid 3 Accent 1"/>
+    <w:lsdException w:unhideWhenUsed="0" w:uiPriority="70" w:semiHidden="0" w:name="Dark List Accent 1"/>
+    <w:lsdException w:unhideWhenUsed="0" w:uiPriority="71" w:semiHidden="0" w:name="Colorful Shading Accent 1"/>
+    <w:lsdException w:unhideWhenUsed="0" w:uiPriority="72" w:semiHidden="0" w:name="Colorful List Accent 1"/>
+    <w:lsdException w:unhideWhenUsed="0" w:uiPriority="73" w:semiHidden="0" w:name="Colorful Grid Accent 1"/>
+    <w:lsdException w:unhideWhenUsed="0" w:uiPriority="60" w:semiHidden="0" w:name="Light Shading Accent 2"/>
+    <w:lsdException w:unhideWhenUsed="0" w:uiPriority="61" w:semiHidden="0" w:name="Light List Accent 2"/>
+    <w:lsdException w:unhideWhenUsed="0" w:uiPriority="62" w:semiHidden="0" w:name="Light Grid Accent 2"/>
+    <w:lsdException w:unhideWhenUsed="0" w:uiPriority="63" w:semiHidden="0" w:name="Medium Shading 1 Accent 2"/>
+    <w:lsdException w:unhideWhenUsed="0" w:uiPriority="64" w:semiHidden="0" w:name="Medium Shading 2 Accent 2"/>
+    <w:lsdException w:unhideWhenUsed="0" w:uiPriority="65" w:semiHidden="0" w:name="Medium List 1 Accent 2"/>
+    <w:lsdException w:unhideWhenUsed="0" w:uiPriority="66" w:semiHidden="0" w:name="Medium List 2 Accent 2"/>
+    <w:lsdException w:unhideWhenUsed="0" w:uiPriority="67" w:semiHidden="0" w:name="Medium Grid 1 Accent 2"/>
+    <w:lsdException w:unhideWhenUsed="0" w:uiPriority="68" w:semiHidden="0" w:name="Medium Grid 2 Accent 2"/>
+    <w:lsdException w:unhideWhenUsed="0" w:uiPriority="69" w:semiHidden="0" w:name="Medium Grid 3 Accent 2"/>
+    <w:lsdException w:unhideWhenUsed="0" w:uiPriority="70" w:semiHidden="0" w:name="Dark List Accent 2"/>
+    <w:lsdException w:unhideWhenUsed="0" w:uiPriority="71" w:semiHidden="0" w:name="Colorful Shading Accent 2"/>
+    <w:lsdException w:unhideWhenUsed="0" w:uiPriority="72" w:semiHidden="0" w:name="Colorful List Accent 2"/>
+    <w:lsdException w:unhideWhenUsed="0" w:uiPriority="73" w:semiHidden="0" w:name="Colorful Grid Accent 2"/>
+    <w:lsdException w:unhideWhenUsed="0" w:uiPriority="60" w:semiHidden="0" w:name="Light Shading Accent 3"/>
+    <w:lsdException w:unhideWhenUsed="0" w:uiPriority="61" w:semiHidden="0" w:name="Light List Accent 3"/>
+    <w:lsdException w:unhideWhenUsed="0" w:uiPriority="62" w:semiHidden="0" w:name="Light Grid Accent 3"/>
+    <w:lsdException w:unhideWhenUsed="0" w:uiPriority="63" w:semiHidden="0" w:name="Medium Shading 1 Accent 3"/>
+    <w:lsdException w:unhideWhenUsed="0" w:uiPriority="64" w:semiHidden="0" w:name="Medium Shading 2 Accent 3"/>
+    <w:lsdException w:unhideWhenUsed="0" w:uiPriority="65" w:semiHidden="0" w:name="Medium List 1 Accent 3"/>
+    <w:lsdException w:unhideWhenUsed="0" w:uiPriority="66" w:semiHidden="0" w:name="Medium List 2 Accent 3"/>
+    <w:lsdException w:unhideWhenUsed="0" w:uiPriority="67" w:semiHidden="0" w:name="Medium Grid 1 Accent 3"/>
+    <w:lsdException w:unhideWhenUsed="0" w:uiPriority="68" w:semiHidden="0" w:name="Medium Grid 2 Accent 3"/>
+    <w:lsdException w:unhideWhenUsed="0" w:uiPriority="69" w:semiHidden="0" w:name="Medium Grid 3 Accent 3"/>
+    <w:lsdException w:unhideWhenUsed="0" w:uiPriority="70" w:semiHidden="0" w:name="Dark List Accent 3"/>
+    <w:lsdException w:unhideWhenUsed="0" w:uiPriority="71" w:semiHidden="0" w:name="Colorful Shading Accent 3"/>
+    <w:lsdException w:unhideWhenUsed="0" w:uiPriority="72" w:semiHidden="0" w:name="Colorful List Accent 3"/>
+    <w:lsdException w:unhideWhenUsed="0" w:uiPriority="73" w:semiHidden="0" w:name="Colorful Grid Accent 3"/>
+    <w:lsdException w:unhideWhenUsed="0" w:uiPriority="60" w:semiHidden="0" w:name="Light Shading Accent 4"/>
+    <w:lsdException w:unhideWhenUsed="0" w:uiPriority="61" w:semiHidden="0" w:name="Light List Accent 4"/>
+    <w:lsdException w:unhideWhenUsed="0" w:uiPriority="62" w:semiHidden="0" w:name="Light Grid Accent 4"/>
+    <w:lsdException w:unhideWhenUsed="0" w:uiPriority="63" w:semiHidden="0" w:name="Medium Shading 1 Accent 4"/>
+    <w:lsdException w:unhideWhenUsed="0" w:uiPriority="64" w:semiHidden="0" w:name="Medium Shading 2 Accent 4"/>
+    <w:lsdException w:unhideWhenUsed="0" w:uiPriority="65" w:semiHidden="0" w:name="Medium List 1 Accent 4"/>
+    <w:lsdException w:unhideWhenUsed="0" w:uiPriority="66" w:semiHidden="0" w:name="Medium List 2 Accent 4"/>
+    <w:lsdException w:unhideWhenUsed="0" w:uiPriority="67" w:semiHidden="0" w:name="Medium Grid 1 Accent 4"/>
+    <w:lsdException w:unhideWhenUsed="0" w:uiPriority="68" w:semiHidden="0" w:name="Medium Grid 2 Accent 4"/>
+    <w:lsdException w:unhideWhenUsed="0" w:uiPriority="69" w:semiHidden="0" w:name="Medium Grid 3 Accent 4"/>
+    <w:lsdException w:unhideWhenUsed="0" w:uiPriority="70" w:semiHidden="0" w:name="Dark List Accent 4"/>
+    <w:lsdException w:unhideWhenUsed="0" w:uiPriority="71" w:semiHidden="0" w:name="Colorful Shading Accent 4"/>
+    <w:lsdException w:unhideWhenUsed="0" w:uiPriority="72" w:semiHidden="0" w:name="Colorful List Accent 4"/>
+    <w:lsdException w:unhideWhenUsed="0" w:uiPriority="73" w:semiHidden="0" w:name="Colorful Grid Accent 4"/>
+    <w:lsdException w:unhideWhenUsed="0" w:uiPriority="60" w:semiHidden="0" w:name="Light Shading Accent 5"/>
+    <w:lsdException w:unhideWhenUsed="0" w:uiPriority="61" w:semiHidden="0" w:name="Light List Accent 5"/>
+    <w:lsdException w:unhideWhenUsed="0" w:uiPriority="62" w:semiHidden="0" w:name="Light Grid Accent 5"/>
+    <w:lsdException w:unhideWhenUsed="0" w:uiPriority="63" w:semiHidden="0" w:name="Medium Shading 1 Accent 5"/>
+    <w:lsdException w:unhideWhenUsed="0" w:uiPriority="64" w:semiHidden="0" w:name="Medium Shading 2 Accent 5"/>
+    <w:lsdException w:unhideWhenUsed="0" w:uiPriority="65" w:semiHidden="0" w:name="Medium List 1 Accent 5"/>
+    <w:lsdException w:unhideWhenUsed="0" w:uiPriority="66" w:semiHidden="0" w:name="Medium List 2 Accent 5"/>
+    <w:lsdException w:unhideWhenUsed="0" w:uiPriority="67" w:semiHidden="0" w:name="Medium Grid 1 Accent 5"/>
+    <w:lsdException w:unhideWhenUsed="0" w:uiPriority="68" w:semiHidden="0" w:name="Medium Grid 2 Accent 5"/>
+    <w:lsdException w:unhideWhenUsed="0" w:uiPriority="69" w:semiHidden="0" w:name="Medium Grid 3 Accent 5"/>
+    <w:lsdException w:unhideWhenUsed="0" w:uiPriority="70" w:semiHidden="0" w:name="Dark List Accent 5"/>
+    <w:lsdException w:unhideWhenUsed="0" w:uiPriority="71" w:semiHidden="0" w:name="Colorful Shading Accent 5"/>
+    <w:lsdException w:unhideWhenUsed="0" w:uiPriority="72" w:semiHidden="0" w:name="Colorful List Accent 5"/>
+    <w:lsdException w:unhideWhenUsed="0" w:uiPriority="73" w:semiHidden="0" w:name="Colorful Grid Accent 5"/>
+    <w:lsdException w:unhideWhenUsed="0" w:uiPriority="60" w:semiHidden="0" w:name="Light Shading Accent 6"/>
+    <w:lsdException w:unhideWhenUsed="0" w:uiPriority="61" w:semiHidden="0" w:name="Light List Accent 6"/>
+    <w:lsdException w:unhideWhenUsed="0" w:uiPriority="62" w:semiHidden="0" w:name="Light Grid Accent 6"/>
+    <w:lsdException w:unhideWhenUsed="0" w:uiPriority="63" w:semiHidden="0" w:name="Medium Shading 1 Accent 6"/>
+    <w:lsdException w:unhideWhenUsed="0" w:uiPriority="64" w:semiHidden="0" w:name="Medium Shading 2 Accent 6"/>
+    <w:lsdException w:unhideWhenUsed="0" w:uiPriority="65" w:semiHidden="0" w:name="Medium List 1 Accent 6"/>
+    <w:lsdException w:unhideWhenUsed="0" w:uiPriority="66" w:semiHidden="0" w:name="Medium List 2 Accent 6"/>
+    <w:lsdException w:unhideWhenUsed="0" w:uiPriority="67" w:semiHidden="0" w:name="Medium Grid 1 Accent 6"/>
+    <w:lsdException w:unhideWhenUsed="0" w:uiPriority="68" w:semiHidden="0" w:name="Medium Grid 2 Accent 6"/>
+    <w:lsdException w:unhideWhenUsed="0" w:uiPriority="69" w:semiHidden="0" w:name="Medium Grid 3 Accent 6"/>
+    <w:lsdException w:unhideWhenUsed="0" w:uiPriority="70" w:semiHidden="0" w:name="Dark List Accent 6"/>
+    <w:lsdException w:unhideWhenUsed="0" w:uiPriority="71" w:semiHidden="0" w:name="Colorful Shading Accent 6"/>
+    <w:lsdException w:unhideWhenUsed="0" w:uiPriority="72" w:semiHidden="0" w:name="Colorful List Accent 6"/>
+    <w:lsdException w:unhideWhenUsed="0" w:uiPriority="73" w:semiHidden="0" w:name="Colorful Grid Accent 6"/>
   </w:latentStyles>
-  <w:style w:type="paragraph" w:default="1" w:styleId="Normal">
+  <w:style w:type="paragraph" w:default="1" w:styleId="1">
     <w:name w:val="Normal"/>
     <w:qFormat/>
+    <w:uiPriority w:val="0"/>
     <w:pPr>
       <w:kinsoku w:val="0"/>
       <w:autoSpaceDE w:val="0"/>
@@ -11443,7 +11571,7 @@
       <w:textAlignment w:val="baseline"/>
     </w:pPr>
     <w:rPr>
-      <w:rFonts w:ascii="Arial" w:eastAsia="宋体" w:hAnsi="Arial" w:cs="Arial"/>
+      <w:rFonts w:ascii="Arial" w:hAnsi="Arial" w:eastAsia="宋体" w:cs="Arial"/>
       <w:snapToGrid w:val="0"/>
       <w:color w:val="000000"/>
       <w:kern w:val="0"/>
@@ -11452,11 +11580,12 @@
       <w:lang w:val="en-US" w:eastAsia="en-US" w:bidi="ar-SA"/>
     </w:rPr>
   </w:style>
-  <w:style w:type="paragraph" w:styleId="Heading1">
+  <w:style w:type="paragraph" w:styleId="2">
     <w:name w:val="heading 1"/>
-    <w:basedOn w:val="Normal"/>
-    <w:next w:val="Normal"/>
+    <w:basedOn w:val="1"/>
+    <w:next w:val="1"/>
     <w:qFormat/>
+    <w:uiPriority w:val="0"/>
     <w:pPr>
       <w:keepNext/>
       <w:keepLines/>
@@ -11474,13 +11603,14 @@
       <w:sz w:val="44"/>
     </w:rPr>
   </w:style>
-  <w:style w:type="paragraph" w:styleId="Heading2">
+  <w:style w:type="paragraph" w:styleId="3">
     <w:name w:val="heading 2"/>
-    <w:basedOn w:val="Normal"/>
-    <w:next w:val="Normal"/>
-    <w:link w:val="2Char"/>
+    <w:basedOn w:val="1"/>
+    <w:next w:val="1"/>
+    <w:link w:val="43"/>
     <w:unhideWhenUsed/>
     <w:qFormat/>
+    <w:uiPriority w:val="0"/>
     <w:pPr>
       <w:keepNext/>
       <w:keepLines/>
@@ -11493,18 +11623,19 @@
       <w:outlineLvl w:val="1"/>
     </w:pPr>
     <w:rPr>
-      <w:rFonts w:ascii="Arial" w:eastAsia="黑体" w:hAnsi="Arial"/>
+      <w:rFonts w:ascii="Arial" w:hAnsi="Arial" w:eastAsia="黑体"/>
       <w:b/>
       <w:sz w:val="32"/>
     </w:rPr>
   </w:style>
-  <w:style w:type="paragraph" w:styleId="Heading3">
+  <w:style w:type="paragraph" w:styleId="4">
     <w:name w:val="heading 3"/>
-    <w:basedOn w:val="Normal"/>
-    <w:next w:val="Normal"/>
+    <w:basedOn w:val="1"/>
+    <w:next w:val="1"/>
     <w:semiHidden/>
     <w:unhideWhenUsed/>
     <w:qFormat/>
+    <w:uiPriority w:val="0"/>
     <w:pPr>
       <w:keepNext/>
       <w:keepLines/>
@@ -11521,12 +11652,13 @@
       <w:sz w:val="32"/>
     </w:rPr>
   </w:style>
-  <w:style w:type="paragraph" w:styleId="Heading4">
+  <w:style w:type="paragraph" w:styleId="5">
     <w:name w:val="heading 4"/>
-    <w:basedOn w:val="Normal"/>
-    <w:next w:val="Normal"/>
+    <w:basedOn w:val="1"/>
+    <w:next w:val="1"/>
     <w:unhideWhenUsed/>
     <w:qFormat/>
+    <w:uiPriority w:val="0"/>
     <w:pPr>
       <w:keepNext/>
       <w:keepLines/>
@@ -11539,18 +11671,19 @@
       <w:outlineLvl w:val="3"/>
     </w:pPr>
     <w:rPr>
-      <w:rFonts w:ascii="Arial" w:eastAsia="黑体" w:hAnsi="Arial"/>
+      <w:rFonts w:ascii="Arial" w:hAnsi="Arial" w:eastAsia="黑体"/>
       <w:b/>
       <w:sz w:val="28"/>
     </w:rPr>
   </w:style>
-  <w:style w:type="paragraph" w:styleId="Heading5">
+  <w:style w:type="paragraph" w:styleId="6">
     <w:name w:val="heading 5"/>
-    <w:basedOn w:val="Normal"/>
-    <w:next w:val="Normal"/>
+    <w:basedOn w:val="1"/>
+    <w:next w:val="1"/>
     <w:semiHidden/>
     <w:unhideWhenUsed/>
     <w:qFormat/>
+    <w:uiPriority w:val="0"/>
     <w:pPr>
       <w:keepNext/>
       <w:keepLines/>
@@ -11567,13 +11700,14 @@
       <w:sz w:val="28"/>
     </w:rPr>
   </w:style>
-  <w:style w:type="paragraph" w:styleId="Heading6">
+  <w:style w:type="paragraph" w:styleId="7">
     <w:name w:val="heading 6"/>
-    <w:basedOn w:val="Normal"/>
-    <w:next w:val="Normal"/>
+    <w:basedOn w:val="1"/>
+    <w:next w:val="1"/>
     <w:semiHidden/>
     <w:unhideWhenUsed/>
     <w:qFormat/>
+    <w:uiPriority w:val="0"/>
     <w:pPr>
       <w:keepNext/>
       <w:keepLines/>
@@ -11586,18 +11720,19 @@
       <w:outlineLvl w:val="5"/>
     </w:pPr>
     <w:rPr>
-      <w:rFonts w:ascii="Arial" w:eastAsia="黑体" w:hAnsi="Arial"/>
+      <w:rFonts w:ascii="Arial" w:hAnsi="Arial" w:eastAsia="黑体"/>
       <w:b/>
       <w:sz w:val="24"/>
     </w:rPr>
   </w:style>
-  <w:style w:type="paragraph" w:styleId="Heading7">
+  <w:style w:type="paragraph" w:styleId="8">
     <w:name w:val="heading 7"/>
-    <w:basedOn w:val="Normal"/>
-    <w:next w:val="Normal"/>
+    <w:basedOn w:val="1"/>
+    <w:next w:val="1"/>
     <w:semiHidden/>
     <w:unhideWhenUsed/>
     <w:qFormat/>
+    <w:uiPriority w:val="0"/>
     <w:pPr>
       <w:keepNext/>
       <w:keepLines/>
@@ -11614,13 +11749,14 @@
       <w:sz w:val="24"/>
     </w:rPr>
   </w:style>
-  <w:style w:type="paragraph" w:styleId="Heading8">
+  <w:style w:type="paragraph" w:styleId="9">
     <w:name w:val="heading 8"/>
-    <w:basedOn w:val="Normal"/>
-    <w:next w:val="Normal"/>
+    <w:basedOn w:val="1"/>
+    <w:next w:val="1"/>
     <w:semiHidden/>
     <w:unhideWhenUsed/>
     <w:qFormat/>
+    <w:uiPriority w:val="0"/>
     <w:pPr>
       <w:keepNext/>
       <w:keepLines/>
@@ -11633,17 +11769,18 @@
       <w:outlineLvl w:val="7"/>
     </w:pPr>
     <w:rPr>
-      <w:rFonts w:ascii="Arial" w:eastAsia="黑体" w:hAnsi="Arial"/>
+      <w:rFonts w:ascii="Arial" w:hAnsi="Arial" w:eastAsia="黑体"/>
       <w:sz w:val="24"/>
     </w:rPr>
   </w:style>
-  <w:style w:type="paragraph" w:styleId="Heading9">
+  <w:style w:type="paragraph" w:styleId="10">
     <w:name w:val="heading 9"/>
-    <w:basedOn w:val="Normal"/>
-    <w:next w:val="Normal"/>
+    <w:basedOn w:val="1"/>
+    <w:next w:val="1"/>
     <w:semiHidden/>
     <w:unhideWhenUsed/>
     <w:qFormat/>
+    <w:uiPriority w:val="0"/>
     <w:pPr>
       <w:keepNext/>
       <w:keepLines/>
@@ -11656,19 +11793,21 @@
       <w:outlineLvl w:val="8"/>
     </w:pPr>
     <w:rPr>
-      <w:rFonts w:ascii="Arial" w:eastAsia="黑体" w:hAnsi="Arial"/>
+      <w:rFonts w:ascii="Arial" w:hAnsi="Arial" w:eastAsia="黑体"/>
       <w:sz w:val="21"/>
     </w:rPr>
   </w:style>
-  <w:style w:type="character" w:default="1" w:styleId="DefaultParagraphFont">
+  <w:style w:type="character" w:default="1" w:styleId="33">
     <w:name w:val="Default Paragraph Font"/>
     <w:semiHidden/>
     <w:qFormat/>
+    <w:uiPriority w:val="0"/>
   </w:style>
-  <w:style w:type="table" w:default="1" w:styleId="TableNormal">
+  <w:style w:type="table" w:default="1" w:styleId="31">
     <w:name w:val="Normal Table"/>
     <w:semiHidden/>
     <w:qFormat/>
+    <w:uiPriority w:val="0"/>
     <w:tblPr>
       <w:tblCellMar>
         <w:top w:w="0" w:type="dxa"/>
@@ -11678,91 +11817,101 @@
       </w:tblCellMar>
     </w:tblPr>
   </w:style>
-  <w:style w:type="paragraph" w:styleId="NormalIndent">
+  <w:style w:type="paragraph" w:styleId="11">
     <w:name w:val="Normal Indent"/>
-    <w:basedOn w:val="Normal"/>
+    <w:basedOn w:val="1"/>
     <w:qFormat/>
+    <w:uiPriority w:val="0"/>
     <w:pPr>
       <w:ind w:firstLine="420" w:firstLineChars="200"/>
     </w:pPr>
   </w:style>
-  <w:style w:type="paragraph" w:styleId="Caption">
+  <w:style w:type="paragraph" w:styleId="12">
     <w:name w:val="caption"/>
-    <w:basedOn w:val="Normal"/>
-    <w:next w:val="Normal"/>
+    <w:basedOn w:val="1"/>
+    <w:next w:val="1"/>
     <w:semiHidden/>
     <w:unhideWhenUsed/>
     <w:qFormat/>
+    <w:uiPriority w:val="0"/>
     <w:rPr>
-      <w:rFonts w:ascii="Arial" w:eastAsia="黑体" w:hAnsi="Arial"/>
+      <w:rFonts w:ascii="Arial" w:hAnsi="Arial" w:eastAsia="黑体"/>
       <w:sz w:val="20"/>
     </w:rPr>
   </w:style>
-  <w:style w:type="paragraph" w:styleId="CommentText">
+  <w:style w:type="paragraph" w:styleId="13">
     <w:name w:val="annotation text"/>
-    <w:basedOn w:val="Normal"/>
+    <w:basedOn w:val="1"/>
     <w:qFormat/>
+    <w:uiPriority w:val="0"/>
     <w:pPr>
       <w:jc w:val="left"/>
     </w:pPr>
   </w:style>
-  <w:style w:type="paragraph" w:styleId="Salutation">
+  <w:style w:type="paragraph" w:styleId="14">
     <w:name w:val="Salutation"/>
-    <w:basedOn w:val="Normal"/>
-    <w:next w:val="Normal"/>
+    <w:basedOn w:val="1"/>
+    <w:next w:val="1"/>
     <w:qFormat/>
+    <w:uiPriority w:val="0"/>
   </w:style>
-  <w:style w:type="paragraph" w:styleId="BodyText">
+  <w:style w:type="paragraph" w:styleId="15">
     <w:name w:val="Body Text"/>
-    <w:basedOn w:val="Normal"/>
+    <w:basedOn w:val="1"/>
     <w:semiHidden/>
     <w:qFormat/>
+    <w:uiPriority w:val="0"/>
     <w:rPr>
-      <w:rFonts w:ascii="Arial" w:eastAsia="Arial" w:hAnsi="Arial" w:cs="Arial"/>
+      <w:rFonts w:ascii="Arial" w:hAnsi="Arial" w:eastAsia="Arial" w:cs="Arial"/>
       <w:sz w:val="21"/>
       <w:szCs w:val="21"/>
       <w:lang w:val="en-US" w:eastAsia="en-US" w:bidi="ar-SA"/>
     </w:rPr>
   </w:style>
-  <w:style w:type="paragraph" w:styleId="TOC3">
+  <w:style w:type="paragraph" w:styleId="16">
     <w:name w:val="toc 3"/>
-    <w:basedOn w:val="Normal"/>
-    <w:next w:val="Normal"/>
+    <w:basedOn w:val="1"/>
+    <w:next w:val="1"/>
     <w:qFormat/>
+    <w:uiPriority w:val="0"/>
     <w:pPr>
       <w:ind w:left="840" w:leftChars="400"/>
     </w:pPr>
   </w:style>
-  <w:style w:type="paragraph" w:styleId="Date">
+  <w:style w:type="paragraph" w:styleId="17">
     <w:name w:val="Date"/>
-    <w:basedOn w:val="Normal"/>
-    <w:next w:val="Normal"/>
+    <w:basedOn w:val="1"/>
+    <w:next w:val="1"/>
     <w:qFormat/>
+    <w:uiPriority w:val="0"/>
     <w:pPr>
       <w:ind w:left="100" w:leftChars="2500"/>
     </w:pPr>
   </w:style>
-  <w:style w:type="paragraph" w:styleId="EndnoteText">
+  <w:style w:type="paragraph" w:styleId="18">
     <w:name w:val="endnote text"/>
-    <w:basedOn w:val="Normal"/>
+    <w:basedOn w:val="1"/>
     <w:qFormat/>
+    <w:uiPriority w:val="0"/>
     <w:pPr>
       <w:snapToGrid w:val="0"/>
       <w:jc w:val="left"/>
     </w:pPr>
   </w:style>
-  <w:style w:type="paragraph" w:styleId="BalloonText">
+  <w:style w:type="paragraph" w:styleId="19">
     <w:name w:val="Balloon Text"/>
-    <w:basedOn w:val="Normal"/>
+    <w:basedOn w:val="1"/>
     <w:qFormat/>
+    <w:uiPriority w:val="0"/>
     <w:rPr>
       <w:sz w:val="18"/>
     </w:rPr>
   </w:style>
-  <w:style w:type="paragraph" w:styleId="Footer">
+  <w:style w:type="paragraph" w:styleId="20">
     <w:name w:val="footer"/>
-    <w:basedOn w:val="Normal"/>
+    <w:basedOn w:val="1"/>
     <w:qFormat/>
+    <w:uiPriority w:val="0"/>
     <w:pPr>
       <w:tabs>
         <w:tab w:val="center" w:pos="4153"/>
@@ -11775,16 +11924,17 @@
       <w:sz w:val="18"/>
     </w:rPr>
   </w:style>
-  <w:style w:type="paragraph" w:styleId="Header">
+  <w:style w:type="paragraph" w:styleId="21">
     <w:name w:val="header"/>
-    <w:basedOn w:val="Normal"/>
+    <w:basedOn w:val="1"/>
     <w:qFormat/>
+    <w:uiPriority w:val="0"/>
     <w:pPr>
       <w:pBdr>
-        <w:top w:val="nil"/>
-        <w:left w:val="nil"/>
-        <w:bottom w:val="nil"/>
-        <w:right w:val="nil"/>
+        <w:top w:val="none" w:color="auto" w:sz="0" w:space="0"/>
+        <w:left w:val="none" w:color="auto" w:sz="0" w:space="0"/>
+        <w:bottom w:val="none" w:color="auto" w:sz="0" w:space="0"/>
+        <w:right w:val="none" w:color="auto" w:sz="0" w:space="0"/>
       </w:pBdr>
       <w:tabs>
         <w:tab w:val="center" w:pos="4153"/>
@@ -11799,28 +11949,31 @@
       <w:sz w:val="18"/>
     </w:rPr>
   </w:style>
-  <w:style w:type="paragraph" w:styleId="Signature">
+  <w:style w:type="paragraph" w:styleId="22">
     <w:name w:val="Signature"/>
-    <w:basedOn w:val="Normal"/>
+    <w:basedOn w:val="1"/>
     <w:qFormat/>
+    <w:uiPriority w:val="0"/>
     <w:pPr>
       <w:ind w:left="100" w:leftChars="2100"/>
     </w:pPr>
   </w:style>
-  <w:style w:type="paragraph" w:styleId="TOC1">
+  <w:style w:type="paragraph" w:styleId="23">
     <w:name w:val="toc 1"/>
-    <w:basedOn w:val="Normal"/>
-    <w:next w:val="Normal"/>
+    <w:basedOn w:val="1"/>
+    <w:next w:val="1"/>
     <w:qFormat/>
+    <w:uiPriority w:val="0"/>
     <w:rPr>
-      <w:rFonts w:ascii="Arial" w:eastAsia="Microsoft JhengHei" w:hAnsi="Arial"/>
+      <w:rFonts w:ascii="Arial" w:hAnsi="Arial" w:eastAsia="Microsoft JhengHei"/>
       <w:sz w:val="24"/>
     </w:rPr>
   </w:style>
-  <w:style w:type="paragraph" w:styleId="Subtitle">
+  <w:style w:type="paragraph" w:styleId="24">
     <w:name w:val="Subtitle"/>
-    <w:basedOn w:val="Normal"/>
+    <w:basedOn w:val="1"/>
     <w:qFormat/>
+    <w:uiPriority w:val="0"/>
     <w:pPr>
       <w:spacing w:before="240" w:beforeLines="0" w:beforeAutospacing="0" w:after="60" w:afterLines="0" w:afterAutospacing="0" w:line="312" w:lineRule="auto"/>
       <w:jc w:val="center"/>
@@ -11833,10 +11986,11 @@
       <w:sz w:val="32"/>
     </w:rPr>
   </w:style>
-  <w:style w:type="paragraph" w:styleId="FootnoteText">
+  <w:style w:type="paragraph" w:styleId="25">
     <w:name w:val="footnote text"/>
-    <w:basedOn w:val="Normal"/>
+    <w:basedOn w:val="1"/>
     <w:qFormat/>
+    <w:uiPriority w:val="0"/>
     <w:pPr>
       <w:snapToGrid w:val="0"/>
       <w:jc w:val="left"/>
@@ -11845,36 +11999,40 @@
       <w:sz w:val="18"/>
     </w:rPr>
   </w:style>
-  <w:style w:type="paragraph" w:styleId="TOC2">
+  <w:style w:type="paragraph" w:styleId="26">
     <w:name w:val="toc 2"/>
-    <w:basedOn w:val="Normal"/>
-    <w:next w:val="Normal"/>
+    <w:basedOn w:val="1"/>
+    <w:next w:val="1"/>
     <w:qFormat/>
+    <w:uiPriority w:val="0"/>
     <w:pPr>
       <w:ind w:left="420" w:leftChars="200"/>
     </w:pPr>
   </w:style>
-  <w:style w:type="paragraph" w:styleId="HTMLPreformatted">
+  <w:style w:type="paragraph" w:styleId="27">
     <w:name w:val="HTML Preformatted"/>
-    <w:basedOn w:val="Normal"/>
+    <w:basedOn w:val="1"/>
     <w:qFormat/>
+    <w:uiPriority w:val="0"/>
     <w:rPr>
       <w:rFonts w:ascii="Courier New" w:hAnsi="Courier New"/>
       <w:sz w:val="20"/>
     </w:rPr>
   </w:style>
-  <w:style w:type="paragraph" w:styleId="NormalWeb">
+  <w:style w:type="paragraph" w:styleId="28">
     <w:name w:val="Normal (Web)"/>
-    <w:basedOn w:val="Normal"/>
+    <w:basedOn w:val="1"/>
     <w:qFormat/>
+    <w:uiPriority w:val="0"/>
     <w:rPr>
       <w:sz w:val="24"/>
     </w:rPr>
   </w:style>
-  <w:style w:type="paragraph" w:styleId="Title">
+  <w:style w:type="paragraph" w:styleId="29">
     <w:name w:val="Title"/>
-    <w:basedOn w:val="Normal"/>
+    <w:basedOn w:val="1"/>
     <w:qFormat/>
+    <w:uiPriority w:val="0"/>
     <w:pPr>
       <w:spacing w:before="240" w:beforeLines="0" w:beforeAutospacing="0" w:after="60" w:afterLines="0" w:afterAutospacing="0"/>
       <w:jc w:val="center"/>
@@ -11886,123 +12044,134 @@
       <w:sz w:val="32"/>
     </w:rPr>
   </w:style>
-  <w:style w:type="paragraph" w:styleId="CommentSubject">
+  <w:style w:type="paragraph" w:styleId="30">
     <w:name w:val="annotation subject"/>
-    <w:basedOn w:val="CommentText"/>
-    <w:next w:val="CommentText"/>
+    <w:basedOn w:val="13"/>
+    <w:next w:val="13"/>
     <w:qFormat/>
+    <w:uiPriority w:val="0"/>
     <w:rPr>
       <w:b/>
     </w:rPr>
   </w:style>
-  <w:style w:type="table" w:styleId="TableGrid">
+  <w:style w:type="table" w:styleId="32">
     <w:name w:val="Table Grid"/>
-    <w:basedOn w:val="TableNormal"/>
+    <w:basedOn w:val="31"/>
     <w:qFormat/>
+    <w:uiPriority w:val="0"/>
     <w:pPr>
       <w:widowControl w:val="0"/>
       <w:jc w:val="both"/>
     </w:pPr>
     <w:tblPr>
       <w:tblBorders>
-        <w:top w:val="single" w:sz="4" w:space="0" w:color="auto"/>
-        <w:left w:val="single" w:sz="4" w:space="0" w:color="auto"/>
-        <w:bottom w:val="single" w:sz="4" w:space="0" w:color="auto"/>
-        <w:right w:val="single" w:sz="4" w:space="0" w:color="auto"/>
-        <w:insideH w:val="single" w:sz="4" w:space="0" w:color="auto"/>
-        <w:insideV w:val="single" w:sz="4" w:space="0" w:color="auto"/>
+        <w:top w:val="single" w:color="auto" w:sz="4" w:space="0"/>
+        <w:left w:val="single" w:color="auto" w:sz="4" w:space="0"/>
+        <w:bottom w:val="single" w:color="auto" w:sz="4" w:space="0"/>
+        <w:right w:val="single" w:color="auto" w:sz="4" w:space="0"/>
+        <w:insideH w:val="single" w:color="auto" w:sz="4" w:space="0"/>
+        <w:insideV w:val="single" w:color="auto" w:sz="4" w:space="0"/>
       </w:tblBorders>
     </w:tblPr>
   </w:style>
-  <w:style w:type="character" w:styleId="Strong">
+  <w:style w:type="character" w:styleId="34">
     <w:name w:val="Strong"/>
-    <w:basedOn w:val="DefaultParagraphFont"/>
+    <w:basedOn w:val="33"/>
     <w:qFormat/>
+    <w:uiPriority w:val="0"/>
     <w:rPr>
       <w:b/>
     </w:rPr>
   </w:style>
-  <w:style w:type="character" w:styleId="EndnoteReference">
+  <w:style w:type="character" w:styleId="35">
     <w:name w:val="endnote reference"/>
-    <w:basedOn w:val="DefaultParagraphFont"/>
+    <w:basedOn w:val="33"/>
     <w:qFormat/>
+    <w:uiPriority w:val="0"/>
     <w:rPr>
       <w:vertAlign w:val="superscript"/>
     </w:rPr>
   </w:style>
-  <w:style w:type="character" w:styleId="PageNumber">
+  <w:style w:type="character" w:styleId="36">
     <w:name w:val="page number"/>
-    <w:basedOn w:val="DefaultParagraphFont"/>
+    <w:basedOn w:val="33"/>
     <w:qFormat/>
+    <w:uiPriority w:val="0"/>
   </w:style>
-  <w:style w:type="character" w:styleId="FollowedHyperlink">
+  <w:style w:type="character" w:styleId="37">
     <w:name w:val="FollowedHyperlink"/>
-    <w:basedOn w:val="DefaultParagraphFont"/>
+    <w:basedOn w:val="33"/>
     <w:qFormat/>
+    <w:uiPriority w:val="0"/>
     <w:rPr>
       <w:color w:val="800080"/>
       <w:u w:val="single"/>
     </w:rPr>
   </w:style>
-  <w:style w:type="character" w:styleId="Emphasis">
+  <w:style w:type="character" w:styleId="38">
     <w:name w:val="Emphasis"/>
-    <w:basedOn w:val="DefaultParagraphFont"/>
+    <w:basedOn w:val="33"/>
     <w:qFormat/>
+    <w:uiPriority w:val="0"/>
     <w:rPr>
       <w:i/>
     </w:rPr>
   </w:style>
-  <w:style w:type="character" w:styleId="Hyperlink">
+  <w:style w:type="character" w:styleId="39">
     <w:name w:val="Hyperlink"/>
-    <w:basedOn w:val="DefaultParagraphFont"/>
+    <w:basedOn w:val="33"/>
     <w:qFormat/>
+    <w:uiPriority w:val="0"/>
     <w:rPr>
       <w:color w:val="0000FF"/>
       <w:u w:val="single"/>
     </w:rPr>
   </w:style>
-  <w:style w:type="character" w:styleId="CommentReference">
+  <w:style w:type="character" w:styleId="40">
     <w:name w:val="annotation reference"/>
-    <w:basedOn w:val="DefaultParagraphFont"/>
+    <w:basedOn w:val="33"/>
     <w:qFormat/>
+    <w:uiPriority w:val="0"/>
     <w:rPr>
       <w:sz w:val="21"/>
     </w:rPr>
   </w:style>
-  <w:style w:type="character" w:styleId="FootnoteReference">
+  <w:style w:type="character" w:styleId="41">
     <w:name w:val="footnote reference"/>
-    <w:basedOn w:val="DefaultParagraphFont"/>
+    <w:basedOn w:val="33"/>
     <w:qFormat/>
+    <w:uiPriority w:val="0"/>
     <w:rPr>
       <w:vertAlign w:val="superscript"/>
     </w:rPr>
   </w:style>
-  <w:style w:type="paragraph" w:styleId="NoSpacing">
+  <w:style w:type="paragraph" w:styleId="42">
     <w:name w:val="No Spacing"/>
+    <w:qFormat/>
     <w:uiPriority w:val="99"/>
-    <w:qFormat/>
     <w:rPr>
-      <w:rFonts w:ascii="Calibri" w:eastAsia="宋体" w:hAnsi="Calibri" w:cs="Times New Roman"/>
+      <w:rFonts w:ascii="Calibri" w:hAnsi="Calibri" w:eastAsia="宋体" w:cs="Times New Roman"/>
       <w:sz w:val="22"/>
       <w:szCs w:val="22"/>
       <w:lang w:val="en-US" w:eastAsia="zh-CN" w:bidi="ar-SA"/>
     </w:rPr>
   </w:style>
-  <w:style w:type="character" w:customStyle="1" w:styleId="2Char">
+  <w:style w:type="character" w:customStyle="1" w:styleId="43">
     <w:name w:val="标题 2 Char"/>
-    <w:link w:val="Heading2"/>
+    <w:link w:val="3"/>
     <w:qFormat/>
+    <w:uiPriority w:val="0"/>
     <w:rPr>
-      <w:rFonts w:ascii="Arial" w:eastAsia="黑体" w:hAnsi="Arial"/>
+      <w:rFonts w:ascii="Arial" w:hAnsi="Arial" w:eastAsia="黑体"/>
       <w:b/>
       <w:sz w:val="32"/>
     </w:rPr>
   </w:style>
-  <w:style w:type="paragraph" w:customStyle="1" w:styleId="TableParagraph">
+  <w:style w:type="paragraph" w:customStyle="1" w:styleId="44">
     <w:name w:val="Table Paragraph"/>
-    <w:basedOn w:val="Normal"/>
+    <w:basedOn w:val="1"/>
+    <w:qFormat/>
     <w:uiPriority w:val="1"/>
-    <w:qFormat/>
     <w:pPr>
       <w:autoSpaceDE w:val="0"/>
       <w:autoSpaceDN w:val="0"/>
@@ -12018,11 +12187,12 @@
       <w:lang w:val="zh-CN" w:bidi="zh-CN"/>
     </w:rPr>
   </w:style>
-  <w:style w:type="table" w:customStyle="1" w:styleId="TableNormal0">
+  <w:style w:type="table" w:customStyle="1" w:styleId="45">
     <w:name w:val="Table Normal_0"/>
     <w:semiHidden/>
     <w:unhideWhenUsed/>
     <w:qFormat/>
+    <w:uiPriority w:val="0"/>
     <w:tblPr>
       <w:tblCellMar>
         <w:top w:w="0" w:type="dxa"/>
@@ -12032,81 +12202,87 @@
       </w:tblCellMar>
     </w:tblPr>
   </w:style>
-  <w:style w:type="paragraph" w:customStyle="1" w:styleId="TableText">
+  <w:style w:type="paragraph" w:customStyle="1" w:styleId="46">
     <w:name w:val="Table Text"/>
-    <w:basedOn w:val="Normal"/>
+    <w:basedOn w:val="1"/>
     <w:semiHidden/>
     <w:qFormat/>
+    <w:uiPriority w:val="0"/>
     <w:rPr>
-      <w:rFonts w:ascii="宋体" w:eastAsia="宋体" w:hAnsi="宋体" w:cs="宋体"/>
+      <w:rFonts w:ascii="宋体" w:hAnsi="宋体" w:eastAsia="宋体" w:cs="宋体"/>
       <w:sz w:val="21"/>
       <w:szCs w:val="21"/>
       <w:lang w:val="en-US" w:eastAsia="en-US" w:bidi="ar-SA"/>
     </w:rPr>
   </w:style>
-  <w:style w:type="paragraph" w:customStyle="1" w:styleId="1">
+  <w:style w:type="paragraph" w:customStyle="1" w:styleId="47">
     <w:name w:val="柴_标题1"/>
-    <w:basedOn w:val="Heading1"/>
-    <w:next w:val="a"/>
-    <w:link w:val="1Char"/>
+    <w:basedOn w:val="2"/>
+    <w:next w:val="48"/>
+    <w:link w:val="59"/>
     <w:qFormat/>
+    <w:uiPriority w:val="0"/>
     <w:pPr>
       <w:spacing w:before="100" w:after="90" w:line="360" w:lineRule="auto"/>
     </w:pPr>
     <w:rPr>
-      <w:rFonts w:ascii="Arial" w:eastAsia="宋体" w:hAnsi="Arial"/>
+      <w:rFonts w:ascii="Arial" w:hAnsi="Arial" w:eastAsia="宋体"/>
       <w:sz w:val="32"/>
     </w:rPr>
   </w:style>
-  <w:style w:type="paragraph" w:customStyle="1" w:styleId="a">
+  <w:style w:type="paragraph" w:customStyle="1" w:styleId="48">
     <w:name w:val="柴_正文"/>
-    <w:basedOn w:val="BodyText"/>
-    <w:link w:val="Char"/>
+    <w:basedOn w:val="15"/>
+    <w:link w:val="62"/>
     <w:qFormat/>
+    <w:uiPriority w:val="0"/>
     <w:pPr>
       <w:spacing w:line="360" w:lineRule="auto"/>
       <w:ind w:firstLine="470" w:firstLineChars="200"/>
     </w:pPr>
     <w:rPr>
-      <w:rFonts w:ascii="Arial" w:eastAsia="宋体" w:hAnsi="Arial"/>
+      <w:rFonts w:ascii="Arial" w:hAnsi="Arial" w:eastAsia="宋体"/>
       <w:sz w:val="24"/>
       <w:lang w:eastAsia="zh-CN"/>
     </w:rPr>
   </w:style>
-  <w:style w:type="paragraph" w:customStyle="1" w:styleId="2">
+  <w:style w:type="paragraph" w:customStyle="1" w:styleId="49">
     <w:name w:val="柴_标题2"/>
-    <w:basedOn w:val="Heading2"/>
-    <w:next w:val="a"/>
+    <w:basedOn w:val="3"/>
+    <w:next w:val="48"/>
     <w:qFormat/>
+    <w:uiPriority w:val="0"/>
     <w:pPr>
       <w:spacing w:line="360" w:lineRule="auto"/>
     </w:pPr>
     <w:rPr>
-      <w:rFonts w:ascii="Arial" w:eastAsia="宋体" w:hAnsi="Arial"/>
+      <w:rFonts w:ascii="Arial" w:hAnsi="Arial" w:eastAsia="宋体"/>
       <w:sz w:val="28"/>
     </w:rPr>
   </w:style>
-  <w:style w:type="paragraph" w:customStyle="1" w:styleId="3">
+  <w:style w:type="paragraph" w:customStyle="1" w:styleId="50">
     <w:name w:val="柴_标题3"/>
-    <w:basedOn w:val="Heading3"/>
-    <w:next w:val="a"/>
+    <w:basedOn w:val="4"/>
+    <w:next w:val="48"/>
     <w:qFormat/>
+    <w:uiPriority w:val="0"/>
     <w:pPr>
       <w:spacing w:line="360" w:lineRule="auto"/>
       <w:ind w:left="0" w:firstLine="472" w:firstLineChars="200"/>
     </w:pPr>
     <w:rPr>
-      <w:rFonts w:ascii="宋体" w:eastAsia="宋体" w:hAnsi="宋体" w:cs="宋体"/>
+      <w:rFonts w:ascii="宋体" w:hAnsi="宋体" w:eastAsia="宋体" w:cs="宋体"/>
       <w:spacing w:val="-2"/>
       <w:sz w:val="24"/>
       <w:szCs w:val="24"/>
     </w:rPr>
   </w:style>
-  <w:style w:type="paragraph" w:customStyle="1" w:styleId="a0">
+  <w:style w:type="paragraph" w:customStyle="1" w:styleId="51">
     <w:name w:val="柴_目录"/>
-    <w:basedOn w:val="Normal"/>
-    <w:next w:val="BodyText"/>
+    <w:basedOn w:val="1"/>
+    <w:next w:val="15"/>
     <w:qFormat/>
+    <w:uiPriority w:val="0"/>
     <w:pPr>
       <w:tabs>
         <w:tab w:val="right" w:leader="dot" w:pos="8442"/>
@@ -12114,89 +12290,96 @@
       <w:ind w:left="0" w:leftChars="0"/>
     </w:pPr>
     <w:rPr>
-      <w:rFonts w:ascii="Arial" w:eastAsia="Microsoft JhengHei" w:hAnsi="Arial"/>
+      <w:rFonts w:ascii="Arial" w:hAnsi="Arial" w:eastAsia="Microsoft JhengHei"/>
       <w:sz w:val="24"/>
     </w:rPr>
   </w:style>
-  <w:style w:type="paragraph" w:customStyle="1" w:styleId="a1">
+  <w:style w:type="paragraph" w:customStyle="1" w:styleId="52">
     <w:name w:val="柴_公司名"/>
-    <w:basedOn w:val="Title"/>
+    <w:basedOn w:val="29"/>
     <w:qFormat/>
+    <w:uiPriority w:val="0"/>
     <w:pPr>
       <w:spacing w:after="600" w:afterLines="600"/>
     </w:pPr>
     <w:rPr>
-      <w:rFonts w:ascii="宋体" w:eastAsia="宋体" w:hAnsi="宋体" w:cs="宋体" w:hint="eastAsia"/>
+      <w:rFonts w:hint="eastAsia" w:ascii="宋体" w:hAnsi="宋体" w:eastAsia="宋体" w:cs="宋体"/>
       <w:bCs/>
       <w:spacing w:val="-6"/>
       <w:sz w:val="52"/>
       <w:szCs w:val="52"/>
     </w:rPr>
   </w:style>
-  <w:style w:type="paragraph" w:customStyle="1" w:styleId="a2">
+  <w:style w:type="paragraph" w:customStyle="1" w:styleId="53">
     <w:name w:val="柴_文档名"/>
-    <w:basedOn w:val="Title"/>
+    <w:basedOn w:val="29"/>
     <w:qFormat/>
+    <w:uiPriority w:val="0"/>
     <w:pPr>
       <w:spacing w:after="900" w:afterLines="900"/>
     </w:pPr>
     <w:rPr>
-      <w:rFonts w:ascii="黑体" w:eastAsia="黑体" w:hAnsi="黑体" w:cs="黑体"/>
+      <w:rFonts w:ascii="黑体" w:hAnsi="黑体" w:eastAsia="黑体" w:cs="黑体"/>
       <w:bCs/>
       <w:spacing w:val="-7"/>
       <w:sz w:val="52"/>
       <w:szCs w:val="52"/>
     </w:rPr>
   </w:style>
-  <w:style w:type="paragraph" w:customStyle="1" w:styleId="WPSOffice1">
+  <w:style w:type="paragraph" w:customStyle="1" w:styleId="54">
     <w:name w:val="WPSOffice手动目录 1"/>
     <w:qFormat/>
+    <w:uiPriority w:val="0"/>
     <w:pPr>
       <w:ind w:leftChars="0"/>
     </w:pPr>
     <w:rPr>
-      <w:rFonts w:ascii="Times New Roman" w:eastAsia="宋体" w:hAnsi="Times New Roman" w:cs="Times New Roman"/>
+      <w:rFonts w:ascii="Times New Roman" w:hAnsi="Times New Roman" w:eastAsia="宋体" w:cs="Times New Roman"/>
       <w:sz w:val="20"/>
       <w:szCs w:val="20"/>
     </w:rPr>
   </w:style>
-  <w:style w:type="paragraph" w:customStyle="1" w:styleId="WPSOffice2">
+  <w:style w:type="paragraph" w:customStyle="1" w:styleId="55">
     <w:name w:val="WPSOffice手动目录 2"/>
     <w:qFormat/>
+    <w:uiPriority w:val="0"/>
     <w:pPr>
       <w:ind w:leftChars="200"/>
     </w:pPr>
     <w:rPr>
-      <w:rFonts w:ascii="Times New Roman" w:eastAsia="宋体" w:hAnsi="Times New Roman" w:cs="Times New Roman"/>
+      <w:rFonts w:ascii="Times New Roman" w:hAnsi="Times New Roman" w:eastAsia="宋体" w:cs="Times New Roman"/>
       <w:sz w:val="20"/>
       <w:szCs w:val="20"/>
     </w:rPr>
   </w:style>
-  <w:style w:type="paragraph" w:customStyle="1" w:styleId="WPSOffice3">
+  <w:style w:type="paragraph" w:customStyle="1" w:styleId="56">
     <w:name w:val="WPSOffice手动目录 3"/>
     <w:qFormat/>
+    <w:uiPriority w:val="0"/>
     <w:pPr>
       <w:ind w:leftChars="400"/>
     </w:pPr>
     <w:rPr>
-      <w:rFonts w:ascii="Times New Roman" w:eastAsia="宋体" w:hAnsi="Times New Roman" w:cs="Times New Roman"/>
+      <w:rFonts w:ascii="Times New Roman" w:hAnsi="Times New Roman" w:eastAsia="宋体" w:cs="Times New Roman"/>
       <w:sz w:val="20"/>
       <w:szCs w:val="20"/>
     </w:rPr>
   </w:style>
-  <w:style w:type="paragraph" w:customStyle="1" w:styleId="Compact">
+  <w:style w:type="paragraph" w:customStyle="1" w:styleId="57">
     <w:name w:val="Compact"/>
-    <w:basedOn w:val="BodyText"/>
+    <w:basedOn w:val="15"/>
     <w:qFormat/>
+    <w:uiPriority w:val="0"/>
     <w:pPr>
       <w:spacing w:before="36" w:after="36"/>
     </w:pPr>
   </w:style>
-  <w:style w:type="table" w:customStyle="1" w:styleId="Table">
+  <w:style w:type="table" w:customStyle="1" w:styleId="58">
     <w:name w:val="Table"/>
     <w:semiHidden/>
     <w:unhideWhenUsed/>
     <w:qFormat/>
+    <w:uiPriority w:val="0"/>
     <w:tblPr>
       <w:tblCellMar>
         <w:top w:w="0" w:type="dxa"/>
@@ -12208,25 +12391,27 @@
     <w:tblStylePr w:type="firstRow">
       <w:tcPr>
         <w:tcBorders>
-          <w:bottom w:val="single" w:sz="0" w:space="0" w:color="auto"/>
+          <w:bottom w:val="single" w:color="auto" w:sz="0" w:space="0"/>
         </w:tcBorders>
         <w:vAlign w:val="bottom"/>
       </w:tcPr>
     </w:tblStylePr>
   </w:style>
-  <w:style w:type="character" w:customStyle="1" w:styleId="1Char">
+  <w:style w:type="character" w:customStyle="1" w:styleId="59">
     <w:name w:val="柴_标题1 Char"/>
-    <w:link w:val="1"/>
+    <w:link w:val="47"/>
     <w:qFormat/>
+    <w:uiPriority w:val="0"/>
     <w:rPr>
-      <w:rFonts w:ascii="Arial" w:eastAsia="宋体" w:hAnsi="Arial"/>
+      <w:rFonts w:ascii="Arial" w:hAnsi="Arial" w:eastAsia="宋体"/>
       <w:sz w:val="32"/>
     </w:rPr>
   </w:style>
-  <w:style w:type="paragraph" w:customStyle="1" w:styleId="a3">
+  <w:style w:type="paragraph" w:customStyle="1" w:styleId="60">
     <w:name w:val="柴_正文_无缩进"/>
-    <w:basedOn w:val="Normal"/>
+    <w:basedOn w:val="1"/>
     <w:qFormat/>
+    <w:uiPriority w:val="0"/>
     <w:pPr>
       <w:ind w:firstLine="0" w:firstLineChars="0"/>
     </w:pPr>
@@ -12236,29 +12421,31 @@
       <w:lang w:eastAsia="zh-CN"/>
     </w:rPr>
   </w:style>
-  <w:style w:type="paragraph" w:customStyle="1" w:styleId="4">
+  <w:style w:type="paragraph" w:customStyle="1" w:styleId="61">
     <w:name w:val="柴_标题4"/>
-    <w:basedOn w:val="Heading4"/>
-    <w:next w:val="Normal"/>
+    <w:basedOn w:val="5"/>
+    <w:next w:val="1"/>
     <w:qFormat/>
+    <w:uiPriority w:val="0"/>
     <w:pPr>
       <w:widowControl w:val="0"/>
       <w:spacing w:before="160" w:line="360" w:lineRule="auto"/>
-      <w:ind w:left="981" w:hanging="862" w:leftChars="300"/>
+      <w:ind w:left="981" w:leftChars="300" w:hanging="862"/>
     </w:pPr>
     <w:rPr>
-      <w:rFonts w:ascii="Calibri" w:eastAsia="宋体" w:hAnsi="Calibri" w:cs="宋体" w:hint="eastAsia"/>
+      <w:rFonts w:hint="eastAsia" w:ascii="Calibri" w:hAnsi="Calibri" w:eastAsia="宋体" w:cs="宋体"/>
       <w:sz w:val="24"/>
       <w:szCs w:val="24"/>
       <w:lang w:eastAsia="zh-CN" w:bidi="zh-CN"/>
     </w:rPr>
   </w:style>
-  <w:style w:type="character" w:customStyle="1" w:styleId="Char">
+  <w:style w:type="character" w:customStyle="1" w:styleId="62">
     <w:name w:val="柴_正文 Char"/>
-    <w:link w:val="a"/>
+    <w:link w:val="48"/>
     <w:qFormat/>
+    <w:uiPriority w:val="0"/>
     <w:rPr>
-      <w:rFonts w:ascii="Arial" w:eastAsia="宋体" w:hAnsi="Arial"/>
+      <w:rFonts w:ascii="Arial" w:hAnsi="Arial" w:eastAsia="宋体"/>
       <w:sz w:val="24"/>
       <w:lang w:eastAsia="zh-CN"/>
     </w:rPr>

--- a/6-过程管理/运行记录类文件/060202-过程框架设计需求分析报告.docx
+++ b/6-过程管理/运行记录类文件/060202-过程框架设计需求分析报告.docx
@@ -52,7 +52,7 @@
           <w:lang w:val="en-US"/>
         </w:rPr>
       </w:pPr>
-      <w:bookmarkStart w:id="0" w:name="_Toc2104"/>
+      <w:bookmarkStart w:id="0" w:name="_Toc18751"/>
       <w:r>
         <w:rPr>
           <w:rFonts w:hint="eastAsia"/>
@@ -74,7 +74,7 @@
         <w:topLinePunct w:val="0"/>
         <w:bidi w:val="0"/>
       </w:pPr>
-      <w:bookmarkStart w:id="1" w:name="_Toc7280"/>
+      <w:bookmarkStart w:id="1" w:name="_Toc29073"/>
       <w:r>
         <w:t>江苏云储智能科技有限公司</w:t>
       </w:r>
@@ -212,7 +212,7 @@
           <w:szCs w:val="21"/>
         </w:rPr>
       </w:pPr>
-      <w:bookmarkStart w:id="2" w:name="_Toc18597"/>
+      <w:bookmarkStart w:id="2" w:name="_Toc8024"/>
       <w:r>
         <w:rPr>
           <w:rFonts w:ascii="宋体" w:hAnsi="宋体" w:eastAsia="宋体" w:cs="宋体"/>
@@ -1366,6 +1366,8 @@
               <w:tab w:val="right" w:leader="dot" w:pos="9082"/>
             </w:tabs>
           </w:pPr>
+          <w:bookmarkStart w:id="169" w:name="_GoBack"/>
+          <w:bookmarkEnd w:id="169"/>
           <w:r>
             <w:rPr>
               <w:rFonts w:hint="eastAsia" w:ascii="Microsoft JhengHei" w:hAnsi="Microsoft JhengHei" w:eastAsia="Microsoft JhengHei" w:cs="Microsoft JhengHei"/>
@@ -1402,7 +1404,7 @@
               <w:rFonts w:hint="eastAsia" w:ascii="Microsoft JhengHei" w:hAnsi="Microsoft JhengHei" w:eastAsia="Microsoft JhengHei" w:cs="Microsoft JhengHei"/>
               <w:szCs w:val="24"/>
             </w:rPr>
-            <w:instrText xml:space="preserve"> HYPERLINK \l _Toc2104 </w:instrText>
+            <w:instrText xml:space="preserve"> HYPERLINK \l _Toc18751 </w:instrText>
           </w:r>
           <w:r>
             <w:rPr>
@@ -1425,7 +1427,7 @@
             <w:fldChar w:fldCharType="begin"/>
           </w:r>
           <w:r>
-            <w:instrText xml:space="preserve"> PAGEREF _Toc2104 \h </w:instrText>
+            <w:instrText xml:space="preserve"> PAGEREF _Toc18751 \h </w:instrText>
           </w:r>
           <w:r>
             <w:fldChar w:fldCharType="separate"/>
@@ -1463,7 +1465,7 @@
               <w:rFonts w:hint="eastAsia" w:ascii="Microsoft JhengHei" w:hAnsi="Microsoft JhengHei" w:eastAsia="Microsoft JhengHei" w:cs="Microsoft JhengHei"/>
               <w:szCs w:val="24"/>
             </w:rPr>
-            <w:instrText xml:space="preserve"> HYPERLINK \l _Toc7280 </w:instrText>
+            <w:instrText xml:space="preserve"> HYPERLINK \l _Toc29073 </w:instrText>
           </w:r>
           <w:r>
             <w:rPr>
@@ -1482,7 +1484,7 @@
             <w:fldChar w:fldCharType="begin"/>
           </w:r>
           <w:r>
-            <w:instrText xml:space="preserve"> PAGEREF _Toc7280 \h </w:instrText>
+            <w:instrText xml:space="preserve"> PAGEREF _Toc29073 \h </w:instrText>
           </w:r>
           <w:r>
             <w:fldChar w:fldCharType="separate"/>
@@ -1520,7 +1522,7 @@
               <w:rFonts w:hint="eastAsia" w:ascii="Microsoft JhengHei" w:hAnsi="Microsoft JhengHei" w:eastAsia="Microsoft JhengHei" w:cs="Microsoft JhengHei"/>
               <w:szCs w:val="24"/>
             </w:rPr>
-            <w:instrText xml:space="preserve"> HYPERLINK \l _Toc18597 </w:instrText>
+            <w:instrText xml:space="preserve"> HYPERLINK \l _Toc8024 </w:instrText>
           </w:r>
           <w:r>
             <w:rPr>
@@ -1544,7 +1546,7 @@
             <w:fldChar w:fldCharType="begin"/>
           </w:r>
           <w:r>
-            <w:instrText xml:space="preserve"> PAGEREF _Toc18597 \h </w:instrText>
+            <w:instrText xml:space="preserve"> PAGEREF _Toc8024 \h </w:instrText>
           </w:r>
           <w:r>
             <w:fldChar w:fldCharType="separate"/>
@@ -1582,7 +1584,7 @@
               <w:rFonts w:hint="eastAsia" w:ascii="Microsoft JhengHei" w:hAnsi="Microsoft JhengHei" w:eastAsia="Microsoft JhengHei" w:cs="Microsoft JhengHei"/>
               <w:szCs w:val="24"/>
             </w:rPr>
-            <w:instrText xml:space="preserve"> HYPERLINK \l _Toc15068 </w:instrText>
+            <w:instrText xml:space="preserve"> HYPERLINK \l _Toc22595 </w:instrText>
           </w:r>
           <w:r>
             <w:rPr>
@@ -1607,7 +1609,7 @@
             <w:fldChar w:fldCharType="begin"/>
           </w:r>
           <w:r>
-            <w:instrText xml:space="preserve"> PAGEREF _Toc15068 \h </w:instrText>
+            <w:instrText xml:space="preserve"> PAGEREF _Toc22595 \h </w:instrText>
           </w:r>
           <w:r>
             <w:fldChar w:fldCharType="separate"/>
@@ -1645,7 +1647,7 @@
               <w:rFonts w:hint="eastAsia" w:ascii="Microsoft JhengHei" w:hAnsi="Microsoft JhengHei" w:eastAsia="Microsoft JhengHei" w:cs="Microsoft JhengHei"/>
               <w:szCs w:val="24"/>
             </w:rPr>
-            <w:instrText xml:space="preserve"> HYPERLINK \l _Toc11107 </w:instrText>
+            <w:instrText xml:space="preserve"> HYPERLINK \l _Toc883 </w:instrText>
           </w:r>
           <w:r>
             <w:rPr>
@@ -1670,7 +1672,7 @@
             <w:fldChar w:fldCharType="begin"/>
           </w:r>
           <w:r>
-            <w:instrText xml:space="preserve"> PAGEREF _Toc11107 \h </w:instrText>
+            <w:instrText xml:space="preserve"> PAGEREF _Toc883 \h </w:instrText>
           </w:r>
           <w:r>
             <w:fldChar w:fldCharType="separate"/>
@@ -1708,7 +1710,7 @@
               <w:rFonts w:hint="eastAsia" w:ascii="Microsoft JhengHei" w:hAnsi="Microsoft JhengHei" w:eastAsia="Microsoft JhengHei" w:cs="Microsoft JhengHei"/>
               <w:szCs w:val="24"/>
             </w:rPr>
-            <w:instrText xml:space="preserve"> HYPERLINK \l _Toc16702 </w:instrText>
+            <w:instrText xml:space="preserve"> HYPERLINK \l _Toc27132 </w:instrText>
           </w:r>
           <w:r>
             <w:rPr>
@@ -1733,7 +1735,7 @@
             <w:fldChar w:fldCharType="begin"/>
           </w:r>
           <w:r>
-            <w:instrText xml:space="preserve"> PAGEREF _Toc16702 \h </w:instrText>
+            <w:instrText xml:space="preserve"> PAGEREF _Toc27132 \h </w:instrText>
           </w:r>
           <w:r>
             <w:fldChar w:fldCharType="separate"/>
@@ -1771,7 +1773,7 @@
               <w:rFonts w:hint="eastAsia" w:ascii="Microsoft JhengHei" w:hAnsi="Microsoft JhengHei" w:eastAsia="Microsoft JhengHei" w:cs="Microsoft JhengHei"/>
               <w:szCs w:val="24"/>
             </w:rPr>
-            <w:instrText xml:space="preserve"> HYPERLINK \l _Toc21131 </w:instrText>
+            <w:instrText xml:space="preserve"> HYPERLINK \l _Toc66 </w:instrText>
           </w:r>
           <w:r>
             <w:rPr>
@@ -1796,7 +1798,7 @@
             <w:fldChar w:fldCharType="begin"/>
           </w:r>
           <w:r>
-            <w:instrText xml:space="preserve"> PAGEREF _Toc21131 \h </w:instrText>
+            <w:instrText xml:space="preserve"> PAGEREF _Toc66 \h </w:instrText>
           </w:r>
           <w:r>
             <w:fldChar w:fldCharType="separate"/>
@@ -1834,7 +1836,7 @@
               <w:rFonts w:hint="eastAsia" w:ascii="Microsoft JhengHei" w:hAnsi="Microsoft JhengHei" w:eastAsia="Microsoft JhengHei" w:cs="Microsoft JhengHei"/>
               <w:szCs w:val="24"/>
             </w:rPr>
-            <w:instrText xml:space="preserve"> HYPERLINK \l _Toc19064 </w:instrText>
+            <w:instrText xml:space="preserve"> HYPERLINK \l _Toc6464 </w:instrText>
           </w:r>
           <w:r>
             <w:rPr>
@@ -1859,7 +1861,7 @@
             <w:fldChar w:fldCharType="begin"/>
           </w:r>
           <w:r>
-            <w:instrText xml:space="preserve"> PAGEREF _Toc19064 \h </w:instrText>
+            <w:instrText xml:space="preserve"> PAGEREF _Toc6464 \h </w:instrText>
           </w:r>
           <w:r>
             <w:fldChar w:fldCharType="separate"/>
@@ -1897,7 +1899,7 @@
               <w:rFonts w:hint="eastAsia" w:ascii="Microsoft JhengHei" w:hAnsi="Microsoft JhengHei" w:eastAsia="Microsoft JhengHei" w:cs="Microsoft JhengHei"/>
               <w:szCs w:val="24"/>
             </w:rPr>
-            <w:instrText xml:space="preserve"> HYPERLINK \l _Toc12770 </w:instrText>
+            <w:instrText xml:space="preserve"> HYPERLINK \l _Toc20100 </w:instrText>
           </w:r>
           <w:r>
             <w:rPr>
@@ -1922,7 +1924,7 @@
             <w:fldChar w:fldCharType="begin"/>
           </w:r>
           <w:r>
-            <w:instrText xml:space="preserve"> PAGEREF _Toc12770 \h </w:instrText>
+            <w:instrText xml:space="preserve"> PAGEREF _Toc20100 \h </w:instrText>
           </w:r>
           <w:r>
             <w:fldChar w:fldCharType="separate"/>
@@ -1960,7 +1962,7 @@
               <w:rFonts w:hint="eastAsia" w:ascii="Microsoft JhengHei" w:hAnsi="Microsoft JhengHei" w:eastAsia="Microsoft JhengHei" w:cs="Microsoft JhengHei"/>
               <w:szCs w:val="24"/>
             </w:rPr>
-            <w:instrText xml:space="preserve"> HYPERLINK \l _Toc22018 </w:instrText>
+            <w:instrText xml:space="preserve"> HYPERLINK \l _Toc13043 </w:instrText>
           </w:r>
           <w:r>
             <w:rPr>
@@ -1985,7 +1987,7 @@
             <w:fldChar w:fldCharType="begin"/>
           </w:r>
           <w:r>
-            <w:instrText xml:space="preserve"> PAGEREF _Toc22018 \h </w:instrText>
+            <w:instrText xml:space="preserve"> PAGEREF _Toc13043 \h </w:instrText>
           </w:r>
           <w:r>
             <w:fldChar w:fldCharType="separate"/>
@@ -2023,7 +2025,7 @@
               <w:rFonts w:hint="eastAsia" w:ascii="Microsoft JhengHei" w:hAnsi="Microsoft JhengHei" w:eastAsia="Microsoft JhengHei" w:cs="Microsoft JhengHei"/>
               <w:szCs w:val="24"/>
             </w:rPr>
-            <w:instrText xml:space="preserve"> HYPERLINK \l _Toc17085 </w:instrText>
+            <w:instrText xml:space="preserve"> HYPERLINK \l _Toc10790 </w:instrText>
           </w:r>
           <w:r>
             <w:rPr>
@@ -2048,7 +2050,7 @@
             <w:fldChar w:fldCharType="begin"/>
           </w:r>
           <w:r>
-            <w:instrText xml:space="preserve"> PAGEREF _Toc17085 \h </w:instrText>
+            <w:instrText xml:space="preserve"> PAGEREF _Toc10790 \h </w:instrText>
           </w:r>
           <w:r>
             <w:fldChar w:fldCharType="separate"/>
@@ -2086,7 +2088,7 @@
               <w:rFonts w:hint="eastAsia" w:ascii="Microsoft JhengHei" w:hAnsi="Microsoft JhengHei" w:eastAsia="Microsoft JhengHei" w:cs="Microsoft JhengHei"/>
               <w:szCs w:val="24"/>
             </w:rPr>
-            <w:instrText xml:space="preserve"> HYPERLINK \l _Toc30890 </w:instrText>
+            <w:instrText xml:space="preserve"> HYPERLINK \l _Toc891 </w:instrText>
           </w:r>
           <w:r>
             <w:rPr>
@@ -2119,7 +2121,7 @@
             <w:fldChar w:fldCharType="begin"/>
           </w:r>
           <w:r>
-            <w:instrText xml:space="preserve"> PAGEREF _Toc30890 \h </w:instrText>
+            <w:instrText xml:space="preserve"> PAGEREF _Toc891 \h </w:instrText>
           </w:r>
           <w:r>
             <w:fldChar w:fldCharType="separate"/>
@@ -2157,7 +2159,7 @@
               <w:rFonts w:hint="eastAsia" w:ascii="Microsoft JhengHei" w:hAnsi="Microsoft JhengHei" w:eastAsia="Microsoft JhengHei" w:cs="Microsoft JhengHei"/>
               <w:szCs w:val="24"/>
             </w:rPr>
-            <w:instrText xml:space="preserve"> HYPERLINK \l _Toc3127 </w:instrText>
+            <w:instrText xml:space="preserve"> HYPERLINK \l _Toc30047 </w:instrText>
           </w:r>
           <w:r>
             <w:rPr>
@@ -2182,7 +2184,7 @@
             <w:fldChar w:fldCharType="begin"/>
           </w:r>
           <w:r>
-            <w:instrText xml:space="preserve"> PAGEREF _Toc3127 \h </w:instrText>
+            <w:instrText xml:space="preserve"> PAGEREF _Toc30047 \h </w:instrText>
           </w:r>
           <w:r>
             <w:fldChar w:fldCharType="separate"/>
@@ -2220,7 +2222,7 @@
               <w:rFonts w:hint="eastAsia" w:ascii="Microsoft JhengHei" w:hAnsi="Microsoft JhengHei" w:eastAsia="Microsoft JhengHei" w:cs="Microsoft JhengHei"/>
               <w:szCs w:val="24"/>
             </w:rPr>
-            <w:instrText xml:space="preserve"> HYPERLINK \l _Toc29828 </w:instrText>
+            <w:instrText xml:space="preserve"> HYPERLINK \l _Toc13819 </w:instrText>
           </w:r>
           <w:r>
             <w:rPr>
@@ -2245,7 +2247,7 @@
             <w:fldChar w:fldCharType="begin"/>
           </w:r>
           <w:r>
-            <w:instrText xml:space="preserve"> PAGEREF _Toc29828 \h </w:instrText>
+            <w:instrText xml:space="preserve"> PAGEREF _Toc13819 \h </w:instrText>
           </w:r>
           <w:r>
             <w:fldChar w:fldCharType="separate"/>
@@ -2283,7 +2285,7 @@
               <w:rFonts w:hint="eastAsia" w:ascii="Microsoft JhengHei" w:hAnsi="Microsoft JhengHei" w:eastAsia="Microsoft JhengHei" w:cs="Microsoft JhengHei"/>
               <w:szCs w:val="24"/>
             </w:rPr>
-            <w:instrText xml:space="preserve"> HYPERLINK \l _Toc18930 </w:instrText>
+            <w:instrText xml:space="preserve"> HYPERLINK \l _Toc16771 </w:instrText>
           </w:r>
           <w:r>
             <w:rPr>
@@ -2308,7 +2310,7 @@
             <w:fldChar w:fldCharType="begin"/>
           </w:r>
           <w:r>
-            <w:instrText xml:space="preserve"> PAGEREF _Toc18930 \h </w:instrText>
+            <w:instrText xml:space="preserve"> PAGEREF _Toc16771 \h </w:instrText>
           </w:r>
           <w:r>
             <w:fldChar w:fldCharType="separate"/>
@@ -2346,7 +2348,7 @@
               <w:rFonts w:hint="eastAsia" w:ascii="Microsoft JhengHei" w:hAnsi="Microsoft JhengHei" w:eastAsia="Microsoft JhengHei" w:cs="Microsoft JhengHei"/>
               <w:szCs w:val="24"/>
             </w:rPr>
-            <w:instrText xml:space="preserve"> HYPERLINK \l _Toc31003 </w:instrText>
+            <w:instrText xml:space="preserve"> HYPERLINK \l _Toc17986 </w:instrText>
           </w:r>
           <w:r>
             <w:rPr>
@@ -2371,7 +2373,7 @@
             <w:fldChar w:fldCharType="begin"/>
           </w:r>
           <w:r>
-            <w:instrText xml:space="preserve"> PAGEREF _Toc31003 \h </w:instrText>
+            <w:instrText xml:space="preserve"> PAGEREF _Toc17986 \h </w:instrText>
           </w:r>
           <w:r>
             <w:fldChar w:fldCharType="separate"/>
@@ -2409,7 +2411,7 @@
               <w:rFonts w:hint="eastAsia" w:ascii="Microsoft JhengHei" w:hAnsi="Microsoft JhengHei" w:eastAsia="Microsoft JhengHei" w:cs="Microsoft JhengHei"/>
               <w:szCs w:val="24"/>
             </w:rPr>
-            <w:instrText xml:space="preserve"> HYPERLINK \l _Toc3572 </w:instrText>
+            <w:instrText xml:space="preserve"> HYPERLINK \l _Toc21421 </w:instrText>
           </w:r>
           <w:r>
             <w:rPr>
@@ -2434,7 +2436,7 @@
             <w:fldChar w:fldCharType="begin"/>
           </w:r>
           <w:r>
-            <w:instrText xml:space="preserve"> PAGEREF _Toc3572 \h </w:instrText>
+            <w:instrText xml:space="preserve"> PAGEREF _Toc21421 \h </w:instrText>
           </w:r>
           <w:r>
             <w:fldChar w:fldCharType="separate"/>
@@ -2472,7 +2474,7 @@
               <w:rFonts w:hint="eastAsia" w:ascii="Microsoft JhengHei" w:hAnsi="Microsoft JhengHei" w:eastAsia="Microsoft JhengHei" w:cs="Microsoft JhengHei"/>
               <w:szCs w:val="24"/>
             </w:rPr>
-            <w:instrText xml:space="preserve"> HYPERLINK \l _Toc5729 </w:instrText>
+            <w:instrText xml:space="preserve"> HYPERLINK \l _Toc25450 </w:instrText>
           </w:r>
           <w:r>
             <w:rPr>
@@ -2497,7 +2499,7 @@
             <w:fldChar w:fldCharType="begin"/>
           </w:r>
           <w:r>
-            <w:instrText xml:space="preserve"> PAGEREF _Toc5729 \h </w:instrText>
+            <w:instrText xml:space="preserve"> PAGEREF _Toc25450 \h </w:instrText>
           </w:r>
           <w:r>
             <w:fldChar w:fldCharType="separate"/>
@@ -2535,7 +2537,7 @@
               <w:rFonts w:hint="eastAsia" w:ascii="Microsoft JhengHei" w:hAnsi="Microsoft JhengHei" w:eastAsia="Microsoft JhengHei" w:cs="Microsoft JhengHei"/>
               <w:szCs w:val="24"/>
             </w:rPr>
-            <w:instrText xml:space="preserve"> HYPERLINK \l _Toc24162 </w:instrText>
+            <w:instrText xml:space="preserve"> HYPERLINK \l _Toc11112 </w:instrText>
           </w:r>
           <w:r>
             <w:rPr>
@@ -2560,7 +2562,7 @@
             <w:fldChar w:fldCharType="begin"/>
           </w:r>
           <w:r>
-            <w:instrText xml:space="preserve"> PAGEREF _Toc24162 \h </w:instrText>
+            <w:instrText xml:space="preserve"> PAGEREF _Toc11112 \h </w:instrText>
           </w:r>
           <w:r>
             <w:fldChar w:fldCharType="separate"/>
@@ -2598,7 +2600,7 @@
               <w:rFonts w:hint="eastAsia" w:ascii="Microsoft JhengHei" w:hAnsi="Microsoft JhengHei" w:eastAsia="Microsoft JhengHei" w:cs="Microsoft JhengHei"/>
               <w:szCs w:val="24"/>
             </w:rPr>
-            <w:instrText xml:space="preserve"> HYPERLINK \l _Toc32757 </w:instrText>
+            <w:instrText xml:space="preserve"> HYPERLINK \l _Toc20540 </w:instrText>
           </w:r>
           <w:r>
             <w:rPr>
@@ -2623,7 +2625,7 @@
             <w:fldChar w:fldCharType="begin"/>
           </w:r>
           <w:r>
-            <w:instrText xml:space="preserve"> PAGEREF _Toc32757 \h </w:instrText>
+            <w:instrText xml:space="preserve"> PAGEREF _Toc20540 \h </w:instrText>
           </w:r>
           <w:r>
             <w:fldChar w:fldCharType="separate"/>
@@ -2661,7 +2663,7 @@
               <w:rFonts w:hint="eastAsia" w:ascii="Microsoft JhengHei" w:hAnsi="Microsoft JhengHei" w:eastAsia="Microsoft JhengHei" w:cs="Microsoft JhengHei"/>
               <w:szCs w:val="24"/>
             </w:rPr>
-            <w:instrText xml:space="preserve"> HYPERLINK \l _Toc5674 </w:instrText>
+            <w:instrText xml:space="preserve"> HYPERLINK \l _Toc1029 </w:instrText>
           </w:r>
           <w:r>
             <w:rPr>
@@ -2686,7 +2688,7 @@
             <w:fldChar w:fldCharType="begin"/>
           </w:r>
           <w:r>
-            <w:instrText xml:space="preserve"> PAGEREF _Toc5674 \h </w:instrText>
+            <w:instrText xml:space="preserve"> PAGEREF _Toc1029 \h </w:instrText>
           </w:r>
           <w:r>
             <w:fldChar w:fldCharType="separate"/>
@@ -2724,7 +2726,7 @@
               <w:rFonts w:hint="eastAsia" w:ascii="Microsoft JhengHei" w:hAnsi="Microsoft JhengHei" w:eastAsia="Microsoft JhengHei" w:cs="Microsoft JhengHei"/>
               <w:szCs w:val="24"/>
             </w:rPr>
-            <w:instrText xml:space="preserve"> HYPERLINK \l _Toc27568 </w:instrText>
+            <w:instrText xml:space="preserve"> HYPERLINK \l _Toc30668 </w:instrText>
           </w:r>
           <w:r>
             <w:rPr>
@@ -2749,7 +2751,7 @@
             <w:fldChar w:fldCharType="begin"/>
           </w:r>
           <w:r>
-            <w:instrText xml:space="preserve"> PAGEREF _Toc27568 \h </w:instrText>
+            <w:instrText xml:space="preserve"> PAGEREF _Toc30668 \h </w:instrText>
           </w:r>
           <w:r>
             <w:fldChar w:fldCharType="separate"/>
@@ -2787,7 +2789,7 @@
               <w:rFonts w:hint="eastAsia" w:ascii="Microsoft JhengHei" w:hAnsi="Microsoft JhengHei" w:eastAsia="Microsoft JhengHei" w:cs="Microsoft JhengHei"/>
               <w:szCs w:val="24"/>
             </w:rPr>
-            <w:instrText xml:space="preserve"> HYPERLINK \l _Toc18392 </w:instrText>
+            <w:instrText xml:space="preserve"> HYPERLINK \l _Toc19777 </w:instrText>
           </w:r>
           <w:r>
             <w:rPr>
@@ -2812,7 +2814,7 @@
             <w:fldChar w:fldCharType="begin"/>
           </w:r>
           <w:r>
-            <w:instrText xml:space="preserve"> PAGEREF _Toc18392 \h </w:instrText>
+            <w:instrText xml:space="preserve"> PAGEREF _Toc19777 \h </w:instrText>
           </w:r>
           <w:r>
             <w:fldChar w:fldCharType="separate"/>
@@ -2850,7 +2852,7 @@
               <w:rFonts w:hint="eastAsia" w:ascii="Microsoft JhengHei" w:hAnsi="Microsoft JhengHei" w:eastAsia="Microsoft JhengHei" w:cs="Microsoft JhengHei"/>
               <w:szCs w:val="24"/>
             </w:rPr>
-            <w:instrText xml:space="preserve"> HYPERLINK \l _Toc28068 </w:instrText>
+            <w:instrText xml:space="preserve"> HYPERLINK \l _Toc24562 </w:instrText>
           </w:r>
           <w:r>
             <w:rPr>
@@ -2875,7 +2877,7 @@
             <w:fldChar w:fldCharType="begin"/>
           </w:r>
           <w:r>
-            <w:instrText xml:space="preserve"> PAGEREF _Toc28068 \h </w:instrText>
+            <w:instrText xml:space="preserve"> PAGEREF _Toc24562 \h </w:instrText>
           </w:r>
           <w:r>
             <w:fldChar w:fldCharType="separate"/>
@@ -2913,7 +2915,7 @@
               <w:rFonts w:hint="eastAsia" w:ascii="Microsoft JhengHei" w:hAnsi="Microsoft JhengHei" w:eastAsia="Microsoft JhengHei" w:cs="Microsoft JhengHei"/>
               <w:szCs w:val="24"/>
             </w:rPr>
-            <w:instrText xml:space="preserve"> HYPERLINK \l _Toc7205 </w:instrText>
+            <w:instrText xml:space="preserve"> HYPERLINK \l _Toc15968 </w:instrText>
           </w:r>
           <w:r>
             <w:rPr>
@@ -2938,7 +2940,7 @@
             <w:fldChar w:fldCharType="begin"/>
           </w:r>
           <w:r>
-            <w:instrText xml:space="preserve"> PAGEREF _Toc7205 \h </w:instrText>
+            <w:instrText xml:space="preserve"> PAGEREF _Toc15968 \h </w:instrText>
           </w:r>
           <w:r>
             <w:fldChar w:fldCharType="separate"/>
@@ -2976,7 +2978,7 @@
               <w:rFonts w:hint="eastAsia" w:ascii="Microsoft JhengHei" w:hAnsi="Microsoft JhengHei" w:eastAsia="Microsoft JhengHei" w:cs="Microsoft JhengHei"/>
               <w:szCs w:val="24"/>
             </w:rPr>
-            <w:instrText xml:space="preserve"> HYPERLINK \l _Toc1254 </w:instrText>
+            <w:instrText xml:space="preserve"> HYPERLINK \l _Toc12422 </w:instrText>
           </w:r>
           <w:r>
             <w:rPr>
@@ -3001,7 +3003,7 @@
             <w:fldChar w:fldCharType="begin"/>
           </w:r>
           <w:r>
-            <w:instrText xml:space="preserve"> PAGEREF _Toc1254 \h </w:instrText>
+            <w:instrText xml:space="preserve"> PAGEREF _Toc12422 \h </w:instrText>
           </w:r>
           <w:r>
             <w:fldChar w:fldCharType="separate"/>
@@ -3039,7 +3041,7 @@
               <w:rFonts w:hint="eastAsia" w:ascii="Microsoft JhengHei" w:hAnsi="Microsoft JhengHei" w:eastAsia="Microsoft JhengHei" w:cs="Microsoft JhengHei"/>
               <w:szCs w:val="24"/>
             </w:rPr>
-            <w:instrText xml:space="preserve"> HYPERLINK \l _Toc12809 </w:instrText>
+            <w:instrText xml:space="preserve"> HYPERLINK \l _Toc32497 </w:instrText>
           </w:r>
           <w:r>
             <w:rPr>
@@ -3064,7 +3066,7 @@
             <w:fldChar w:fldCharType="begin"/>
           </w:r>
           <w:r>
-            <w:instrText xml:space="preserve"> PAGEREF _Toc12809 \h </w:instrText>
+            <w:instrText xml:space="preserve"> PAGEREF _Toc32497 \h </w:instrText>
           </w:r>
           <w:r>
             <w:fldChar w:fldCharType="separate"/>
@@ -3102,7 +3104,7 @@
               <w:rFonts w:hint="eastAsia" w:ascii="Microsoft JhengHei" w:hAnsi="Microsoft JhengHei" w:eastAsia="Microsoft JhengHei" w:cs="Microsoft JhengHei"/>
               <w:szCs w:val="24"/>
             </w:rPr>
-            <w:instrText xml:space="preserve"> HYPERLINK \l _Toc26590 </w:instrText>
+            <w:instrText xml:space="preserve"> HYPERLINK \l _Toc32141 </w:instrText>
           </w:r>
           <w:r>
             <w:rPr>
@@ -3127,7 +3129,7 @@
             <w:fldChar w:fldCharType="begin"/>
           </w:r>
           <w:r>
-            <w:instrText xml:space="preserve"> PAGEREF _Toc26590 \h </w:instrText>
+            <w:instrText xml:space="preserve"> PAGEREF _Toc32141 \h </w:instrText>
           </w:r>
           <w:r>
             <w:fldChar w:fldCharType="separate"/>
@@ -3165,7 +3167,7 @@
               <w:rFonts w:hint="eastAsia" w:ascii="Microsoft JhengHei" w:hAnsi="Microsoft JhengHei" w:eastAsia="Microsoft JhengHei" w:cs="Microsoft JhengHei"/>
               <w:szCs w:val="24"/>
             </w:rPr>
-            <w:instrText xml:space="preserve"> HYPERLINK \l _Toc29782 </w:instrText>
+            <w:instrText xml:space="preserve"> HYPERLINK \l _Toc31438 </w:instrText>
           </w:r>
           <w:r>
             <w:rPr>
@@ -3190,7 +3192,7 @@
             <w:fldChar w:fldCharType="begin"/>
           </w:r>
           <w:r>
-            <w:instrText xml:space="preserve"> PAGEREF _Toc29782 \h </w:instrText>
+            <w:instrText xml:space="preserve"> PAGEREF _Toc31438 \h </w:instrText>
           </w:r>
           <w:r>
             <w:fldChar w:fldCharType="separate"/>
@@ -3228,7 +3230,7 @@
               <w:rFonts w:hint="eastAsia" w:ascii="Microsoft JhengHei" w:hAnsi="Microsoft JhengHei" w:eastAsia="Microsoft JhengHei" w:cs="Microsoft JhengHei"/>
               <w:szCs w:val="24"/>
             </w:rPr>
-            <w:instrText xml:space="preserve"> HYPERLINK \l _Toc21495 </w:instrText>
+            <w:instrText xml:space="preserve"> HYPERLINK \l _Toc13241 </w:instrText>
           </w:r>
           <w:r>
             <w:rPr>
@@ -3253,7 +3255,7 @@
             <w:fldChar w:fldCharType="begin"/>
           </w:r>
           <w:r>
-            <w:instrText xml:space="preserve"> PAGEREF _Toc21495 \h </w:instrText>
+            <w:instrText xml:space="preserve"> PAGEREF _Toc13241 \h </w:instrText>
           </w:r>
           <w:r>
             <w:fldChar w:fldCharType="separate"/>
@@ -3291,7 +3293,7 @@
               <w:rFonts w:hint="eastAsia" w:ascii="Microsoft JhengHei" w:hAnsi="Microsoft JhengHei" w:eastAsia="Microsoft JhengHei" w:cs="Microsoft JhengHei"/>
               <w:szCs w:val="24"/>
             </w:rPr>
-            <w:instrText xml:space="preserve"> HYPERLINK \l _Toc14628 </w:instrText>
+            <w:instrText xml:space="preserve"> HYPERLINK \l _Toc25377 </w:instrText>
           </w:r>
           <w:r>
             <w:rPr>
@@ -3316,7 +3318,7 @@
             <w:fldChar w:fldCharType="begin"/>
           </w:r>
           <w:r>
-            <w:instrText xml:space="preserve"> PAGEREF _Toc14628 \h </w:instrText>
+            <w:instrText xml:space="preserve"> PAGEREF _Toc25377 \h </w:instrText>
           </w:r>
           <w:r>
             <w:fldChar w:fldCharType="separate"/>
@@ -3354,7 +3356,7 @@
               <w:rFonts w:hint="eastAsia" w:ascii="Microsoft JhengHei" w:hAnsi="Microsoft JhengHei" w:eastAsia="Microsoft JhengHei" w:cs="Microsoft JhengHei"/>
               <w:szCs w:val="24"/>
             </w:rPr>
-            <w:instrText xml:space="preserve"> HYPERLINK \l _Toc992 </w:instrText>
+            <w:instrText xml:space="preserve"> HYPERLINK \l _Toc16865 </w:instrText>
           </w:r>
           <w:r>
             <w:rPr>
@@ -3379,7 +3381,7 @@
             <w:fldChar w:fldCharType="begin"/>
           </w:r>
           <w:r>
-            <w:instrText xml:space="preserve"> PAGEREF _Toc992 \h </w:instrText>
+            <w:instrText xml:space="preserve"> PAGEREF _Toc16865 \h </w:instrText>
           </w:r>
           <w:r>
             <w:fldChar w:fldCharType="separate"/>
@@ -3417,7 +3419,7 @@
               <w:rFonts w:hint="eastAsia" w:ascii="Microsoft JhengHei" w:hAnsi="Microsoft JhengHei" w:eastAsia="Microsoft JhengHei" w:cs="Microsoft JhengHei"/>
               <w:szCs w:val="24"/>
             </w:rPr>
-            <w:instrText xml:space="preserve"> HYPERLINK \l _Toc24977 </w:instrText>
+            <w:instrText xml:space="preserve"> HYPERLINK \l _Toc11368 </w:instrText>
           </w:r>
           <w:r>
             <w:rPr>
@@ -3442,7 +3444,7 @@
             <w:fldChar w:fldCharType="begin"/>
           </w:r>
           <w:r>
-            <w:instrText xml:space="preserve"> PAGEREF _Toc24977 \h </w:instrText>
+            <w:instrText xml:space="preserve"> PAGEREF _Toc11368 \h </w:instrText>
           </w:r>
           <w:r>
             <w:fldChar w:fldCharType="separate"/>
@@ -3480,7 +3482,7 @@
               <w:rFonts w:hint="eastAsia" w:ascii="Microsoft JhengHei" w:hAnsi="Microsoft JhengHei" w:eastAsia="Microsoft JhengHei" w:cs="Microsoft JhengHei"/>
               <w:szCs w:val="24"/>
             </w:rPr>
-            <w:instrText xml:space="preserve"> HYPERLINK \l _Toc18622 </w:instrText>
+            <w:instrText xml:space="preserve"> HYPERLINK \l _Toc12137 </w:instrText>
           </w:r>
           <w:r>
             <w:rPr>
@@ -3505,7 +3507,7 @@
             <w:fldChar w:fldCharType="begin"/>
           </w:r>
           <w:r>
-            <w:instrText xml:space="preserve"> PAGEREF _Toc18622 \h </w:instrText>
+            <w:instrText xml:space="preserve"> PAGEREF _Toc12137 \h </w:instrText>
           </w:r>
           <w:r>
             <w:fldChar w:fldCharType="separate"/>
@@ -3543,7 +3545,7 @@
               <w:rFonts w:hint="eastAsia" w:ascii="Microsoft JhengHei" w:hAnsi="Microsoft JhengHei" w:eastAsia="Microsoft JhengHei" w:cs="Microsoft JhengHei"/>
               <w:szCs w:val="24"/>
             </w:rPr>
-            <w:instrText xml:space="preserve"> HYPERLINK \l _Toc9386 </w:instrText>
+            <w:instrText xml:space="preserve"> HYPERLINK \l _Toc6615 </w:instrText>
           </w:r>
           <w:r>
             <w:rPr>
@@ -3568,7 +3570,7 @@
             <w:fldChar w:fldCharType="begin"/>
           </w:r>
           <w:r>
-            <w:instrText xml:space="preserve"> PAGEREF _Toc9386 \h </w:instrText>
+            <w:instrText xml:space="preserve"> PAGEREF _Toc6615 \h </w:instrText>
           </w:r>
           <w:r>
             <w:fldChar w:fldCharType="separate"/>
@@ -3606,7 +3608,7 @@
               <w:rFonts w:hint="eastAsia" w:ascii="Microsoft JhengHei" w:hAnsi="Microsoft JhengHei" w:eastAsia="Microsoft JhengHei" w:cs="Microsoft JhengHei"/>
               <w:szCs w:val="24"/>
             </w:rPr>
-            <w:instrText xml:space="preserve"> HYPERLINK \l _Toc26107 </w:instrText>
+            <w:instrText xml:space="preserve"> HYPERLINK \l _Toc3755 </w:instrText>
           </w:r>
           <w:r>
             <w:rPr>
@@ -3631,7 +3633,7 @@
             <w:fldChar w:fldCharType="begin"/>
           </w:r>
           <w:r>
-            <w:instrText xml:space="preserve"> PAGEREF _Toc26107 \h </w:instrText>
+            <w:instrText xml:space="preserve"> PAGEREF _Toc3755 \h </w:instrText>
           </w:r>
           <w:r>
             <w:fldChar w:fldCharType="separate"/>
@@ -3669,7 +3671,7 @@
               <w:rFonts w:hint="eastAsia" w:ascii="Microsoft JhengHei" w:hAnsi="Microsoft JhengHei" w:eastAsia="Microsoft JhengHei" w:cs="Microsoft JhengHei"/>
               <w:szCs w:val="24"/>
             </w:rPr>
-            <w:instrText xml:space="preserve"> HYPERLINK \l _Toc18041 </w:instrText>
+            <w:instrText xml:space="preserve"> HYPERLINK \l _Toc10374 </w:instrText>
           </w:r>
           <w:r>
             <w:rPr>
@@ -3694,7 +3696,7 @@
             <w:fldChar w:fldCharType="begin"/>
           </w:r>
           <w:r>
-            <w:instrText xml:space="preserve"> PAGEREF _Toc18041 \h </w:instrText>
+            <w:instrText xml:space="preserve"> PAGEREF _Toc10374 \h </w:instrText>
           </w:r>
           <w:r>
             <w:fldChar w:fldCharType="separate"/>
@@ -3732,7 +3734,7 @@
               <w:rFonts w:hint="eastAsia" w:ascii="Microsoft JhengHei" w:hAnsi="Microsoft JhengHei" w:eastAsia="Microsoft JhengHei" w:cs="Microsoft JhengHei"/>
               <w:szCs w:val="24"/>
             </w:rPr>
-            <w:instrText xml:space="preserve"> HYPERLINK \l _Toc3231 </w:instrText>
+            <w:instrText xml:space="preserve"> HYPERLINK \l _Toc29663 </w:instrText>
           </w:r>
           <w:r>
             <w:rPr>
@@ -3757,7 +3759,7 @@
             <w:fldChar w:fldCharType="begin"/>
           </w:r>
           <w:r>
-            <w:instrText xml:space="preserve"> PAGEREF _Toc3231 \h </w:instrText>
+            <w:instrText xml:space="preserve"> PAGEREF _Toc29663 \h </w:instrText>
           </w:r>
           <w:r>
             <w:fldChar w:fldCharType="separate"/>
@@ -3795,7 +3797,7 @@
               <w:rFonts w:hint="eastAsia" w:ascii="Microsoft JhengHei" w:hAnsi="Microsoft JhengHei" w:eastAsia="Microsoft JhengHei" w:cs="Microsoft JhengHei"/>
               <w:szCs w:val="24"/>
             </w:rPr>
-            <w:instrText xml:space="preserve"> HYPERLINK \l _Toc17536 </w:instrText>
+            <w:instrText xml:space="preserve"> HYPERLINK \l _Toc330 </w:instrText>
           </w:r>
           <w:r>
             <w:rPr>
@@ -3820,7 +3822,7 @@
             <w:fldChar w:fldCharType="begin"/>
           </w:r>
           <w:r>
-            <w:instrText xml:space="preserve"> PAGEREF _Toc17536 \h </w:instrText>
+            <w:instrText xml:space="preserve"> PAGEREF _Toc330 \h </w:instrText>
           </w:r>
           <w:r>
             <w:fldChar w:fldCharType="separate"/>
@@ -3858,7 +3860,7 @@
               <w:rFonts w:hint="eastAsia" w:ascii="Microsoft JhengHei" w:hAnsi="Microsoft JhengHei" w:eastAsia="Microsoft JhengHei" w:cs="Microsoft JhengHei"/>
               <w:szCs w:val="24"/>
             </w:rPr>
-            <w:instrText xml:space="preserve"> HYPERLINK \l _Toc31312 </w:instrText>
+            <w:instrText xml:space="preserve"> HYPERLINK \l _Toc7191 </w:instrText>
           </w:r>
           <w:r>
             <w:rPr>
@@ -3883,7 +3885,7 @@
             <w:fldChar w:fldCharType="begin"/>
           </w:r>
           <w:r>
-            <w:instrText xml:space="preserve"> PAGEREF _Toc31312 \h </w:instrText>
+            <w:instrText xml:space="preserve"> PAGEREF _Toc7191 \h </w:instrText>
           </w:r>
           <w:r>
             <w:fldChar w:fldCharType="separate"/>
@@ -3921,7 +3923,7 @@
               <w:rFonts w:hint="eastAsia" w:ascii="Microsoft JhengHei" w:hAnsi="Microsoft JhengHei" w:eastAsia="Microsoft JhengHei" w:cs="Microsoft JhengHei"/>
               <w:szCs w:val="24"/>
             </w:rPr>
-            <w:instrText xml:space="preserve"> HYPERLINK \l _Toc2872 </w:instrText>
+            <w:instrText xml:space="preserve"> HYPERLINK \l _Toc3634 </w:instrText>
           </w:r>
           <w:r>
             <w:rPr>
@@ -3946,7 +3948,7 @@
             <w:fldChar w:fldCharType="begin"/>
           </w:r>
           <w:r>
-            <w:instrText xml:space="preserve"> PAGEREF _Toc2872 \h </w:instrText>
+            <w:instrText xml:space="preserve"> PAGEREF _Toc3634 \h </w:instrText>
           </w:r>
           <w:r>
             <w:fldChar w:fldCharType="separate"/>
@@ -3984,7 +3986,7 @@
               <w:rFonts w:hint="eastAsia" w:ascii="Microsoft JhengHei" w:hAnsi="Microsoft JhengHei" w:eastAsia="Microsoft JhengHei" w:cs="Microsoft JhengHei"/>
               <w:szCs w:val="24"/>
             </w:rPr>
-            <w:instrText xml:space="preserve"> HYPERLINK \l _Toc8555 </w:instrText>
+            <w:instrText xml:space="preserve"> HYPERLINK \l _Toc3403 </w:instrText>
           </w:r>
           <w:r>
             <w:rPr>
@@ -4009,7 +4011,7 @@
             <w:fldChar w:fldCharType="begin"/>
           </w:r>
           <w:r>
-            <w:instrText xml:space="preserve"> PAGEREF _Toc8555 \h </w:instrText>
+            <w:instrText xml:space="preserve"> PAGEREF _Toc3403 \h </w:instrText>
           </w:r>
           <w:r>
             <w:fldChar w:fldCharType="separate"/>
@@ -4047,7 +4049,7 @@
               <w:rFonts w:hint="eastAsia" w:ascii="Microsoft JhengHei" w:hAnsi="Microsoft JhengHei" w:eastAsia="Microsoft JhengHei" w:cs="Microsoft JhengHei"/>
               <w:szCs w:val="24"/>
             </w:rPr>
-            <w:instrText xml:space="preserve"> HYPERLINK \l _Toc9283 </w:instrText>
+            <w:instrText xml:space="preserve"> HYPERLINK \l _Toc30965 </w:instrText>
           </w:r>
           <w:r>
             <w:rPr>
@@ -4072,7 +4074,7 @@
             <w:fldChar w:fldCharType="begin"/>
           </w:r>
           <w:r>
-            <w:instrText xml:space="preserve"> PAGEREF _Toc9283 \h </w:instrText>
+            <w:instrText xml:space="preserve"> PAGEREF _Toc30965 \h </w:instrText>
           </w:r>
           <w:r>
             <w:fldChar w:fldCharType="separate"/>
@@ -4110,7 +4112,7 @@
               <w:rFonts w:hint="eastAsia" w:ascii="Microsoft JhengHei" w:hAnsi="Microsoft JhengHei" w:eastAsia="Microsoft JhengHei" w:cs="Microsoft JhengHei"/>
               <w:szCs w:val="24"/>
             </w:rPr>
-            <w:instrText xml:space="preserve"> HYPERLINK \l _Toc10968 </w:instrText>
+            <w:instrText xml:space="preserve"> HYPERLINK \l _Toc32646 </w:instrText>
           </w:r>
           <w:r>
             <w:rPr>
@@ -4135,7 +4137,7 @@
             <w:fldChar w:fldCharType="begin"/>
           </w:r>
           <w:r>
-            <w:instrText xml:space="preserve"> PAGEREF _Toc10968 \h </w:instrText>
+            <w:instrText xml:space="preserve"> PAGEREF _Toc32646 \h </w:instrText>
           </w:r>
           <w:r>
             <w:fldChar w:fldCharType="separate"/>
@@ -4173,7 +4175,7 @@
               <w:rFonts w:hint="eastAsia" w:ascii="Microsoft JhengHei" w:hAnsi="Microsoft JhengHei" w:eastAsia="Microsoft JhengHei" w:cs="Microsoft JhengHei"/>
               <w:szCs w:val="24"/>
             </w:rPr>
-            <w:instrText xml:space="preserve"> HYPERLINK \l _Toc2931 </w:instrText>
+            <w:instrText xml:space="preserve"> HYPERLINK \l _Toc16860 </w:instrText>
           </w:r>
           <w:r>
             <w:rPr>
@@ -4198,7 +4200,7 @@
             <w:fldChar w:fldCharType="begin"/>
           </w:r>
           <w:r>
-            <w:instrText xml:space="preserve"> PAGEREF _Toc2931 \h </w:instrText>
+            <w:instrText xml:space="preserve"> PAGEREF _Toc16860 \h </w:instrText>
           </w:r>
           <w:r>
             <w:fldChar w:fldCharType="separate"/>
@@ -4236,7 +4238,7 @@
               <w:rFonts w:hint="eastAsia" w:ascii="Microsoft JhengHei" w:hAnsi="Microsoft JhengHei" w:eastAsia="Microsoft JhengHei" w:cs="Microsoft JhengHei"/>
               <w:szCs w:val="24"/>
             </w:rPr>
-            <w:instrText xml:space="preserve"> HYPERLINK \l _Toc26499 </w:instrText>
+            <w:instrText xml:space="preserve"> HYPERLINK \l _Toc8366 </w:instrText>
           </w:r>
           <w:r>
             <w:rPr>
@@ -4261,7 +4263,7 @@
             <w:fldChar w:fldCharType="begin"/>
           </w:r>
           <w:r>
-            <w:instrText xml:space="preserve"> PAGEREF _Toc26499 \h </w:instrText>
+            <w:instrText xml:space="preserve"> PAGEREF _Toc8366 \h </w:instrText>
           </w:r>
           <w:r>
             <w:fldChar w:fldCharType="separate"/>
@@ -4299,7 +4301,7 @@
               <w:rFonts w:hint="eastAsia" w:ascii="Microsoft JhengHei" w:hAnsi="Microsoft JhengHei" w:eastAsia="Microsoft JhengHei" w:cs="Microsoft JhengHei"/>
               <w:szCs w:val="24"/>
             </w:rPr>
-            <w:instrText xml:space="preserve"> HYPERLINK \l _Toc2267 </w:instrText>
+            <w:instrText xml:space="preserve"> HYPERLINK \l _Toc23274 </w:instrText>
           </w:r>
           <w:r>
             <w:rPr>
@@ -4324,7 +4326,7 @@
             <w:fldChar w:fldCharType="begin"/>
           </w:r>
           <w:r>
-            <w:instrText xml:space="preserve"> PAGEREF _Toc2267 \h </w:instrText>
+            <w:instrText xml:space="preserve"> PAGEREF _Toc23274 \h </w:instrText>
           </w:r>
           <w:r>
             <w:fldChar w:fldCharType="separate"/>
@@ -4362,7 +4364,7 @@
               <w:rFonts w:hint="eastAsia" w:ascii="Microsoft JhengHei" w:hAnsi="Microsoft JhengHei" w:eastAsia="Microsoft JhengHei" w:cs="Microsoft JhengHei"/>
               <w:szCs w:val="24"/>
             </w:rPr>
-            <w:instrText xml:space="preserve"> HYPERLINK \l _Toc13991 </w:instrText>
+            <w:instrText xml:space="preserve"> HYPERLINK \l _Toc3981 </w:instrText>
           </w:r>
           <w:r>
             <w:rPr>
@@ -4387,7 +4389,7 @@
             <w:fldChar w:fldCharType="begin"/>
           </w:r>
           <w:r>
-            <w:instrText xml:space="preserve"> PAGEREF _Toc13991 \h </w:instrText>
+            <w:instrText xml:space="preserve"> PAGEREF _Toc3981 \h </w:instrText>
           </w:r>
           <w:r>
             <w:fldChar w:fldCharType="separate"/>
@@ -4425,7 +4427,7 @@
               <w:rFonts w:hint="eastAsia" w:ascii="Microsoft JhengHei" w:hAnsi="Microsoft JhengHei" w:eastAsia="Microsoft JhengHei" w:cs="Microsoft JhengHei"/>
               <w:szCs w:val="24"/>
             </w:rPr>
-            <w:instrText xml:space="preserve"> HYPERLINK \l _Toc8316 </w:instrText>
+            <w:instrText xml:space="preserve"> HYPERLINK \l _Toc20815 </w:instrText>
           </w:r>
           <w:r>
             <w:rPr>
@@ -4450,7 +4452,7 @@
             <w:fldChar w:fldCharType="begin"/>
           </w:r>
           <w:r>
-            <w:instrText xml:space="preserve"> PAGEREF _Toc8316 \h </w:instrText>
+            <w:instrText xml:space="preserve"> PAGEREF _Toc20815 \h </w:instrText>
           </w:r>
           <w:r>
             <w:fldChar w:fldCharType="separate"/>
@@ -4488,7 +4490,7 @@
               <w:rFonts w:hint="eastAsia" w:ascii="Microsoft JhengHei" w:hAnsi="Microsoft JhengHei" w:eastAsia="Microsoft JhengHei" w:cs="Microsoft JhengHei"/>
               <w:szCs w:val="24"/>
             </w:rPr>
-            <w:instrText xml:space="preserve"> HYPERLINK \l _Toc20289 </w:instrText>
+            <w:instrText xml:space="preserve"> HYPERLINK \l _Toc4087 </w:instrText>
           </w:r>
           <w:r>
             <w:rPr>
@@ -4513,7 +4515,75 @@
             <w:fldChar w:fldCharType="begin"/>
           </w:r>
           <w:r>
-            <w:instrText xml:space="preserve"> PAGEREF _Toc20289 \h </w:instrText>
+            <w:instrText xml:space="preserve"> PAGEREF _Toc4087 \h </w:instrText>
+          </w:r>
+          <w:r>
+            <w:fldChar w:fldCharType="separate"/>
+          </w:r>
+          <w:r>
+            <w:t>10</w:t>
+          </w:r>
+          <w:r>
+            <w:fldChar w:fldCharType="end"/>
+          </w:r>
+          <w:r>
+            <w:rPr>
+              <w:rFonts w:hint="eastAsia" w:ascii="Microsoft JhengHei" w:hAnsi="Microsoft JhengHei" w:eastAsia="Microsoft JhengHei" w:cs="Microsoft JhengHei"/>
+              <w:szCs w:val="24"/>
+            </w:rPr>
+            <w:fldChar w:fldCharType="end"/>
+          </w:r>
+        </w:p>
+        <w:p>
+          <w:pPr>
+            <w:pStyle w:val="16"/>
+            <w:tabs>
+              <w:tab w:val="right" w:leader="dot" w:pos="9082"/>
+            </w:tabs>
+          </w:pPr>
+          <w:r>
+            <w:rPr>
+              <w:rFonts w:hint="eastAsia" w:ascii="Microsoft JhengHei" w:hAnsi="Microsoft JhengHei" w:eastAsia="Microsoft JhengHei" w:cs="Microsoft JhengHei"/>
+              <w:szCs w:val="24"/>
+            </w:rPr>
+            <w:fldChar w:fldCharType="begin"/>
+          </w:r>
+          <w:r>
+            <w:rPr>
+              <w:rFonts w:hint="eastAsia" w:ascii="Microsoft JhengHei" w:hAnsi="Microsoft JhengHei" w:eastAsia="Microsoft JhengHei" w:cs="Microsoft JhengHei"/>
+              <w:szCs w:val="24"/>
+            </w:rPr>
+            <w:instrText xml:space="preserve"> HYPERLINK \l _Toc8041 </w:instrText>
+          </w:r>
+          <w:r>
+            <w:rPr>
+              <w:rFonts w:hint="eastAsia" w:ascii="Microsoft JhengHei" w:hAnsi="Microsoft JhengHei" w:eastAsia="Microsoft JhengHei" w:cs="Microsoft JhengHei"/>
+              <w:szCs w:val="24"/>
+            </w:rPr>
+            <w:fldChar w:fldCharType="separate"/>
+          </w:r>
+          <w:r>
+            <w:rPr>
+              <w:rFonts w:hint="default"/>
+              <w:lang w:val="en-US" w:eastAsia="zh-CN"/>
+            </w:rPr>
+            <w:t xml:space="preserve">3.9.4. </w:t>
+          </w:r>
+          <w:r>
+            <w:rPr>
+              <w:rFonts w:hint="eastAsia"/>
+              <w:lang w:val="en-US" w:eastAsia="zh-CN"/>
+            </w:rPr>
+            <w:t>参与方</w:t>
+          </w:r>
+          <w:r>
+            <w:tab/>
+          </w:r>
+          <w:r>
+            <w:fldChar w:fldCharType="begin"/>
+          </w:r>
+          <w:r>
+            <w:instrText xml:space="preserve"> PAGEREF _Toc8041 \h </w:instrText>
           </w:r>
           <w:r>
             <w:fldChar w:fldCharType="separate"/>
@@ -4551,7 +4621,7 @@
               <w:rFonts w:hint="eastAsia" w:ascii="Microsoft JhengHei" w:hAnsi="Microsoft JhengHei" w:eastAsia="Microsoft JhengHei" w:cs="Microsoft JhengHei"/>
               <w:szCs w:val="24"/>
             </w:rPr>
-            <w:instrText xml:space="preserve"> HYPERLINK \l _Toc27731 </w:instrText>
+            <w:instrText xml:space="preserve"> HYPERLINK \l _Toc18753 </w:instrText>
           </w:r>
           <w:r>
             <w:rPr>
@@ -4576,13 +4646,13 @@
             <w:fldChar w:fldCharType="begin"/>
           </w:r>
           <w:r>
-            <w:instrText xml:space="preserve"> PAGEREF _Toc27731 \h </w:instrText>
+            <w:instrText xml:space="preserve"> PAGEREF _Toc18753 \h </w:instrText>
           </w:r>
           <w:r>
             <w:fldChar w:fldCharType="separate"/>
           </w:r>
           <w:r>
-            <w:t>10</w:t>
+            <w:t>11</w:t>
           </w:r>
           <w:r>
             <w:fldChar w:fldCharType="end"/>
@@ -4614,7 +4684,7 @@
               <w:rFonts w:hint="eastAsia" w:ascii="Microsoft JhengHei" w:hAnsi="Microsoft JhengHei" w:eastAsia="Microsoft JhengHei" w:cs="Microsoft JhengHei"/>
               <w:szCs w:val="24"/>
             </w:rPr>
-            <w:instrText xml:space="preserve"> HYPERLINK \l _Toc3697 </w:instrText>
+            <w:instrText xml:space="preserve"> HYPERLINK \l _Toc21475 </w:instrText>
           </w:r>
           <w:r>
             <w:rPr>
@@ -4639,7 +4709,7 @@
             <w:fldChar w:fldCharType="begin"/>
           </w:r>
           <w:r>
-            <w:instrText xml:space="preserve"> PAGEREF _Toc3697 \h </w:instrText>
+            <w:instrText xml:space="preserve"> PAGEREF _Toc21475 \h </w:instrText>
           </w:r>
           <w:r>
             <w:fldChar w:fldCharType="separate"/>
@@ -4677,7 +4747,7 @@
               <w:rFonts w:hint="eastAsia" w:ascii="Microsoft JhengHei" w:hAnsi="Microsoft JhengHei" w:eastAsia="Microsoft JhengHei" w:cs="Microsoft JhengHei"/>
               <w:szCs w:val="24"/>
             </w:rPr>
-            <w:instrText xml:space="preserve"> HYPERLINK \l _Toc7114 </w:instrText>
+            <w:instrText xml:space="preserve"> HYPERLINK \l _Toc10604 </w:instrText>
           </w:r>
           <w:r>
             <w:rPr>
@@ -4702,7 +4772,7 @@
             <w:fldChar w:fldCharType="begin"/>
           </w:r>
           <w:r>
-            <w:instrText xml:space="preserve"> PAGEREF _Toc7114 \h </w:instrText>
+            <w:instrText xml:space="preserve"> PAGEREF _Toc10604 \h </w:instrText>
           </w:r>
           <w:r>
             <w:fldChar w:fldCharType="separate"/>
@@ -4740,7 +4810,7 @@
               <w:rFonts w:hint="eastAsia" w:ascii="Microsoft JhengHei" w:hAnsi="Microsoft JhengHei" w:eastAsia="Microsoft JhengHei" w:cs="Microsoft JhengHei"/>
               <w:szCs w:val="24"/>
             </w:rPr>
-            <w:instrText xml:space="preserve"> HYPERLINK \l _Toc14739 </w:instrText>
+            <w:instrText xml:space="preserve"> HYPERLINK \l _Toc24241 </w:instrText>
           </w:r>
           <w:r>
             <w:rPr>
@@ -4765,7 +4835,7 @@
             <w:fldChar w:fldCharType="begin"/>
           </w:r>
           <w:r>
-            <w:instrText xml:space="preserve"> PAGEREF _Toc14739 \h </w:instrText>
+            <w:instrText xml:space="preserve"> PAGEREF _Toc24241 \h </w:instrText>
           </w:r>
           <w:r>
             <w:fldChar w:fldCharType="separate"/>
@@ -4803,7 +4873,7 @@
               <w:rFonts w:hint="eastAsia" w:ascii="Microsoft JhengHei" w:hAnsi="Microsoft JhengHei" w:eastAsia="Microsoft JhengHei" w:cs="Microsoft JhengHei"/>
               <w:szCs w:val="24"/>
             </w:rPr>
-            <w:instrText xml:space="preserve"> HYPERLINK \l _Toc27623 </w:instrText>
+            <w:instrText xml:space="preserve"> HYPERLINK \l _Toc6834 </w:instrText>
           </w:r>
           <w:r>
             <w:rPr>
@@ -4828,7 +4898,7 @@
             <w:fldChar w:fldCharType="begin"/>
           </w:r>
           <w:r>
-            <w:instrText xml:space="preserve"> PAGEREF _Toc27623 \h </w:instrText>
+            <w:instrText xml:space="preserve"> PAGEREF _Toc6834 \h </w:instrText>
           </w:r>
           <w:r>
             <w:fldChar w:fldCharType="separate"/>
@@ -4915,7 +4985,7 @@
         <w:topLinePunct w:val="0"/>
         <w:bidi w:val="0"/>
       </w:pPr>
-      <w:bookmarkStart w:id="3" w:name="_Toc15068"/>
+      <w:bookmarkStart w:id="3" w:name="_Toc22595"/>
       <w:r>
         <w:t>目的</w:t>
       </w:r>
@@ -4949,11 +5019,11 @@
         <w:topLinePunct w:val="0"/>
         <w:bidi w:val="0"/>
       </w:pPr>
-      <w:bookmarkStart w:id="4" w:name="bookmark5"/>
+      <w:bookmarkStart w:id="4" w:name="bookmark4"/>
       <w:bookmarkEnd w:id="4"/>
-      <w:bookmarkStart w:id="5" w:name="bookmark4"/>
+      <w:bookmarkStart w:id="5" w:name="bookmark5"/>
       <w:bookmarkEnd w:id="5"/>
-      <w:bookmarkStart w:id="6" w:name="_Toc11107"/>
+      <w:bookmarkStart w:id="6" w:name="_Toc883"/>
       <w:r>
         <w:t>.适用范围</w:t>
       </w:r>
@@ -4981,8 +5051,6 @@
         </w:rPr>
         <w:t>过程</w:t>
       </w:r>
-      <w:bookmarkStart w:id="168" w:name="_GoBack"/>
-      <w:bookmarkEnd w:id="168"/>
       <w:r>
         <w:t>中的业务管理。</w:t>
       </w:r>
@@ -4999,15 +5067,15 @@
         <w:topLinePunct w:val="0"/>
         <w:bidi w:val="0"/>
       </w:pPr>
-      <w:bookmarkStart w:id="7" w:name="bookmark6"/>
+      <w:bookmarkStart w:id="7" w:name="bookmark7"/>
       <w:bookmarkEnd w:id="7"/>
-      <w:bookmarkStart w:id="8" w:name="bookmark9"/>
+      <w:bookmarkStart w:id="8" w:name="bookmark6"/>
       <w:bookmarkEnd w:id="8"/>
-      <w:bookmarkStart w:id="9" w:name="bookmark7"/>
+      <w:bookmarkStart w:id="9" w:name="bookmark8"/>
       <w:bookmarkEnd w:id="9"/>
-      <w:bookmarkStart w:id="10" w:name="bookmark8"/>
+      <w:bookmarkStart w:id="10" w:name="bookmark9"/>
       <w:bookmarkEnd w:id="10"/>
-      <w:bookmarkStart w:id="11" w:name="_Toc16702"/>
+      <w:bookmarkStart w:id="11" w:name="_Toc27132"/>
       <w:r>
         <w:t>具体需求</w:t>
       </w:r>
@@ -5027,7 +5095,7 @@
       </w:pPr>
       <w:bookmarkStart w:id="12" w:name="bookmark117"/>
       <w:bookmarkEnd w:id="12"/>
-      <w:bookmarkStart w:id="13" w:name="_Toc21131"/>
+      <w:bookmarkStart w:id="13" w:name="_Toc66"/>
       <w:r>
         <w:t>服务级别管理</w:t>
       </w:r>
@@ -5049,7 +5117,7 @@
       <w:bookmarkEnd w:id="14"/>
       <w:bookmarkStart w:id="15" w:name="bookmark10"/>
       <w:bookmarkEnd w:id="15"/>
-      <w:bookmarkStart w:id="16" w:name="_Toc19064"/>
+      <w:bookmarkStart w:id="16" w:name="_Toc6464"/>
       <w:r>
         <w:t>管理范围</w:t>
       </w:r>
@@ -5083,11 +5151,11 @@
         <w:topLinePunct w:val="0"/>
         <w:bidi w:val="0"/>
       </w:pPr>
-      <w:bookmarkStart w:id="17" w:name="bookmark12"/>
+      <w:bookmarkStart w:id="17" w:name="bookmark13"/>
       <w:bookmarkEnd w:id="17"/>
-      <w:bookmarkStart w:id="18" w:name="bookmark13"/>
+      <w:bookmarkStart w:id="18" w:name="bookmark12"/>
       <w:bookmarkEnd w:id="18"/>
-      <w:bookmarkStart w:id="19" w:name="_Toc12770"/>
+      <w:bookmarkStart w:id="19" w:name="_Toc20100"/>
       <w:r>
         <w:t>管理目标</w:t>
       </w:r>
@@ -5241,11 +5309,11 @@
         <w:topLinePunct w:val="0"/>
         <w:bidi w:val="0"/>
       </w:pPr>
-      <w:bookmarkStart w:id="20" w:name="bookmark14"/>
+      <w:bookmarkStart w:id="20" w:name="bookmark15"/>
       <w:bookmarkEnd w:id="20"/>
-      <w:bookmarkStart w:id="21" w:name="bookmark15"/>
+      <w:bookmarkStart w:id="21" w:name="bookmark14"/>
       <w:bookmarkEnd w:id="21"/>
-      <w:bookmarkStart w:id="22" w:name="_Toc22018"/>
+      <w:bookmarkStart w:id="22" w:name="_Toc13043"/>
       <w:r>
         <w:t>关键绩效指标</w:t>
       </w:r>
@@ -5621,7 +5689,7 @@
         <w:topLinePunct w:val="0"/>
         <w:bidi w:val="0"/>
       </w:pPr>
-      <w:bookmarkStart w:id="25" w:name="_Toc17085"/>
+      <w:bookmarkStart w:id="25" w:name="_Toc10790"/>
       <w:r>
         <w:t>参与方</w:t>
       </w:r>
@@ -5673,7 +5741,7 @@
       <w:bookmarkEnd w:id="26"/>
       <w:bookmarkStart w:id="27" w:name="bookmark19"/>
       <w:bookmarkEnd w:id="27"/>
-      <w:bookmarkStart w:id="28" w:name="_Toc30890"/>
+      <w:bookmarkStart w:id="28" w:name="_Toc891"/>
       <w:r>
         <w:t>服务</w:t>
       </w:r>
@@ -5698,7 +5766,7 @@
         <w:topLinePunct w:val="0"/>
         <w:bidi w:val="0"/>
       </w:pPr>
-      <w:bookmarkStart w:id="29" w:name="_Toc3127"/>
+      <w:bookmarkStart w:id="29" w:name="_Toc30047"/>
       <w:r>
         <w:t>管理范围</w:t>
       </w:r>
@@ -5736,7 +5804,7 @@
       <w:bookmarkEnd w:id="30"/>
       <w:bookmarkStart w:id="31" w:name="bookmark20"/>
       <w:bookmarkEnd w:id="31"/>
-      <w:bookmarkStart w:id="32" w:name="_Toc29828"/>
+      <w:bookmarkStart w:id="32" w:name="_Toc13819"/>
       <w:r>
         <w:t>管理目标</w:t>
       </w:r>
@@ -5774,7 +5842,7 @@
       <w:bookmarkEnd w:id="33"/>
       <w:bookmarkStart w:id="34" w:name="bookmark22"/>
       <w:bookmarkEnd w:id="34"/>
-      <w:bookmarkStart w:id="35" w:name="_Toc18930"/>
+      <w:bookmarkStart w:id="35" w:name="_Toc16771"/>
       <w:r>
         <w:t>关键绩效指标</w:t>
       </w:r>
@@ -6188,11 +6256,11 @@
         <w:topLinePunct w:val="0"/>
         <w:bidi w:val="0"/>
       </w:pPr>
-      <w:bookmarkStart w:id="36" w:name="bookmark25"/>
+      <w:bookmarkStart w:id="36" w:name="bookmark24"/>
       <w:bookmarkEnd w:id="36"/>
-      <w:bookmarkStart w:id="37" w:name="bookmark24"/>
+      <w:bookmarkStart w:id="37" w:name="bookmark25"/>
       <w:bookmarkEnd w:id="37"/>
-      <w:bookmarkStart w:id="38" w:name="_Toc31003"/>
+      <w:bookmarkStart w:id="38" w:name="_Toc17986"/>
       <w:r>
         <w:t>参与方</w:t>
       </w:r>
@@ -6240,7 +6308,7 @@
       <w:bookmarkEnd w:id="39"/>
       <w:bookmarkStart w:id="40" w:name="bookmark26"/>
       <w:bookmarkEnd w:id="40"/>
-      <w:bookmarkStart w:id="41" w:name="_Toc3572"/>
+      <w:bookmarkStart w:id="41" w:name="_Toc21421"/>
       <w:r>
         <w:t>事件管理</w:t>
       </w:r>
@@ -6262,7 +6330,7 @@
       <w:bookmarkEnd w:id="42"/>
       <w:bookmarkStart w:id="43" w:name="bookmark29"/>
       <w:bookmarkEnd w:id="43"/>
-      <w:bookmarkStart w:id="44" w:name="_Toc5729"/>
+      <w:bookmarkStart w:id="44" w:name="_Toc25450"/>
       <w:r>
         <w:t>管理范围</w:t>
       </w:r>
@@ -6300,7 +6368,7 @@
       <w:bookmarkEnd w:id="45"/>
       <w:bookmarkStart w:id="46" w:name="bookmark30"/>
       <w:bookmarkEnd w:id="46"/>
-      <w:bookmarkStart w:id="47" w:name="_Toc24162"/>
+      <w:bookmarkStart w:id="47" w:name="_Toc11112"/>
       <w:r>
         <w:t>管理目标</w:t>
       </w:r>
@@ -6334,11 +6402,11 @@
         <w:topLinePunct w:val="0"/>
         <w:bidi w:val="0"/>
       </w:pPr>
-      <w:bookmarkStart w:id="48" w:name="bookmark32"/>
+      <w:bookmarkStart w:id="48" w:name="bookmark33"/>
       <w:bookmarkEnd w:id="48"/>
-      <w:bookmarkStart w:id="49" w:name="bookmark33"/>
+      <w:bookmarkStart w:id="49" w:name="bookmark32"/>
       <w:bookmarkEnd w:id="49"/>
-      <w:bookmarkStart w:id="50" w:name="_Toc32757"/>
+      <w:bookmarkStart w:id="50" w:name="_Toc20540"/>
       <w:r>
         <w:t>关键绩效指标</w:t>
       </w:r>
@@ -7078,7 +7146,7 @@
       <w:bookmarkEnd w:id="51"/>
       <w:bookmarkStart w:id="52" w:name="bookmark35"/>
       <w:bookmarkEnd w:id="52"/>
-      <w:bookmarkStart w:id="53" w:name="_Toc5674"/>
+      <w:bookmarkStart w:id="53" w:name="_Toc1029"/>
       <w:r>
         <w:t>参与方</w:t>
       </w:r>
@@ -7126,7 +7194,7 @@
       <w:bookmarkEnd w:id="54"/>
       <w:bookmarkStart w:id="55" w:name="bookmark36"/>
       <w:bookmarkEnd w:id="55"/>
-      <w:bookmarkStart w:id="56" w:name="_Toc27568"/>
+      <w:bookmarkStart w:id="56" w:name="_Toc30668"/>
       <w:r>
         <w:t>问题管理</w:t>
       </w:r>
@@ -7144,31 +7212,31 @@
         <w:topLinePunct w:val="0"/>
         <w:bidi w:val="0"/>
       </w:pPr>
-      <w:bookmarkStart w:id="57" w:name="bookmark96"/>
+      <w:bookmarkStart w:id="57" w:name="bookmark111"/>
       <w:bookmarkEnd w:id="57"/>
       <w:bookmarkStart w:id="58" w:name="bookmark39"/>
       <w:bookmarkEnd w:id="58"/>
-      <w:bookmarkStart w:id="59" w:name="bookmark102"/>
+      <w:bookmarkStart w:id="59" w:name="bookmark90"/>
       <w:bookmarkEnd w:id="59"/>
-      <w:bookmarkStart w:id="60" w:name="bookmark108"/>
+      <w:bookmarkStart w:id="60" w:name="bookmark102"/>
       <w:bookmarkEnd w:id="60"/>
-      <w:bookmarkStart w:id="61" w:name="bookmark99"/>
+      <w:bookmarkStart w:id="61" w:name="bookmark108"/>
       <w:bookmarkEnd w:id="61"/>
-      <w:bookmarkStart w:id="62" w:name="bookmark90"/>
+      <w:bookmarkStart w:id="62" w:name="bookmark87"/>
       <w:bookmarkEnd w:id="62"/>
-      <w:bookmarkStart w:id="63" w:name="bookmark105"/>
+      <w:bookmarkStart w:id="63" w:name="bookmark93"/>
       <w:bookmarkEnd w:id="63"/>
-      <w:bookmarkStart w:id="64" w:name="bookmark93"/>
+      <w:bookmarkStart w:id="64" w:name="bookmark96"/>
       <w:bookmarkEnd w:id="64"/>
       <w:bookmarkStart w:id="65" w:name="bookmark114"/>
       <w:bookmarkEnd w:id="65"/>
-      <w:bookmarkStart w:id="66" w:name="bookmark87"/>
+      <w:bookmarkStart w:id="66" w:name="bookmark38"/>
       <w:bookmarkEnd w:id="66"/>
-      <w:bookmarkStart w:id="67" w:name="bookmark38"/>
+      <w:bookmarkStart w:id="67" w:name="bookmark99"/>
       <w:bookmarkEnd w:id="67"/>
-      <w:bookmarkStart w:id="68" w:name="bookmark111"/>
+      <w:bookmarkStart w:id="68" w:name="bookmark105"/>
       <w:bookmarkEnd w:id="68"/>
-      <w:bookmarkStart w:id="69" w:name="_Toc18392"/>
+      <w:bookmarkStart w:id="69" w:name="_Toc19777"/>
       <w:r>
         <w:t>管理范围</w:t>
       </w:r>
@@ -7202,11 +7270,11 @@
         <w:topLinePunct w:val="0"/>
         <w:bidi w:val="0"/>
       </w:pPr>
-      <w:bookmarkStart w:id="70" w:name="bookmark41"/>
+      <w:bookmarkStart w:id="70" w:name="bookmark40"/>
       <w:bookmarkEnd w:id="70"/>
-      <w:bookmarkStart w:id="71" w:name="bookmark40"/>
+      <w:bookmarkStart w:id="71" w:name="bookmark41"/>
       <w:bookmarkEnd w:id="71"/>
-      <w:bookmarkStart w:id="72" w:name="_Toc28068"/>
+      <w:bookmarkStart w:id="72" w:name="_Toc24562"/>
       <w:r>
         <w:t>管理目标</w:t>
       </w:r>
@@ -7244,7 +7312,7 @@
       <w:bookmarkEnd w:id="73"/>
       <w:bookmarkStart w:id="74" w:name="bookmark42"/>
       <w:bookmarkEnd w:id="74"/>
-      <w:bookmarkStart w:id="75" w:name="_Toc7205"/>
+      <w:bookmarkStart w:id="75" w:name="_Toc15968"/>
       <w:r>
         <w:t>关键绩效指标</w:t>
       </w:r>
@@ -7552,11 +7620,11 @@
         <w:topLinePunct w:val="0"/>
         <w:bidi w:val="0"/>
       </w:pPr>
-      <w:bookmarkStart w:id="76" w:name="bookmark45"/>
+      <w:bookmarkStart w:id="76" w:name="bookmark44"/>
       <w:bookmarkEnd w:id="76"/>
-      <w:bookmarkStart w:id="77" w:name="bookmark44"/>
+      <w:bookmarkStart w:id="77" w:name="bookmark45"/>
       <w:bookmarkEnd w:id="77"/>
-      <w:bookmarkStart w:id="78" w:name="_Toc1254"/>
+      <w:bookmarkStart w:id="78" w:name="_Toc12422"/>
       <w:r>
         <w:t>参与方</w:t>
       </w:r>
@@ -7604,7 +7672,7 @@
       <w:bookmarkEnd w:id="79"/>
       <w:bookmarkStart w:id="80" w:name="bookmark46"/>
       <w:bookmarkEnd w:id="80"/>
-      <w:bookmarkStart w:id="81" w:name="_Toc12809"/>
+      <w:bookmarkStart w:id="81" w:name="_Toc32497"/>
       <w:r>
         <w:t>变更管理</w:t>
       </w:r>
@@ -7626,7 +7694,7 @@
       <w:bookmarkEnd w:id="82"/>
       <w:bookmarkStart w:id="83" w:name="bookmark49"/>
       <w:bookmarkEnd w:id="83"/>
-      <w:bookmarkStart w:id="84" w:name="_Toc26590"/>
+      <w:bookmarkStart w:id="84" w:name="_Toc32141"/>
       <w:r>
         <w:t>管理范围</w:t>
       </w:r>
@@ -7664,7 +7732,7 @@
       <w:bookmarkEnd w:id="85"/>
       <w:bookmarkStart w:id="86" w:name="bookmark50"/>
       <w:bookmarkEnd w:id="86"/>
-      <w:bookmarkStart w:id="87" w:name="_Toc29782"/>
+      <w:bookmarkStart w:id="87" w:name="_Toc31438"/>
       <w:r>
         <w:t>管理目标</w:t>
       </w:r>
@@ -7702,7 +7770,7 @@
       <w:bookmarkEnd w:id="88"/>
       <w:bookmarkStart w:id="89" w:name="bookmark53"/>
       <w:bookmarkEnd w:id="89"/>
-      <w:bookmarkStart w:id="90" w:name="_Toc21495"/>
+      <w:bookmarkStart w:id="90" w:name="_Toc13241"/>
       <w:r>
         <w:t>关键绩效指标</w:t>
       </w:r>
@@ -8062,7 +8130,7 @@
       <w:bookmarkEnd w:id="91"/>
       <w:bookmarkStart w:id="92" w:name="bookmark54"/>
       <w:bookmarkEnd w:id="92"/>
-      <w:bookmarkStart w:id="93" w:name="_Toc14628"/>
+      <w:bookmarkStart w:id="93" w:name="_Toc25377"/>
       <w:r>
         <w:t>参与方</w:t>
       </w:r>
@@ -8106,11 +8174,11 @@
         <w:topLinePunct w:val="0"/>
         <w:bidi w:val="0"/>
       </w:pPr>
-      <w:bookmarkStart w:id="94" w:name="bookmark57"/>
+      <w:bookmarkStart w:id="94" w:name="bookmark56"/>
       <w:bookmarkEnd w:id="94"/>
-      <w:bookmarkStart w:id="95" w:name="bookmark56"/>
+      <w:bookmarkStart w:id="95" w:name="bookmark57"/>
       <w:bookmarkEnd w:id="95"/>
-      <w:bookmarkStart w:id="96" w:name="_Toc992"/>
+      <w:bookmarkStart w:id="96" w:name="_Toc16865"/>
       <w:r>
         <w:t>发布管理</w:t>
       </w:r>
@@ -8128,11 +8196,11 @@
         <w:topLinePunct w:val="0"/>
         <w:bidi w:val="0"/>
       </w:pPr>
-      <w:bookmarkStart w:id="97" w:name="bookmark58"/>
+      <w:bookmarkStart w:id="97" w:name="bookmark59"/>
       <w:bookmarkEnd w:id="97"/>
-      <w:bookmarkStart w:id="98" w:name="bookmark59"/>
+      <w:bookmarkStart w:id="98" w:name="bookmark58"/>
       <w:bookmarkEnd w:id="98"/>
-      <w:bookmarkStart w:id="99" w:name="_Toc24977"/>
+      <w:bookmarkStart w:id="99" w:name="_Toc11368"/>
       <w:r>
         <w:t>管理范围</w:t>
       </w:r>
@@ -8166,11 +8234,11 @@
         <w:topLinePunct w:val="0"/>
         <w:bidi w:val="0"/>
       </w:pPr>
-      <w:bookmarkStart w:id="100" w:name="bookmark61"/>
+      <w:bookmarkStart w:id="100" w:name="bookmark60"/>
       <w:bookmarkEnd w:id="100"/>
-      <w:bookmarkStart w:id="101" w:name="bookmark60"/>
+      <w:bookmarkStart w:id="101" w:name="bookmark61"/>
       <w:bookmarkEnd w:id="101"/>
-      <w:bookmarkStart w:id="102" w:name="_Toc18622"/>
+      <w:bookmarkStart w:id="102" w:name="_Toc12137"/>
       <w:r>
         <w:t>管理目标</w:t>
       </w:r>
@@ -8208,7 +8276,7 @@
         <w:topLinePunct w:val="0"/>
         <w:bidi w:val="0"/>
       </w:pPr>
-      <w:bookmarkStart w:id="105" w:name="_Toc9386"/>
+      <w:bookmarkStart w:id="105" w:name="_Toc6615"/>
       <w:r>
         <w:t>关键绩效指标</w:t>
       </w:r>
@@ -8569,11 +8637,11 @@
         <w:topLinePunct w:val="0"/>
         <w:bidi w:val="0"/>
       </w:pPr>
-      <w:bookmarkStart w:id="106" w:name="bookmark65"/>
+      <w:bookmarkStart w:id="106" w:name="bookmark64"/>
       <w:bookmarkEnd w:id="106"/>
-      <w:bookmarkStart w:id="107" w:name="bookmark64"/>
+      <w:bookmarkStart w:id="107" w:name="bookmark65"/>
       <w:bookmarkEnd w:id="107"/>
-      <w:bookmarkStart w:id="108" w:name="_Toc26107"/>
+      <w:bookmarkStart w:id="108" w:name="_Toc3755"/>
       <w:r>
         <w:t>参与方</w:t>
       </w:r>
@@ -8617,11 +8685,11 @@
         <w:topLinePunct w:val="0"/>
         <w:bidi w:val="0"/>
       </w:pPr>
-      <w:bookmarkStart w:id="109" w:name="bookmark66"/>
+      <w:bookmarkStart w:id="109" w:name="bookmark67"/>
       <w:bookmarkEnd w:id="109"/>
-      <w:bookmarkStart w:id="110" w:name="bookmark67"/>
+      <w:bookmarkStart w:id="110" w:name="bookmark66"/>
       <w:bookmarkEnd w:id="110"/>
-      <w:bookmarkStart w:id="111" w:name="_Toc18041"/>
+      <w:bookmarkStart w:id="111" w:name="_Toc10374"/>
       <w:r>
         <w:t>配置管理</w:t>
       </w:r>
@@ -8639,11 +8707,11 @@
         <w:topLinePunct w:val="0"/>
         <w:bidi w:val="0"/>
       </w:pPr>
-      <w:bookmarkStart w:id="112" w:name="bookmark69"/>
+      <w:bookmarkStart w:id="112" w:name="bookmark68"/>
       <w:bookmarkEnd w:id="112"/>
-      <w:bookmarkStart w:id="113" w:name="bookmark68"/>
+      <w:bookmarkStart w:id="113" w:name="bookmark69"/>
       <w:bookmarkEnd w:id="113"/>
-      <w:bookmarkStart w:id="114" w:name="_Toc3231"/>
+      <w:bookmarkStart w:id="114" w:name="_Toc29663"/>
       <w:r>
         <w:t>管理范围</w:t>
       </w:r>
@@ -8677,11 +8745,11 @@
         <w:topLinePunct w:val="0"/>
         <w:bidi w:val="0"/>
       </w:pPr>
-      <w:bookmarkStart w:id="115" w:name="bookmark71"/>
+      <w:bookmarkStart w:id="115" w:name="bookmark70"/>
       <w:bookmarkEnd w:id="115"/>
-      <w:bookmarkStart w:id="116" w:name="bookmark70"/>
+      <w:bookmarkStart w:id="116" w:name="bookmark71"/>
       <w:bookmarkEnd w:id="116"/>
-      <w:bookmarkStart w:id="117" w:name="_Toc17536"/>
+      <w:bookmarkStart w:id="117" w:name="_Toc330"/>
       <w:r>
         <w:t>管理目标</w:t>
       </w:r>
@@ -8719,7 +8787,7 @@
       <w:bookmarkEnd w:id="118"/>
       <w:bookmarkStart w:id="119" w:name="bookmark72"/>
       <w:bookmarkEnd w:id="119"/>
-      <w:bookmarkStart w:id="120" w:name="_Toc31312"/>
+      <w:bookmarkStart w:id="120" w:name="_Toc7191"/>
       <w:r>
         <w:t>关键绩效指标</w:t>
       </w:r>
@@ -9074,11 +9142,11 @@
         <w:topLinePunct w:val="0"/>
         <w:bidi w:val="0"/>
       </w:pPr>
-      <w:bookmarkStart w:id="121" w:name="bookmark74"/>
+      <w:bookmarkStart w:id="121" w:name="bookmark75"/>
       <w:bookmarkEnd w:id="121"/>
-      <w:bookmarkStart w:id="122" w:name="bookmark75"/>
+      <w:bookmarkStart w:id="122" w:name="bookmark74"/>
       <w:bookmarkEnd w:id="122"/>
-      <w:bookmarkStart w:id="123" w:name="_Toc2872"/>
+      <w:bookmarkStart w:id="123" w:name="_Toc3634"/>
       <w:r>
         <w:t>参与方</w:t>
       </w:r>
@@ -9126,7 +9194,7 @@
       <w:bookmarkEnd w:id="124"/>
       <w:bookmarkStart w:id="125" w:name="bookmark76"/>
       <w:bookmarkEnd w:id="125"/>
-      <w:bookmarkStart w:id="126" w:name="_Toc8555"/>
+      <w:bookmarkStart w:id="126" w:name="_Toc3403"/>
       <w:r>
         <w:t>可用性和连续性管理</w:t>
       </w:r>
@@ -9148,7 +9216,7 @@
       <w:bookmarkEnd w:id="127"/>
       <w:bookmarkStart w:id="128" w:name="bookmark79"/>
       <w:bookmarkEnd w:id="128"/>
-      <w:bookmarkStart w:id="129" w:name="_Toc9283"/>
+      <w:bookmarkStart w:id="129" w:name="_Toc30965"/>
       <w:r>
         <w:t>管理范围</w:t>
       </w:r>
@@ -9186,7 +9254,7 @@
       <w:bookmarkEnd w:id="130"/>
       <w:bookmarkStart w:id="131" w:name="bookmark80"/>
       <w:bookmarkEnd w:id="131"/>
-      <w:bookmarkStart w:id="132" w:name="_Toc10968"/>
+      <w:bookmarkStart w:id="132" w:name="_Toc32646"/>
       <w:r>
         <w:t>管理目标</w:t>
       </w:r>
@@ -9238,7 +9306,7 @@
       <w:bookmarkEnd w:id="133"/>
       <w:bookmarkStart w:id="134" w:name="bookmark82"/>
       <w:bookmarkEnd w:id="134"/>
-      <w:bookmarkStart w:id="135" w:name="_Toc2931"/>
+      <w:bookmarkStart w:id="135" w:name="_Toc16860"/>
       <w:r>
         <w:t>关键绩效指标</w:t>
       </w:r>
@@ -9849,11 +9917,11 @@
         <w:topLinePunct w:val="0"/>
         <w:bidi w:val="0"/>
       </w:pPr>
-      <w:bookmarkStart w:id="136" w:name="bookmark86"/>
+      <w:bookmarkStart w:id="136" w:name="bookmark85"/>
       <w:bookmarkEnd w:id="136"/>
-      <w:bookmarkStart w:id="137" w:name="bookmark85"/>
+      <w:bookmarkStart w:id="137" w:name="bookmark86"/>
       <w:bookmarkEnd w:id="137"/>
-      <w:bookmarkStart w:id="138" w:name="_Toc26499"/>
+      <w:bookmarkStart w:id="138" w:name="_Toc8366"/>
       <w:r>
         <w:t>参与方</w:t>
       </w:r>
@@ -9901,7 +9969,7 @@
       <w:bookmarkEnd w:id="139"/>
       <w:bookmarkStart w:id="140" w:name="bookmark88"/>
       <w:bookmarkEnd w:id="140"/>
-      <w:bookmarkStart w:id="141" w:name="_Toc2267"/>
+      <w:bookmarkStart w:id="141" w:name="_Toc23274"/>
       <w:r>
         <w:t>容量管理</w:t>
       </w:r>
@@ -9919,11 +9987,11 @@
         <w:topLinePunct w:val="0"/>
         <w:bidi w:val="0"/>
       </w:pPr>
-      <w:bookmarkStart w:id="142" w:name="bookmark92"/>
+      <w:bookmarkStart w:id="142" w:name="bookmark91"/>
       <w:bookmarkEnd w:id="142"/>
-      <w:bookmarkStart w:id="143" w:name="bookmark91"/>
+      <w:bookmarkStart w:id="143" w:name="bookmark92"/>
       <w:bookmarkEnd w:id="143"/>
-      <w:bookmarkStart w:id="144" w:name="_Toc13991"/>
+      <w:bookmarkStart w:id="144" w:name="_Toc3981"/>
       <w:r>
         <w:t>管理范围</w:t>
       </w:r>
@@ -9965,11 +10033,11 @@
         <w:topLinePunct w:val="0"/>
         <w:bidi w:val="0"/>
       </w:pPr>
-      <w:bookmarkStart w:id="145" w:name="bookmark95"/>
+      <w:bookmarkStart w:id="145" w:name="bookmark94"/>
       <w:bookmarkEnd w:id="145"/>
-      <w:bookmarkStart w:id="146" w:name="bookmark94"/>
+      <w:bookmarkStart w:id="146" w:name="bookmark95"/>
       <w:bookmarkEnd w:id="146"/>
-      <w:bookmarkStart w:id="147" w:name="_Toc8316"/>
+      <w:bookmarkStart w:id="147" w:name="_Toc20815"/>
       <w:r>
         <w:t>管理目标</w:t>
       </w:r>
@@ -10011,11 +10079,11 @@
         <w:topLinePunct w:val="0"/>
         <w:bidi w:val="0"/>
       </w:pPr>
-      <w:bookmarkStart w:id="148" w:name="bookmark97"/>
+      <w:bookmarkStart w:id="148" w:name="bookmark98"/>
       <w:bookmarkEnd w:id="148"/>
-      <w:bookmarkStart w:id="149" w:name="bookmark98"/>
+      <w:bookmarkStart w:id="149" w:name="bookmark97"/>
       <w:bookmarkEnd w:id="149"/>
-      <w:bookmarkStart w:id="150" w:name="_Toc20289"/>
+      <w:bookmarkStart w:id="150" w:name="_Toc4087"/>
       <w:r>
         <w:t>关键绩效指标</w:t>
       </w:r>
@@ -10419,6 +10487,29 @@
     </w:tbl>
     <w:p>
       <w:pPr>
+        <w:pStyle w:val="50"/>
+        <w:bidi w:val="0"/>
+        <w:rPr>
+          <w:rFonts w:hint="eastAsia"/>
+          <w:lang w:val="en-US" w:eastAsia="zh-CN"/>
+        </w:rPr>
+      </w:pPr>
+      <w:bookmarkStart w:id="151" w:name="bookmark100"/>
+      <w:bookmarkEnd w:id="151"/>
+      <w:bookmarkStart w:id="152" w:name="bookmark101"/>
+      <w:bookmarkEnd w:id="152"/>
+      <w:bookmarkStart w:id="153" w:name="_Toc8041"/>
+      <w:r>
+        <w:rPr>
+          <w:rFonts w:hint="eastAsia"/>
+          <w:lang w:val="en-US" w:eastAsia="zh-CN"/>
+        </w:rPr>
+        <w:t>参与方</w:t>
+      </w:r>
+      <w:bookmarkEnd w:id="153"/>
+    </w:p>
+    <w:p>
+      <w:pPr>
         <w:pStyle w:val="48"/>
         <w:bidi w:val="0"/>
         <w:rPr>
@@ -10426,17 +10517,6 @@
           <w:lang w:eastAsia="zh-CN"/>
         </w:rPr>
       </w:pPr>
-      <w:bookmarkStart w:id="151" w:name="bookmark100"/>
-      <w:bookmarkEnd w:id="151"/>
-      <w:bookmarkStart w:id="152" w:name="bookmark101"/>
-      <w:bookmarkEnd w:id="152"/>
-      <w:r>
-        <w:rPr>
-          <w:rFonts w:hint="eastAsia"/>
-          <w:lang w:val="en-US" w:eastAsia="zh-CN"/>
-        </w:rPr>
-        <w:t>参与方：</w:t>
-      </w:r>
       <w:r>
         <w:rPr>
           <w:rFonts w:hint="eastAsia"/>
@@ -10471,15 +10551,15 @@
         <w:topLinePunct w:val="0"/>
         <w:bidi w:val="0"/>
       </w:pPr>
-      <w:bookmarkStart w:id="153" w:name="bookmark104"/>
-      <w:bookmarkEnd w:id="153"/>
-      <w:bookmarkStart w:id="154" w:name="bookmark103"/>
+      <w:bookmarkStart w:id="154" w:name="bookmark104"/>
       <w:bookmarkEnd w:id="154"/>
-      <w:bookmarkStart w:id="155" w:name="_Toc27731"/>
+      <w:bookmarkStart w:id="155" w:name="bookmark103"/>
+      <w:bookmarkEnd w:id="155"/>
+      <w:bookmarkStart w:id="156" w:name="_Toc18753"/>
       <w:r>
         <w:t>信息安全管理</w:t>
       </w:r>
-      <w:bookmarkEnd w:id="155"/>
+      <w:bookmarkEnd w:id="156"/>
     </w:p>
     <w:p>
       <w:pPr>
@@ -10493,15 +10573,15 @@
         <w:topLinePunct w:val="0"/>
         <w:bidi w:val="0"/>
       </w:pPr>
-      <w:bookmarkStart w:id="156" w:name="bookmark107"/>
-      <w:bookmarkEnd w:id="156"/>
       <w:bookmarkStart w:id="157" w:name="bookmark106"/>
       <w:bookmarkEnd w:id="157"/>
-      <w:bookmarkStart w:id="158" w:name="_Toc3697"/>
+      <w:bookmarkStart w:id="158" w:name="bookmark107"/>
+      <w:bookmarkEnd w:id="158"/>
+      <w:bookmarkStart w:id="159" w:name="_Toc21475"/>
       <w:r>
         <w:t>管理范围</w:t>
       </w:r>
-      <w:bookmarkEnd w:id="158"/>
+      <w:bookmarkEnd w:id="159"/>
     </w:p>
     <w:p>
       <w:pPr>
@@ -10539,15 +10619,15 @@
         <w:topLinePunct w:val="0"/>
         <w:bidi w:val="0"/>
       </w:pPr>
-      <w:bookmarkStart w:id="159" w:name="bookmark110"/>
-      <w:bookmarkEnd w:id="159"/>
       <w:bookmarkStart w:id="160" w:name="bookmark109"/>
       <w:bookmarkEnd w:id="160"/>
-      <w:bookmarkStart w:id="161" w:name="_Toc7114"/>
+      <w:bookmarkStart w:id="161" w:name="bookmark110"/>
+      <w:bookmarkEnd w:id="161"/>
+      <w:bookmarkStart w:id="162" w:name="_Toc10604"/>
       <w:r>
         <w:t>管理目标</w:t>
       </w:r>
-      <w:bookmarkEnd w:id="161"/>
+      <w:bookmarkEnd w:id="162"/>
     </w:p>
     <w:p>
       <w:pPr>
@@ -10595,15 +10675,15 @@
         <w:topLinePunct w:val="0"/>
         <w:bidi w:val="0"/>
       </w:pPr>
-      <w:bookmarkStart w:id="162" w:name="bookmark113"/>
-      <w:bookmarkEnd w:id="162"/>
       <w:bookmarkStart w:id="163" w:name="bookmark112"/>
       <w:bookmarkEnd w:id="163"/>
-      <w:bookmarkStart w:id="164" w:name="_Toc14739"/>
+      <w:bookmarkStart w:id="164" w:name="bookmark113"/>
+      <w:bookmarkEnd w:id="164"/>
+      <w:bookmarkStart w:id="165" w:name="_Toc24241"/>
       <w:r>
         <w:t>关键绩效指标</w:t>
       </w:r>
-      <w:bookmarkEnd w:id="164"/>
+      <w:bookmarkEnd w:id="165"/>
     </w:p>
     <w:tbl>
       <w:tblPr>
@@ -11000,15 +11080,15 @@
         <w:topLinePunct w:val="0"/>
         <w:bidi w:val="0"/>
       </w:pPr>
-      <w:bookmarkStart w:id="165" w:name="bookmark115"/>
-      <w:bookmarkEnd w:id="165"/>
       <w:bookmarkStart w:id="166" w:name="bookmark116"/>
       <w:bookmarkEnd w:id="166"/>
-      <w:bookmarkStart w:id="167" w:name="_Toc27623"/>
+      <w:bookmarkStart w:id="167" w:name="bookmark115"/>
+      <w:bookmarkEnd w:id="167"/>
+      <w:bookmarkStart w:id="168" w:name="_Toc6834"/>
       <w:r>
         <w:t>参与方</w:t>
       </w:r>
-      <w:bookmarkEnd w:id="167"/>
+      <w:bookmarkEnd w:id="168"/>
     </w:p>
     <w:p>
       <w:pPr>
